--- a/3-能力管理/流程制度规范类文件/JXTX-03-02-运维服务能力改进管理制度.docx
+++ b/3-能力管理/流程制度规范类文件/JXTX-03-02-运维服务能力改进管理制度.docx
@@ -21,7 +21,60 @@
         <w:spacing w:before="3120" w:beforeLines="1000"/>
         <w:textAlignment w:val="baseline"/>
       </w:pPr>
+      <w:bookmarkStart w:id="26" w:name="_GoBack"/>
       <w:bookmarkStart w:id="0" w:name="_Toc32749"/>
+      <w:r>
+        <w:drawing>
+          <wp:anchor distT="0" distB="0" distL="114300" distR="114300" simplePos="0" relativeHeight="251661312" behindDoc="1" locked="0" layoutInCell="1" allowOverlap="1">
+            <wp:simplePos x="0" y="0"/>
+            <wp:positionH relativeFrom="column">
+              <wp:posOffset>-19050</wp:posOffset>
+            </wp:positionH>
+            <wp:positionV relativeFrom="paragraph">
+              <wp:posOffset>-22225</wp:posOffset>
+            </wp:positionV>
+            <wp:extent cx="5304790" cy="8893810"/>
+            <wp:effectExtent l="0" t="0" r="13970" b="6350"/>
+            <wp:wrapNone/>
+            <wp:docPr id="1" name="图片 1"/>
+            <wp:cNvGraphicFramePr>
+              <a:graphicFrameLocks xmlns:a="http://schemas.openxmlformats.org/drawingml/2006/main" noChangeAspect="1"/>
+            </wp:cNvGraphicFramePr>
+            <a:graphic xmlns:a="http://schemas.openxmlformats.org/drawingml/2006/main">
+              <a:graphicData uri="http://schemas.openxmlformats.org/drawingml/2006/picture">
+                <pic:pic xmlns:pic="http://schemas.openxmlformats.org/drawingml/2006/picture">
+                  <pic:nvPicPr>
+                    <pic:cNvPr id="1" name="图片 1"/>
+                    <pic:cNvPicPr>
+                      <a:picLocks noChangeAspect="1"/>
+                    </pic:cNvPicPr>
+                  </pic:nvPicPr>
+                  <pic:blipFill>
+                    <a:blip r:embed="rId7"/>
+                    <a:stretch>
+                      <a:fillRect/>
+                    </a:stretch>
+                  </pic:blipFill>
+                  <pic:spPr>
+                    <a:xfrm>
+                      <a:off x="0" y="0"/>
+                      <a:ext cx="5304790" cy="8893810"/>
+                    </a:xfrm>
+                    <a:prstGeom prst="rect">
+                      <a:avLst/>
+                    </a:prstGeom>
+                    <a:noFill/>
+                    <a:ln>
+                      <a:noFill/>
+                    </a:ln>
+                  </pic:spPr>
+                </pic:pic>
+              </a:graphicData>
+            </a:graphic>
+          </wp:anchor>
+        </w:drawing>
+      </w:r>
+      <w:bookmarkEnd w:id="26"/>
       <w:r>
         <w:drawing>
           <wp:anchor distT="0" distB="0" distL="114300" distR="114300" simplePos="0" relativeHeight="251660288" behindDoc="1" locked="0" layoutInCell="1" allowOverlap="1">
@@ -49,7 +102,7 @@
                     </pic:cNvPicPr>
                   </pic:nvPicPr>
                   <pic:blipFill>
-                    <a:blip r:embed="rId7"/>
+                    <a:blip r:embed="rId8"/>
                     <a:stretch>
                       <a:fillRect/>
                     </a:stretch>
@@ -104,7 +157,7 @@
                     </pic:cNvPicPr>
                   </pic:nvPicPr>
                   <pic:blipFill>
-                    <a:blip r:embed="rId8">
+                    <a:blip r:embed="rId9">
                       <a:alphaModFix amt="58000"/>
                       <a:lum contrast="-52000"/>
                     </a:blip>
@@ -1928,8 +1981,6 @@
         <w:snapToGrid w:val="0"/>
         <w:textAlignment w:val="baseline"/>
       </w:pPr>
-      <w:bookmarkStart w:id="26" w:name="_GoBack"/>
-      <w:bookmarkEnd w:id="26"/>
       <w:r>
         <w:br w:type="page"/>
       </w:r>

--- a/3-能力管理/流程制度规范类文件/JXTX-03-02-运维服务能力改进管理制度.docx
+++ b/3-能力管理/流程制度规范类文件/JXTX-03-02-运维服务能力改进管理制度.docx
@@ -1,10 +1,11 @@
 
 <file path=word/document.xml><?xml version="1.0" encoding="utf-8"?>
-<w:document xmlns:wpc="http://schemas.microsoft.com/office/word/2010/wordprocessingCanvas" xmlns:mc="http://schemas.openxmlformats.org/markup-compatibility/2006" xmlns:o="urn:schemas-microsoft-com:office:office" xmlns:r="http://schemas.openxmlformats.org/officeDocument/2006/relationships" xmlns:m="http://schemas.openxmlformats.org/officeDocument/2006/math" xmlns:v="urn:schemas-microsoft-com:vml" xmlns:wp14="http://schemas.microsoft.com/office/word/2010/wordprocessingDrawing" xmlns:wp="http://schemas.openxmlformats.org/drawingml/2006/wordprocessingDrawing" xmlns:w="http://schemas.openxmlformats.org/wordprocessingml/2006/main" xmlns:w14="http://schemas.microsoft.com/office/word/2010/wordml" xmlns:w10="urn:schemas-microsoft-com:office:word" xmlns:w15="http://schemas.microsoft.com/office/word/2012/wordml" xmlns:wpg="http://schemas.microsoft.com/office/word/2010/wordprocessingGroup" xmlns:wpi="http://schemas.microsoft.com/office/word/2010/wordprocessingInk" xmlns:wne="http://schemas.microsoft.com/office/word/2006/wordml" xmlns:wps="http://schemas.microsoft.com/office/word/2010/wordprocessingShape" xmlns:wpsCustomData="http://www.wps.cn/officeDocument/2013/wpsCustomData" mc:Ignorable="w14 w15 wp14">
+<w:document xmlns:wpc="http://schemas.microsoft.com/office/word/2010/wordprocessingCanvas" xmlns:mc="http://schemas.openxmlformats.org/markup-compatibility/2006" xmlns:o="urn:schemas-microsoft-com:office:office" xmlns:r="http://schemas.openxmlformats.org/officeDocument/2006/relationships" xmlns:m="http://schemas.openxmlformats.org/officeDocument/2006/math" xmlns:v="urn:schemas-microsoft-com:vml" xmlns:wp14="http://schemas.microsoft.com/office/word/2010/wordprocessingDrawing" xmlns:wp="http://schemas.openxmlformats.org/drawingml/2006/wordprocessingDrawing" xmlns:w10="urn:schemas-microsoft-com:office:word" xmlns:w="http://schemas.openxmlformats.org/wordprocessingml/2006/main" xmlns:w14="http://schemas.microsoft.com/office/word/2010/wordml" xmlns:w15="http://schemas.microsoft.com/office/word/2012/wordml" xmlns:wne="http://schemas.microsoft.com/office/word/2006/wordml" xmlns:wpg="http://schemas.microsoft.com/office/word/2010/wordprocessingGroup" xmlns:wpi="http://schemas.microsoft.com/office/word/2010/wordprocessingInk" xmlns:wps="http://schemas.microsoft.com/office/word/2010/wordprocessingShape" mc:Ignorable="w14 w15 wp14">
+  <!-- Generated by Aspose.Words for .NET 13.3.0.1 -->
   <w:body>
     <w:p>
       <w:pPr>
-        <w:pStyle w:val="24"/>
+        <w:pStyle w:val="a"/>
         <w:keepNext w:val="0"/>
         <w:keepLines w:val="0"/>
         <w:pageBreakBefore w:val="0"/>
@@ -21,11 +22,11 @@
         <w:spacing w:before="3120" w:beforeLines="1000"/>
         <w:textAlignment w:val="baseline"/>
       </w:pPr>
-      <w:bookmarkStart w:id="26" w:name="_GoBack"/>
-      <w:bookmarkStart w:id="0" w:name="_Toc32749"/>
+      <w:bookmarkStart w:id="0" w:name="_GoBack"/>
+      <w:bookmarkStart w:id="1" w:name="_Toc32749"/>
       <w:r>
         <w:drawing>
-          <wp:anchor distT="0" distB="0" distL="114300" distR="114300" simplePos="0" relativeHeight="251661312" behindDoc="1" locked="0" layoutInCell="1" allowOverlap="1">
+          <wp:anchor distT="0" distB="0" distL="114300" distR="114300" simplePos="0" relativeHeight="251660288" behindDoc="1" locked="0" layoutInCell="1" allowOverlap="1">
             <wp:simplePos x="0" y="0"/>
             <wp:positionH relativeFrom="column">
               <wp:posOffset>-19050</wp:posOffset>
@@ -50,7 +51,7 @@
                     </pic:cNvPicPr>
                   </pic:nvPicPr>
                   <pic:blipFill>
-                    <a:blip r:embed="rId7"/>
+                    <a:blip xmlns:r="http://schemas.openxmlformats.org/officeDocument/2006/relationships" r:embed="rId4"/>
                     <a:stretch>
                       <a:fillRect/>
                     </a:stretch>
@@ -74,10 +75,10 @@
           </wp:anchor>
         </w:drawing>
       </w:r>
-      <w:bookmarkEnd w:id="26"/>
+      <w:bookmarkEnd w:id="0"/>
       <w:r>
         <w:drawing>
-          <wp:anchor distT="0" distB="0" distL="114300" distR="114300" simplePos="0" relativeHeight="251660288" behindDoc="1" locked="0" layoutInCell="1" allowOverlap="1">
+          <wp:anchor distT="0" distB="0" distL="114300" distR="114300" simplePos="0" relativeHeight="251659264" behindDoc="1" locked="0" layoutInCell="1" allowOverlap="1">
             <wp:simplePos x="0" y="0"/>
             <wp:positionH relativeFrom="column">
               <wp:posOffset>0</wp:posOffset>
@@ -102,7 +103,7 @@
                     </pic:cNvPicPr>
                   </pic:nvPicPr>
                   <pic:blipFill>
-                    <a:blip r:embed="rId8"/>
+                    <a:blip xmlns:r="http://schemas.openxmlformats.org/officeDocument/2006/relationships" r:embed="rId5"/>
                     <a:stretch>
                       <a:fillRect/>
                     </a:stretch>
@@ -132,7 +133,7 @@
           <w:lang w:val="en-US" w:eastAsia="zh-CN"/>
         </w:rPr>
         <w:drawing>
-          <wp:anchor distT="0" distB="0" distL="114300" distR="114300" simplePos="0" relativeHeight="251659264" behindDoc="1" locked="0" layoutInCell="1" allowOverlap="1">
+          <wp:anchor distT="0" distB="0" distL="114300" distR="114300" simplePos="0" relativeHeight="251658240" behindDoc="1" locked="0" layoutInCell="1" allowOverlap="1">
             <wp:simplePos x="0" y="0"/>
             <wp:positionH relativeFrom="column">
               <wp:posOffset>635</wp:posOffset>
@@ -157,7 +158,7 @@
                     </pic:cNvPicPr>
                   </pic:nvPicPr>
                   <pic:blipFill>
-                    <a:blip r:embed="rId9">
+                    <a:blip xmlns:r="http://schemas.openxmlformats.org/officeDocument/2006/relationships" r:embed="rId6">
                       <a:alphaModFix amt="58000"/>
                       <a:lum contrast="-52000"/>
                     </a:blip>
@@ -187,11 +188,11 @@
         </w:rPr>
         <w:t>江西通信产业服务有限公司</w:t>
       </w:r>
-      <w:bookmarkEnd w:id="0"/>
-    </w:p>
-    <w:p>
-      <w:pPr>
-        <w:pStyle w:val="25"/>
+      <w:bookmarkEnd w:id="1"/>
+    </w:p>
+    <w:p>
+      <w:pPr>
+        <w:pStyle w:val="a0"/>
         <w:keepNext w:val="0"/>
         <w:keepLines w:val="0"/>
         <w:pageBreakBefore w:val="0"/>
@@ -212,7 +213,7 @@
           <w:lang w:val="en-US" w:eastAsia="zh-CN"/>
         </w:rPr>
       </w:pPr>
-      <w:bookmarkStart w:id="1" w:name="_Toc1352"/>
+      <w:bookmarkStart w:id="2" w:name="_Toc1352"/>
       <w:r>
         <w:rPr>
           <w:rFonts w:hint="eastAsia"/>
@@ -220,7 +221,7 @@
         </w:rPr>
         <w:t>运维服务能力改进管理制度</w:t>
       </w:r>
-      <w:bookmarkEnd w:id="1"/>
+      <w:bookmarkEnd w:id="2"/>
     </w:p>
     <w:p>
       <w:pPr>
@@ -238,11 +239,11 @@
         <w:adjustRightInd w:val="0"/>
         <w:snapToGrid w:val="0"/>
         <w:spacing w:after="624" w:afterLines="200" w:line="219" w:lineRule="auto"/>
-        <w:ind w:left="0" w:leftChars="0" w:right="0" w:rightChars="0" w:firstLine="0" w:firstLineChars="0"/>
+        <w:ind w:left="0" w:right="0" w:firstLine="0" w:leftChars="0" w:rightChars="0" w:firstLineChars="0"/>
         <w:jc w:val="center"/>
         <w:textAlignment w:val="baseline"/>
         <w:rPr>
-          <w:rFonts w:hint="eastAsia" w:ascii="宋体" w:hAnsi="宋体" w:eastAsia="宋体" w:cs="宋体"/>
+          <w:rFonts w:ascii="宋体" w:eastAsia="宋体" w:hAnsi="宋体" w:cs="宋体" w:hint="eastAsia"/>
           <w:sz w:val="24"/>
           <w:szCs w:val="24"/>
           <w:lang w:val="en-US" w:eastAsia="zh-CN"/>
@@ -250,7 +251,7 @@
       </w:pPr>
       <w:r>
         <w:rPr>
-          <w:rFonts w:ascii="宋体" w:hAnsi="宋体" w:eastAsia="宋体" w:cs="宋体"/>
+          <w:rFonts w:ascii="宋体" w:eastAsia="宋体" w:hAnsi="宋体" w:cs="宋体"/>
           <w:b/>
           <w:bCs/>
           <w:spacing w:val="-3"/>
@@ -261,7 +262,7 @@
       </w:r>
       <w:r>
         <w:rPr>
-          <w:rFonts w:hint="eastAsia" w:ascii="宋体" w:hAnsi="宋体" w:eastAsia="宋体" w:cs="宋体"/>
+          <w:rFonts w:ascii="宋体" w:eastAsia="宋体" w:hAnsi="宋体" w:cs="宋体" w:hint="eastAsia"/>
           <w:b/>
           <w:bCs/>
           <w:spacing w:val="-3"/>
@@ -273,7 +274,7 @@
       </w:r>
       <w:r>
         <w:rPr>
-          <w:rFonts w:ascii="宋体" w:hAnsi="宋体" w:eastAsia="宋体" w:cs="宋体"/>
+          <w:rFonts w:ascii="宋体" w:eastAsia="宋体" w:hAnsi="宋体" w:cs="宋体"/>
           <w:b/>
           <w:bCs/>
           <w:spacing w:val="-3"/>
@@ -284,7 +285,7 @@
       </w:r>
       <w:r>
         <w:rPr>
-          <w:rFonts w:hint="eastAsia" w:ascii="宋体" w:hAnsi="宋体" w:cs="宋体"/>
+          <w:rFonts w:ascii="宋体" w:hAnsi="宋体" w:cs="宋体" w:hint="eastAsia"/>
           <w:b/>
           <w:bCs/>
           <w:spacing w:val="-3"/>
@@ -296,7 +297,7 @@
       </w:r>
       <w:r>
         <w:rPr>
-          <w:rFonts w:ascii="宋体" w:hAnsi="宋体" w:eastAsia="宋体" w:cs="宋体"/>
+          <w:rFonts w:ascii="宋体" w:eastAsia="宋体" w:hAnsi="宋体" w:cs="宋体"/>
           <w:b/>
           <w:bCs/>
           <w:spacing w:val="-3"/>
@@ -307,7 +308,7 @@
       </w:r>
       <w:r>
         <w:rPr>
-          <w:rFonts w:hint="eastAsia" w:ascii="宋体" w:hAnsi="宋体" w:cs="宋体"/>
+          <w:rFonts w:ascii="宋体" w:hAnsi="宋体" w:cs="宋体" w:hint="eastAsia"/>
           <w:b/>
           <w:bCs/>
           <w:spacing w:val="-3"/>
@@ -320,18 +321,17 @@
     </w:p>
     <w:tbl>
       <w:tblPr>
-        <w:tblStyle w:val="21"/>
+        <w:tblStyle w:val="TableGrid"/>
         <w:tblW w:w="0" w:type="auto"/>
         <w:jc w:val="center"/>
         <w:tblBorders>
-          <w:top w:val="none" w:color="auto" w:sz="0" w:space="0"/>
-          <w:left w:val="none" w:color="auto" w:sz="0" w:space="0"/>
-          <w:bottom w:val="none" w:color="auto" w:sz="0" w:space="0"/>
-          <w:right w:val="none" w:color="auto" w:sz="0" w:space="0"/>
-          <w:insideH w:val="none" w:color="auto" w:sz="0" w:space="0"/>
-          <w:insideV w:val="none" w:color="auto" w:sz="0" w:space="0"/>
+          <w:top w:val="nil"/>
+          <w:left w:val="nil"/>
+          <w:bottom w:val="nil"/>
+          <w:right w:val="nil"/>
+          <w:insideH w:val="nil"/>
+          <w:insideV w:val="nil"/>
         </w:tblBorders>
-        <w:tblLayout w:type="autofit"/>
         <w:tblCellMar>
           <w:top w:w="0" w:type="dxa"/>
           <w:left w:w="108" w:type="dxa"/>
@@ -345,13 +345,15 @@
       </w:tblGrid>
       <w:tr>
         <w:tblPrEx>
+          <w:tblW w:w="0" w:type="auto"/>
+          <w:jc w:val="center"/>
           <w:tblBorders>
-            <w:top w:val="none" w:color="auto" w:sz="0" w:space="0"/>
-            <w:left w:val="none" w:color="auto" w:sz="0" w:space="0"/>
-            <w:bottom w:val="none" w:color="auto" w:sz="0" w:space="0"/>
-            <w:right w:val="none" w:color="auto" w:sz="0" w:space="0"/>
-            <w:insideH w:val="none" w:color="auto" w:sz="0" w:space="0"/>
-            <w:insideV w:val="none" w:color="auto" w:sz="0" w:space="0"/>
+            <w:top w:val="nil"/>
+            <w:left w:val="nil"/>
+            <w:bottom w:val="nil"/>
+            <w:right w:val="nil"/>
+            <w:insideH w:val="nil"/>
+            <w:insideV w:val="nil"/>
           </w:tblBorders>
           <w:tblCellMar>
             <w:top w:w="0" w:type="dxa"/>
@@ -361,7 +363,7 @@
           </w:tblCellMar>
         </w:tblPrEx>
         <w:trPr>
-          <w:trHeight w:val="810" w:hRule="atLeast"/>
+          <w:trHeight w:val="810"/>
           <w:jc w:val="center"/>
         </w:trPr>
         <w:tc>
@@ -400,7 +402,7 @@
             </w:r>
             <w:r>
               <w:rPr>
-                <w:rFonts w:hint="default" w:asciiTheme="minorAscii" w:hAnsiTheme="minorAscii" w:eastAsiaTheme="minorEastAsia"/>
+                <w:rFonts w:asciiTheme="minorAscii" w:eastAsiaTheme="minorEastAsia" w:hAnsiTheme="minorAscii" w:hint="default"/>
                 <w:spacing w:val="227"/>
                 <w:sz w:val="21"/>
                 <w:vertAlign w:val="baseline"/>
@@ -455,7 +457,7 @@
             </w:r>
             <w:r>
               <w:rPr>
-                <w:rFonts w:hint="eastAsia" w:asciiTheme="minorAscii" w:hAnsiTheme="minorAscii" w:eastAsiaTheme="minorEastAsia"/>
+                <w:rFonts w:asciiTheme="minorAscii" w:eastAsiaTheme="minorEastAsia" w:hAnsiTheme="minorAscii" w:hint="eastAsia"/>
                 <w:spacing w:val="227"/>
                 <w:sz w:val="21"/>
                 <w:vertAlign w:val="baseline"/>
@@ -477,14 +479,8 @@
       </w:tr>
       <w:tr>
         <w:tblPrEx>
-          <w:tblBorders>
-            <w:top w:val="none" w:color="auto" w:sz="0" w:space="0"/>
-            <w:left w:val="none" w:color="auto" w:sz="0" w:space="0"/>
-            <w:bottom w:val="none" w:color="auto" w:sz="0" w:space="0"/>
-            <w:right w:val="none" w:color="auto" w:sz="0" w:space="0"/>
-            <w:insideH w:val="none" w:color="auto" w:sz="0" w:space="0"/>
-            <w:insideV w:val="none" w:color="auto" w:sz="0" w:space="0"/>
-          </w:tblBorders>
+          <w:tblW w:w="0" w:type="auto"/>
+          <w:jc w:val="center"/>
           <w:tblCellMar>
             <w:top w:w="0" w:type="dxa"/>
             <w:left w:w="108" w:type="dxa"/>
@@ -493,7 +489,7 @@
           </w:tblCellMar>
         </w:tblPrEx>
         <w:trPr>
-          <w:trHeight w:val="810" w:hRule="atLeast"/>
+          <w:trHeight w:val="810"/>
           <w:jc w:val="center"/>
         </w:trPr>
         <w:tc>
@@ -518,7 +514,7 @@
               <w:snapToGrid w:val="0"/>
               <w:textAlignment w:val="baseline"/>
               <w:rPr>
-                <w:rFonts w:hint="default" w:ascii="Arial" w:hAnsi="Arial" w:eastAsia="Arial" w:cs="Arial"/>
+                <w:rFonts w:ascii="Arial" w:eastAsia="Arial" w:hAnsi="Arial" w:cs="Arial" w:hint="default"/>
                 <w:snapToGrid w:val="0"/>
                 <w:color w:val="000000"/>
                 <w:kern w:val="0"/>
@@ -550,7 +546,7 @@
             </w:r>
             <w:r>
               <w:rPr>
-                <w:rFonts w:hint="default" w:asciiTheme="minorAscii" w:hAnsiTheme="minorAscii" w:eastAsiaTheme="minorEastAsia"/>
+                <w:rFonts w:asciiTheme="minorAscii" w:eastAsiaTheme="minorEastAsia" w:hAnsiTheme="minorAscii" w:hint="default"/>
                 <w:spacing w:val="227"/>
                 <w:sz w:val="21"/>
                 <w:vertAlign w:val="baseline"/>
@@ -604,7 +600,7 @@
               <w:snapToGrid w:val="0"/>
               <w:textAlignment w:val="baseline"/>
               <w:rPr>
-                <w:rFonts w:hint="default" w:ascii="Arial" w:hAnsi="Arial" w:eastAsia="Arial" w:cs="Arial"/>
+                <w:rFonts w:ascii="Arial" w:eastAsia="Arial" w:hAnsi="Arial" w:cs="Arial" w:hint="default"/>
                 <w:snapToGrid w:val="0"/>
                 <w:color w:val="000000"/>
                 <w:kern w:val="0"/>
@@ -624,7 +620,7 @@
             </w:r>
             <w:r>
               <w:rPr>
-                <w:rFonts w:hint="eastAsia" w:asciiTheme="minorAscii" w:hAnsiTheme="minorAscii" w:eastAsiaTheme="minorEastAsia"/>
+                <w:rFonts w:asciiTheme="minorAscii" w:eastAsiaTheme="minorEastAsia" w:hAnsiTheme="minorAscii" w:hint="eastAsia"/>
                 <w:spacing w:val="227"/>
                 <w:sz w:val="21"/>
                 <w:vertAlign w:val="baseline"/>
@@ -646,14 +642,8 @@
       </w:tr>
       <w:tr>
         <w:tblPrEx>
-          <w:tblBorders>
-            <w:top w:val="none" w:color="auto" w:sz="0" w:space="0"/>
-            <w:left w:val="none" w:color="auto" w:sz="0" w:space="0"/>
-            <w:bottom w:val="none" w:color="auto" w:sz="0" w:space="0"/>
-            <w:right w:val="none" w:color="auto" w:sz="0" w:space="0"/>
-            <w:insideH w:val="none" w:color="auto" w:sz="0" w:space="0"/>
-            <w:insideV w:val="none" w:color="auto" w:sz="0" w:space="0"/>
-          </w:tblBorders>
+          <w:tblW w:w="0" w:type="auto"/>
+          <w:jc w:val="center"/>
           <w:tblCellMar>
             <w:top w:w="0" w:type="dxa"/>
             <w:left w:w="108" w:type="dxa"/>
@@ -662,7 +652,7 @@
           </w:tblCellMar>
         </w:tblPrEx>
         <w:trPr>
-          <w:trHeight w:val="635" w:hRule="atLeast"/>
+          <w:trHeight w:val="635"/>
           <w:jc w:val="center"/>
         </w:trPr>
         <w:tc>
@@ -713,7 +703,7 @@
             </w:r>
             <w:r>
               <w:rPr>
-                <w:rFonts w:hint="eastAsia" w:asciiTheme="minorAscii" w:hAnsiTheme="minorAscii" w:eastAsiaTheme="minorEastAsia"/>
+                <w:rFonts w:asciiTheme="minorAscii" w:eastAsiaTheme="minorEastAsia" w:hAnsiTheme="minorAscii" w:hint="eastAsia"/>
                 <w:spacing w:val="227"/>
                 <w:sz w:val="21"/>
                 <w:vertAlign w:val="baseline"/>
@@ -767,7 +757,7 @@
             </w:r>
             <w:r>
               <w:rPr>
-                <w:rFonts w:hint="eastAsia" w:asciiTheme="minorAscii" w:hAnsiTheme="minorAscii" w:eastAsiaTheme="minorEastAsia"/>
+                <w:rFonts w:asciiTheme="minorAscii" w:eastAsiaTheme="minorEastAsia" w:hAnsiTheme="minorAscii" w:hint="eastAsia"/>
                 <w:spacing w:val="227"/>
                 <w:sz w:val="21"/>
                 <w:vertAlign w:val="baseline"/>
@@ -828,14 +818,14 @@
         <w:ind w:left="3634"/>
         <w:textAlignment w:val="baseline"/>
         <w:rPr>
-          <w:rFonts w:ascii="宋体" w:hAnsi="宋体" w:eastAsia="宋体" w:cs="宋体"/>
+          <w:rFonts w:ascii="宋体" w:eastAsia="宋体" w:hAnsi="宋体" w:cs="宋体"/>
           <w:sz w:val="31"/>
           <w:szCs w:val="31"/>
         </w:rPr>
       </w:pPr>
       <w:r>
         <w:rPr>
-          <w:rFonts w:ascii="宋体" w:hAnsi="宋体" w:eastAsia="宋体" w:cs="宋体"/>
+          <w:rFonts w:ascii="宋体" w:eastAsia="宋体" w:hAnsi="宋体" w:cs="宋体"/>
           <w:b/>
           <w:bCs/>
           <w:spacing w:val="4"/>
@@ -847,16 +837,16 @@
     </w:p>
     <w:tbl>
       <w:tblPr>
-        <w:tblStyle w:val="26"/>
+        <w:tblStyle w:val="TableNormal0"/>
         <w:tblW w:w="8214" w:type="dxa"/>
         <w:jc w:val="center"/>
         <w:tblBorders>
-          <w:top w:val="single" w:color="000000" w:sz="2" w:space="0"/>
-          <w:left w:val="single" w:color="000000" w:sz="2" w:space="0"/>
-          <w:bottom w:val="single" w:color="000000" w:sz="2" w:space="0"/>
-          <w:right w:val="single" w:color="000000" w:sz="2" w:space="0"/>
-          <w:insideH w:val="single" w:color="000000" w:sz="2" w:space="0"/>
-          <w:insideV w:val="single" w:color="000000" w:sz="2" w:space="0"/>
+          <w:top w:val="single" w:sz="2" w:space="0" w:color="000000"/>
+          <w:left w:val="single" w:sz="2" w:space="0" w:color="000000"/>
+          <w:bottom w:val="single" w:sz="2" w:space="0" w:color="000000"/>
+          <w:right w:val="single" w:sz="2" w:space="0" w:color="000000"/>
+          <w:insideH w:val="single" w:sz="2" w:space="0" w:color="000000"/>
+          <w:insideV w:val="single" w:sz="2" w:space="0" w:color="000000"/>
         </w:tblBorders>
         <w:tblLayout w:type="fixed"/>
         <w:tblCellMar>
@@ -876,14 +866,17 @@
       </w:tblGrid>
       <w:tr>
         <w:tblPrEx>
+          <w:tblW w:w="8214" w:type="dxa"/>
+          <w:jc w:val="center"/>
           <w:tblBorders>
-            <w:top w:val="single" w:color="000000" w:sz="2" w:space="0"/>
-            <w:left w:val="single" w:color="000000" w:sz="2" w:space="0"/>
-            <w:bottom w:val="single" w:color="000000" w:sz="2" w:space="0"/>
-            <w:right w:val="single" w:color="000000" w:sz="2" w:space="0"/>
-            <w:insideH w:val="single" w:color="000000" w:sz="2" w:space="0"/>
-            <w:insideV w:val="single" w:color="000000" w:sz="2" w:space="0"/>
+            <w:top w:val="single" w:sz="2" w:space="0" w:color="000000"/>
+            <w:left w:val="single" w:sz="2" w:space="0" w:color="000000"/>
+            <w:bottom w:val="single" w:sz="2" w:space="0" w:color="000000"/>
+            <w:right w:val="single" w:sz="2" w:space="0" w:color="000000"/>
+            <w:insideH w:val="single" w:sz="2" w:space="0" w:color="000000"/>
+            <w:insideV w:val="single" w:sz="2" w:space="0" w:color="000000"/>
           </w:tblBorders>
+          <w:tblLayout w:type="fixed"/>
           <w:tblCellMar>
             <w:top w:w="0" w:type="dxa"/>
             <w:left w:w="0" w:type="dxa"/>
@@ -892,7 +885,7 @@
           </w:tblCellMar>
         </w:tblPrEx>
         <w:trPr>
-          <w:trHeight w:val="593" w:hRule="atLeast"/>
+          <w:trHeight w:val="593"/>
           <w:jc w:val="center"/>
         </w:trPr>
         <w:tc>
@@ -914,18 +907,18 @@
               <w:adjustRightInd w:val="0"/>
               <w:snapToGrid w:val="0"/>
               <w:spacing w:before="176" w:line="228" w:lineRule="auto"/>
-              <w:ind w:left="0" w:leftChars="0" w:right="0" w:rightChars="0" w:firstLine="0" w:firstLineChars="0"/>
+              <w:ind w:left="0" w:right="0" w:firstLine="0" w:leftChars="0" w:rightChars="0" w:firstLineChars="0"/>
               <w:jc w:val="center"/>
               <w:textAlignment w:val="baseline"/>
               <w:rPr>
-                <w:rFonts w:ascii="宋体" w:hAnsi="宋体" w:eastAsia="宋体" w:cs="宋体"/>
+                <w:rFonts w:ascii="宋体" w:eastAsia="宋体" w:hAnsi="宋体" w:cs="宋体"/>
                 <w:sz w:val="20"/>
                 <w:szCs w:val="20"/>
               </w:rPr>
             </w:pPr>
             <w:r>
               <w:rPr>
-                <w:rFonts w:hint="eastAsia" w:ascii="宋体" w:hAnsi="宋体" w:cs="宋体"/>
+                <w:rFonts w:ascii="宋体" w:hAnsi="宋体" w:cs="宋体" w:hint="eastAsia"/>
                 <w:spacing w:val="-14"/>
                 <w:sz w:val="20"/>
                 <w:szCs w:val="20"/>
@@ -935,7 +928,7 @@
             </w:r>
             <w:r>
               <w:rPr>
-                <w:rFonts w:ascii="宋体" w:hAnsi="宋体" w:eastAsia="宋体" w:cs="宋体"/>
+                <w:rFonts w:ascii="宋体" w:eastAsia="宋体" w:hAnsi="宋体" w:cs="宋体"/>
                 <w:spacing w:val="-14"/>
                 <w:sz w:val="20"/>
                 <w:szCs w:val="20"/>
@@ -963,18 +956,18 @@
               <w:adjustRightInd w:val="0"/>
               <w:snapToGrid w:val="0"/>
               <w:spacing w:before="175" w:line="227" w:lineRule="auto"/>
-              <w:ind w:left="0" w:leftChars="0" w:right="0" w:rightChars="0" w:firstLine="0" w:firstLineChars="0"/>
+              <w:ind w:left="0" w:right="0" w:firstLine="0" w:leftChars="0" w:rightChars="0" w:firstLineChars="0"/>
               <w:jc w:val="center"/>
               <w:textAlignment w:val="baseline"/>
               <w:rPr>
-                <w:rFonts w:ascii="宋体" w:hAnsi="宋体" w:eastAsia="宋体" w:cs="宋体"/>
+                <w:rFonts w:ascii="宋体" w:eastAsia="宋体" w:hAnsi="宋体" w:cs="宋体"/>
                 <w:sz w:val="20"/>
                 <w:szCs w:val="20"/>
               </w:rPr>
             </w:pPr>
             <w:r>
               <w:rPr>
-                <w:rFonts w:ascii="宋体" w:hAnsi="宋体" w:eastAsia="宋体" w:cs="宋体"/>
+                <w:rFonts w:ascii="宋体" w:eastAsia="宋体" w:hAnsi="宋体" w:cs="宋体"/>
                 <w:spacing w:val="4"/>
                 <w:sz w:val="20"/>
                 <w:szCs w:val="20"/>
@@ -1002,18 +995,18 @@
               <w:adjustRightInd w:val="0"/>
               <w:snapToGrid w:val="0"/>
               <w:spacing w:before="175" w:line="228" w:lineRule="auto"/>
-              <w:ind w:left="0" w:leftChars="0" w:right="0" w:rightChars="0" w:firstLine="0" w:firstLineChars="0"/>
+              <w:ind w:left="0" w:right="0" w:firstLine="0" w:leftChars="0" w:rightChars="0" w:firstLineChars="0"/>
               <w:jc w:val="center"/>
               <w:textAlignment w:val="baseline"/>
               <w:rPr>
-                <w:rFonts w:ascii="宋体" w:hAnsi="宋体" w:eastAsia="宋体" w:cs="宋体"/>
+                <w:rFonts w:ascii="宋体" w:eastAsia="宋体" w:hAnsi="宋体" w:cs="宋体"/>
                 <w:sz w:val="20"/>
                 <w:szCs w:val="20"/>
               </w:rPr>
             </w:pPr>
             <w:r>
               <w:rPr>
-                <w:rFonts w:ascii="宋体" w:hAnsi="宋体" w:eastAsia="宋体" w:cs="宋体"/>
+                <w:rFonts w:ascii="宋体" w:eastAsia="宋体" w:hAnsi="宋体" w:cs="宋体"/>
                 <w:spacing w:val="7"/>
                 <w:sz w:val="20"/>
                 <w:szCs w:val="20"/>
@@ -1041,11 +1034,11 @@
               <w:adjustRightInd w:val="0"/>
               <w:snapToGrid w:val="0"/>
               <w:spacing w:before="175" w:line="228" w:lineRule="auto"/>
-              <w:ind w:left="0" w:leftChars="0" w:right="0" w:rightChars="0" w:firstLine="0" w:firstLineChars="0"/>
+              <w:ind w:left="0" w:right="0" w:firstLine="0" w:leftChars="0" w:rightChars="0" w:firstLineChars="0"/>
               <w:jc w:val="center"/>
               <w:textAlignment w:val="baseline"/>
               <w:rPr>
-                <w:rFonts w:hint="eastAsia" w:ascii="宋体" w:hAnsi="宋体" w:eastAsia="宋体" w:cs="宋体"/>
+                <w:rFonts w:ascii="宋体" w:eastAsia="宋体" w:hAnsi="宋体" w:cs="宋体" w:hint="eastAsia"/>
                 <w:spacing w:val="7"/>
                 <w:sz w:val="20"/>
                 <w:szCs w:val="20"/>
@@ -1054,7 +1047,7 @@
             </w:pPr>
             <w:r>
               <w:rPr>
-                <w:rFonts w:hint="eastAsia" w:ascii="宋体" w:hAnsi="宋体" w:cs="宋体"/>
+                <w:rFonts w:ascii="宋体" w:hAnsi="宋体" w:cs="宋体" w:hint="eastAsia"/>
                 <w:spacing w:val="7"/>
                 <w:sz w:val="20"/>
                 <w:szCs w:val="20"/>
@@ -1083,11 +1076,11 @@
               <w:adjustRightInd w:val="0"/>
               <w:snapToGrid w:val="0"/>
               <w:spacing w:before="175" w:line="228" w:lineRule="auto"/>
-              <w:ind w:left="0" w:leftChars="0" w:right="0" w:rightChars="0" w:firstLine="0" w:firstLineChars="0"/>
+              <w:ind w:left="0" w:right="0" w:firstLine="0" w:leftChars="0" w:rightChars="0" w:firstLineChars="0"/>
               <w:jc w:val="center"/>
               <w:textAlignment w:val="baseline"/>
               <w:rPr>
-                <w:rFonts w:hint="default" w:ascii="宋体" w:hAnsi="宋体" w:cs="宋体"/>
+                <w:rFonts w:ascii="宋体" w:hAnsi="宋体" w:cs="宋体" w:hint="default"/>
                 <w:spacing w:val="7"/>
                 <w:sz w:val="20"/>
                 <w:szCs w:val="20"/>
@@ -1096,7 +1089,7 @@
             </w:pPr>
             <w:r>
               <w:rPr>
-                <w:rFonts w:hint="eastAsia" w:ascii="宋体" w:hAnsi="宋体" w:cs="宋体"/>
+                <w:rFonts w:ascii="宋体" w:hAnsi="宋体" w:cs="宋体" w:hint="eastAsia"/>
                 <w:spacing w:val="7"/>
                 <w:sz w:val="20"/>
                 <w:szCs w:val="20"/>
@@ -1125,18 +1118,18 @@
               <w:adjustRightInd w:val="0"/>
               <w:snapToGrid w:val="0"/>
               <w:spacing w:before="176" w:line="229" w:lineRule="auto"/>
-              <w:ind w:left="0" w:leftChars="0" w:right="0" w:rightChars="0" w:firstLine="0" w:firstLineChars="0"/>
+              <w:ind w:left="0" w:right="0" w:firstLine="0" w:leftChars="0" w:rightChars="0" w:firstLineChars="0"/>
               <w:jc w:val="center"/>
               <w:textAlignment w:val="baseline"/>
               <w:rPr>
-                <w:rFonts w:ascii="宋体" w:hAnsi="宋体" w:eastAsia="宋体" w:cs="宋体"/>
+                <w:rFonts w:ascii="宋体" w:eastAsia="宋体" w:hAnsi="宋体" w:cs="宋体"/>
                 <w:sz w:val="20"/>
                 <w:szCs w:val="20"/>
               </w:rPr>
             </w:pPr>
             <w:r>
               <w:rPr>
-                <w:rFonts w:ascii="宋体" w:hAnsi="宋体" w:eastAsia="宋体" w:cs="宋体"/>
+                <w:rFonts w:ascii="宋体" w:eastAsia="宋体" w:hAnsi="宋体" w:cs="宋体"/>
                 <w:spacing w:val="7"/>
                 <w:sz w:val="20"/>
                 <w:szCs w:val="20"/>
@@ -1148,14 +1141,9 @@
       </w:tr>
       <w:tr>
         <w:tblPrEx>
-          <w:tblBorders>
-            <w:top w:val="single" w:color="000000" w:sz="2" w:space="0"/>
-            <w:left w:val="single" w:color="000000" w:sz="2" w:space="0"/>
-            <w:bottom w:val="single" w:color="000000" w:sz="2" w:space="0"/>
-            <w:right w:val="single" w:color="000000" w:sz="2" w:space="0"/>
-            <w:insideH w:val="single" w:color="000000" w:sz="2" w:space="0"/>
-            <w:insideV w:val="single" w:color="000000" w:sz="2" w:space="0"/>
-          </w:tblBorders>
+          <w:tblW w:w="8214" w:type="dxa"/>
+          <w:jc w:val="center"/>
+          <w:tblLayout w:type="fixed"/>
           <w:tblCellMar>
             <w:top w:w="0" w:type="dxa"/>
             <w:left w:w="0" w:type="dxa"/>
@@ -1164,7 +1152,7 @@
           </w:tblCellMar>
         </w:tblPrEx>
         <w:trPr>
-          <w:trHeight w:val="516" w:hRule="atLeast"/>
+          <w:trHeight w:val="516"/>
           <w:jc w:val="center"/>
         </w:trPr>
         <w:tc>
@@ -1186,11 +1174,11 @@
               <w:adjustRightInd w:val="0"/>
               <w:snapToGrid w:val="0"/>
               <w:spacing w:before="173" w:line="267" w:lineRule="exact"/>
-              <w:ind w:left="0" w:leftChars="0" w:right="0" w:rightChars="0" w:firstLine="0" w:firstLineChars="0"/>
+              <w:ind w:left="0" w:right="0" w:firstLine="0" w:leftChars="0" w:rightChars="0" w:firstLineChars="0"/>
               <w:jc w:val="center"/>
               <w:textAlignment w:val="baseline"/>
               <w:rPr>
-                <w:rFonts w:hint="default" w:ascii="宋体" w:hAnsi="宋体" w:eastAsia="宋体" w:cs="宋体"/>
+                <w:rFonts w:ascii="宋体" w:eastAsia="宋体" w:hAnsi="宋体" w:cs="宋体" w:hint="default"/>
                 <w:sz w:val="20"/>
                 <w:szCs w:val="20"/>
                 <w:lang w:val="en-US"/>
@@ -1198,7 +1186,7 @@
             </w:pPr>
             <w:r>
               <w:rPr>
-                <w:rFonts w:ascii="宋体" w:hAnsi="宋体" w:eastAsia="宋体" w:cs="宋体"/>
+                <w:rFonts w:ascii="宋体" w:eastAsia="宋体" w:hAnsi="宋体" w:cs="宋体"/>
                 <w:spacing w:val="3"/>
                 <w:position w:val="1"/>
                 <w:sz w:val="20"/>
@@ -1208,7 +1196,7 @@
             </w:r>
             <w:r>
               <w:rPr>
-                <w:rFonts w:hint="eastAsia" w:ascii="宋体" w:hAnsi="宋体" w:cs="宋体"/>
+                <w:rFonts w:ascii="宋体" w:hAnsi="宋体" w:cs="宋体" w:hint="eastAsia"/>
                 <w:spacing w:val="3"/>
                 <w:position w:val="1"/>
                 <w:sz w:val="20"/>
@@ -1238,18 +1226,18 @@
               <w:adjustRightInd w:val="0"/>
               <w:snapToGrid w:val="0"/>
               <w:spacing w:before="173" w:line="267" w:lineRule="exact"/>
-              <w:ind w:left="0" w:leftChars="0" w:right="0" w:rightChars="0" w:firstLine="0" w:firstLineChars="0"/>
+              <w:ind w:left="0" w:right="0" w:firstLine="0" w:leftChars="0" w:rightChars="0" w:firstLineChars="0"/>
               <w:jc w:val="center"/>
               <w:textAlignment w:val="baseline"/>
               <w:rPr>
-                <w:rFonts w:ascii="宋体" w:hAnsi="宋体" w:eastAsia="宋体" w:cs="宋体"/>
+                <w:rFonts w:ascii="宋体" w:eastAsia="宋体" w:hAnsi="宋体" w:cs="宋体"/>
                 <w:sz w:val="20"/>
                 <w:szCs w:val="20"/>
               </w:rPr>
             </w:pPr>
             <w:r>
               <w:rPr>
-                <w:rFonts w:ascii="宋体" w:hAnsi="宋体" w:eastAsia="宋体" w:cs="宋体"/>
+                <w:rFonts w:ascii="宋体" w:eastAsia="宋体" w:hAnsi="宋体" w:cs="宋体"/>
                 <w:spacing w:val="4"/>
                 <w:position w:val="1"/>
                 <w:sz w:val="20"/>
@@ -1278,18 +1266,18 @@
               <w:adjustRightInd w:val="0"/>
               <w:snapToGrid w:val="0"/>
               <w:spacing w:before="172" w:line="228" w:lineRule="auto"/>
-              <w:ind w:left="0" w:leftChars="0" w:right="0" w:rightChars="0" w:firstLine="0" w:firstLineChars="0"/>
+              <w:ind w:left="0" w:right="0" w:firstLine="0" w:leftChars="0" w:rightChars="0" w:firstLineChars="0"/>
               <w:jc w:val="center"/>
               <w:textAlignment w:val="baseline"/>
               <w:rPr>
-                <w:rFonts w:ascii="宋体" w:hAnsi="宋体" w:eastAsia="宋体" w:cs="宋体"/>
+                <w:rFonts w:ascii="宋体" w:eastAsia="宋体" w:hAnsi="宋体" w:cs="宋体"/>
                 <w:sz w:val="20"/>
                 <w:szCs w:val="20"/>
               </w:rPr>
             </w:pPr>
             <w:r>
               <w:rPr>
-                <w:rFonts w:ascii="宋体" w:hAnsi="宋体" w:eastAsia="宋体" w:cs="宋体"/>
+                <w:rFonts w:ascii="宋体" w:eastAsia="宋体" w:hAnsi="宋体" w:cs="宋体"/>
                 <w:spacing w:val="200"/>
                 <w:kern w:val="0"/>
                 <w:sz w:val="20"/>
@@ -1299,7 +1287,7 @@
             </w:r>
             <w:r>
               <w:rPr>
-                <w:rFonts w:ascii="宋体" w:hAnsi="宋体" w:eastAsia="宋体" w:cs="宋体"/>
+                <w:rFonts w:ascii="宋体" w:eastAsia="宋体" w:hAnsi="宋体" w:cs="宋体"/>
                 <w:spacing w:val="0"/>
                 <w:kern w:val="0"/>
                 <w:sz w:val="20"/>
@@ -1328,11 +1316,11 @@
               <w:adjustRightInd w:val="0"/>
               <w:snapToGrid w:val="0"/>
               <w:spacing w:before="173" w:line="229" w:lineRule="auto"/>
-              <w:ind w:left="0" w:leftChars="0" w:right="0" w:rightChars="0" w:firstLine="0" w:firstLineChars="0"/>
+              <w:ind w:left="0" w:right="0" w:firstLine="0" w:leftChars="0" w:rightChars="0" w:firstLineChars="0"/>
               <w:jc w:val="center"/>
               <w:textAlignment w:val="baseline"/>
               <w:rPr>
-                <w:rFonts w:ascii="宋体" w:hAnsi="宋体" w:eastAsia="宋体" w:cs="宋体"/>
+                <w:rFonts w:ascii="宋体" w:eastAsia="宋体" w:hAnsi="宋体" w:cs="宋体"/>
                 <w:spacing w:val="200"/>
                 <w:kern w:val="0"/>
                 <w:sz w:val="20"/>
@@ -1341,7 +1329,7 @@
             </w:pPr>
             <w:r>
               <w:rPr>
-                <w:rFonts w:hint="eastAsia" w:asciiTheme="minorAscii" w:hAnsiTheme="minorAscii" w:eastAsiaTheme="minorEastAsia"/>
+                <w:rFonts w:asciiTheme="minorAscii" w:eastAsiaTheme="minorEastAsia" w:hAnsiTheme="minorAscii" w:hint="eastAsia"/>
                 <w:spacing w:val="0"/>
                 <w:kern w:val="0"/>
                 <w:sz w:val="21"/>
@@ -1371,11 +1359,11 @@
               <w:adjustRightInd w:val="0"/>
               <w:snapToGrid w:val="0"/>
               <w:spacing w:before="172" w:line="228" w:lineRule="auto"/>
-              <w:ind w:left="0" w:leftChars="0" w:right="0" w:rightChars="0" w:firstLine="0" w:firstLineChars="0"/>
+              <w:ind w:left="0" w:right="0" w:firstLine="0" w:leftChars="0" w:rightChars="0" w:firstLineChars="0"/>
               <w:jc w:val="center"/>
               <w:textAlignment w:val="baseline"/>
               <w:rPr>
-                <w:rFonts w:ascii="宋体" w:hAnsi="宋体" w:eastAsia="宋体" w:cs="宋体"/>
+                <w:rFonts w:ascii="宋体" w:eastAsia="宋体" w:hAnsi="宋体" w:cs="宋体"/>
                 <w:spacing w:val="200"/>
                 <w:kern w:val="0"/>
                 <w:sz w:val="20"/>
@@ -1384,7 +1372,7 @@
             </w:pPr>
             <w:r>
               <w:rPr>
-                <w:rFonts w:hint="eastAsia" w:ascii="宋体" w:hAnsi="宋体" w:eastAsia="宋体" w:cs="宋体"/>
+                <w:rFonts w:ascii="宋体" w:eastAsia="宋体" w:hAnsi="宋体" w:cs="宋体" w:hint="eastAsia"/>
                 <w:spacing w:val="200"/>
                 <w:kern w:val="0"/>
                 <w:sz w:val="20"/>
@@ -1394,7 +1382,7 @@
             </w:r>
             <w:r>
               <w:rPr>
-                <w:rFonts w:hint="eastAsia" w:asciiTheme="minorAscii" w:hAnsiTheme="minorAscii" w:eastAsiaTheme="minorEastAsia"/>
+                <w:rFonts w:asciiTheme="minorAscii" w:eastAsiaTheme="minorEastAsia" w:hAnsiTheme="minorAscii" w:hint="eastAsia"/>
                 <w:spacing w:val="0"/>
                 <w:kern w:val="0"/>
                 <w:sz w:val="21"/>
@@ -1424,18 +1412,18 @@
               <w:adjustRightInd w:val="0"/>
               <w:snapToGrid w:val="0"/>
               <w:spacing w:before="173" w:line="229" w:lineRule="auto"/>
-              <w:ind w:left="0" w:leftChars="0" w:right="0" w:rightChars="0" w:firstLine="0" w:firstLineChars="0"/>
+              <w:ind w:left="0" w:right="0" w:firstLine="0" w:leftChars="0" w:rightChars="0" w:firstLineChars="0"/>
               <w:jc w:val="center"/>
               <w:textAlignment w:val="baseline"/>
               <w:rPr>
-                <w:rFonts w:ascii="宋体" w:hAnsi="宋体" w:eastAsia="宋体" w:cs="宋体"/>
+                <w:rFonts w:ascii="宋体" w:eastAsia="宋体" w:hAnsi="宋体" w:cs="宋体"/>
                 <w:sz w:val="20"/>
                 <w:szCs w:val="20"/>
               </w:rPr>
             </w:pPr>
             <w:r>
               <w:rPr>
-                <w:rFonts w:hint="eastAsia" w:asciiTheme="minorAscii" w:hAnsiTheme="minorAscii" w:eastAsiaTheme="minorEastAsia"/>
+                <w:rFonts w:asciiTheme="minorAscii" w:eastAsiaTheme="minorEastAsia" w:hAnsiTheme="minorAscii" w:hint="eastAsia"/>
                 <w:spacing w:val="0"/>
                 <w:kern w:val="0"/>
                 <w:sz w:val="21"/>
@@ -1449,14 +1437,9 @@
       </w:tr>
       <w:tr>
         <w:tblPrEx>
-          <w:tblBorders>
-            <w:top w:val="single" w:color="000000" w:sz="2" w:space="0"/>
-            <w:left w:val="single" w:color="000000" w:sz="2" w:space="0"/>
-            <w:bottom w:val="single" w:color="000000" w:sz="2" w:space="0"/>
-            <w:right w:val="single" w:color="000000" w:sz="2" w:space="0"/>
-            <w:insideH w:val="single" w:color="000000" w:sz="2" w:space="0"/>
-            <w:insideV w:val="single" w:color="000000" w:sz="2" w:space="0"/>
-          </w:tblBorders>
+          <w:tblW w:w="8214" w:type="dxa"/>
+          <w:jc w:val="center"/>
+          <w:tblLayout w:type="fixed"/>
           <w:tblCellMar>
             <w:top w:w="0" w:type="dxa"/>
             <w:left w:w="0" w:type="dxa"/>
@@ -1465,7 +1448,7 @@
           </w:tblCellMar>
         </w:tblPrEx>
         <w:trPr>
-          <w:trHeight w:val="556" w:hRule="atLeast"/>
+          <w:trHeight w:val="556"/>
           <w:jc w:val="center"/>
         </w:trPr>
         <w:tc>
@@ -1474,7 +1457,7 @@
           </w:tcPr>
           <w:p>
             <w:pPr>
-              <w:pStyle w:val="27"/>
+              <w:pStyle w:val="TableText"/>
               <w:keepNext w:val="0"/>
               <w:keepLines w:val="0"/>
               <w:pageBreakBefore w:val="0"/>
@@ -1487,7 +1470,7 @@
               <w:bidi w:val="0"/>
               <w:adjustRightInd w:val="0"/>
               <w:snapToGrid w:val="0"/>
-              <w:ind w:left="0" w:leftChars="0" w:right="0" w:rightChars="0" w:firstLine="0" w:firstLineChars="0"/>
+              <w:ind w:left="0" w:right="0" w:firstLine="0" w:leftChars="0" w:rightChars="0" w:firstLineChars="0"/>
               <w:jc w:val="center"/>
               <w:textAlignment w:val="baseline"/>
             </w:pPr>
@@ -1499,7 +1482,7 @@
           </w:tcPr>
           <w:p>
             <w:pPr>
-              <w:pStyle w:val="27"/>
+              <w:pStyle w:val="TableText"/>
               <w:keepNext w:val="0"/>
               <w:keepLines w:val="0"/>
               <w:pageBreakBefore w:val="0"/>
@@ -1512,7 +1495,7 @@
               <w:bidi w:val="0"/>
               <w:adjustRightInd w:val="0"/>
               <w:snapToGrid w:val="0"/>
-              <w:ind w:left="0" w:leftChars="0" w:right="0" w:rightChars="0" w:firstLine="0" w:firstLineChars="0"/>
+              <w:ind w:left="0" w:right="0" w:firstLine="0" w:leftChars="0" w:rightChars="0" w:firstLineChars="0"/>
               <w:jc w:val="center"/>
               <w:textAlignment w:val="baseline"/>
             </w:pPr>
@@ -1524,7 +1507,7 @@
           </w:tcPr>
           <w:p>
             <w:pPr>
-              <w:pStyle w:val="27"/>
+              <w:pStyle w:val="TableText"/>
               <w:keepNext w:val="0"/>
               <w:keepLines w:val="0"/>
               <w:pageBreakBefore w:val="0"/>
@@ -1537,7 +1520,7 @@
               <w:bidi w:val="0"/>
               <w:adjustRightInd w:val="0"/>
               <w:snapToGrid w:val="0"/>
-              <w:ind w:left="0" w:leftChars="0" w:right="0" w:rightChars="0" w:firstLine="0" w:firstLineChars="0"/>
+              <w:ind w:left="0" w:right="0" w:firstLine="0" w:leftChars="0" w:rightChars="0" w:firstLineChars="0"/>
               <w:jc w:val="center"/>
               <w:textAlignment w:val="baseline"/>
             </w:pPr>
@@ -1549,7 +1532,7 @@
           </w:tcPr>
           <w:p>
             <w:pPr>
-              <w:pStyle w:val="27"/>
+              <w:pStyle w:val="TableText"/>
               <w:keepNext w:val="0"/>
               <w:keepLines w:val="0"/>
               <w:pageBreakBefore w:val="0"/>
@@ -1562,7 +1545,7 @@
               <w:bidi w:val="0"/>
               <w:adjustRightInd w:val="0"/>
               <w:snapToGrid w:val="0"/>
-              <w:ind w:left="0" w:leftChars="0" w:right="0" w:rightChars="0" w:firstLine="0" w:firstLineChars="0"/>
+              <w:ind w:left="0" w:right="0" w:firstLine="0" w:leftChars="0" w:rightChars="0" w:firstLineChars="0"/>
               <w:jc w:val="center"/>
               <w:textAlignment w:val="baseline"/>
             </w:pPr>
@@ -1574,7 +1557,7 @@
           </w:tcPr>
           <w:p>
             <w:pPr>
-              <w:pStyle w:val="27"/>
+              <w:pStyle w:val="TableText"/>
               <w:keepNext w:val="0"/>
               <w:keepLines w:val="0"/>
               <w:pageBreakBefore w:val="0"/>
@@ -1587,7 +1570,7 @@
               <w:bidi w:val="0"/>
               <w:adjustRightInd w:val="0"/>
               <w:snapToGrid w:val="0"/>
-              <w:ind w:left="0" w:leftChars="0" w:right="0" w:rightChars="0" w:firstLine="0" w:firstLineChars="0"/>
+              <w:ind w:left="0" w:right="0" w:firstLine="0" w:leftChars="0" w:rightChars="0" w:firstLineChars="0"/>
               <w:jc w:val="center"/>
               <w:textAlignment w:val="baseline"/>
             </w:pPr>
@@ -1599,7 +1582,7 @@
           </w:tcPr>
           <w:p>
             <w:pPr>
-              <w:pStyle w:val="27"/>
+              <w:pStyle w:val="TableText"/>
               <w:keepNext w:val="0"/>
               <w:keepLines w:val="0"/>
               <w:pageBreakBefore w:val="0"/>
@@ -1612,7 +1595,7 @@
               <w:bidi w:val="0"/>
               <w:adjustRightInd w:val="0"/>
               <w:snapToGrid w:val="0"/>
-              <w:ind w:left="0" w:leftChars="0" w:right="0" w:rightChars="0" w:firstLine="0" w:firstLineChars="0"/>
+              <w:ind w:left="0" w:right="0" w:firstLine="0" w:leftChars="0" w:rightChars="0" w:firstLineChars="0"/>
               <w:jc w:val="center"/>
               <w:textAlignment w:val="baseline"/>
             </w:pPr>
@@ -1621,14 +1604,9 @@
       </w:tr>
       <w:tr>
         <w:tblPrEx>
-          <w:tblBorders>
-            <w:top w:val="single" w:color="000000" w:sz="2" w:space="0"/>
-            <w:left w:val="single" w:color="000000" w:sz="2" w:space="0"/>
-            <w:bottom w:val="single" w:color="000000" w:sz="2" w:space="0"/>
-            <w:right w:val="single" w:color="000000" w:sz="2" w:space="0"/>
-            <w:insideH w:val="single" w:color="000000" w:sz="2" w:space="0"/>
-            <w:insideV w:val="single" w:color="000000" w:sz="2" w:space="0"/>
-          </w:tblBorders>
+          <w:tblW w:w="8214" w:type="dxa"/>
+          <w:jc w:val="center"/>
+          <w:tblLayout w:type="fixed"/>
           <w:tblCellMar>
             <w:top w:w="0" w:type="dxa"/>
             <w:left w:w="0" w:type="dxa"/>
@@ -1637,7 +1615,7 @@
           </w:tblCellMar>
         </w:tblPrEx>
         <w:trPr>
-          <w:trHeight w:val="556" w:hRule="atLeast"/>
+          <w:trHeight w:val="556"/>
           <w:jc w:val="center"/>
         </w:trPr>
         <w:tc>
@@ -1646,7 +1624,7 @@
           </w:tcPr>
           <w:p>
             <w:pPr>
-              <w:pStyle w:val="27"/>
+              <w:pStyle w:val="TableText"/>
               <w:keepNext w:val="0"/>
               <w:keepLines w:val="0"/>
               <w:pageBreakBefore w:val="0"/>
@@ -1659,7 +1637,7 @@
               <w:bidi w:val="0"/>
               <w:adjustRightInd w:val="0"/>
               <w:snapToGrid w:val="0"/>
-              <w:ind w:left="0" w:leftChars="0" w:right="0" w:rightChars="0" w:firstLine="0" w:firstLineChars="0"/>
+              <w:ind w:left="0" w:right="0" w:firstLine="0" w:leftChars="0" w:rightChars="0" w:firstLineChars="0"/>
               <w:jc w:val="center"/>
               <w:textAlignment w:val="baseline"/>
             </w:pPr>
@@ -1671,7 +1649,7 @@
           </w:tcPr>
           <w:p>
             <w:pPr>
-              <w:pStyle w:val="27"/>
+              <w:pStyle w:val="TableText"/>
               <w:keepNext w:val="0"/>
               <w:keepLines w:val="0"/>
               <w:pageBreakBefore w:val="0"/>
@@ -1684,7 +1662,7 @@
               <w:bidi w:val="0"/>
               <w:adjustRightInd w:val="0"/>
               <w:snapToGrid w:val="0"/>
-              <w:ind w:left="0" w:leftChars="0" w:right="0" w:rightChars="0" w:firstLine="0" w:firstLineChars="0"/>
+              <w:ind w:left="0" w:right="0" w:firstLine="0" w:leftChars="0" w:rightChars="0" w:firstLineChars="0"/>
               <w:jc w:val="center"/>
               <w:textAlignment w:val="baseline"/>
             </w:pPr>
@@ -1696,7 +1674,7 @@
           </w:tcPr>
           <w:p>
             <w:pPr>
-              <w:pStyle w:val="27"/>
+              <w:pStyle w:val="TableText"/>
               <w:keepNext w:val="0"/>
               <w:keepLines w:val="0"/>
               <w:pageBreakBefore w:val="0"/>
@@ -1709,7 +1687,7 @@
               <w:bidi w:val="0"/>
               <w:adjustRightInd w:val="0"/>
               <w:snapToGrid w:val="0"/>
-              <w:ind w:left="0" w:leftChars="0" w:right="0" w:rightChars="0" w:firstLine="0" w:firstLineChars="0"/>
+              <w:ind w:left="0" w:right="0" w:firstLine="0" w:leftChars="0" w:rightChars="0" w:firstLineChars="0"/>
               <w:jc w:val="center"/>
               <w:textAlignment w:val="baseline"/>
             </w:pPr>
@@ -1721,7 +1699,7 @@
           </w:tcPr>
           <w:p>
             <w:pPr>
-              <w:pStyle w:val="27"/>
+              <w:pStyle w:val="TableText"/>
               <w:keepNext w:val="0"/>
               <w:keepLines w:val="0"/>
               <w:pageBreakBefore w:val="0"/>
@@ -1734,7 +1712,7 @@
               <w:bidi w:val="0"/>
               <w:adjustRightInd w:val="0"/>
               <w:snapToGrid w:val="0"/>
-              <w:ind w:left="0" w:leftChars="0" w:right="0" w:rightChars="0" w:firstLine="0" w:firstLineChars="0"/>
+              <w:ind w:left="0" w:right="0" w:firstLine="0" w:leftChars="0" w:rightChars="0" w:firstLineChars="0"/>
               <w:jc w:val="center"/>
               <w:textAlignment w:val="baseline"/>
             </w:pPr>
@@ -1746,7 +1724,7 @@
           </w:tcPr>
           <w:p>
             <w:pPr>
-              <w:pStyle w:val="27"/>
+              <w:pStyle w:val="TableText"/>
               <w:keepNext w:val="0"/>
               <w:keepLines w:val="0"/>
               <w:pageBreakBefore w:val="0"/>
@@ -1759,7 +1737,7 @@
               <w:bidi w:val="0"/>
               <w:adjustRightInd w:val="0"/>
               <w:snapToGrid w:val="0"/>
-              <w:ind w:left="0" w:leftChars="0" w:right="0" w:rightChars="0" w:firstLine="0" w:firstLineChars="0"/>
+              <w:ind w:left="0" w:right="0" w:firstLine="0" w:leftChars="0" w:rightChars="0" w:firstLineChars="0"/>
               <w:jc w:val="center"/>
               <w:textAlignment w:val="baseline"/>
             </w:pPr>
@@ -1771,7 +1749,7 @@
           </w:tcPr>
           <w:p>
             <w:pPr>
-              <w:pStyle w:val="27"/>
+              <w:pStyle w:val="TableText"/>
               <w:keepNext w:val="0"/>
               <w:keepLines w:val="0"/>
               <w:pageBreakBefore w:val="0"/>
@@ -1784,7 +1762,7 @@
               <w:bidi w:val="0"/>
               <w:adjustRightInd w:val="0"/>
               <w:snapToGrid w:val="0"/>
-              <w:ind w:left="0" w:leftChars="0" w:right="0" w:rightChars="0" w:firstLine="0" w:firstLineChars="0"/>
+              <w:ind w:left="0" w:right="0" w:firstLine="0" w:leftChars="0" w:rightChars="0" w:firstLineChars="0"/>
               <w:jc w:val="center"/>
               <w:textAlignment w:val="baseline"/>
             </w:pPr>
@@ -1793,14 +1771,9 @@
       </w:tr>
       <w:tr>
         <w:tblPrEx>
-          <w:tblBorders>
-            <w:top w:val="single" w:color="000000" w:sz="2" w:space="0"/>
-            <w:left w:val="single" w:color="000000" w:sz="2" w:space="0"/>
-            <w:bottom w:val="single" w:color="000000" w:sz="2" w:space="0"/>
-            <w:right w:val="single" w:color="000000" w:sz="2" w:space="0"/>
-            <w:insideH w:val="single" w:color="000000" w:sz="2" w:space="0"/>
-            <w:insideV w:val="single" w:color="000000" w:sz="2" w:space="0"/>
-          </w:tblBorders>
+          <w:tblW w:w="8214" w:type="dxa"/>
+          <w:jc w:val="center"/>
+          <w:tblLayout w:type="fixed"/>
           <w:tblCellMar>
             <w:top w:w="0" w:type="dxa"/>
             <w:left w:w="0" w:type="dxa"/>
@@ -1809,7 +1782,7 @@
           </w:tblCellMar>
         </w:tblPrEx>
         <w:trPr>
-          <w:trHeight w:val="557" w:hRule="atLeast"/>
+          <w:trHeight w:val="557"/>
           <w:jc w:val="center"/>
         </w:trPr>
         <w:tc>
@@ -1818,7 +1791,7 @@
           </w:tcPr>
           <w:p>
             <w:pPr>
-              <w:pStyle w:val="27"/>
+              <w:pStyle w:val="TableText"/>
               <w:keepNext w:val="0"/>
               <w:keepLines w:val="0"/>
               <w:pageBreakBefore w:val="0"/>
@@ -1831,7 +1804,7 @@
               <w:bidi w:val="0"/>
               <w:adjustRightInd w:val="0"/>
               <w:snapToGrid w:val="0"/>
-              <w:ind w:left="0" w:leftChars="0" w:right="0" w:rightChars="0" w:firstLine="0" w:firstLineChars="0"/>
+              <w:ind w:left="0" w:right="0" w:firstLine="0" w:leftChars="0" w:rightChars="0" w:firstLineChars="0"/>
               <w:jc w:val="center"/>
               <w:textAlignment w:val="baseline"/>
             </w:pPr>
@@ -1843,7 +1816,7 @@
           </w:tcPr>
           <w:p>
             <w:pPr>
-              <w:pStyle w:val="27"/>
+              <w:pStyle w:val="TableText"/>
               <w:keepNext w:val="0"/>
               <w:keepLines w:val="0"/>
               <w:pageBreakBefore w:val="0"/>
@@ -1856,7 +1829,7 @@
               <w:bidi w:val="0"/>
               <w:adjustRightInd w:val="0"/>
               <w:snapToGrid w:val="0"/>
-              <w:ind w:left="0" w:leftChars="0" w:right="0" w:rightChars="0" w:firstLine="0" w:firstLineChars="0"/>
+              <w:ind w:left="0" w:right="0" w:firstLine="0" w:leftChars="0" w:rightChars="0" w:firstLineChars="0"/>
               <w:jc w:val="center"/>
               <w:textAlignment w:val="baseline"/>
             </w:pPr>
@@ -1868,7 +1841,7 @@
           </w:tcPr>
           <w:p>
             <w:pPr>
-              <w:pStyle w:val="27"/>
+              <w:pStyle w:val="TableText"/>
               <w:keepNext w:val="0"/>
               <w:keepLines w:val="0"/>
               <w:pageBreakBefore w:val="0"/>
@@ -1881,7 +1854,7 @@
               <w:bidi w:val="0"/>
               <w:adjustRightInd w:val="0"/>
               <w:snapToGrid w:val="0"/>
-              <w:ind w:left="0" w:leftChars="0" w:right="0" w:rightChars="0" w:firstLine="0" w:firstLineChars="0"/>
+              <w:ind w:left="0" w:right="0" w:firstLine="0" w:leftChars="0" w:rightChars="0" w:firstLineChars="0"/>
               <w:jc w:val="center"/>
               <w:textAlignment w:val="baseline"/>
             </w:pPr>
@@ -1893,7 +1866,7 @@
           </w:tcPr>
           <w:p>
             <w:pPr>
-              <w:pStyle w:val="27"/>
+              <w:pStyle w:val="TableText"/>
               <w:keepNext w:val="0"/>
               <w:keepLines w:val="0"/>
               <w:pageBreakBefore w:val="0"/>
@@ -1906,7 +1879,7 @@
               <w:bidi w:val="0"/>
               <w:adjustRightInd w:val="0"/>
               <w:snapToGrid w:val="0"/>
-              <w:ind w:left="0" w:leftChars="0" w:right="0" w:rightChars="0" w:firstLine="0" w:firstLineChars="0"/>
+              <w:ind w:left="0" w:right="0" w:firstLine="0" w:leftChars="0" w:rightChars="0" w:firstLineChars="0"/>
               <w:jc w:val="center"/>
               <w:textAlignment w:val="baseline"/>
             </w:pPr>
@@ -1918,7 +1891,7 @@
           </w:tcPr>
           <w:p>
             <w:pPr>
-              <w:pStyle w:val="27"/>
+              <w:pStyle w:val="TableText"/>
               <w:keepNext w:val="0"/>
               <w:keepLines w:val="0"/>
               <w:pageBreakBefore w:val="0"/>
@@ -1931,7 +1904,7 @@
               <w:bidi w:val="0"/>
               <w:adjustRightInd w:val="0"/>
               <w:snapToGrid w:val="0"/>
-              <w:ind w:left="0" w:leftChars="0" w:right="0" w:rightChars="0" w:firstLine="0" w:firstLineChars="0"/>
+              <w:ind w:left="0" w:right="0" w:firstLine="0" w:leftChars="0" w:rightChars="0" w:firstLineChars="0"/>
               <w:jc w:val="center"/>
               <w:textAlignment w:val="baseline"/>
             </w:pPr>
@@ -1943,7 +1916,7 @@
           </w:tcPr>
           <w:p>
             <w:pPr>
-              <w:pStyle w:val="27"/>
+              <w:pStyle w:val="TableText"/>
               <w:keepNext w:val="0"/>
               <w:keepLines w:val="0"/>
               <w:pageBreakBefore w:val="0"/>
@@ -1956,7 +1929,7 @@
               <w:bidi w:val="0"/>
               <w:adjustRightInd w:val="0"/>
               <w:snapToGrid w:val="0"/>
-              <w:ind w:left="0" w:leftChars="0" w:right="0" w:rightChars="0" w:firstLine="0" w:firstLineChars="0"/>
+              <w:ind w:left="0" w:right="0" w:firstLine="0" w:leftChars="0" w:rightChars="0" w:firstLineChars="0"/>
               <w:jc w:val="center"/>
               <w:textAlignment w:val="baseline"/>
             </w:pPr>
@@ -1988,7 +1961,7 @@
     <w:sdt>
       <w:sdtPr>
         <w:rPr>
-          <w:rFonts w:ascii="宋体" w:hAnsi="宋体" w:eastAsia="宋体" w:cs="Arial"/>
+          <w:rFonts w:ascii="宋体" w:eastAsia="宋体" w:hAnsi="宋体" w:cs="Arial"/>
           <w:snapToGrid w:val="0"/>
           <w:color w:val="000000"/>
           <w:kern w:val="0"/>
@@ -2004,7 +1977,7 @@
       </w:sdtPr>
       <w:sdtEndPr>
         <w:rPr>
-          <w:rFonts w:hint="eastAsia" w:ascii="宋体" w:hAnsi="宋体" w:eastAsia="宋体" w:cs="宋体"/>
+          <w:rFonts w:ascii="宋体" w:eastAsia="宋体" w:hAnsi="宋体" w:cs="宋体" w:hint="eastAsia"/>
           <w:snapToGrid w:val="0"/>
           <w:color w:val="000000"/>
           <w:kern w:val="0"/>
@@ -2030,18 +2003,18 @@
             <w:adjustRightInd w:val="0"/>
             <w:snapToGrid w:val="0"/>
             <w:spacing w:before="0" w:beforeLines="0" w:after="0" w:afterLines="0" w:line="240" w:lineRule="auto"/>
-            <w:ind w:left="0" w:leftChars="0" w:right="0" w:rightChars="0" w:firstLine="0" w:firstLineChars="0"/>
+            <w:ind w:left="0" w:right="0" w:firstLine="0" w:leftChars="0" w:rightChars="0" w:firstLineChars="0"/>
             <w:jc w:val="center"/>
             <w:textAlignment w:val="baseline"/>
             <w:rPr>
-              <w:rFonts w:hint="eastAsia" w:ascii="宋体" w:hAnsi="宋体" w:eastAsia="宋体" w:cs="宋体"/>
+              <w:rFonts w:ascii="宋体" w:eastAsia="宋体" w:hAnsi="宋体" w:cs="宋体" w:hint="eastAsia"/>
               <w:sz w:val="24"/>
               <w:szCs w:val="24"/>
             </w:rPr>
           </w:pPr>
           <w:r>
             <w:rPr>
-              <w:rFonts w:hint="eastAsia" w:ascii="宋体" w:hAnsi="宋体" w:eastAsia="宋体" w:cs="宋体"/>
+              <w:rFonts w:ascii="宋体" w:eastAsia="宋体" w:hAnsi="宋体" w:cs="宋体" w:hint="eastAsia"/>
               <w:sz w:val="24"/>
               <w:szCs w:val="24"/>
             </w:rPr>
@@ -2050,14 +2023,14 @@
         </w:p>
         <w:p>
           <w:pPr>
-            <w:pStyle w:val="16"/>
+            <w:pStyle w:val="TOC1"/>
             <w:tabs>
               <w:tab w:val="right" w:leader="dot" w:pos="8306"/>
             </w:tabs>
           </w:pPr>
           <w:r>
             <w:rPr>
-              <w:rFonts w:hint="eastAsia" w:ascii="宋体" w:hAnsi="宋体" w:eastAsia="宋体" w:cs="宋体"/>
+              <w:rFonts w:ascii="宋体" w:eastAsia="宋体" w:hAnsi="宋体" w:cs="宋体" w:hint="eastAsia"/>
               <w:sz w:val="24"/>
               <w:szCs w:val="24"/>
             </w:rPr>
@@ -2065,7 +2038,7 @@
           </w:r>
           <w:r>
             <w:rPr>
-              <w:rFonts w:hint="eastAsia" w:ascii="宋体" w:hAnsi="宋体" w:eastAsia="宋体" w:cs="宋体"/>
+              <w:rFonts w:ascii="宋体" w:eastAsia="宋体" w:hAnsi="宋体" w:cs="宋体" w:hint="eastAsia"/>
               <w:sz w:val="24"/>
               <w:szCs w:val="24"/>
             </w:rPr>
@@ -2073,7 +2046,7 @@
           </w:r>
           <w:r>
             <w:rPr>
-              <w:rFonts w:hint="eastAsia" w:ascii="宋体" w:hAnsi="宋体" w:eastAsia="宋体" w:cs="宋体"/>
+              <w:rFonts w:ascii="宋体" w:eastAsia="宋体" w:hAnsi="宋体" w:cs="宋体" w:hint="eastAsia"/>
               <w:sz w:val="24"/>
               <w:szCs w:val="24"/>
             </w:rPr>
@@ -2081,21 +2054,21 @@
           </w:r>
           <w:r>
             <w:rPr>
-              <w:rFonts w:hint="eastAsia" w:ascii="宋体" w:hAnsi="宋体" w:eastAsia="宋体" w:cs="宋体"/>
+              <w:rFonts w:ascii="宋体" w:eastAsia="宋体" w:hAnsi="宋体" w:cs="宋体" w:hint="eastAsia"/>
               <w:szCs w:val="24"/>
             </w:rPr>
             <w:fldChar w:fldCharType="begin"/>
           </w:r>
           <w:r>
             <w:rPr>
-              <w:rFonts w:hint="eastAsia" w:ascii="宋体" w:hAnsi="宋体" w:eastAsia="宋体" w:cs="宋体"/>
+              <w:rFonts w:ascii="宋体" w:eastAsia="宋体" w:hAnsi="宋体" w:cs="宋体" w:hint="eastAsia"/>
               <w:szCs w:val="24"/>
             </w:rPr>
             <w:instrText xml:space="preserve"> HYPERLINK \l _Toc32749 </w:instrText>
           </w:r>
           <w:r>
             <w:rPr>
-              <w:rFonts w:hint="eastAsia" w:ascii="宋体" w:hAnsi="宋体" w:eastAsia="宋体" w:cs="宋体"/>
+              <w:rFonts w:ascii="宋体" w:eastAsia="宋体" w:hAnsi="宋体" w:cs="宋体" w:hint="eastAsia"/>
               <w:szCs w:val="24"/>
             </w:rPr>
             <w:fldChar w:fldCharType="separate"/>
@@ -2127,7 +2100,7 @@
           </w:r>
           <w:r>
             <w:rPr>
-              <w:rFonts w:hint="eastAsia" w:ascii="宋体" w:hAnsi="宋体" w:eastAsia="宋体" w:cs="宋体"/>
+              <w:rFonts w:ascii="宋体" w:eastAsia="宋体" w:hAnsi="宋体" w:cs="宋体" w:hint="eastAsia"/>
               <w:szCs w:val="24"/>
             </w:rPr>
             <w:fldChar w:fldCharType="end"/>
@@ -2135,28 +2108,28 @@
         </w:p>
         <w:p>
           <w:pPr>
-            <w:pStyle w:val="16"/>
+            <w:pStyle w:val="TOC1"/>
             <w:tabs>
               <w:tab w:val="right" w:leader="dot" w:pos="8306"/>
             </w:tabs>
           </w:pPr>
           <w:r>
             <w:rPr>
-              <w:rFonts w:hint="eastAsia" w:ascii="宋体" w:hAnsi="宋体" w:eastAsia="宋体" w:cs="宋体"/>
+              <w:rFonts w:ascii="宋体" w:eastAsia="宋体" w:hAnsi="宋体" w:cs="宋体" w:hint="eastAsia"/>
               <w:szCs w:val="24"/>
             </w:rPr>
             <w:fldChar w:fldCharType="begin"/>
           </w:r>
           <w:r>
             <w:rPr>
-              <w:rFonts w:hint="eastAsia" w:ascii="宋体" w:hAnsi="宋体" w:eastAsia="宋体" w:cs="宋体"/>
+              <w:rFonts w:ascii="宋体" w:eastAsia="宋体" w:hAnsi="宋体" w:cs="宋体" w:hint="eastAsia"/>
               <w:szCs w:val="24"/>
             </w:rPr>
             <w:instrText xml:space="preserve"> HYPERLINK \l _Toc1352 </w:instrText>
           </w:r>
           <w:r>
             <w:rPr>
-              <w:rFonts w:hint="eastAsia" w:ascii="宋体" w:hAnsi="宋体" w:eastAsia="宋体" w:cs="宋体"/>
+              <w:rFonts w:ascii="宋体" w:eastAsia="宋体" w:hAnsi="宋体" w:cs="宋体" w:hint="eastAsia"/>
               <w:szCs w:val="24"/>
             </w:rPr>
             <w:fldChar w:fldCharType="separate"/>
@@ -2188,7 +2161,7 @@
           </w:r>
           <w:r>
             <w:rPr>
-              <w:rFonts w:hint="eastAsia" w:ascii="宋体" w:hAnsi="宋体" w:eastAsia="宋体" w:cs="宋体"/>
+              <w:rFonts w:ascii="宋体" w:eastAsia="宋体" w:hAnsi="宋体" w:cs="宋体" w:hint="eastAsia"/>
               <w:szCs w:val="24"/>
             </w:rPr>
             <w:fldChar w:fldCharType="end"/>
@@ -2196,28 +2169,28 @@
         </w:p>
         <w:p>
           <w:pPr>
-            <w:pStyle w:val="16"/>
+            <w:pStyle w:val="TOC1"/>
             <w:tabs>
               <w:tab w:val="right" w:leader="dot" w:pos="8306"/>
             </w:tabs>
           </w:pPr>
           <w:r>
             <w:rPr>
-              <w:rFonts w:hint="eastAsia" w:ascii="宋体" w:hAnsi="宋体" w:eastAsia="宋体" w:cs="宋体"/>
+              <w:rFonts w:ascii="宋体" w:eastAsia="宋体" w:hAnsi="宋体" w:cs="宋体" w:hint="eastAsia"/>
               <w:szCs w:val="24"/>
             </w:rPr>
             <w:fldChar w:fldCharType="begin"/>
           </w:r>
           <w:r>
             <w:rPr>
-              <w:rFonts w:hint="eastAsia" w:ascii="宋体" w:hAnsi="宋体" w:eastAsia="宋体" w:cs="宋体"/>
+              <w:rFonts w:ascii="宋体" w:eastAsia="宋体" w:hAnsi="宋体" w:cs="宋体" w:hint="eastAsia"/>
               <w:szCs w:val="24"/>
             </w:rPr>
             <w:instrText xml:space="preserve"> HYPERLINK \l _Toc1541 </w:instrText>
           </w:r>
           <w:r>
             <w:rPr>
-              <w:rFonts w:hint="eastAsia" w:ascii="宋体" w:hAnsi="宋体" w:eastAsia="宋体" w:cs="宋体"/>
+              <w:rFonts w:ascii="宋体" w:eastAsia="宋体" w:hAnsi="宋体" w:cs="宋体" w:hint="eastAsia"/>
               <w:szCs w:val="24"/>
             </w:rPr>
             <w:fldChar w:fldCharType="separate"/>
@@ -2249,7 +2222,7 @@
           </w:r>
           <w:r>
             <w:rPr>
-              <w:rFonts w:hint="eastAsia" w:ascii="宋体" w:hAnsi="宋体" w:eastAsia="宋体" w:cs="宋体"/>
+              <w:rFonts w:ascii="宋体" w:eastAsia="宋体" w:hAnsi="宋体" w:cs="宋体" w:hint="eastAsia"/>
               <w:szCs w:val="24"/>
             </w:rPr>
             <w:fldChar w:fldCharType="end"/>
@@ -2257,28 +2230,28 @@
         </w:p>
         <w:p>
           <w:pPr>
-            <w:pStyle w:val="17"/>
+            <w:pStyle w:val="TOC2"/>
             <w:tabs>
               <w:tab w:val="right" w:leader="dot" w:pos="8306"/>
             </w:tabs>
           </w:pPr>
           <w:r>
             <w:rPr>
-              <w:rFonts w:hint="eastAsia" w:ascii="宋体" w:hAnsi="宋体" w:eastAsia="宋体" w:cs="宋体"/>
+              <w:rFonts w:ascii="宋体" w:eastAsia="宋体" w:hAnsi="宋体" w:cs="宋体" w:hint="eastAsia"/>
               <w:szCs w:val="24"/>
             </w:rPr>
             <w:fldChar w:fldCharType="begin"/>
           </w:r>
           <w:r>
             <w:rPr>
-              <w:rFonts w:hint="eastAsia" w:ascii="宋体" w:hAnsi="宋体" w:eastAsia="宋体" w:cs="宋体"/>
+              <w:rFonts w:ascii="宋体" w:eastAsia="宋体" w:hAnsi="宋体" w:cs="宋体" w:hint="eastAsia"/>
               <w:szCs w:val="24"/>
             </w:rPr>
             <w:instrText xml:space="preserve"> HYPERLINK \l _Toc9107 </w:instrText>
           </w:r>
           <w:r>
             <w:rPr>
-              <w:rFonts w:hint="eastAsia" w:ascii="宋体" w:hAnsi="宋体" w:eastAsia="宋体" w:cs="宋体"/>
+              <w:rFonts w:ascii="宋体" w:eastAsia="宋体" w:hAnsi="宋体" w:cs="宋体" w:hint="eastAsia"/>
               <w:szCs w:val="24"/>
             </w:rPr>
             <w:fldChar w:fldCharType="separate"/>
@@ -2310,7 +2283,7 @@
           </w:r>
           <w:r>
             <w:rPr>
-              <w:rFonts w:hint="eastAsia" w:ascii="宋体" w:hAnsi="宋体" w:eastAsia="宋体" w:cs="宋体"/>
+              <w:rFonts w:ascii="宋体" w:eastAsia="宋体" w:hAnsi="宋体" w:cs="宋体" w:hint="eastAsia"/>
               <w:szCs w:val="24"/>
             </w:rPr>
             <w:fldChar w:fldCharType="end"/>
@@ -2318,28 +2291,28 @@
         </w:p>
         <w:p>
           <w:pPr>
-            <w:pStyle w:val="17"/>
+            <w:pStyle w:val="TOC2"/>
             <w:tabs>
               <w:tab w:val="right" w:leader="dot" w:pos="8306"/>
             </w:tabs>
           </w:pPr>
           <w:r>
             <w:rPr>
-              <w:rFonts w:hint="eastAsia" w:ascii="宋体" w:hAnsi="宋体" w:eastAsia="宋体" w:cs="宋体"/>
+              <w:rFonts w:ascii="宋体" w:eastAsia="宋体" w:hAnsi="宋体" w:cs="宋体" w:hint="eastAsia"/>
               <w:szCs w:val="24"/>
             </w:rPr>
             <w:fldChar w:fldCharType="begin"/>
           </w:r>
           <w:r>
             <w:rPr>
-              <w:rFonts w:hint="eastAsia" w:ascii="宋体" w:hAnsi="宋体" w:eastAsia="宋体" w:cs="宋体"/>
+              <w:rFonts w:ascii="宋体" w:eastAsia="宋体" w:hAnsi="宋体" w:cs="宋体" w:hint="eastAsia"/>
               <w:szCs w:val="24"/>
             </w:rPr>
             <w:instrText xml:space="preserve"> HYPERLINK \l _Toc13582 </w:instrText>
           </w:r>
           <w:r>
             <w:rPr>
-              <w:rFonts w:hint="eastAsia" w:ascii="宋体" w:hAnsi="宋体" w:eastAsia="宋体" w:cs="宋体"/>
+              <w:rFonts w:ascii="宋体" w:eastAsia="宋体" w:hAnsi="宋体" w:cs="宋体" w:hint="eastAsia"/>
               <w:szCs w:val="24"/>
             </w:rPr>
             <w:fldChar w:fldCharType="separate"/>
@@ -2371,7 +2344,7 @@
           </w:r>
           <w:r>
             <w:rPr>
-              <w:rFonts w:hint="eastAsia" w:ascii="宋体" w:hAnsi="宋体" w:eastAsia="宋体" w:cs="宋体"/>
+              <w:rFonts w:ascii="宋体" w:eastAsia="宋体" w:hAnsi="宋体" w:cs="宋体" w:hint="eastAsia"/>
               <w:szCs w:val="24"/>
             </w:rPr>
             <w:fldChar w:fldCharType="end"/>
@@ -2379,28 +2352,28 @@
         </w:p>
         <w:p>
           <w:pPr>
-            <w:pStyle w:val="17"/>
+            <w:pStyle w:val="TOC2"/>
             <w:tabs>
               <w:tab w:val="right" w:leader="dot" w:pos="8306"/>
             </w:tabs>
           </w:pPr>
           <w:r>
             <w:rPr>
-              <w:rFonts w:hint="eastAsia" w:ascii="宋体" w:hAnsi="宋体" w:eastAsia="宋体" w:cs="宋体"/>
+              <w:rFonts w:ascii="宋体" w:eastAsia="宋体" w:hAnsi="宋体" w:cs="宋体" w:hint="eastAsia"/>
               <w:szCs w:val="24"/>
             </w:rPr>
             <w:fldChar w:fldCharType="begin"/>
           </w:r>
           <w:r>
             <w:rPr>
-              <w:rFonts w:hint="eastAsia" w:ascii="宋体" w:hAnsi="宋体" w:eastAsia="宋体" w:cs="宋体"/>
+              <w:rFonts w:ascii="宋体" w:eastAsia="宋体" w:hAnsi="宋体" w:cs="宋体" w:hint="eastAsia"/>
               <w:szCs w:val="24"/>
             </w:rPr>
             <w:instrText xml:space="preserve"> HYPERLINK \l _Toc9693 </w:instrText>
           </w:r>
           <w:r>
             <w:rPr>
-              <w:rFonts w:hint="eastAsia" w:ascii="宋体" w:hAnsi="宋体" w:eastAsia="宋体" w:cs="宋体"/>
+              <w:rFonts w:ascii="宋体" w:eastAsia="宋体" w:hAnsi="宋体" w:cs="宋体" w:hint="eastAsia"/>
               <w:szCs w:val="24"/>
             </w:rPr>
             <w:fldChar w:fldCharType="separate"/>
@@ -2432,7 +2405,7 @@
           </w:r>
           <w:r>
             <w:rPr>
-              <w:rFonts w:hint="eastAsia" w:ascii="宋体" w:hAnsi="宋体" w:eastAsia="宋体" w:cs="宋体"/>
+              <w:rFonts w:ascii="宋体" w:eastAsia="宋体" w:hAnsi="宋体" w:cs="宋体" w:hint="eastAsia"/>
               <w:szCs w:val="24"/>
             </w:rPr>
             <w:fldChar w:fldCharType="end"/>
@@ -2440,28 +2413,28 @@
         </w:p>
         <w:p>
           <w:pPr>
-            <w:pStyle w:val="17"/>
+            <w:pStyle w:val="TOC2"/>
             <w:tabs>
               <w:tab w:val="right" w:leader="dot" w:pos="8306"/>
             </w:tabs>
           </w:pPr>
           <w:r>
             <w:rPr>
-              <w:rFonts w:hint="eastAsia" w:ascii="宋体" w:hAnsi="宋体" w:eastAsia="宋体" w:cs="宋体"/>
+              <w:rFonts w:ascii="宋体" w:eastAsia="宋体" w:hAnsi="宋体" w:cs="宋体" w:hint="eastAsia"/>
               <w:szCs w:val="24"/>
             </w:rPr>
             <w:fldChar w:fldCharType="begin"/>
           </w:r>
           <w:r>
             <w:rPr>
-              <w:rFonts w:hint="eastAsia" w:ascii="宋体" w:hAnsi="宋体" w:eastAsia="宋体" w:cs="宋体"/>
+              <w:rFonts w:ascii="宋体" w:eastAsia="宋体" w:hAnsi="宋体" w:cs="宋体" w:hint="eastAsia"/>
               <w:szCs w:val="24"/>
             </w:rPr>
             <w:instrText xml:space="preserve"> HYPERLINK \l _Toc30877 </w:instrText>
           </w:r>
           <w:r>
             <w:rPr>
-              <w:rFonts w:hint="eastAsia" w:ascii="宋体" w:hAnsi="宋体" w:eastAsia="宋体" w:cs="宋体"/>
+              <w:rFonts w:ascii="宋体" w:eastAsia="宋体" w:hAnsi="宋体" w:cs="宋体" w:hint="eastAsia"/>
               <w:szCs w:val="24"/>
             </w:rPr>
             <w:fldChar w:fldCharType="separate"/>
@@ -2493,7 +2466,7 @@
           </w:r>
           <w:r>
             <w:rPr>
-              <w:rFonts w:hint="eastAsia" w:ascii="宋体" w:hAnsi="宋体" w:eastAsia="宋体" w:cs="宋体"/>
+              <w:rFonts w:ascii="宋体" w:eastAsia="宋体" w:hAnsi="宋体" w:cs="宋体" w:hint="eastAsia"/>
               <w:szCs w:val="24"/>
             </w:rPr>
             <w:fldChar w:fldCharType="end"/>
@@ -2501,28 +2474,28 @@
         </w:p>
         <w:p>
           <w:pPr>
-            <w:pStyle w:val="16"/>
+            <w:pStyle w:val="TOC1"/>
             <w:tabs>
               <w:tab w:val="right" w:leader="dot" w:pos="8306"/>
             </w:tabs>
           </w:pPr>
           <w:r>
             <w:rPr>
-              <w:rFonts w:hint="eastAsia" w:ascii="宋体" w:hAnsi="宋体" w:eastAsia="宋体" w:cs="宋体"/>
+              <w:rFonts w:ascii="宋体" w:eastAsia="宋体" w:hAnsi="宋体" w:cs="宋体" w:hint="eastAsia"/>
               <w:szCs w:val="24"/>
             </w:rPr>
             <w:fldChar w:fldCharType="begin"/>
           </w:r>
           <w:r>
             <w:rPr>
-              <w:rFonts w:hint="eastAsia" w:ascii="宋体" w:hAnsi="宋体" w:eastAsia="宋体" w:cs="宋体"/>
+              <w:rFonts w:ascii="宋体" w:eastAsia="宋体" w:hAnsi="宋体" w:cs="宋体" w:hint="eastAsia"/>
               <w:szCs w:val="24"/>
             </w:rPr>
             <w:instrText xml:space="preserve"> HYPERLINK \l _Toc4609 </w:instrText>
           </w:r>
           <w:r>
             <w:rPr>
-              <w:rFonts w:hint="eastAsia" w:ascii="宋体" w:hAnsi="宋体" w:eastAsia="宋体" w:cs="宋体"/>
+              <w:rFonts w:ascii="宋体" w:eastAsia="宋体" w:hAnsi="宋体" w:cs="宋体" w:hint="eastAsia"/>
               <w:szCs w:val="24"/>
             </w:rPr>
             <w:fldChar w:fldCharType="separate"/>
@@ -2554,7 +2527,7 @@
           </w:r>
           <w:r>
             <w:rPr>
-              <w:rFonts w:hint="eastAsia" w:ascii="宋体" w:hAnsi="宋体" w:eastAsia="宋体" w:cs="宋体"/>
+              <w:rFonts w:ascii="宋体" w:eastAsia="宋体" w:hAnsi="宋体" w:cs="宋体" w:hint="eastAsia"/>
               <w:szCs w:val="24"/>
             </w:rPr>
             <w:fldChar w:fldCharType="end"/>
@@ -2562,28 +2535,28 @@
         </w:p>
         <w:p>
           <w:pPr>
-            <w:pStyle w:val="17"/>
+            <w:pStyle w:val="TOC2"/>
             <w:tabs>
               <w:tab w:val="right" w:leader="dot" w:pos="8306"/>
             </w:tabs>
           </w:pPr>
           <w:r>
             <w:rPr>
-              <w:rFonts w:hint="eastAsia" w:ascii="宋体" w:hAnsi="宋体" w:eastAsia="宋体" w:cs="宋体"/>
+              <w:rFonts w:ascii="宋体" w:eastAsia="宋体" w:hAnsi="宋体" w:cs="宋体" w:hint="eastAsia"/>
               <w:szCs w:val="24"/>
             </w:rPr>
             <w:fldChar w:fldCharType="begin"/>
           </w:r>
           <w:r>
             <w:rPr>
-              <w:rFonts w:hint="eastAsia" w:ascii="宋体" w:hAnsi="宋体" w:eastAsia="宋体" w:cs="宋体"/>
+              <w:rFonts w:ascii="宋体" w:eastAsia="宋体" w:hAnsi="宋体" w:cs="宋体" w:hint="eastAsia"/>
               <w:szCs w:val="24"/>
             </w:rPr>
             <w:instrText xml:space="preserve"> HYPERLINK \l _Toc19800 </w:instrText>
           </w:r>
           <w:r>
             <w:rPr>
-              <w:rFonts w:hint="eastAsia" w:ascii="宋体" w:hAnsi="宋体" w:eastAsia="宋体" w:cs="宋体"/>
+              <w:rFonts w:ascii="宋体" w:eastAsia="宋体" w:hAnsi="宋体" w:cs="宋体" w:hint="eastAsia"/>
               <w:szCs w:val="24"/>
             </w:rPr>
             <w:fldChar w:fldCharType="separate"/>
@@ -2615,7 +2588,7 @@
           </w:r>
           <w:r>
             <w:rPr>
-              <w:rFonts w:hint="eastAsia" w:ascii="宋体" w:hAnsi="宋体" w:eastAsia="宋体" w:cs="宋体"/>
+              <w:rFonts w:ascii="宋体" w:eastAsia="宋体" w:hAnsi="宋体" w:cs="宋体" w:hint="eastAsia"/>
               <w:szCs w:val="24"/>
             </w:rPr>
             <w:fldChar w:fldCharType="end"/>
@@ -2623,28 +2596,28 @@
         </w:p>
         <w:p>
           <w:pPr>
-            <w:pStyle w:val="17"/>
+            <w:pStyle w:val="TOC2"/>
             <w:tabs>
               <w:tab w:val="right" w:leader="dot" w:pos="8306"/>
             </w:tabs>
           </w:pPr>
           <w:r>
             <w:rPr>
-              <w:rFonts w:hint="eastAsia" w:ascii="宋体" w:hAnsi="宋体" w:eastAsia="宋体" w:cs="宋体"/>
+              <w:rFonts w:ascii="宋体" w:eastAsia="宋体" w:hAnsi="宋体" w:cs="宋体" w:hint="eastAsia"/>
               <w:szCs w:val="24"/>
             </w:rPr>
             <w:fldChar w:fldCharType="begin"/>
           </w:r>
           <w:r>
             <w:rPr>
-              <w:rFonts w:hint="eastAsia" w:ascii="宋体" w:hAnsi="宋体" w:eastAsia="宋体" w:cs="宋体"/>
+              <w:rFonts w:ascii="宋体" w:eastAsia="宋体" w:hAnsi="宋体" w:cs="宋体" w:hint="eastAsia"/>
               <w:szCs w:val="24"/>
             </w:rPr>
             <w:instrText xml:space="preserve"> HYPERLINK \l _Toc3965 </w:instrText>
           </w:r>
           <w:r>
             <w:rPr>
-              <w:rFonts w:hint="eastAsia" w:ascii="宋体" w:hAnsi="宋体" w:eastAsia="宋体" w:cs="宋体"/>
+              <w:rFonts w:ascii="宋体" w:eastAsia="宋体" w:hAnsi="宋体" w:cs="宋体" w:hint="eastAsia"/>
               <w:szCs w:val="24"/>
             </w:rPr>
             <w:fldChar w:fldCharType="separate"/>
@@ -2676,7 +2649,7 @@
           </w:r>
           <w:r>
             <w:rPr>
-              <w:rFonts w:hint="eastAsia" w:ascii="宋体" w:hAnsi="宋体" w:eastAsia="宋体" w:cs="宋体"/>
+              <w:rFonts w:ascii="宋体" w:eastAsia="宋体" w:hAnsi="宋体" w:cs="宋体" w:hint="eastAsia"/>
               <w:szCs w:val="24"/>
             </w:rPr>
             <w:fldChar w:fldCharType="end"/>
@@ -2684,28 +2657,28 @@
         </w:p>
         <w:p>
           <w:pPr>
-            <w:pStyle w:val="17"/>
+            <w:pStyle w:val="TOC2"/>
             <w:tabs>
               <w:tab w:val="right" w:leader="dot" w:pos="8306"/>
             </w:tabs>
           </w:pPr>
           <w:r>
             <w:rPr>
-              <w:rFonts w:hint="eastAsia" w:ascii="宋体" w:hAnsi="宋体" w:eastAsia="宋体" w:cs="宋体"/>
+              <w:rFonts w:ascii="宋体" w:eastAsia="宋体" w:hAnsi="宋体" w:cs="宋体" w:hint="eastAsia"/>
               <w:szCs w:val="24"/>
             </w:rPr>
             <w:fldChar w:fldCharType="begin"/>
           </w:r>
           <w:r>
             <w:rPr>
-              <w:rFonts w:hint="eastAsia" w:ascii="宋体" w:hAnsi="宋体" w:eastAsia="宋体" w:cs="宋体"/>
+              <w:rFonts w:ascii="宋体" w:eastAsia="宋体" w:hAnsi="宋体" w:cs="宋体" w:hint="eastAsia"/>
               <w:szCs w:val="24"/>
             </w:rPr>
             <w:instrText xml:space="preserve"> HYPERLINK \l _Toc3208 </w:instrText>
           </w:r>
           <w:r>
             <w:rPr>
-              <w:rFonts w:hint="eastAsia" w:ascii="宋体" w:hAnsi="宋体" w:eastAsia="宋体" w:cs="宋体"/>
+              <w:rFonts w:ascii="宋体" w:eastAsia="宋体" w:hAnsi="宋体" w:cs="宋体" w:hint="eastAsia"/>
               <w:szCs w:val="24"/>
             </w:rPr>
             <w:fldChar w:fldCharType="separate"/>
@@ -2737,7 +2710,7 @@
           </w:r>
           <w:r>
             <w:rPr>
-              <w:rFonts w:hint="eastAsia" w:ascii="宋体" w:hAnsi="宋体" w:eastAsia="宋体" w:cs="宋体"/>
+              <w:rFonts w:ascii="宋体" w:eastAsia="宋体" w:hAnsi="宋体" w:cs="宋体" w:hint="eastAsia"/>
               <w:szCs w:val="24"/>
             </w:rPr>
             <w:fldChar w:fldCharType="end"/>
@@ -2745,28 +2718,28 @@
         </w:p>
         <w:p>
           <w:pPr>
-            <w:pStyle w:val="17"/>
+            <w:pStyle w:val="TOC2"/>
             <w:tabs>
               <w:tab w:val="right" w:leader="dot" w:pos="8306"/>
             </w:tabs>
           </w:pPr>
           <w:r>
             <w:rPr>
-              <w:rFonts w:hint="eastAsia" w:ascii="宋体" w:hAnsi="宋体" w:eastAsia="宋体" w:cs="宋体"/>
+              <w:rFonts w:ascii="宋体" w:eastAsia="宋体" w:hAnsi="宋体" w:cs="宋体" w:hint="eastAsia"/>
               <w:szCs w:val="24"/>
             </w:rPr>
             <w:fldChar w:fldCharType="begin"/>
           </w:r>
           <w:r>
             <w:rPr>
-              <w:rFonts w:hint="eastAsia" w:ascii="宋体" w:hAnsi="宋体" w:eastAsia="宋体" w:cs="宋体"/>
+              <w:rFonts w:ascii="宋体" w:eastAsia="宋体" w:hAnsi="宋体" w:cs="宋体" w:hint="eastAsia"/>
               <w:szCs w:val="24"/>
             </w:rPr>
             <w:instrText xml:space="preserve"> HYPERLINK \l _Toc11048 </w:instrText>
           </w:r>
           <w:r>
             <w:rPr>
-              <w:rFonts w:hint="eastAsia" w:ascii="宋体" w:hAnsi="宋体" w:eastAsia="宋体" w:cs="宋体"/>
+              <w:rFonts w:ascii="宋体" w:eastAsia="宋体" w:hAnsi="宋体" w:cs="宋体" w:hint="eastAsia"/>
               <w:szCs w:val="24"/>
             </w:rPr>
             <w:fldChar w:fldCharType="separate"/>
@@ -2798,7 +2771,7 @@
           </w:r>
           <w:r>
             <w:rPr>
-              <w:rFonts w:hint="eastAsia" w:ascii="宋体" w:hAnsi="宋体" w:eastAsia="宋体" w:cs="宋体"/>
+              <w:rFonts w:ascii="宋体" w:eastAsia="宋体" w:hAnsi="宋体" w:cs="宋体" w:hint="eastAsia"/>
               <w:szCs w:val="24"/>
             </w:rPr>
             <w:fldChar w:fldCharType="end"/>
@@ -2806,28 +2779,28 @@
         </w:p>
         <w:p>
           <w:pPr>
-            <w:pStyle w:val="17"/>
+            <w:pStyle w:val="TOC2"/>
             <w:tabs>
               <w:tab w:val="right" w:leader="dot" w:pos="8306"/>
             </w:tabs>
           </w:pPr>
           <w:r>
             <w:rPr>
-              <w:rFonts w:hint="eastAsia" w:ascii="宋体" w:hAnsi="宋体" w:eastAsia="宋体" w:cs="宋体"/>
+              <w:rFonts w:ascii="宋体" w:eastAsia="宋体" w:hAnsi="宋体" w:cs="宋体" w:hint="eastAsia"/>
               <w:szCs w:val="24"/>
             </w:rPr>
             <w:fldChar w:fldCharType="begin"/>
           </w:r>
           <w:r>
             <w:rPr>
-              <w:rFonts w:hint="eastAsia" w:ascii="宋体" w:hAnsi="宋体" w:eastAsia="宋体" w:cs="宋体"/>
+              <w:rFonts w:ascii="宋体" w:eastAsia="宋体" w:hAnsi="宋体" w:cs="宋体" w:hint="eastAsia"/>
               <w:szCs w:val="24"/>
             </w:rPr>
             <w:instrText xml:space="preserve"> HYPERLINK \l _Toc11635 </w:instrText>
           </w:r>
           <w:r>
             <w:rPr>
-              <w:rFonts w:hint="eastAsia" w:ascii="宋体" w:hAnsi="宋体" w:eastAsia="宋体" w:cs="宋体"/>
+              <w:rFonts w:ascii="宋体" w:eastAsia="宋体" w:hAnsi="宋体" w:cs="宋体" w:hint="eastAsia"/>
               <w:szCs w:val="24"/>
             </w:rPr>
             <w:fldChar w:fldCharType="separate"/>
@@ -2859,7 +2832,7 @@
           </w:r>
           <w:r>
             <w:rPr>
-              <w:rFonts w:hint="eastAsia" w:ascii="宋体" w:hAnsi="宋体" w:eastAsia="宋体" w:cs="宋体"/>
+              <w:rFonts w:ascii="宋体" w:eastAsia="宋体" w:hAnsi="宋体" w:cs="宋体" w:hint="eastAsia"/>
               <w:szCs w:val="24"/>
             </w:rPr>
             <w:fldChar w:fldCharType="end"/>
@@ -2867,28 +2840,28 @@
         </w:p>
         <w:p>
           <w:pPr>
-            <w:pStyle w:val="17"/>
+            <w:pStyle w:val="TOC2"/>
             <w:tabs>
               <w:tab w:val="right" w:leader="dot" w:pos="8306"/>
             </w:tabs>
           </w:pPr>
           <w:r>
             <w:rPr>
-              <w:rFonts w:hint="eastAsia" w:ascii="宋体" w:hAnsi="宋体" w:eastAsia="宋体" w:cs="宋体"/>
+              <w:rFonts w:ascii="宋体" w:eastAsia="宋体" w:hAnsi="宋体" w:cs="宋体" w:hint="eastAsia"/>
               <w:szCs w:val="24"/>
             </w:rPr>
             <w:fldChar w:fldCharType="begin"/>
           </w:r>
           <w:r>
             <w:rPr>
-              <w:rFonts w:hint="eastAsia" w:ascii="宋体" w:hAnsi="宋体" w:eastAsia="宋体" w:cs="宋体"/>
+              <w:rFonts w:ascii="宋体" w:eastAsia="宋体" w:hAnsi="宋体" w:cs="宋体" w:hint="eastAsia"/>
               <w:szCs w:val="24"/>
             </w:rPr>
             <w:instrText xml:space="preserve"> HYPERLINK \l _Toc28091 </w:instrText>
           </w:r>
           <w:r>
             <w:rPr>
-              <w:rFonts w:hint="eastAsia" w:ascii="宋体" w:hAnsi="宋体" w:eastAsia="宋体" w:cs="宋体"/>
+              <w:rFonts w:ascii="宋体" w:eastAsia="宋体" w:hAnsi="宋体" w:cs="宋体" w:hint="eastAsia"/>
               <w:szCs w:val="24"/>
             </w:rPr>
             <w:fldChar w:fldCharType="separate"/>
@@ -2927,7 +2900,7 @@
           </w:r>
           <w:r>
             <w:rPr>
-              <w:rFonts w:hint="eastAsia" w:ascii="宋体" w:hAnsi="宋体" w:eastAsia="宋体" w:cs="宋体"/>
+              <w:rFonts w:ascii="宋体" w:eastAsia="宋体" w:hAnsi="宋体" w:cs="宋体" w:hint="eastAsia"/>
               <w:szCs w:val="24"/>
             </w:rPr>
             <w:fldChar w:fldCharType="end"/>
@@ -2935,28 +2908,28 @@
         </w:p>
         <w:p>
           <w:pPr>
-            <w:pStyle w:val="16"/>
+            <w:pStyle w:val="TOC1"/>
             <w:tabs>
               <w:tab w:val="right" w:leader="dot" w:pos="8306"/>
             </w:tabs>
           </w:pPr>
           <w:r>
             <w:rPr>
-              <w:rFonts w:hint="eastAsia" w:ascii="宋体" w:hAnsi="宋体" w:eastAsia="宋体" w:cs="宋体"/>
+              <w:rFonts w:ascii="宋体" w:eastAsia="宋体" w:hAnsi="宋体" w:cs="宋体" w:hint="eastAsia"/>
               <w:szCs w:val="24"/>
             </w:rPr>
             <w:fldChar w:fldCharType="begin"/>
           </w:r>
           <w:r>
             <w:rPr>
-              <w:rFonts w:hint="eastAsia" w:ascii="宋体" w:hAnsi="宋体" w:eastAsia="宋体" w:cs="宋体"/>
+              <w:rFonts w:ascii="宋体" w:eastAsia="宋体" w:hAnsi="宋体" w:cs="宋体" w:hint="eastAsia"/>
               <w:szCs w:val="24"/>
             </w:rPr>
             <w:instrText xml:space="preserve"> HYPERLINK \l _Toc29270 </w:instrText>
           </w:r>
           <w:r>
             <w:rPr>
-              <w:rFonts w:hint="eastAsia" w:ascii="宋体" w:hAnsi="宋体" w:eastAsia="宋体" w:cs="宋体"/>
+              <w:rFonts w:ascii="宋体" w:eastAsia="宋体" w:hAnsi="宋体" w:cs="宋体" w:hint="eastAsia"/>
               <w:szCs w:val="24"/>
             </w:rPr>
             <w:fldChar w:fldCharType="separate"/>
@@ -2988,7 +2961,7 @@
           </w:r>
           <w:r>
             <w:rPr>
-              <w:rFonts w:hint="eastAsia" w:ascii="宋体" w:hAnsi="宋体" w:eastAsia="宋体" w:cs="宋体"/>
+              <w:rFonts w:ascii="宋体" w:eastAsia="宋体" w:hAnsi="宋体" w:cs="宋体" w:hint="eastAsia"/>
               <w:szCs w:val="24"/>
             </w:rPr>
             <w:fldChar w:fldCharType="end"/>
@@ -2996,28 +2969,28 @@
         </w:p>
         <w:p>
           <w:pPr>
-            <w:pStyle w:val="17"/>
+            <w:pStyle w:val="TOC2"/>
             <w:tabs>
               <w:tab w:val="right" w:leader="dot" w:pos="8306"/>
             </w:tabs>
           </w:pPr>
           <w:r>
             <w:rPr>
-              <w:rFonts w:hint="eastAsia" w:ascii="宋体" w:hAnsi="宋体" w:eastAsia="宋体" w:cs="宋体"/>
+              <w:rFonts w:ascii="宋体" w:eastAsia="宋体" w:hAnsi="宋体" w:cs="宋体" w:hint="eastAsia"/>
               <w:szCs w:val="24"/>
             </w:rPr>
             <w:fldChar w:fldCharType="begin"/>
           </w:r>
           <w:r>
             <w:rPr>
-              <w:rFonts w:hint="eastAsia" w:ascii="宋体" w:hAnsi="宋体" w:eastAsia="宋体" w:cs="宋体"/>
+              <w:rFonts w:ascii="宋体" w:eastAsia="宋体" w:hAnsi="宋体" w:cs="宋体" w:hint="eastAsia"/>
               <w:szCs w:val="24"/>
             </w:rPr>
             <w:instrText xml:space="preserve"> HYPERLINK \l _Toc863 </w:instrText>
           </w:r>
           <w:r>
             <w:rPr>
-              <w:rFonts w:hint="eastAsia" w:ascii="宋体" w:hAnsi="宋体" w:eastAsia="宋体" w:cs="宋体"/>
+              <w:rFonts w:ascii="宋体" w:eastAsia="宋体" w:hAnsi="宋体" w:cs="宋体" w:hint="eastAsia"/>
               <w:szCs w:val="24"/>
             </w:rPr>
             <w:fldChar w:fldCharType="separate"/>
@@ -3049,7 +3022,7 @@
           </w:r>
           <w:r>
             <w:rPr>
-              <w:rFonts w:hint="eastAsia" w:ascii="宋体" w:hAnsi="宋体" w:eastAsia="宋体" w:cs="宋体"/>
+              <w:rFonts w:ascii="宋体" w:eastAsia="宋体" w:hAnsi="宋体" w:cs="宋体" w:hint="eastAsia"/>
               <w:szCs w:val="24"/>
             </w:rPr>
             <w:fldChar w:fldCharType="end"/>
@@ -3057,28 +3030,28 @@
         </w:p>
         <w:p>
           <w:pPr>
-            <w:pStyle w:val="17"/>
+            <w:pStyle w:val="TOC2"/>
             <w:tabs>
               <w:tab w:val="right" w:leader="dot" w:pos="8306"/>
             </w:tabs>
           </w:pPr>
           <w:r>
             <w:rPr>
-              <w:rFonts w:hint="eastAsia" w:ascii="宋体" w:hAnsi="宋体" w:eastAsia="宋体" w:cs="宋体"/>
+              <w:rFonts w:ascii="宋体" w:eastAsia="宋体" w:hAnsi="宋体" w:cs="宋体" w:hint="eastAsia"/>
               <w:szCs w:val="24"/>
             </w:rPr>
             <w:fldChar w:fldCharType="begin"/>
           </w:r>
           <w:r>
             <w:rPr>
-              <w:rFonts w:hint="eastAsia" w:ascii="宋体" w:hAnsi="宋体" w:eastAsia="宋体" w:cs="宋体"/>
+              <w:rFonts w:ascii="宋体" w:eastAsia="宋体" w:hAnsi="宋体" w:cs="宋体" w:hint="eastAsia"/>
               <w:szCs w:val="24"/>
             </w:rPr>
             <w:instrText xml:space="preserve"> HYPERLINK \l _Toc26150 </w:instrText>
           </w:r>
           <w:r>
             <w:rPr>
-              <w:rFonts w:hint="eastAsia" w:ascii="宋体" w:hAnsi="宋体" w:eastAsia="宋体" w:cs="宋体"/>
+              <w:rFonts w:ascii="宋体" w:eastAsia="宋体" w:hAnsi="宋体" w:cs="宋体" w:hint="eastAsia"/>
               <w:szCs w:val="24"/>
             </w:rPr>
             <w:fldChar w:fldCharType="separate"/>
@@ -3110,7 +3083,7 @@
           </w:r>
           <w:r>
             <w:rPr>
-              <w:rFonts w:hint="eastAsia" w:ascii="宋体" w:hAnsi="宋体" w:eastAsia="宋体" w:cs="宋体"/>
+              <w:rFonts w:ascii="宋体" w:eastAsia="宋体" w:hAnsi="宋体" w:cs="宋体" w:hint="eastAsia"/>
               <w:szCs w:val="24"/>
             </w:rPr>
             <w:fldChar w:fldCharType="end"/>
@@ -3118,28 +3091,28 @@
         </w:p>
         <w:p>
           <w:pPr>
-            <w:pStyle w:val="17"/>
+            <w:pStyle w:val="TOC2"/>
             <w:tabs>
               <w:tab w:val="right" w:leader="dot" w:pos="8306"/>
             </w:tabs>
           </w:pPr>
           <w:r>
             <w:rPr>
-              <w:rFonts w:hint="eastAsia" w:ascii="宋体" w:hAnsi="宋体" w:eastAsia="宋体" w:cs="宋体"/>
+              <w:rFonts w:ascii="宋体" w:eastAsia="宋体" w:hAnsi="宋体" w:cs="宋体" w:hint="eastAsia"/>
               <w:szCs w:val="24"/>
             </w:rPr>
             <w:fldChar w:fldCharType="begin"/>
           </w:r>
           <w:r>
             <w:rPr>
-              <w:rFonts w:hint="eastAsia" w:ascii="宋体" w:hAnsi="宋体" w:eastAsia="宋体" w:cs="宋体"/>
+              <w:rFonts w:ascii="宋体" w:eastAsia="宋体" w:hAnsi="宋体" w:cs="宋体" w:hint="eastAsia"/>
               <w:szCs w:val="24"/>
             </w:rPr>
             <w:instrText xml:space="preserve"> HYPERLINK \l _Toc25819 </w:instrText>
           </w:r>
           <w:r>
             <w:rPr>
-              <w:rFonts w:hint="eastAsia" w:ascii="宋体" w:hAnsi="宋体" w:eastAsia="宋体" w:cs="宋体"/>
+              <w:rFonts w:ascii="宋体" w:eastAsia="宋体" w:hAnsi="宋体" w:cs="宋体" w:hint="eastAsia"/>
               <w:szCs w:val="24"/>
             </w:rPr>
             <w:fldChar w:fldCharType="separate"/>
@@ -3171,7 +3144,7 @@
           </w:r>
           <w:r>
             <w:rPr>
-              <w:rFonts w:hint="eastAsia" w:ascii="宋体" w:hAnsi="宋体" w:eastAsia="宋体" w:cs="宋体"/>
+              <w:rFonts w:ascii="宋体" w:eastAsia="宋体" w:hAnsi="宋体" w:cs="宋体" w:hint="eastAsia"/>
               <w:szCs w:val="24"/>
             </w:rPr>
             <w:fldChar w:fldCharType="end"/>
@@ -3179,28 +3152,28 @@
         </w:p>
         <w:p>
           <w:pPr>
-            <w:pStyle w:val="13"/>
+            <w:pStyle w:val="TOC3"/>
             <w:tabs>
               <w:tab w:val="right" w:leader="dot" w:pos="8306"/>
             </w:tabs>
           </w:pPr>
           <w:r>
             <w:rPr>
-              <w:rFonts w:hint="eastAsia" w:ascii="宋体" w:hAnsi="宋体" w:eastAsia="宋体" w:cs="宋体"/>
+              <w:rFonts w:ascii="宋体" w:eastAsia="宋体" w:hAnsi="宋体" w:cs="宋体" w:hint="eastAsia"/>
               <w:szCs w:val="24"/>
             </w:rPr>
             <w:fldChar w:fldCharType="begin"/>
           </w:r>
           <w:r>
             <w:rPr>
-              <w:rFonts w:hint="eastAsia" w:ascii="宋体" w:hAnsi="宋体" w:eastAsia="宋体" w:cs="宋体"/>
+              <w:rFonts w:ascii="宋体" w:eastAsia="宋体" w:hAnsi="宋体" w:cs="宋体" w:hint="eastAsia"/>
               <w:szCs w:val="24"/>
             </w:rPr>
             <w:instrText xml:space="preserve"> HYPERLINK \l _Toc31120 </w:instrText>
           </w:r>
           <w:r>
             <w:rPr>
-              <w:rFonts w:hint="eastAsia" w:ascii="宋体" w:hAnsi="宋体" w:eastAsia="宋体" w:cs="宋体"/>
+              <w:rFonts w:ascii="宋体" w:eastAsia="宋体" w:hAnsi="宋体" w:cs="宋体" w:hint="eastAsia"/>
               <w:szCs w:val="24"/>
             </w:rPr>
             <w:fldChar w:fldCharType="separate"/>
@@ -3232,7 +3205,7 @@
           </w:r>
           <w:r>
             <w:rPr>
-              <w:rFonts w:hint="eastAsia" w:ascii="宋体" w:hAnsi="宋体" w:eastAsia="宋体" w:cs="宋体"/>
+              <w:rFonts w:ascii="宋体" w:eastAsia="宋体" w:hAnsi="宋体" w:cs="宋体" w:hint="eastAsia"/>
               <w:szCs w:val="24"/>
             </w:rPr>
             <w:fldChar w:fldCharType="end"/>
@@ -3240,28 +3213,28 @@
         </w:p>
         <w:p>
           <w:pPr>
-            <w:pStyle w:val="13"/>
+            <w:pStyle w:val="TOC3"/>
             <w:tabs>
               <w:tab w:val="right" w:leader="dot" w:pos="8306"/>
             </w:tabs>
           </w:pPr>
           <w:r>
             <w:rPr>
-              <w:rFonts w:hint="eastAsia" w:ascii="宋体" w:hAnsi="宋体" w:eastAsia="宋体" w:cs="宋体"/>
+              <w:rFonts w:ascii="宋体" w:eastAsia="宋体" w:hAnsi="宋体" w:cs="宋体" w:hint="eastAsia"/>
               <w:szCs w:val="24"/>
             </w:rPr>
             <w:fldChar w:fldCharType="begin"/>
           </w:r>
           <w:r>
             <w:rPr>
-              <w:rFonts w:hint="eastAsia" w:ascii="宋体" w:hAnsi="宋体" w:eastAsia="宋体" w:cs="宋体"/>
+              <w:rFonts w:ascii="宋体" w:eastAsia="宋体" w:hAnsi="宋体" w:cs="宋体" w:hint="eastAsia"/>
               <w:szCs w:val="24"/>
             </w:rPr>
             <w:instrText xml:space="preserve"> HYPERLINK \l _Toc14113 </w:instrText>
           </w:r>
           <w:r>
             <w:rPr>
-              <w:rFonts w:hint="eastAsia" w:ascii="宋体" w:hAnsi="宋体" w:eastAsia="宋体" w:cs="宋体"/>
+              <w:rFonts w:ascii="宋体" w:eastAsia="宋体" w:hAnsi="宋体" w:cs="宋体" w:hint="eastAsia"/>
               <w:szCs w:val="24"/>
             </w:rPr>
             <w:fldChar w:fldCharType="separate"/>
@@ -3293,7 +3266,7 @@
           </w:r>
           <w:r>
             <w:rPr>
-              <w:rFonts w:hint="eastAsia" w:ascii="宋体" w:hAnsi="宋体" w:eastAsia="宋体" w:cs="宋体"/>
+              <w:rFonts w:ascii="宋体" w:eastAsia="宋体" w:hAnsi="宋体" w:cs="宋体" w:hint="eastAsia"/>
               <w:szCs w:val="24"/>
             </w:rPr>
             <w:fldChar w:fldCharType="end"/>
@@ -3301,28 +3274,28 @@
         </w:p>
         <w:p>
           <w:pPr>
-            <w:pStyle w:val="17"/>
+            <w:pStyle w:val="TOC2"/>
             <w:tabs>
               <w:tab w:val="right" w:leader="dot" w:pos="8306"/>
             </w:tabs>
           </w:pPr>
           <w:r>
             <w:rPr>
-              <w:rFonts w:hint="eastAsia" w:ascii="宋体" w:hAnsi="宋体" w:eastAsia="宋体" w:cs="宋体"/>
+              <w:rFonts w:ascii="宋体" w:eastAsia="宋体" w:hAnsi="宋体" w:cs="宋体" w:hint="eastAsia"/>
               <w:szCs w:val="24"/>
             </w:rPr>
             <w:fldChar w:fldCharType="begin"/>
           </w:r>
           <w:r>
             <w:rPr>
-              <w:rFonts w:hint="eastAsia" w:ascii="宋体" w:hAnsi="宋体" w:eastAsia="宋体" w:cs="宋体"/>
+              <w:rFonts w:ascii="宋体" w:eastAsia="宋体" w:hAnsi="宋体" w:cs="宋体" w:hint="eastAsia"/>
               <w:szCs w:val="24"/>
             </w:rPr>
             <w:instrText xml:space="preserve"> HYPERLINK \l _Toc16594 </w:instrText>
           </w:r>
           <w:r>
             <w:rPr>
-              <w:rFonts w:hint="eastAsia" w:ascii="宋体" w:hAnsi="宋体" w:eastAsia="宋体" w:cs="宋体"/>
+              <w:rFonts w:ascii="宋体" w:eastAsia="宋体" w:hAnsi="宋体" w:cs="宋体" w:hint="eastAsia"/>
               <w:szCs w:val="24"/>
             </w:rPr>
             <w:fldChar w:fldCharType="separate"/>
@@ -3354,7 +3327,7 @@
           </w:r>
           <w:r>
             <w:rPr>
-              <w:rFonts w:hint="eastAsia" w:ascii="宋体" w:hAnsi="宋体" w:eastAsia="宋体" w:cs="宋体"/>
+              <w:rFonts w:ascii="宋体" w:eastAsia="宋体" w:hAnsi="宋体" w:cs="宋体" w:hint="eastAsia"/>
               <w:szCs w:val="24"/>
             </w:rPr>
             <w:fldChar w:fldCharType="end"/>
@@ -3362,28 +3335,28 @@
         </w:p>
         <w:p>
           <w:pPr>
-            <w:pStyle w:val="17"/>
+            <w:pStyle w:val="TOC2"/>
             <w:tabs>
               <w:tab w:val="right" w:leader="dot" w:pos="8306"/>
             </w:tabs>
           </w:pPr>
           <w:r>
             <w:rPr>
-              <w:rFonts w:hint="eastAsia" w:ascii="宋体" w:hAnsi="宋体" w:eastAsia="宋体" w:cs="宋体"/>
+              <w:rFonts w:ascii="宋体" w:eastAsia="宋体" w:hAnsi="宋体" w:cs="宋体" w:hint="eastAsia"/>
               <w:szCs w:val="24"/>
             </w:rPr>
             <w:fldChar w:fldCharType="begin"/>
           </w:r>
           <w:r>
             <w:rPr>
-              <w:rFonts w:hint="eastAsia" w:ascii="宋体" w:hAnsi="宋体" w:eastAsia="宋体" w:cs="宋体"/>
+              <w:rFonts w:ascii="宋体" w:eastAsia="宋体" w:hAnsi="宋体" w:cs="宋体" w:hint="eastAsia"/>
               <w:szCs w:val="24"/>
             </w:rPr>
             <w:instrText xml:space="preserve"> HYPERLINK \l _Toc31811 </w:instrText>
           </w:r>
           <w:r>
             <w:rPr>
-              <w:rFonts w:hint="eastAsia" w:ascii="宋体" w:hAnsi="宋体" w:eastAsia="宋体" w:cs="宋体"/>
+              <w:rFonts w:ascii="宋体" w:eastAsia="宋体" w:hAnsi="宋体" w:cs="宋体" w:hint="eastAsia"/>
               <w:szCs w:val="24"/>
             </w:rPr>
             <w:fldChar w:fldCharType="separate"/>
@@ -3415,7 +3388,7 @@
           </w:r>
           <w:r>
             <w:rPr>
-              <w:rFonts w:hint="eastAsia" w:ascii="宋体" w:hAnsi="宋体" w:eastAsia="宋体" w:cs="宋体"/>
+              <w:rFonts w:ascii="宋体" w:eastAsia="宋体" w:hAnsi="宋体" w:cs="宋体" w:hint="eastAsia"/>
               <w:szCs w:val="24"/>
             </w:rPr>
             <w:fldChar w:fldCharType="end"/>
@@ -3423,28 +3396,28 @@
         </w:p>
         <w:p>
           <w:pPr>
-            <w:pStyle w:val="17"/>
+            <w:pStyle w:val="TOC2"/>
             <w:tabs>
               <w:tab w:val="right" w:leader="dot" w:pos="8306"/>
             </w:tabs>
           </w:pPr>
           <w:r>
             <w:rPr>
-              <w:rFonts w:hint="eastAsia" w:ascii="宋体" w:hAnsi="宋体" w:eastAsia="宋体" w:cs="宋体"/>
+              <w:rFonts w:ascii="宋体" w:eastAsia="宋体" w:hAnsi="宋体" w:cs="宋体" w:hint="eastAsia"/>
               <w:szCs w:val="24"/>
             </w:rPr>
             <w:fldChar w:fldCharType="begin"/>
           </w:r>
           <w:r>
             <w:rPr>
-              <w:rFonts w:hint="eastAsia" w:ascii="宋体" w:hAnsi="宋体" w:eastAsia="宋体" w:cs="宋体"/>
+              <w:rFonts w:ascii="宋体" w:eastAsia="宋体" w:hAnsi="宋体" w:cs="宋体" w:hint="eastAsia"/>
               <w:szCs w:val="24"/>
             </w:rPr>
             <w:instrText xml:space="preserve"> HYPERLINK \l _Toc8534 </w:instrText>
           </w:r>
           <w:r>
             <w:rPr>
-              <w:rFonts w:hint="eastAsia" w:ascii="宋体" w:hAnsi="宋体" w:eastAsia="宋体" w:cs="宋体"/>
+              <w:rFonts w:ascii="宋体" w:eastAsia="宋体" w:hAnsi="宋体" w:cs="宋体" w:hint="eastAsia"/>
               <w:szCs w:val="24"/>
             </w:rPr>
             <w:fldChar w:fldCharType="separate"/>
@@ -3476,7 +3449,7 @@
           </w:r>
           <w:r>
             <w:rPr>
-              <w:rFonts w:hint="eastAsia" w:ascii="宋体" w:hAnsi="宋体" w:eastAsia="宋体" w:cs="宋体"/>
+              <w:rFonts w:ascii="宋体" w:eastAsia="宋体" w:hAnsi="宋体" w:cs="宋体" w:hint="eastAsia"/>
               <w:szCs w:val="24"/>
             </w:rPr>
             <w:fldChar w:fldCharType="end"/>
@@ -3484,28 +3457,28 @@
         </w:p>
         <w:p>
           <w:pPr>
-            <w:pStyle w:val="16"/>
+            <w:pStyle w:val="TOC1"/>
             <w:tabs>
               <w:tab w:val="right" w:leader="dot" w:pos="8306"/>
             </w:tabs>
           </w:pPr>
           <w:r>
             <w:rPr>
-              <w:rFonts w:hint="eastAsia" w:ascii="宋体" w:hAnsi="宋体" w:eastAsia="宋体" w:cs="宋体"/>
+              <w:rFonts w:ascii="宋体" w:eastAsia="宋体" w:hAnsi="宋体" w:cs="宋体" w:hint="eastAsia"/>
               <w:szCs w:val="24"/>
             </w:rPr>
             <w:fldChar w:fldCharType="begin"/>
           </w:r>
           <w:r>
             <w:rPr>
-              <w:rFonts w:hint="eastAsia" w:ascii="宋体" w:hAnsi="宋体" w:eastAsia="宋体" w:cs="宋体"/>
+              <w:rFonts w:ascii="宋体" w:eastAsia="宋体" w:hAnsi="宋体" w:cs="宋体" w:hint="eastAsia"/>
               <w:szCs w:val="24"/>
             </w:rPr>
             <w:instrText xml:space="preserve"> HYPERLINK \l _Toc18715 </w:instrText>
           </w:r>
           <w:r>
             <w:rPr>
-              <w:rFonts w:hint="eastAsia" w:ascii="宋体" w:hAnsi="宋体" w:eastAsia="宋体" w:cs="宋体"/>
+              <w:rFonts w:ascii="宋体" w:eastAsia="宋体" w:hAnsi="宋体" w:cs="宋体" w:hint="eastAsia"/>
               <w:szCs w:val="24"/>
             </w:rPr>
             <w:fldChar w:fldCharType="separate"/>
@@ -3537,7 +3510,7 @@
           </w:r>
           <w:r>
             <w:rPr>
-              <w:rFonts w:hint="eastAsia" w:ascii="宋体" w:hAnsi="宋体" w:eastAsia="宋体" w:cs="宋体"/>
+              <w:rFonts w:ascii="宋体" w:eastAsia="宋体" w:hAnsi="宋体" w:cs="宋体" w:hint="eastAsia"/>
               <w:szCs w:val="24"/>
             </w:rPr>
             <w:fldChar w:fldCharType="end"/>
@@ -3545,28 +3518,28 @@
         </w:p>
         <w:p>
           <w:pPr>
-            <w:pStyle w:val="16"/>
+            <w:pStyle w:val="TOC1"/>
             <w:tabs>
               <w:tab w:val="right" w:leader="dot" w:pos="8306"/>
             </w:tabs>
           </w:pPr>
           <w:r>
             <w:rPr>
-              <w:rFonts w:hint="eastAsia" w:ascii="宋体" w:hAnsi="宋体" w:eastAsia="宋体" w:cs="宋体"/>
+              <w:rFonts w:ascii="宋体" w:eastAsia="宋体" w:hAnsi="宋体" w:cs="宋体" w:hint="eastAsia"/>
               <w:szCs w:val="24"/>
             </w:rPr>
             <w:fldChar w:fldCharType="begin"/>
           </w:r>
           <w:r>
             <w:rPr>
-              <w:rFonts w:hint="eastAsia" w:ascii="宋体" w:hAnsi="宋体" w:eastAsia="宋体" w:cs="宋体"/>
+              <w:rFonts w:ascii="宋体" w:eastAsia="宋体" w:hAnsi="宋体" w:cs="宋体" w:hint="eastAsia"/>
               <w:szCs w:val="24"/>
             </w:rPr>
             <w:instrText xml:space="preserve"> HYPERLINK \l _Toc30015 </w:instrText>
           </w:r>
           <w:r>
             <w:rPr>
-              <w:rFonts w:hint="eastAsia" w:ascii="宋体" w:hAnsi="宋体" w:eastAsia="宋体" w:cs="宋体"/>
+              <w:rFonts w:ascii="宋体" w:eastAsia="宋体" w:hAnsi="宋体" w:cs="宋体" w:hint="eastAsia"/>
               <w:szCs w:val="24"/>
             </w:rPr>
             <w:fldChar w:fldCharType="separate"/>
@@ -3598,7 +3571,7 @@
           </w:r>
           <w:r>
             <w:rPr>
-              <w:rFonts w:hint="eastAsia" w:ascii="宋体" w:hAnsi="宋体" w:eastAsia="宋体" w:cs="宋体"/>
+              <w:rFonts w:ascii="宋体" w:eastAsia="宋体" w:hAnsi="宋体" w:cs="宋体" w:hint="eastAsia"/>
               <w:szCs w:val="24"/>
             </w:rPr>
             <w:fldChar w:fldCharType="end"/>
@@ -3606,28 +3579,28 @@
         </w:p>
         <w:p>
           <w:pPr>
-            <w:pStyle w:val="16"/>
+            <w:pStyle w:val="TOC1"/>
             <w:tabs>
               <w:tab w:val="right" w:leader="dot" w:pos="8306"/>
             </w:tabs>
           </w:pPr>
           <w:r>
             <w:rPr>
-              <w:rFonts w:hint="eastAsia" w:ascii="宋体" w:hAnsi="宋体" w:eastAsia="宋体" w:cs="宋体"/>
+              <w:rFonts w:ascii="宋体" w:eastAsia="宋体" w:hAnsi="宋体" w:cs="宋体" w:hint="eastAsia"/>
               <w:szCs w:val="24"/>
             </w:rPr>
             <w:fldChar w:fldCharType="begin"/>
           </w:r>
           <w:r>
             <w:rPr>
-              <w:rFonts w:hint="eastAsia" w:ascii="宋体" w:hAnsi="宋体" w:eastAsia="宋体" w:cs="宋体"/>
+              <w:rFonts w:ascii="宋体" w:eastAsia="宋体" w:hAnsi="宋体" w:cs="宋体" w:hint="eastAsia"/>
               <w:szCs w:val="24"/>
             </w:rPr>
             <w:instrText xml:space="preserve"> HYPERLINK \l _Toc3372 </w:instrText>
           </w:r>
           <w:r>
             <w:rPr>
-              <w:rFonts w:hint="eastAsia" w:ascii="宋体" w:hAnsi="宋体" w:eastAsia="宋体" w:cs="宋体"/>
+              <w:rFonts w:ascii="宋体" w:eastAsia="宋体" w:hAnsi="宋体" w:cs="宋体" w:hint="eastAsia"/>
               <w:szCs w:val="24"/>
             </w:rPr>
             <w:fldChar w:fldCharType="separate"/>
@@ -3659,7 +3632,7 @@
           </w:r>
           <w:r>
             <w:rPr>
-              <w:rFonts w:hint="eastAsia" w:ascii="宋体" w:hAnsi="宋体" w:eastAsia="宋体" w:cs="宋体"/>
+              <w:rFonts w:ascii="宋体" w:eastAsia="宋体" w:hAnsi="宋体" w:cs="宋体" w:hint="eastAsia"/>
               <w:szCs w:val="24"/>
             </w:rPr>
             <w:fldChar w:fldCharType="end"/>
@@ -3682,7 +3655,7 @@
             <w:snapToGrid w:val="0"/>
             <w:textAlignment w:val="baseline"/>
             <w:rPr>
-              <w:rFonts w:hint="eastAsia" w:ascii="宋体" w:hAnsi="宋体" w:eastAsia="宋体" w:cs="宋体"/>
+              <w:rFonts w:ascii="宋体" w:eastAsia="宋体" w:hAnsi="宋体" w:cs="宋体" w:hint="eastAsia"/>
               <w:snapToGrid w:val="0"/>
               <w:color w:val="000000"/>
               <w:kern w:val="0"/>
@@ -3693,7 +3666,7 @@
           </w:pPr>
           <w:r>
             <w:rPr>
-              <w:rFonts w:hint="eastAsia" w:ascii="宋体" w:hAnsi="宋体" w:eastAsia="宋体" w:cs="宋体"/>
+              <w:rFonts w:ascii="宋体" w:eastAsia="宋体" w:hAnsi="宋体" w:cs="宋体" w:hint="eastAsia"/>
               <w:szCs w:val="24"/>
             </w:rPr>
             <w:fldChar w:fldCharType="end"/>
@@ -3718,7 +3691,7 @@
         <w:snapToGrid w:val="0"/>
         <w:textAlignment w:val="baseline"/>
         <w:rPr>
-          <w:rFonts w:ascii="Arial" w:hAnsi="Arial" w:eastAsia="Arial" w:cs="Arial"/>
+          <w:rFonts w:ascii="Arial" w:eastAsia="Arial" w:hAnsi="Arial" w:cs="Arial"/>
           <w:snapToGrid w:val="0"/>
           <w:color w:val="000000"/>
           <w:kern w:val="0"/>
@@ -3729,7 +3702,7 @@
       </w:pPr>
       <w:r>
         <w:rPr>
-          <w:rFonts w:ascii="Arial" w:hAnsi="Arial" w:eastAsia="Arial" w:cs="Arial"/>
+          <w:rFonts w:ascii="Arial" w:eastAsia="Arial" w:hAnsi="Arial" w:cs="Arial"/>
           <w:snapToGrid w:val="0"/>
           <w:color w:val="000000"/>
           <w:kern w:val="0"/>
@@ -3742,27 +3715,27 @@
     </w:p>
     <w:p>
       <w:pPr>
-        <w:pStyle w:val="28"/>
-        <w:keepNext w:val="0"/>
-        <w:keepLines w:val="0"/>
-        <w:pageBreakBefore w:val="0"/>
-        <w:widowControl w:val="0"/>
-        <w:kinsoku w:val="0"/>
-        <w:wordWrap/>
-        <w:overflowPunct/>
-        <w:topLinePunct w:val="0"/>
-        <w:autoSpaceDE w:val="0"/>
-        <w:autoSpaceDN w:val="0"/>
-        <w:bidi w:val="0"/>
-        <w:adjustRightInd w:val="0"/>
-        <w:snapToGrid w:val="0"/>
-        <w:textAlignment w:val="baseline"/>
-        <w:rPr>
-          <w:rFonts w:hint="default"/>
-          <w:lang w:val="en-US" w:eastAsia="zh-CN"/>
-        </w:rPr>
-      </w:pPr>
-      <w:bookmarkStart w:id="2" w:name="_Toc1541"/>
+        <w:pStyle w:val="1"/>
+        <w:keepNext w:val="0"/>
+        <w:keepLines w:val="0"/>
+        <w:pageBreakBefore w:val="0"/>
+        <w:widowControl w:val="0"/>
+        <w:kinsoku w:val="0"/>
+        <w:wordWrap/>
+        <w:overflowPunct/>
+        <w:topLinePunct w:val="0"/>
+        <w:autoSpaceDE w:val="0"/>
+        <w:autoSpaceDN w:val="0"/>
+        <w:bidi w:val="0"/>
+        <w:adjustRightInd w:val="0"/>
+        <w:snapToGrid w:val="0"/>
+        <w:textAlignment w:val="baseline"/>
+        <w:rPr>
+          <w:rFonts w:hint="default"/>
+          <w:lang w:val="en-US" w:eastAsia="zh-CN"/>
+        </w:rPr>
+      </w:pPr>
+      <w:bookmarkStart w:id="3" w:name="_Toc1541"/>
       <w:r>
         <w:rPr>
           <w:rFonts w:hint="default"/>
@@ -3770,31 +3743,31 @@
         </w:rPr>
         <w:t>总则</w:t>
       </w:r>
-      <w:bookmarkEnd w:id="2"/>
-    </w:p>
-    <w:p>
-      <w:pPr>
-        <w:pStyle w:val="30"/>
-        <w:keepNext w:val="0"/>
-        <w:keepLines w:val="0"/>
-        <w:pageBreakBefore w:val="0"/>
-        <w:widowControl w:val="0"/>
-        <w:kinsoku w:val="0"/>
-        <w:wordWrap/>
-        <w:overflowPunct/>
-        <w:topLinePunct w:val="0"/>
-        <w:autoSpaceDE w:val="0"/>
-        <w:autoSpaceDN w:val="0"/>
-        <w:bidi w:val="0"/>
-        <w:adjustRightInd w:val="0"/>
-        <w:snapToGrid w:val="0"/>
-        <w:textAlignment w:val="baseline"/>
-        <w:rPr>
-          <w:rFonts w:hint="default"/>
-          <w:lang w:val="en-US" w:eastAsia="zh-CN"/>
-        </w:rPr>
-      </w:pPr>
-      <w:bookmarkStart w:id="3" w:name="_Toc9107"/>
+      <w:bookmarkEnd w:id="3"/>
+    </w:p>
+    <w:p>
+      <w:pPr>
+        <w:pStyle w:val="2"/>
+        <w:keepNext w:val="0"/>
+        <w:keepLines w:val="0"/>
+        <w:pageBreakBefore w:val="0"/>
+        <w:widowControl w:val="0"/>
+        <w:kinsoku w:val="0"/>
+        <w:wordWrap/>
+        <w:overflowPunct/>
+        <w:topLinePunct w:val="0"/>
+        <w:autoSpaceDE w:val="0"/>
+        <w:autoSpaceDN w:val="0"/>
+        <w:bidi w:val="0"/>
+        <w:adjustRightInd w:val="0"/>
+        <w:snapToGrid w:val="0"/>
+        <w:textAlignment w:val="baseline"/>
+        <w:rPr>
+          <w:rFonts w:hint="default"/>
+          <w:lang w:val="en-US" w:eastAsia="zh-CN"/>
+        </w:rPr>
+      </w:pPr>
+      <w:bookmarkStart w:id="4" w:name="_Toc9107"/>
       <w:r>
         <w:rPr>
           <w:rFonts w:hint="default"/>
@@ -3802,11 +3775,11 @@
         </w:rPr>
         <w:t>目的</w:t>
       </w:r>
-      <w:bookmarkEnd w:id="3"/>
-    </w:p>
-    <w:p>
-      <w:pPr>
-        <w:pStyle w:val="29"/>
+      <w:bookmarkEnd w:id="4"/>
+    </w:p>
+    <w:p>
+      <w:pPr>
+        <w:pStyle w:val="a1"/>
         <w:keepNext w:val="0"/>
         <w:keepLines w:val="0"/>
         <w:pageBreakBefore w:val="0"/>
@@ -3836,27 +3809,27 @@
     </w:p>
     <w:p>
       <w:pPr>
-        <w:pStyle w:val="30"/>
-        <w:keepNext w:val="0"/>
-        <w:keepLines w:val="0"/>
-        <w:pageBreakBefore w:val="0"/>
-        <w:widowControl w:val="0"/>
-        <w:kinsoku w:val="0"/>
-        <w:wordWrap/>
-        <w:overflowPunct/>
-        <w:topLinePunct w:val="0"/>
-        <w:autoSpaceDE w:val="0"/>
-        <w:autoSpaceDN w:val="0"/>
-        <w:bidi w:val="0"/>
-        <w:adjustRightInd w:val="0"/>
-        <w:snapToGrid w:val="0"/>
-        <w:textAlignment w:val="baseline"/>
-        <w:rPr>
-          <w:rFonts w:hint="default"/>
-          <w:lang w:val="en-US" w:eastAsia="zh-CN"/>
-        </w:rPr>
-      </w:pPr>
-      <w:bookmarkStart w:id="4" w:name="_Toc13582"/>
+        <w:pStyle w:val="2"/>
+        <w:keepNext w:val="0"/>
+        <w:keepLines w:val="0"/>
+        <w:pageBreakBefore w:val="0"/>
+        <w:widowControl w:val="0"/>
+        <w:kinsoku w:val="0"/>
+        <w:wordWrap/>
+        <w:overflowPunct/>
+        <w:topLinePunct w:val="0"/>
+        <w:autoSpaceDE w:val="0"/>
+        <w:autoSpaceDN w:val="0"/>
+        <w:bidi w:val="0"/>
+        <w:adjustRightInd w:val="0"/>
+        <w:snapToGrid w:val="0"/>
+        <w:textAlignment w:val="baseline"/>
+        <w:rPr>
+          <w:rFonts w:hint="default"/>
+          <w:lang w:val="en-US" w:eastAsia="zh-CN"/>
+        </w:rPr>
+      </w:pPr>
+      <w:bookmarkStart w:id="5" w:name="_Toc13582"/>
       <w:r>
         <w:rPr>
           <w:rFonts w:hint="default"/>
@@ -3864,11 +3837,11 @@
         </w:rPr>
         <w:t>适用范围</w:t>
       </w:r>
-      <w:bookmarkEnd w:id="4"/>
-    </w:p>
-    <w:p>
-      <w:pPr>
-        <w:pStyle w:val="29"/>
+      <w:bookmarkEnd w:id="5"/>
+    </w:p>
+    <w:p>
+      <w:pPr>
+        <w:pStyle w:val="a1"/>
         <w:keepNext w:val="0"/>
         <w:keepLines w:val="0"/>
         <w:pageBreakBefore w:val="0"/>
@@ -3898,27 +3871,27 @@
     </w:p>
     <w:p>
       <w:pPr>
-        <w:pStyle w:val="30"/>
-        <w:keepNext w:val="0"/>
-        <w:keepLines w:val="0"/>
-        <w:pageBreakBefore w:val="0"/>
-        <w:widowControl w:val="0"/>
-        <w:kinsoku w:val="0"/>
-        <w:wordWrap/>
-        <w:overflowPunct/>
-        <w:topLinePunct w:val="0"/>
-        <w:autoSpaceDE w:val="0"/>
-        <w:autoSpaceDN w:val="0"/>
-        <w:bidi w:val="0"/>
-        <w:adjustRightInd w:val="0"/>
-        <w:snapToGrid w:val="0"/>
-        <w:textAlignment w:val="baseline"/>
-        <w:rPr>
-          <w:rFonts w:hint="default"/>
-          <w:lang w:val="en-US" w:eastAsia="zh-CN"/>
-        </w:rPr>
-      </w:pPr>
-      <w:bookmarkStart w:id="5" w:name="_Toc9693"/>
+        <w:pStyle w:val="2"/>
+        <w:keepNext w:val="0"/>
+        <w:keepLines w:val="0"/>
+        <w:pageBreakBefore w:val="0"/>
+        <w:widowControl w:val="0"/>
+        <w:kinsoku w:val="0"/>
+        <w:wordWrap/>
+        <w:overflowPunct/>
+        <w:topLinePunct w:val="0"/>
+        <w:autoSpaceDE w:val="0"/>
+        <w:autoSpaceDN w:val="0"/>
+        <w:bidi w:val="0"/>
+        <w:adjustRightInd w:val="0"/>
+        <w:snapToGrid w:val="0"/>
+        <w:textAlignment w:val="baseline"/>
+        <w:rPr>
+          <w:rFonts w:hint="default"/>
+          <w:lang w:val="en-US" w:eastAsia="zh-CN"/>
+        </w:rPr>
+      </w:pPr>
+      <w:bookmarkStart w:id="6" w:name="_Toc9693"/>
       <w:r>
         <w:rPr>
           <w:rFonts w:hint="default"/>
@@ -3926,11 +3899,11 @@
         </w:rPr>
         <w:t>管理目标</w:t>
       </w:r>
-      <w:bookmarkEnd w:id="5"/>
-    </w:p>
-    <w:p>
-      <w:pPr>
-        <w:pStyle w:val="29"/>
+      <w:bookmarkEnd w:id="6"/>
+    </w:p>
+    <w:p>
+      <w:pPr>
+        <w:pStyle w:val="a1"/>
         <w:keepNext w:val="0"/>
         <w:keepLines w:val="0"/>
         <w:pageBreakBefore w:val="0"/>
@@ -3965,7 +3938,7 @@
     </w:p>
     <w:p>
       <w:pPr>
-        <w:pStyle w:val="29"/>
+        <w:pStyle w:val="a1"/>
         <w:keepNext w:val="0"/>
         <w:keepLines w:val="0"/>
         <w:pageBreakBefore w:val="0"/>
@@ -4000,7 +3973,7 @@
     </w:p>
     <w:p>
       <w:pPr>
-        <w:pStyle w:val="29"/>
+        <w:pStyle w:val="a1"/>
         <w:keepNext w:val="0"/>
         <w:keepLines w:val="0"/>
         <w:pageBreakBefore w:val="0"/>
@@ -4035,7 +4008,7 @@
     </w:p>
     <w:p>
       <w:pPr>
-        <w:pStyle w:val="29"/>
+        <w:pStyle w:val="a1"/>
         <w:keepNext w:val="0"/>
         <w:keepLines w:val="0"/>
         <w:pageBreakBefore w:val="0"/>
@@ -4070,27 +4043,27 @@
     </w:p>
     <w:p>
       <w:pPr>
-        <w:pStyle w:val="30"/>
-        <w:keepNext w:val="0"/>
-        <w:keepLines w:val="0"/>
-        <w:pageBreakBefore w:val="0"/>
-        <w:widowControl w:val="0"/>
-        <w:kinsoku w:val="0"/>
-        <w:wordWrap/>
-        <w:overflowPunct/>
-        <w:topLinePunct w:val="0"/>
-        <w:autoSpaceDE w:val="0"/>
-        <w:autoSpaceDN w:val="0"/>
-        <w:bidi w:val="0"/>
-        <w:adjustRightInd w:val="0"/>
-        <w:snapToGrid w:val="0"/>
-        <w:textAlignment w:val="baseline"/>
-        <w:rPr>
-          <w:rFonts w:hint="default"/>
-          <w:lang w:val="en-US" w:eastAsia="zh-CN"/>
-        </w:rPr>
-      </w:pPr>
-      <w:bookmarkStart w:id="6" w:name="_Toc30877"/>
+        <w:pStyle w:val="2"/>
+        <w:keepNext w:val="0"/>
+        <w:keepLines w:val="0"/>
+        <w:pageBreakBefore w:val="0"/>
+        <w:widowControl w:val="0"/>
+        <w:kinsoku w:val="0"/>
+        <w:wordWrap/>
+        <w:overflowPunct/>
+        <w:topLinePunct w:val="0"/>
+        <w:autoSpaceDE w:val="0"/>
+        <w:autoSpaceDN w:val="0"/>
+        <w:bidi w:val="0"/>
+        <w:adjustRightInd w:val="0"/>
+        <w:snapToGrid w:val="0"/>
+        <w:textAlignment w:val="baseline"/>
+        <w:rPr>
+          <w:rFonts w:hint="default"/>
+          <w:lang w:val="en-US" w:eastAsia="zh-CN"/>
+        </w:rPr>
+      </w:pPr>
+      <w:bookmarkStart w:id="7" w:name="_Toc30877"/>
       <w:r>
         <w:rPr>
           <w:rFonts w:hint="default"/>
@@ -4098,11 +4071,11 @@
         </w:rPr>
         <w:t>术语定义</w:t>
       </w:r>
-      <w:bookmarkEnd w:id="6"/>
-    </w:p>
-    <w:p>
-      <w:pPr>
-        <w:pStyle w:val="29"/>
+      <w:bookmarkEnd w:id="7"/>
+    </w:p>
+    <w:p>
+      <w:pPr>
+        <w:pStyle w:val="a1"/>
         <w:keepNext w:val="0"/>
         <w:keepLines w:val="0"/>
         <w:pageBreakBefore w:val="0"/>
@@ -4137,7 +4110,7 @@
     </w:p>
     <w:p>
       <w:pPr>
-        <w:pStyle w:val="29"/>
+        <w:pStyle w:val="a1"/>
         <w:keepNext w:val="0"/>
         <w:keepLines w:val="0"/>
         <w:pageBreakBefore w:val="0"/>
@@ -4172,7 +4145,7 @@
     </w:p>
     <w:p>
       <w:pPr>
-        <w:pStyle w:val="29"/>
+        <w:pStyle w:val="a1"/>
         <w:keepNext w:val="0"/>
         <w:keepLines w:val="0"/>
         <w:pageBreakBefore w:val="0"/>
@@ -4207,27 +4180,27 @@
     </w:p>
     <w:p>
       <w:pPr>
-        <w:pStyle w:val="28"/>
-        <w:keepNext w:val="0"/>
-        <w:keepLines w:val="0"/>
-        <w:pageBreakBefore w:val="0"/>
-        <w:widowControl w:val="0"/>
-        <w:kinsoku w:val="0"/>
-        <w:wordWrap/>
-        <w:overflowPunct/>
-        <w:topLinePunct w:val="0"/>
-        <w:autoSpaceDE w:val="0"/>
-        <w:autoSpaceDN w:val="0"/>
-        <w:bidi w:val="0"/>
-        <w:adjustRightInd w:val="0"/>
-        <w:snapToGrid w:val="0"/>
-        <w:textAlignment w:val="baseline"/>
-        <w:rPr>
-          <w:rFonts w:hint="default"/>
-          <w:lang w:val="en-US" w:eastAsia="zh-CN"/>
-        </w:rPr>
-      </w:pPr>
-      <w:bookmarkStart w:id="7" w:name="_Toc4609"/>
+        <w:pStyle w:val="1"/>
+        <w:keepNext w:val="0"/>
+        <w:keepLines w:val="0"/>
+        <w:pageBreakBefore w:val="0"/>
+        <w:widowControl w:val="0"/>
+        <w:kinsoku w:val="0"/>
+        <w:wordWrap/>
+        <w:overflowPunct/>
+        <w:topLinePunct w:val="0"/>
+        <w:autoSpaceDE w:val="0"/>
+        <w:autoSpaceDN w:val="0"/>
+        <w:bidi w:val="0"/>
+        <w:adjustRightInd w:val="0"/>
+        <w:snapToGrid w:val="0"/>
+        <w:textAlignment w:val="baseline"/>
+        <w:rPr>
+          <w:rFonts w:hint="default"/>
+          <w:lang w:val="en-US" w:eastAsia="zh-CN"/>
+        </w:rPr>
+      </w:pPr>
+      <w:bookmarkStart w:id="8" w:name="_Toc4609"/>
       <w:r>
         <w:rPr>
           <w:rFonts w:hint="default"/>
@@ -4235,31 +4208,31 @@
         </w:rPr>
         <w:t>组织与职责</w:t>
       </w:r>
-      <w:bookmarkEnd w:id="7"/>
-    </w:p>
-    <w:p>
-      <w:pPr>
-        <w:pStyle w:val="30"/>
-        <w:keepNext w:val="0"/>
-        <w:keepLines w:val="0"/>
-        <w:pageBreakBefore w:val="0"/>
-        <w:widowControl w:val="0"/>
-        <w:kinsoku w:val="0"/>
-        <w:wordWrap/>
-        <w:overflowPunct/>
-        <w:topLinePunct w:val="0"/>
-        <w:autoSpaceDE w:val="0"/>
-        <w:autoSpaceDN w:val="0"/>
-        <w:bidi w:val="0"/>
-        <w:adjustRightInd w:val="0"/>
-        <w:snapToGrid w:val="0"/>
-        <w:textAlignment w:val="baseline"/>
-        <w:rPr>
-          <w:rFonts w:hint="default"/>
-          <w:lang w:val="en-US" w:eastAsia="zh-CN"/>
-        </w:rPr>
-      </w:pPr>
-      <w:bookmarkStart w:id="8" w:name="_Toc19800"/>
+      <w:bookmarkEnd w:id="8"/>
+    </w:p>
+    <w:p>
+      <w:pPr>
+        <w:pStyle w:val="2"/>
+        <w:keepNext w:val="0"/>
+        <w:keepLines w:val="0"/>
+        <w:pageBreakBefore w:val="0"/>
+        <w:widowControl w:val="0"/>
+        <w:kinsoku w:val="0"/>
+        <w:wordWrap/>
+        <w:overflowPunct/>
+        <w:topLinePunct w:val="0"/>
+        <w:autoSpaceDE w:val="0"/>
+        <w:autoSpaceDN w:val="0"/>
+        <w:bidi w:val="0"/>
+        <w:adjustRightInd w:val="0"/>
+        <w:snapToGrid w:val="0"/>
+        <w:textAlignment w:val="baseline"/>
+        <w:rPr>
+          <w:rFonts w:hint="default"/>
+          <w:lang w:val="en-US" w:eastAsia="zh-CN"/>
+        </w:rPr>
+      </w:pPr>
+      <w:bookmarkStart w:id="9" w:name="_Toc19800"/>
       <w:r>
         <w:rPr>
           <w:rFonts w:hint="default"/>
@@ -4267,11 +4240,11 @@
         </w:rPr>
         <w:t>质量管理部</w:t>
       </w:r>
-      <w:bookmarkEnd w:id="8"/>
-    </w:p>
-    <w:p>
-      <w:pPr>
-        <w:pStyle w:val="29"/>
+      <w:bookmarkEnd w:id="9"/>
+    </w:p>
+    <w:p>
+      <w:pPr>
+        <w:pStyle w:val="a1"/>
         <w:keepNext w:val="0"/>
         <w:keepLines w:val="0"/>
         <w:pageBreakBefore w:val="0"/>
@@ -4306,7 +4279,7 @@
     </w:p>
     <w:p>
       <w:pPr>
-        <w:pStyle w:val="29"/>
+        <w:pStyle w:val="a1"/>
         <w:keepNext w:val="0"/>
         <w:keepLines w:val="0"/>
         <w:pageBreakBefore w:val="0"/>
@@ -4341,7 +4314,7 @@
     </w:p>
     <w:p>
       <w:pPr>
-        <w:pStyle w:val="29"/>
+        <w:pStyle w:val="a1"/>
         <w:keepNext w:val="0"/>
         <w:keepLines w:val="0"/>
         <w:pageBreakBefore w:val="0"/>
@@ -4376,7 +4349,7 @@
     </w:p>
     <w:p>
       <w:pPr>
-        <w:pStyle w:val="29"/>
+        <w:pStyle w:val="a1"/>
         <w:keepNext w:val="0"/>
         <w:keepLines w:val="0"/>
         <w:pageBreakBefore w:val="0"/>
@@ -4411,7 +4384,7 @@
     </w:p>
     <w:p>
       <w:pPr>
-        <w:pStyle w:val="29"/>
+        <w:pStyle w:val="a1"/>
         <w:keepNext w:val="0"/>
         <w:keepLines w:val="0"/>
         <w:pageBreakBefore w:val="0"/>
@@ -4446,7 +4419,7 @@
     </w:p>
     <w:p>
       <w:pPr>
-        <w:pStyle w:val="29"/>
+        <w:pStyle w:val="a1"/>
         <w:keepNext w:val="0"/>
         <w:keepLines w:val="0"/>
         <w:pageBreakBefore w:val="0"/>
@@ -4481,27 +4454,27 @@
     </w:p>
     <w:p>
       <w:pPr>
-        <w:pStyle w:val="30"/>
-        <w:keepNext w:val="0"/>
-        <w:keepLines w:val="0"/>
-        <w:pageBreakBefore w:val="0"/>
-        <w:widowControl w:val="0"/>
-        <w:kinsoku w:val="0"/>
-        <w:wordWrap/>
-        <w:overflowPunct/>
-        <w:topLinePunct w:val="0"/>
-        <w:autoSpaceDE w:val="0"/>
-        <w:autoSpaceDN w:val="0"/>
-        <w:bidi w:val="0"/>
-        <w:adjustRightInd w:val="0"/>
-        <w:snapToGrid w:val="0"/>
-        <w:textAlignment w:val="baseline"/>
-        <w:rPr>
-          <w:rFonts w:hint="default"/>
-          <w:lang w:val="en-US" w:eastAsia="zh-CN"/>
-        </w:rPr>
-      </w:pPr>
-      <w:bookmarkStart w:id="9" w:name="_Toc3965"/>
+        <w:pStyle w:val="2"/>
+        <w:keepNext w:val="0"/>
+        <w:keepLines w:val="0"/>
+        <w:pageBreakBefore w:val="0"/>
+        <w:widowControl w:val="0"/>
+        <w:kinsoku w:val="0"/>
+        <w:wordWrap/>
+        <w:overflowPunct/>
+        <w:topLinePunct w:val="0"/>
+        <w:autoSpaceDE w:val="0"/>
+        <w:autoSpaceDN w:val="0"/>
+        <w:bidi w:val="0"/>
+        <w:adjustRightInd w:val="0"/>
+        <w:snapToGrid w:val="0"/>
+        <w:textAlignment w:val="baseline"/>
+        <w:rPr>
+          <w:rFonts w:hint="default"/>
+          <w:lang w:val="en-US" w:eastAsia="zh-CN"/>
+        </w:rPr>
+      </w:pPr>
+      <w:bookmarkStart w:id="10" w:name="_Toc3965"/>
       <w:r>
         <w:rPr>
           <w:rFonts w:hint="default"/>
@@ -4509,11 +4482,11 @@
         </w:rPr>
         <w:t>数智运营部</w:t>
       </w:r>
-      <w:bookmarkEnd w:id="9"/>
-    </w:p>
-    <w:p>
-      <w:pPr>
-        <w:pStyle w:val="29"/>
+      <w:bookmarkEnd w:id="10"/>
+    </w:p>
+    <w:p>
+      <w:pPr>
+        <w:pStyle w:val="a1"/>
         <w:keepNext w:val="0"/>
         <w:keepLines w:val="0"/>
         <w:pageBreakBefore w:val="0"/>
@@ -4548,7 +4521,7 @@
     </w:p>
     <w:p>
       <w:pPr>
-        <w:pStyle w:val="29"/>
+        <w:pStyle w:val="a1"/>
         <w:keepNext w:val="0"/>
         <w:keepLines w:val="0"/>
         <w:pageBreakBefore w:val="0"/>
@@ -4583,7 +4556,7 @@
     </w:p>
     <w:p>
       <w:pPr>
-        <w:pStyle w:val="29"/>
+        <w:pStyle w:val="a1"/>
         <w:keepNext w:val="0"/>
         <w:keepLines w:val="0"/>
         <w:pageBreakBefore w:val="0"/>
@@ -4618,27 +4591,27 @@
     </w:p>
     <w:p>
       <w:pPr>
-        <w:pStyle w:val="30"/>
-        <w:keepNext w:val="0"/>
-        <w:keepLines w:val="0"/>
-        <w:pageBreakBefore w:val="0"/>
-        <w:widowControl w:val="0"/>
-        <w:kinsoku w:val="0"/>
-        <w:wordWrap/>
-        <w:overflowPunct/>
-        <w:topLinePunct w:val="0"/>
-        <w:autoSpaceDE w:val="0"/>
-        <w:autoSpaceDN w:val="0"/>
-        <w:bidi w:val="0"/>
-        <w:adjustRightInd w:val="0"/>
-        <w:snapToGrid w:val="0"/>
-        <w:textAlignment w:val="baseline"/>
-        <w:rPr>
-          <w:rFonts w:hint="default"/>
-          <w:lang w:val="en-US" w:eastAsia="zh-CN"/>
-        </w:rPr>
-      </w:pPr>
-      <w:bookmarkStart w:id="10" w:name="_Toc3208"/>
+        <w:pStyle w:val="2"/>
+        <w:keepNext w:val="0"/>
+        <w:keepLines w:val="0"/>
+        <w:pageBreakBefore w:val="0"/>
+        <w:widowControl w:val="0"/>
+        <w:kinsoku w:val="0"/>
+        <w:wordWrap/>
+        <w:overflowPunct/>
+        <w:topLinePunct w:val="0"/>
+        <w:autoSpaceDE w:val="0"/>
+        <w:autoSpaceDN w:val="0"/>
+        <w:bidi w:val="0"/>
+        <w:adjustRightInd w:val="0"/>
+        <w:snapToGrid w:val="0"/>
+        <w:textAlignment w:val="baseline"/>
+        <w:rPr>
+          <w:rFonts w:hint="default"/>
+          <w:lang w:val="en-US" w:eastAsia="zh-CN"/>
+        </w:rPr>
+      </w:pPr>
+      <w:bookmarkStart w:id="11" w:name="_Toc3208"/>
       <w:r>
         <w:rPr>
           <w:rFonts w:hint="default"/>
@@ -4646,11 +4619,11 @@
         </w:rPr>
         <w:t>研究总院</w:t>
       </w:r>
-      <w:bookmarkEnd w:id="10"/>
-    </w:p>
-    <w:p>
-      <w:pPr>
-        <w:pStyle w:val="29"/>
+      <w:bookmarkEnd w:id="11"/>
+    </w:p>
+    <w:p>
+      <w:pPr>
+        <w:pStyle w:val="a1"/>
         <w:keepNext w:val="0"/>
         <w:keepLines w:val="0"/>
         <w:pageBreakBefore w:val="0"/>
@@ -4685,7 +4658,7 @@
     </w:p>
     <w:p>
       <w:pPr>
-        <w:pStyle w:val="29"/>
+        <w:pStyle w:val="a1"/>
         <w:keepNext w:val="0"/>
         <w:keepLines w:val="0"/>
         <w:pageBreakBefore w:val="0"/>
@@ -4720,7 +4693,7 @@
     </w:p>
     <w:p>
       <w:pPr>
-        <w:pStyle w:val="29"/>
+        <w:pStyle w:val="a1"/>
         <w:keepNext w:val="0"/>
         <w:keepLines w:val="0"/>
         <w:pageBreakBefore w:val="0"/>
@@ -4755,27 +4728,27 @@
     </w:p>
     <w:p>
       <w:pPr>
-        <w:pStyle w:val="30"/>
-        <w:keepNext w:val="0"/>
-        <w:keepLines w:val="0"/>
-        <w:pageBreakBefore w:val="0"/>
-        <w:widowControl w:val="0"/>
-        <w:kinsoku w:val="0"/>
-        <w:wordWrap/>
-        <w:overflowPunct/>
-        <w:topLinePunct w:val="0"/>
-        <w:autoSpaceDE w:val="0"/>
-        <w:autoSpaceDN w:val="0"/>
-        <w:bidi w:val="0"/>
-        <w:adjustRightInd w:val="0"/>
-        <w:snapToGrid w:val="0"/>
-        <w:textAlignment w:val="baseline"/>
-        <w:rPr>
-          <w:rFonts w:hint="default"/>
-          <w:lang w:val="en-US" w:eastAsia="zh-CN"/>
-        </w:rPr>
-      </w:pPr>
-      <w:bookmarkStart w:id="11" w:name="_Toc11048"/>
+        <w:pStyle w:val="2"/>
+        <w:keepNext w:val="0"/>
+        <w:keepLines w:val="0"/>
+        <w:pageBreakBefore w:val="0"/>
+        <w:widowControl w:val="0"/>
+        <w:kinsoku w:val="0"/>
+        <w:wordWrap/>
+        <w:overflowPunct/>
+        <w:topLinePunct w:val="0"/>
+        <w:autoSpaceDE w:val="0"/>
+        <w:autoSpaceDN w:val="0"/>
+        <w:bidi w:val="0"/>
+        <w:adjustRightInd w:val="0"/>
+        <w:snapToGrid w:val="0"/>
+        <w:textAlignment w:val="baseline"/>
+        <w:rPr>
+          <w:rFonts w:hint="default"/>
+          <w:lang w:val="en-US" w:eastAsia="zh-CN"/>
+        </w:rPr>
+      </w:pPr>
+      <w:bookmarkStart w:id="12" w:name="_Toc11048"/>
       <w:r>
         <w:rPr>
           <w:rFonts w:hint="default"/>
@@ -4783,11 +4756,11 @@
         </w:rPr>
         <w:t>人力部</w:t>
       </w:r>
-      <w:bookmarkEnd w:id="11"/>
-    </w:p>
-    <w:p>
-      <w:pPr>
-        <w:pStyle w:val="29"/>
+      <w:bookmarkEnd w:id="12"/>
+    </w:p>
+    <w:p>
+      <w:pPr>
+        <w:pStyle w:val="a1"/>
         <w:keepNext w:val="0"/>
         <w:keepLines w:val="0"/>
         <w:pageBreakBefore w:val="0"/>
@@ -4822,7 +4795,7 @@
     </w:p>
     <w:p>
       <w:pPr>
-        <w:pStyle w:val="29"/>
+        <w:pStyle w:val="a1"/>
         <w:keepNext w:val="0"/>
         <w:keepLines w:val="0"/>
         <w:pageBreakBefore w:val="0"/>
@@ -4857,27 +4830,27 @@
     </w:p>
     <w:p>
       <w:pPr>
-        <w:pStyle w:val="30"/>
-        <w:keepNext w:val="0"/>
-        <w:keepLines w:val="0"/>
-        <w:pageBreakBefore w:val="0"/>
-        <w:widowControl w:val="0"/>
-        <w:kinsoku w:val="0"/>
-        <w:wordWrap/>
-        <w:overflowPunct/>
-        <w:topLinePunct w:val="0"/>
-        <w:autoSpaceDE w:val="0"/>
-        <w:autoSpaceDN w:val="0"/>
-        <w:bidi w:val="0"/>
-        <w:adjustRightInd w:val="0"/>
-        <w:snapToGrid w:val="0"/>
-        <w:textAlignment w:val="baseline"/>
-        <w:rPr>
-          <w:rFonts w:hint="default"/>
-          <w:lang w:val="en-US" w:eastAsia="zh-CN"/>
-        </w:rPr>
-      </w:pPr>
-      <w:bookmarkStart w:id="12" w:name="_Toc11635"/>
+        <w:pStyle w:val="2"/>
+        <w:keepNext w:val="0"/>
+        <w:keepLines w:val="0"/>
+        <w:pageBreakBefore w:val="0"/>
+        <w:widowControl w:val="0"/>
+        <w:kinsoku w:val="0"/>
+        <w:wordWrap/>
+        <w:overflowPunct/>
+        <w:topLinePunct w:val="0"/>
+        <w:autoSpaceDE w:val="0"/>
+        <w:autoSpaceDN w:val="0"/>
+        <w:bidi w:val="0"/>
+        <w:adjustRightInd w:val="0"/>
+        <w:snapToGrid w:val="0"/>
+        <w:textAlignment w:val="baseline"/>
+        <w:rPr>
+          <w:rFonts w:hint="default"/>
+          <w:lang w:val="en-US" w:eastAsia="zh-CN"/>
+        </w:rPr>
+      </w:pPr>
+      <w:bookmarkStart w:id="13" w:name="_Toc11635"/>
       <w:r>
         <w:rPr>
           <w:rFonts w:hint="default"/>
@@ -4885,11 +4858,11 @@
         </w:rPr>
         <w:t>应急管理部</w:t>
       </w:r>
-      <w:bookmarkEnd w:id="12"/>
-    </w:p>
-    <w:p>
-      <w:pPr>
-        <w:pStyle w:val="29"/>
+      <w:bookmarkEnd w:id="13"/>
+    </w:p>
+    <w:p>
+      <w:pPr>
+        <w:pStyle w:val="a1"/>
         <w:keepNext w:val="0"/>
         <w:keepLines w:val="0"/>
         <w:pageBreakBefore w:val="0"/>
@@ -4924,7 +4897,7 @@
     </w:p>
     <w:p>
       <w:pPr>
-        <w:pStyle w:val="29"/>
+        <w:pStyle w:val="a1"/>
         <w:keepNext w:val="0"/>
         <w:keepLines w:val="0"/>
         <w:pageBreakBefore w:val="0"/>
@@ -4959,27 +4932,27 @@
     </w:p>
     <w:p>
       <w:pPr>
-        <w:pStyle w:val="30"/>
-        <w:keepNext w:val="0"/>
-        <w:keepLines w:val="0"/>
-        <w:pageBreakBefore w:val="0"/>
-        <w:widowControl w:val="0"/>
-        <w:kinsoku w:val="0"/>
-        <w:wordWrap/>
-        <w:overflowPunct/>
-        <w:topLinePunct w:val="0"/>
-        <w:autoSpaceDE w:val="0"/>
-        <w:autoSpaceDN w:val="0"/>
-        <w:bidi w:val="0"/>
-        <w:adjustRightInd w:val="0"/>
-        <w:snapToGrid w:val="0"/>
-        <w:textAlignment w:val="baseline"/>
-        <w:rPr>
-          <w:rFonts w:hint="default"/>
-          <w:lang w:val="en-US" w:eastAsia="zh-CN"/>
-        </w:rPr>
-      </w:pPr>
-      <w:bookmarkStart w:id="13" w:name="_Toc28091"/>
+        <w:pStyle w:val="2"/>
+        <w:keepNext w:val="0"/>
+        <w:keepLines w:val="0"/>
+        <w:pageBreakBefore w:val="0"/>
+        <w:widowControl w:val="0"/>
+        <w:kinsoku w:val="0"/>
+        <w:wordWrap/>
+        <w:overflowPunct/>
+        <w:topLinePunct w:val="0"/>
+        <w:autoSpaceDE w:val="0"/>
+        <w:autoSpaceDN w:val="0"/>
+        <w:bidi w:val="0"/>
+        <w:adjustRightInd w:val="0"/>
+        <w:snapToGrid w:val="0"/>
+        <w:textAlignment w:val="baseline"/>
+        <w:rPr>
+          <w:rFonts w:hint="default"/>
+          <w:lang w:val="en-US" w:eastAsia="zh-CN"/>
+        </w:rPr>
+      </w:pPr>
+      <w:bookmarkStart w:id="14" w:name="_Toc28091"/>
       <w:r>
         <w:rPr>
           <w:rFonts w:hint="eastAsia"/>
@@ -4987,11 +4960,11 @@
         </w:rPr>
         <w:t>管理者代表</w:t>
       </w:r>
-      <w:bookmarkEnd w:id="13"/>
-    </w:p>
-    <w:p>
-      <w:pPr>
-        <w:pStyle w:val="29"/>
+      <w:bookmarkEnd w:id="14"/>
+    </w:p>
+    <w:p>
+      <w:pPr>
+        <w:pStyle w:val="a1"/>
         <w:keepNext w:val="0"/>
         <w:keepLines w:val="0"/>
         <w:pageBreakBefore w:val="0"/>
@@ -5026,7 +4999,7 @@
     </w:p>
     <w:p>
       <w:pPr>
-        <w:pStyle w:val="29"/>
+        <w:pStyle w:val="a1"/>
         <w:keepNext w:val="0"/>
         <w:keepLines w:val="0"/>
         <w:pageBreakBefore w:val="0"/>
@@ -5061,27 +5034,27 @@
     </w:p>
     <w:p>
       <w:pPr>
-        <w:pStyle w:val="28"/>
-        <w:keepNext w:val="0"/>
-        <w:keepLines w:val="0"/>
-        <w:pageBreakBefore w:val="0"/>
-        <w:widowControl w:val="0"/>
-        <w:kinsoku w:val="0"/>
-        <w:wordWrap/>
-        <w:overflowPunct/>
-        <w:topLinePunct w:val="0"/>
-        <w:autoSpaceDE w:val="0"/>
-        <w:autoSpaceDN w:val="0"/>
-        <w:bidi w:val="0"/>
-        <w:adjustRightInd w:val="0"/>
-        <w:snapToGrid w:val="0"/>
-        <w:textAlignment w:val="baseline"/>
-        <w:rPr>
-          <w:rFonts w:hint="default"/>
-          <w:lang w:val="en-US" w:eastAsia="zh-CN"/>
-        </w:rPr>
-      </w:pPr>
-      <w:bookmarkStart w:id="14" w:name="_Toc29270"/>
+        <w:pStyle w:val="1"/>
+        <w:keepNext w:val="0"/>
+        <w:keepLines w:val="0"/>
+        <w:pageBreakBefore w:val="0"/>
+        <w:widowControl w:val="0"/>
+        <w:kinsoku w:val="0"/>
+        <w:wordWrap/>
+        <w:overflowPunct/>
+        <w:topLinePunct w:val="0"/>
+        <w:autoSpaceDE w:val="0"/>
+        <w:autoSpaceDN w:val="0"/>
+        <w:bidi w:val="0"/>
+        <w:adjustRightInd w:val="0"/>
+        <w:snapToGrid w:val="0"/>
+        <w:textAlignment w:val="baseline"/>
+        <w:rPr>
+          <w:rFonts w:hint="default"/>
+          <w:lang w:val="en-US" w:eastAsia="zh-CN"/>
+        </w:rPr>
+      </w:pPr>
+      <w:bookmarkStart w:id="15" w:name="_Toc29270"/>
       <w:r>
         <w:rPr>
           <w:rFonts w:hint="default"/>
@@ -5089,31 +5062,31 @@
         </w:rPr>
         <w:t>改进管理流程</w:t>
       </w:r>
-      <w:bookmarkEnd w:id="14"/>
-    </w:p>
-    <w:p>
-      <w:pPr>
-        <w:pStyle w:val="30"/>
-        <w:keepNext w:val="0"/>
-        <w:keepLines w:val="0"/>
-        <w:pageBreakBefore w:val="0"/>
-        <w:widowControl w:val="0"/>
-        <w:kinsoku w:val="0"/>
-        <w:wordWrap/>
-        <w:overflowPunct/>
-        <w:topLinePunct w:val="0"/>
-        <w:autoSpaceDE w:val="0"/>
-        <w:autoSpaceDN w:val="0"/>
-        <w:bidi w:val="0"/>
-        <w:adjustRightInd w:val="0"/>
-        <w:snapToGrid w:val="0"/>
-        <w:textAlignment w:val="baseline"/>
-        <w:rPr>
-          <w:rFonts w:hint="default"/>
-          <w:lang w:val="en-US" w:eastAsia="zh-CN"/>
-        </w:rPr>
-      </w:pPr>
-      <w:bookmarkStart w:id="15" w:name="_Toc863"/>
+      <w:bookmarkEnd w:id="15"/>
+    </w:p>
+    <w:p>
+      <w:pPr>
+        <w:pStyle w:val="2"/>
+        <w:keepNext w:val="0"/>
+        <w:keepLines w:val="0"/>
+        <w:pageBreakBefore w:val="0"/>
+        <w:widowControl w:val="0"/>
+        <w:kinsoku w:val="0"/>
+        <w:wordWrap/>
+        <w:overflowPunct/>
+        <w:topLinePunct w:val="0"/>
+        <w:autoSpaceDE w:val="0"/>
+        <w:autoSpaceDN w:val="0"/>
+        <w:bidi w:val="0"/>
+        <w:adjustRightInd w:val="0"/>
+        <w:snapToGrid w:val="0"/>
+        <w:textAlignment w:val="baseline"/>
+        <w:rPr>
+          <w:rFonts w:hint="default"/>
+          <w:lang w:val="en-US" w:eastAsia="zh-CN"/>
+        </w:rPr>
+      </w:pPr>
+      <w:bookmarkStart w:id="16" w:name="_Toc863"/>
       <w:r>
         <w:rPr>
           <w:rFonts w:hint="default"/>
@@ -5121,11 +5094,11 @@
         </w:rPr>
         <w:t>改进机会识别</w:t>
       </w:r>
-      <w:bookmarkEnd w:id="15"/>
-    </w:p>
-    <w:p>
-      <w:pPr>
-        <w:pStyle w:val="29"/>
+      <w:bookmarkEnd w:id="16"/>
+    </w:p>
+    <w:p>
+      <w:pPr>
+        <w:pStyle w:val="a1"/>
         <w:keepNext w:val="0"/>
         <w:keepLines w:val="0"/>
         <w:pageBreakBefore w:val="0"/>
@@ -5160,7 +5133,7 @@
     </w:p>
     <w:p>
       <w:pPr>
-        <w:pStyle w:val="29"/>
+        <w:pStyle w:val="a1"/>
         <w:keepNext w:val="0"/>
         <w:keepLines w:val="0"/>
         <w:pageBreakBefore w:val="0"/>
@@ -5178,7 +5151,7 @@
         <w:bidi w:val="0"/>
         <w:adjustRightInd w:val="0"/>
         <w:snapToGrid w:val="0"/>
-        <w:ind w:left="425" w:leftChars="0" w:hanging="425" w:firstLineChars="0"/>
+        <w:ind w:left="425" w:hanging="425" w:leftChars="0" w:firstLineChars="0"/>
         <w:textAlignment w:val="baseline"/>
         <w:rPr>
           <w:rFonts w:hint="default"/>
@@ -5195,7 +5168,7 @@
     </w:p>
     <w:p>
       <w:pPr>
-        <w:pStyle w:val="29"/>
+        <w:pStyle w:val="a1"/>
         <w:keepNext w:val="0"/>
         <w:keepLines w:val="0"/>
         <w:pageBreakBefore w:val="0"/>
@@ -5213,7 +5186,7 @@
         <w:bidi w:val="0"/>
         <w:adjustRightInd w:val="0"/>
         <w:snapToGrid w:val="0"/>
-        <w:ind w:left="425" w:leftChars="0" w:hanging="425" w:firstLineChars="0"/>
+        <w:ind w:left="425" w:hanging="425" w:leftChars="0" w:firstLineChars="0"/>
         <w:textAlignment w:val="baseline"/>
         <w:rPr>
           <w:rFonts w:hint="default"/>
@@ -5230,7 +5203,7 @@
     </w:p>
     <w:p>
       <w:pPr>
-        <w:pStyle w:val="29"/>
+        <w:pStyle w:val="a1"/>
         <w:keepNext w:val="0"/>
         <w:keepLines w:val="0"/>
         <w:pageBreakBefore w:val="0"/>
@@ -5248,7 +5221,7 @@
         <w:bidi w:val="0"/>
         <w:adjustRightInd w:val="0"/>
         <w:snapToGrid w:val="0"/>
-        <w:ind w:left="425" w:leftChars="0" w:hanging="425" w:firstLineChars="0"/>
+        <w:ind w:left="425" w:hanging="425" w:leftChars="0" w:firstLineChars="0"/>
         <w:textAlignment w:val="baseline"/>
         <w:rPr>
           <w:rFonts w:hint="default"/>
@@ -5265,7 +5238,7 @@
     </w:p>
     <w:p>
       <w:pPr>
-        <w:pStyle w:val="29"/>
+        <w:pStyle w:val="a1"/>
         <w:keepNext w:val="0"/>
         <w:keepLines w:val="0"/>
         <w:pageBreakBefore w:val="0"/>
@@ -5283,7 +5256,7 @@
         <w:bidi w:val="0"/>
         <w:adjustRightInd w:val="0"/>
         <w:snapToGrid w:val="0"/>
-        <w:ind w:left="425" w:leftChars="0" w:hanging="425" w:firstLineChars="0"/>
+        <w:ind w:left="425" w:hanging="425" w:leftChars="0" w:firstLineChars="0"/>
         <w:textAlignment w:val="baseline"/>
         <w:rPr>
           <w:rFonts w:hint="default"/>
@@ -5300,7 +5273,7 @@
     </w:p>
     <w:p>
       <w:pPr>
-        <w:pStyle w:val="29"/>
+        <w:pStyle w:val="a1"/>
         <w:keepNext w:val="0"/>
         <w:keepLines w:val="0"/>
         <w:pageBreakBefore w:val="0"/>
@@ -5318,7 +5291,7 @@
         <w:bidi w:val="0"/>
         <w:adjustRightInd w:val="0"/>
         <w:snapToGrid w:val="0"/>
-        <w:ind w:left="425" w:leftChars="0" w:hanging="425" w:firstLineChars="0"/>
+        <w:ind w:left="425" w:hanging="425" w:leftChars="0" w:firstLineChars="0"/>
         <w:textAlignment w:val="baseline"/>
         <w:rPr>
           <w:rFonts w:hint="default"/>
@@ -5335,7 +5308,7 @@
     </w:p>
     <w:p>
       <w:pPr>
-        <w:pStyle w:val="29"/>
+        <w:pStyle w:val="a1"/>
         <w:keepNext w:val="0"/>
         <w:keepLines w:val="0"/>
         <w:pageBreakBefore w:val="0"/>
@@ -5353,7 +5326,7 @@
         <w:bidi w:val="0"/>
         <w:adjustRightInd w:val="0"/>
         <w:snapToGrid w:val="0"/>
-        <w:ind w:left="425" w:leftChars="0" w:hanging="425" w:firstLineChars="0"/>
+        <w:ind w:left="425" w:hanging="425" w:leftChars="0" w:firstLineChars="0"/>
         <w:textAlignment w:val="baseline"/>
         <w:rPr>
           <w:rFonts w:hint="default"/>
@@ -5370,7 +5343,7 @@
     </w:p>
     <w:p>
       <w:pPr>
-        <w:pStyle w:val="29"/>
+        <w:pStyle w:val="a1"/>
         <w:keepNext w:val="0"/>
         <w:keepLines w:val="0"/>
         <w:pageBreakBefore w:val="0"/>
@@ -5388,7 +5361,7 @@
         <w:bidi w:val="0"/>
         <w:adjustRightInd w:val="0"/>
         <w:snapToGrid w:val="0"/>
-        <w:ind w:left="425" w:leftChars="0" w:hanging="425" w:firstLineChars="0"/>
+        <w:ind w:left="425" w:hanging="425" w:leftChars="0" w:firstLineChars="0"/>
         <w:textAlignment w:val="baseline"/>
         <w:rPr>
           <w:rFonts w:hint="default"/>
@@ -5405,27 +5378,27 @@
     </w:p>
     <w:p>
       <w:pPr>
-        <w:pStyle w:val="30"/>
-        <w:keepNext w:val="0"/>
-        <w:keepLines w:val="0"/>
-        <w:pageBreakBefore w:val="0"/>
-        <w:widowControl w:val="0"/>
-        <w:kinsoku w:val="0"/>
-        <w:wordWrap/>
-        <w:overflowPunct/>
-        <w:topLinePunct w:val="0"/>
-        <w:autoSpaceDE w:val="0"/>
-        <w:autoSpaceDN w:val="0"/>
-        <w:bidi w:val="0"/>
-        <w:adjustRightInd w:val="0"/>
-        <w:snapToGrid w:val="0"/>
-        <w:textAlignment w:val="baseline"/>
-        <w:rPr>
-          <w:rFonts w:hint="default"/>
-          <w:lang w:val="en-US" w:eastAsia="zh-CN"/>
-        </w:rPr>
-      </w:pPr>
-      <w:bookmarkStart w:id="16" w:name="_Toc26150"/>
+        <w:pStyle w:val="2"/>
+        <w:keepNext w:val="0"/>
+        <w:keepLines w:val="0"/>
+        <w:pageBreakBefore w:val="0"/>
+        <w:widowControl w:val="0"/>
+        <w:kinsoku w:val="0"/>
+        <w:wordWrap/>
+        <w:overflowPunct/>
+        <w:topLinePunct w:val="0"/>
+        <w:autoSpaceDE w:val="0"/>
+        <w:autoSpaceDN w:val="0"/>
+        <w:bidi w:val="0"/>
+        <w:adjustRightInd w:val="0"/>
+        <w:snapToGrid w:val="0"/>
+        <w:textAlignment w:val="baseline"/>
+        <w:rPr>
+          <w:rFonts w:hint="default"/>
+          <w:lang w:val="en-US" w:eastAsia="zh-CN"/>
+        </w:rPr>
+      </w:pPr>
+      <w:bookmarkStart w:id="17" w:name="_Toc26150"/>
       <w:r>
         <w:rPr>
           <w:rFonts w:hint="default"/>
@@ -5433,11 +5406,11 @@
         </w:rPr>
         <w:t>改进建议提交与评估</w:t>
       </w:r>
-      <w:bookmarkEnd w:id="16"/>
-    </w:p>
-    <w:p>
-      <w:pPr>
-        <w:pStyle w:val="29"/>
+      <w:bookmarkEnd w:id="17"/>
+    </w:p>
+    <w:p>
+      <w:pPr>
+        <w:pStyle w:val="a1"/>
         <w:keepNext w:val="0"/>
         <w:keepLines w:val="0"/>
         <w:pageBreakBefore w:val="0"/>
@@ -5472,7 +5445,7 @@
     </w:p>
     <w:p>
       <w:pPr>
-        <w:pStyle w:val="29"/>
+        <w:pStyle w:val="a1"/>
         <w:keepNext w:val="0"/>
         <w:keepLines w:val="0"/>
         <w:pageBreakBefore w:val="0"/>
@@ -5507,7 +5480,7 @@
     </w:p>
     <w:p>
       <w:pPr>
-        <w:pStyle w:val="29"/>
+        <w:pStyle w:val="a1"/>
         <w:keepNext w:val="0"/>
         <w:keepLines w:val="0"/>
         <w:pageBreakBefore w:val="0"/>
@@ -5542,7 +5515,7 @@
     </w:p>
     <w:p>
       <w:pPr>
-        <w:pStyle w:val="29"/>
+        <w:pStyle w:val="a1"/>
         <w:keepNext w:val="0"/>
         <w:keepLines w:val="0"/>
         <w:pageBreakBefore w:val="0"/>
@@ -5577,27 +5550,27 @@
     </w:p>
     <w:p>
       <w:pPr>
-        <w:pStyle w:val="30"/>
-        <w:keepNext w:val="0"/>
-        <w:keepLines w:val="0"/>
-        <w:pageBreakBefore w:val="0"/>
-        <w:widowControl w:val="0"/>
-        <w:kinsoku w:val="0"/>
-        <w:wordWrap/>
-        <w:overflowPunct/>
-        <w:topLinePunct w:val="0"/>
-        <w:autoSpaceDE w:val="0"/>
-        <w:autoSpaceDN w:val="0"/>
-        <w:bidi w:val="0"/>
-        <w:adjustRightInd w:val="0"/>
-        <w:snapToGrid w:val="0"/>
-        <w:textAlignment w:val="baseline"/>
-        <w:rPr>
-          <w:rFonts w:hint="default"/>
-          <w:lang w:val="en-US" w:eastAsia="zh-CN"/>
-        </w:rPr>
-      </w:pPr>
-      <w:bookmarkStart w:id="17" w:name="_Toc25819"/>
+        <w:pStyle w:val="2"/>
+        <w:keepNext w:val="0"/>
+        <w:keepLines w:val="0"/>
+        <w:pageBreakBefore w:val="0"/>
+        <w:widowControl w:val="0"/>
+        <w:kinsoku w:val="0"/>
+        <w:wordWrap/>
+        <w:overflowPunct/>
+        <w:topLinePunct w:val="0"/>
+        <w:autoSpaceDE w:val="0"/>
+        <w:autoSpaceDN w:val="0"/>
+        <w:bidi w:val="0"/>
+        <w:adjustRightInd w:val="0"/>
+        <w:snapToGrid w:val="0"/>
+        <w:textAlignment w:val="baseline"/>
+        <w:rPr>
+          <w:rFonts w:hint="default"/>
+          <w:lang w:val="en-US" w:eastAsia="zh-CN"/>
+        </w:rPr>
+      </w:pPr>
+      <w:bookmarkStart w:id="18" w:name="_Toc25819"/>
       <w:r>
         <w:rPr>
           <w:rFonts w:hint="default"/>
@@ -5605,31 +5578,31 @@
         </w:rPr>
         <w:t>改进计划制定与审批</w:t>
       </w:r>
-      <w:bookmarkEnd w:id="17"/>
-    </w:p>
-    <w:p>
-      <w:pPr>
-        <w:pStyle w:val="31"/>
-        <w:keepNext w:val="0"/>
-        <w:keepLines w:val="0"/>
-        <w:pageBreakBefore w:val="0"/>
-        <w:widowControl w:val="0"/>
-        <w:kinsoku w:val="0"/>
-        <w:wordWrap/>
-        <w:overflowPunct/>
-        <w:topLinePunct w:val="0"/>
-        <w:autoSpaceDE w:val="0"/>
-        <w:autoSpaceDN w:val="0"/>
-        <w:bidi w:val="0"/>
-        <w:adjustRightInd w:val="0"/>
-        <w:snapToGrid w:val="0"/>
-        <w:textAlignment w:val="baseline"/>
-        <w:rPr>
-          <w:rFonts w:hint="default"/>
-          <w:lang w:val="en-US" w:eastAsia="zh-CN"/>
-        </w:rPr>
-      </w:pPr>
-      <w:bookmarkStart w:id="18" w:name="_Toc31120"/>
+      <w:bookmarkEnd w:id="18"/>
+    </w:p>
+    <w:p>
+      <w:pPr>
+        <w:pStyle w:val="3"/>
+        <w:keepNext w:val="0"/>
+        <w:keepLines w:val="0"/>
+        <w:pageBreakBefore w:val="0"/>
+        <w:widowControl w:val="0"/>
+        <w:kinsoku w:val="0"/>
+        <w:wordWrap/>
+        <w:overflowPunct/>
+        <w:topLinePunct w:val="0"/>
+        <w:autoSpaceDE w:val="0"/>
+        <w:autoSpaceDN w:val="0"/>
+        <w:bidi w:val="0"/>
+        <w:adjustRightInd w:val="0"/>
+        <w:snapToGrid w:val="0"/>
+        <w:textAlignment w:val="baseline"/>
+        <w:rPr>
+          <w:rFonts w:hint="default"/>
+          <w:lang w:val="en-US" w:eastAsia="zh-CN"/>
+        </w:rPr>
+      </w:pPr>
+      <w:bookmarkStart w:id="19" w:name="_Toc31120"/>
       <w:r>
         <w:rPr>
           <w:rFonts w:hint="default"/>
@@ -5637,11 +5610,11 @@
         </w:rPr>
         <w:t>计划制定</w:t>
       </w:r>
-      <w:bookmarkEnd w:id="18"/>
-    </w:p>
-    <w:p>
-      <w:pPr>
-        <w:pStyle w:val="29"/>
+      <w:bookmarkEnd w:id="19"/>
+    </w:p>
+    <w:p>
+      <w:pPr>
+        <w:pStyle w:val="a1"/>
         <w:keepNext w:val="0"/>
         <w:keepLines w:val="0"/>
         <w:pageBreakBefore w:val="0"/>
@@ -5671,27 +5644,27 @@
     </w:p>
     <w:p>
       <w:pPr>
-        <w:pStyle w:val="31"/>
-        <w:keepNext w:val="0"/>
-        <w:keepLines w:val="0"/>
-        <w:pageBreakBefore w:val="0"/>
-        <w:widowControl w:val="0"/>
-        <w:kinsoku w:val="0"/>
-        <w:wordWrap/>
-        <w:overflowPunct/>
-        <w:topLinePunct w:val="0"/>
-        <w:autoSpaceDE w:val="0"/>
-        <w:autoSpaceDN w:val="0"/>
-        <w:bidi w:val="0"/>
-        <w:adjustRightInd w:val="0"/>
-        <w:snapToGrid w:val="0"/>
-        <w:textAlignment w:val="baseline"/>
-        <w:rPr>
-          <w:rFonts w:hint="default"/>
-          <w:lang w:val="en-US" w:eastAsia="zh-CN"/>
-        </w:rPr>
-      </w:pPr>
-      <w:bookmarkStart w:id="19" w:name="_Toc14113"/>
+        <w:pStyle w:val="3"/>
+        <w:keepNext w:val="0"/>
+        <w:keepLines w:val="0"/>
+        <w:pageBreakBefore w:val="0"/>
+        <w:widowControl w:val="0"/>
+        <w:kinsoku w:val="0"/>
+        <w:wordWrap/>
+        <w:overflowPunct/>
+        <w:topLinePunct w:val="0"/>
+        <w:autoSpaceDE w:val="0"/>
+        <w:autoSpaceDN w:val="0"/>
+        <w:bidi w:val="0"/>
+        <w:adjustRightInd w:val="0"/>
+        <w:snapToGrid w:val="0"/>
+        <w:textAlignment w:val="baseline"/>
+        <w:rPr>
+          <w:rFonts w:hint="default"/>
+          <w:lang w:val="en-US" w:eastAsia="zh-CN"/>
+        </w:rPr>
+      </w:pPr>
+      <w:bookmarkStart w:id="20" w:name="_Toc14113"/>
       <w:r>
         <w:rPr>
           <w:rFonts w:hint="default"/>
@@ -5699,11 +5672,11 @@
         </w:rPr>
         <w:t>审批</w:t>
       </w:r>
-      <w:bookmarkEnd w:id="19"/>
-    </w:p>
-    <w:p>
-      <w:pPr>
-        <w:pStyle w:val="29"/>
+      <w:bookmarkEnd w:id="20"/>
+    </w:p>
+    <w:p>
+      <w:pPr>
+        <w:pStyle w:val="a1"/>
         <w:keepNext w:val="0"/>
         <w:keepLines w:val="0"/>
         <w:pageBreakBefore w:val="0"/>
@@ -5738,7 +5711,7 @@
     </w:p>
     <w:p>
       <w:pPr>
-        <w:pStyle w:val="29"/>
+        <w:pStyle w:val="a1"/>
         <w:keepNext w:val="0"/>
         <w:keepLines w:val="0"/>
         <w:pageBreakBefore w:val="0"/>
@@ -5773,27 +5746,27 @@
     </w:p>
     <w:p>
       <w:pPr>
-        <w:pStyle w:val="30"/>
-        <w:keepNext w:val="0"/>
-        <w:keepLines w:val="0"/>
-        <w:pageBreakBefore w:val="0"/>
-        <w:widowControl w:val="0"/>
-        <w:kinsoku w:val="0"/>
-        <w:wordWrap/>
-        <w:overflowPunct/>
-        <w:topLinePunct w:val="0"/>
-        <w:autoSpaceDE w:val="0"/>
-        <w:autoSpaceDN w:val="0"/>
-        <w:bidi w:val="0"/>
-        <w:adjustRightInd w:val="0"/>
-        <w:snapToGrid w:val="0"/>
-        <w:textAlignment w:val="baseline"/>
-        <w:rPr>
-          <w:rFonts w:hint="default"/>
-          <w:lang w:val="en-US" w:eastAsia="zh-CN"/>
-        </w:rPr>
-      </w:pPr>
-      <w:bookmarkStart w:id="20" w:name="_Toc16594"/>
+        <w:pStyle w:val="2"/>
+        <w:keepNext w:val="0"/>
+        <w:keepLines w:val="0"/>
+        <w:pageBreakBefore w:val="0"/>
+        <w:widowControl w:val="0"/>
+        <w:kinsoku w:val="0"/>
+        <w:wordWrap/>
+        <w:overflowPunct/>
+        <w:topLinePunct w:val="0"/>
+        <w:autoSpaceDE w:val="0"/>
+        <w:autoSpaceDN w:val="0"/>
+        <w:bidi w:val="0"/>
+        <w:adjustRightInd w:val="0"/>
+        <w:snapToGrid w:val="0"/>
+        <w:textAlignment w:val="baseline"/>
+        <w:rPr>
+          <w:rFonts w:hint="default"/>
+          <w:lang w:val="en-US" w:eastAsia="zh-CN"/>
+        </w:rPr>
+      </w:pPr>
+      <w:bookmarkStart w:id="21" w:name="_Toc16594"/>
       <w:r>
         <w:rPr>
           <w:rFonts w:hint="default"/>
@@ -5801,11 +5774,11 @@
         </w:rPr>
         <w:t>改进措施实施与跟踪</w:t>
       </w:r>
-      <w:bookmarkEnd w:id="20"/>
-    </w:p>
-    <w:p>
-      <w:pPr>
-        <w:pStyle w:val="29"/>
+      <w:bookmarkEnd w:id="21"/>
+    </w:p>
+    <w:p>
+      <w:pPr>
+        <w:pStyle w:val="a1"/>
         <w:keepNext w:val="0"/>
         <w:keepLines w:val="0"/>
         <w:pageBreakBefore w:val="0"/>
@@ -5840,7 +5813,7 @@
     </w:p>
     <w:p>
       <w:pPr>
-        <w:pStyle w:val="29"/>
+        <w:pStyle w:val="a1"/>
         <w:keepNext w:val="0"/>
         <w:keepLines w:val="0"/>
         <w:pageBreakBefore w:val="0"/>
@@ -5875,27 +5848,27 @@
     </w:p>
     <w:p>
       <w:pPr>
-        <w:pStyle w:val="30"/>
-        <w:keepNext w:val="0"/>
-        <w:keepLines w:val="0"/>
-        <w:pageBreakBefore w:val="0"/>
-        <w:widowControl w:val="0"/>
-        <w:kinsoku w:val="0"/>
-        <w:wordWrap/>
-        <w:overflowPunct/>
-        <w:topLinePunct w:val="0"/>
-        <w:autoSpaceDE w:val="0"/>
-        <w:autoSpaceDN w:val="0"/>
-        <w:bidi w:val="0"/>
-        <w:adjustRightInd w:val="0"/>
-        <w:snapToGrid w:val="0"/>
-        <w:textAlignment w:val="baseline"/>
-        <w:rPr>
-          <w:rFonts w:hint="default"/>
-          <w:lang w:val="en-US" w:eastAsia="zh-CN"/>
-        </w:rPr>
-      </w:pPr>
-      <w:bookmarkStart w:id="21" w:name="_Toc31811"/>
+        <w:pStyle w:val="2"/>
+        <w:keepNext w:val="0"/>
+        <w:keepLines w:val="0"/>
+        <w:pageBreakBefore w:val="0"/>
+        <w:widowControl w:val="0"/>
+        <w:kinsoku w:val="0"/>
+        <w:wordWrap/>
+        <w:overflowPunct/>
+        <w:topLinePunct w:val="0"/>
+        <w:autoSpaceDE w:val="0"/>
+        <w:autoSpaceDN w:val="0"/>
+        <w:bidi w:val="0"/>
+        <w:adjustRightInd w:val="0"/>
+        <w:snapToGrid w:val="0"/>
+        <w:textAlignment w:val="baseline"/>
+        <w:rPr>
+          <w:rFonts w:hint="default"/>
+          <w:lang w:val="en-US" w:eastAsia="zh-CN"/>
+        </w:rPr>
+      </w:pPr>
+      <w:bookmarkStart w:id="22" w:name="_Toc31811"/>
       <w:r>
         <w:rPr>
           <w:rFonts w:hint="default"/>
@@ -5903,11 +5876,11 @@
         </w:rPr>
         <w:t>改进效果验证与关闭</w:t>
       </w:r>
-      <w:bookmarkEnd w:id="21"/>
-    </w:p>
-    <w:p>
-      <w:pPr>
-        <w:pStyle w:val="29"/>
+      <w:bookmarkEnd w:id="22"/>
+    </w:p>
+    <w:p>
+      <w:pPr>
+        <w:pStyle w:val="a1"/>
         <w:keepNext w:val="0"/>
         <w:keepLines w:val="0"/>
         <w:pageBreakBefore w:val="0"/>
@@ -5942,7 +5915,7 @@
     </w:p>
     <w:p>
       <w:pPr>
-        <w:pStyle w:val="29"/>
+        <w:pStyle w:val="a1"/>
         <w:keepNext w:val="0"/>
         <w:keepLines w:val="0"/>
         <w:pageBreakBefore w:val="0"/>
@@ -5977,27 +5950,27 @@
     </w:p>
     <w:p>
       <w:pPr>
-        <w:pStyle w:val="30"/>
-        <w:keepNext w:val="0"/>
-        <w:keepLines w:val="0"/>
-        <w:pageBreakBefore w:val="0"/>
-        <w:widowControl w:val="0"/>
-        <w:kinsoku w:val="0"/>
-        <w:wordWrap/>
-        <w:overflowPunct/>
-        <w:topLinePunct w:val="0"/>
-        <w:autoSpaceDE w:val="0"/>
-        <w:autoSpaceDN w:val="0"/>
-        <w:bidi w:val="0"/>
-        <w:adjustRightInd w:val="0"/>
-        <w:snapToGrid w:val="0"/>
-        <w:textAlignment w:val="baseline"/>
-        <w:rPr>
-          <w:rFonts w:hint="default"/>
-          <w:lang w:val="en-US" w:eastAsia="zh-CN"/>
-        </w:rPr>
-      </w:pPr>
-      <w:bookmarkStart w:id="22" w:name="_Toc8534"/>
+        <w:pStyle w:val="2"/>
+        <w:keepNext w:val="0"/>
+        <w:keepLines w:val="0"/>
+        <w:pageBreakBefore w:val="0"/>
+        <w:widowControl w:val="0"/>
+        <w:kinsoku w:val="0"/>
+        <w:wordWrap/>
+        <w:overflowPunct/>
+        <w:topLinePunct w:val="0"/>
+        <w:autoSpaceDE w:val="0"/>
+        <w:autoSpaceDN w:val="0"/>
+        <w:bidi w:val="0"/>
+        <w:adjustRightInd w:val="0"/>
+        <w:snapToGrid w:val="0"/>
+        <w:textAlignment w:val="baseline"/>
+        <w:rPr>
+          <w:rFonts w:hint="default"/>
+          <w:lang w:val="en-US" w:eastAsia="zh-CN"/>
+        </w:rPr>
+      </w:pPr>
+      <w:bookmarkStart w:id="23" w:name="_Toc8534"/>
       <w:r>
         <w:rPr>
           <w:rFonts w:hint="default"/>
@@ -6005,11 +5978,11 @@
         </w:rPr>
         <w:t>知识管理与固化</w:t>
       </w:r>
-      <w:bookmarkEnd w:id="22"/>
-    </w:p>
-    <w:p>
-      <w:pPr>
-        <w:pStyle w:val="29"/>
+      <w:bookmarkEnd w:id="23"/>
+    </w:p>
+    <w:p>
+      <w:pPr>
+        <w:pStyle w:val="a1"/>
         <w:keepNext w:val="0"/>
         <w:keepLines w:val="0"/>
         <w:pageBreakBefore w:val="0"/>
@@ -6039,27 +6012,27 @@
     </w:p>
     <w:p>
       <w:pPr>
-        <w:pStyle w:val="28"/>
-        <w:keepNext w:val="0"/>
-        <w:keepLines w:val="0"/>
-        <w:pageBreakBefore w:val="0"/>
-        <w:widowControl w:val="0"/>
-        <w:kinsoku w:val="0"/>
-        <w:wordWrap/>
-        <w:overflowPunct/>
-        <w:topLinePunct w:val="0"/>
-        <w:autoSpaceDE w:val="0"/>
-        <w:autoSpaceDN w:val="0"/>
-        <w:bidi w:val="0"/>
-        <w:adjustRightInd w:val="0"/>
-        <w:snapToGrid w:val="0"/>
-        <w:textAlignment w:val="baseline"/>
-        <w:rPr>
-          <w:rFonts w:hint="default"/>
-          <w:lang w:val="en-US" w:eastAsia="zh-CN"/>
-        </w:rPr>
-      </w:pPr>
-      <w:bookmarkStart w:id="23" w:name="_Toc18715"/>
+        <w:pStyle w:val="1"/>
+        <w:keepNext w:val="0"/>
+        <w:keepLines w:val="0"/>
+        <w:pageBreakBefore w:val="0"/>
+        <w:widowControl w:val="0"/>
+        <w:kinsoku w:val="0"/>
+        <w:wordWrap/>
+        <w:overflowPunct/>
+        <w:topLinePunct w:val="0"/>
+        <w:autoSpaceDE w:val="0"/>
+        <w:autoSpaceDN w:val="0"/>
+        <w:bidi w:val="0"/>
+        <w:adjustRightInd w:val="0"/>
+        <w:snapToGrid w:val="0"/>
+        <w:textAlignment w:val="baseline"/>
+        <w:rPr>
+          <w:rFonts w:hint="default"/>
+          <w:lang w:val="en-US" w:eastAsia="zh-CN"/>
+        </w:rPr>
+      </w:pPr>
+      <w:bookmarkStart w:id="24" w:name="_Toc18715"/>
       <w:r>
         <w:rPr>
           <w:rFonts w:hint="default"/>
@@ -6067,11 +6040,11 @@
         </w:rPr>
         <w:t>改进的分类与分级</w:t>
       </w:r>
-      <w:bookmarkEnd w:id="23"/>
-    </w:p>
-    <w:p>
-      <w:pPr>
-        <w:pStyle w:val="29"/>
+      <w:bookmarkEnd w:id="24"/>
+    </w:p>
+    <w:p>
+      <w:pPr>
+        <w:pStyle w:val="a1"/>
         <w:keepNext w:val="0"/>
         <w:keepLines w:val="0"/>
         <w:pageBreakBefore w:val="0"/>
@@ -6106,7 +6079,7 @@
     </w:p>
     <w:p>
       <w:pPr>
-        <w:pStyle w:val="29"/>
+        <w:pStyle w:val="a1"/>
         <w:keepNext w:val="0"/>
         <w:keepLines w:val="0"/>
         <w:pageBreakBefore w:val="0"/>
@@ -6141,7 +6114,7 @@
     </w:p>
     <w:p>
       <w:pPr>
-        <w:pStyle w:val="29"/>
+        <w:pStyle w:val="a1"/>
         <w:keepNext w:val="0"/>
         <w:keepLines w:val="0"/>
         <w:pageBreakBefore w:val="0"/>
@@ -6176,7 +6149,7 @@
     </w:p>
     <w:p>
       <w:pPr>
-        <w:pStyle w:val="29"/>
+        <w:pStyle w:val="a1"/>
         <w:keepNext w:val="0"/>
         <w:keepLines w:val="0"/>
         <w:pageBreakBefore w:val="0"/>
@@ -6211,7 +6184,7 @@
     </w:p>
     <w:p>
       <w:pPr>
-        <w:pStyle w:val="29"/>
+        <w:pStyle w:val="a1"/>
         <w:keepNext w:val="0"/>
         <w:keepLines w:val="0"/>
         <w:pageBreakBefore w:val="0"/>
@@ -6246,27 +6219,27 @@
     </w:p>
     <w:p>
       <w:pPr>
-        <w:pStyle w:val="28"/>
-        <w:keepNext w:val="0"/>
-        <w:keepLines w:val="0"/>
-        <w:pageBreakBefore w:val="0"/>
-        <w:widowControl w:val="0"/>
-        <w:kinsoku w:val="0"/>
-        <w:wordWrap/>
-        <w:overflowPunct/>
-        <w:topLinePunct w:val="0"/>
-        <w:autoSpaceDE w:val="0"/>
-        <w:autoSpaceDN w:val="0"/>
-        <w:bidi w:val="0"/>
-        <w:adjustRightInd w:val="0"/>
-        <w:snapToGrid w:val="0"/>
-        <w:textAlignment w:val="baseline"/>
-        <w:rPr>
-          <w:rFonts w:hint="default"/>
-          <w:lang w:val="en-US" w:eastAsia="zh-CN"/>
-        </w:rPr>
-      </w:pPr>
-      <w:bookmarkStart w:id="24" w:name="_Toc30015"/>
+        <w:pStyle w:val="1"/>
+        <w:keepNext w:val="0"/>
+        <w:keepLines w:val="0"/>
+        <w:pageBreakBefore w:val="0"/>
+        <w:widowControl w:val="0"/>
+        <w:kinsoku w:val="0"/>
+        <w:wordWrap/>
+        <w:overflowPunct/>
+        <w:topLinePunct w:val="0"/>
+        <w:autoSpaceDE w:val="0"/>
+        <w:autoSpaceDN w:val="0"/>
+        <w:bidi w:val="0"/>
+        <w:adjustRightInd w:val="0"/>
+        <w:snapToGrid w:val="0"/>
+        <w:textAlignment w:val="baseline"/>
+        <w:rPr>
+          <w:rFonts w:hint="default"/>
+          <w:lang w:val="en-US" w:eastAsia="zh-CN"/>
+        </w:rPr>
+      </w:pPr>
+      <w:bookmarkStart w:id="25" w:name="_Toc30015"/>
       <w:r>
         <w:rPr>
           <w:rFonts w:hint="default"/>
@@ -6274,11 +6247,11 @@
         </w:rPr>
         <w:t>持续改进文化</w:t>
       </w:r>
-      <w:bookmarkEnd w:id="24"/>
-    </w:p>
-    <w:p>
-      <w:pPr>
-        <w:pStyle w:val="29"/>
+      <w:bookmarkEnd w:id="25"/>
+    </w:p>
+    <w:p>
+      <w:pPr>
+        <w:pStyle w:val="a1"/>
         <w:keepNext w:val="0"/>
         <w:keepLines w:val="0"/>
         <w:pageBreakBefore w:val="0"/>
@@ -6308,27 +6281,27 @@
     </w:p>
     <w:p>
       <w:pPr>
-        <w:pStyle w:val="28"/>
-        <w:keepNext w:val="0"/>
-        <w:keepLines w:val="0"/>
-        <w:pageBreakBefore w:val="0"/>
-        <w:widowControl w:val="0"/>
-        <w:kinsoku w:val="0"/>
-        <w:wordWrap/>
-        <w:overflowPunct/>
-        <w:topLinePunct w:val="0"/>
-        <w:autoSpaceDE w:val="0"/>
-        <w:autoSpaceDN w:val="0"/>
-        <w:bidi w:val="0"/>
-        <w:adjustRightInd w:val="0"/>
-        <w:snapToGrid w:val="0"/>
-        <w:textAlignment w:val="baseline"/>
-        <w:rPr>
-          <w:rFonts w:hint="default"/>
-          <w:lang w:val="en-US" w:eastAsia="zh-CN"/>
-        </w:rPr>
-      </w:pPr>
-      <w:bookmarkStart w:id="25" w:name="_Toc3372"/>
+        <w:pStyle w:val="1"/>
+        <w:keepNext w:val="0"/>
+        <w:keepLines w:val="0"/>
+        <w:pageBreakBefore w:val="0"/>
+        <w:widowControl w:val="0"/>
+        <w:kinsoku w:val="0"/>
+        <w:wordWrap/>
+        <w:overflowPunct/>
+        <w:topLinePunct w:val="0"/>
+        <w:autoSpaceDE w:val="0"/>
+        <w:autoSpaceDN w:val="0"/>
+        <w:bidi w:val="0"/>
+        <w:adjustRightInd w:val="0"/>
+        <w:snapToGrid w:val="0"/>
+        <w:textAlignment w:val="baseline"/>
+        <w:rPr>
+          <w:rFonts w:hint="default"/>
+          <w:lang w:val="en-US" w:eastAsia="zh-CN"/>
+        </w:rPr>
+      </w:pPr>
+      <w:bookmarkStart w:id="26" w:name="_Toc3372"/>
       <w:r>
         <w:rPr>
           <w:rFonts w:hint="default"/>
@@ -6336,11 +6309,11 @@
         </w:rPr>
         <w:t>附则</w:t>
       </w:r>
-      <w:bookmarkEnd w:id="25"/>
-    </w:p>
-    <w:p>
-      <w:pPr>
-        <w:pStyle w:val="29"/>
+      <w:bookmarkEnd w:id="26"/>
+    </w:p>
+    <w:p>
+      <w:pPr>
+        <w:pStyle w:val="a1"/>
         <w:keepNext w:val="0"/>
         <w:keepLines w:val="0"/>
         <w:pageBreakBefore w:val="0"/>
@@ -6375,7 +6348,7 @@
     </w:p>
     <w:p>
       <w:pPr>
-        <w:pStyle w:val="29"/>
+        <w:pStyle w:val="a1"/>
         <w:keepNext w:val="0"/>
         <w:keepLines w:val="0"/>
         <w:pageBreakBefore w:val="0"/>
@@ -6409,73 +6382,23 @@
       </w:r>
     </w:p>
     <w:sectPr>
-      <w:headerReference r:id="rId5" w:type="default"/>
+      <w:headerReference w:type="default" r:id="rId7"/>
       <w:pgSz w:w="11906" w:h="16838"/>
       <w:pgMar w:top="1417" w:right="1800" w:bottom="1440" w:left="1800" w:header="1140" w:footer="992" w:gutter="0"/>
-      <w:cols w:space="425" w:num="1"/>
+      <w:cols w:num="1" w:space="425"/>
       <w:docGrid w:type="lines" w:linePitch="312" w:charSpace="0"/>
     </w:sectPr>
   </w:body>
 </w:document>
 </file>
 
-<file path=word/endnotes.xml><?xml version="1.0" encoding="utf-8"?>
-<w:endnotes xmlns:wpc="http://schemas.microsoft.com/office/word/2010/wordprocessingCanvas" xmlns:mc="http://schemas.openxmlformats.org/markup-compatibility/2006" xmlns:o="urn:schemas-microsoft-com:office:office" xmlns:r="http://schemas.openxmlformats.org/officeDocument/2006/relationships" xmlns:m="http://schemas.openxmlformats.org/officeDocument/2006/math" xmlns:v="urn:schemas-microsoft-com:vml" xmlns:wp14="http://schemas.microsoft.com/office/word/2010/wordprocessingDrawing" xmlns:wp="http://schemas.openxmlformats.org/drawingml/2006/wordprocessingDrawing" xmlns:w="http://schemas.openxmlformats.org/wordprocessingml/2006/main" xmlns:w14="http://schemas.microsoft.com/office/word/2010/wordml" xmlns:w15="http://schemas.microsoft.com/office/word/2012/wordml" xmlns:w10="urn:schemas-microsoft-com:office:word" xmlns:wpg="http://schemas.microsoft.com/office/word/2010/wordprocessingGroup" xmlns:wpi="http://schemas.microsoft.com/office/word/2010/wordprocessingInk" xmlns:wne="http://schemas.microsoft.com/office/word/2006/wordml" xmlns:wps="http://schemas.microsoft.com/office/word/2010/wordprocessingShape" xmlns:wpsCustomData="http://www.wps.cn/officeDocument/2013/wpsCustomData" mc:Ignorable="w14 w15 wp14">
-  <w:endnote w:type="separator" w:id="0">
-    <w:p>
-      <w:pPr>
-        <w:spacing w:line="240" w:lineRule="auto"/>
-      </w:pPr>
-      <w:r>
-        <w:separator/>
-      </w:r>
-    </w:p>
-  </w:endnote>
-  <w:endnote w:type="continuationSeparator" w:id="1">
-    <w:p>
-      <w:pPr>
-        <w:spacing w:line="240" w:lineRule="auto"/>
-      </w:pPr>
-      <w:r>
-        <w:continuationSeparator/>
-      </w:r>
-    </w:p>
-  </w:endnote>
-</w:endnotes>
-</file>
-
-<file path=word/footnotes.xml><?xml version="1.0" encoding="utf-8"?>
-<w:footnotes xmlns:wpc="http://schemas.microsoft.com/office/word/2010/wordprocessingCanvas" xmlns:mc="http://schemas.openxmlformats.org/markup-compatibility/2006" xmlns:o="urn:schemas-microsoft-com:office:office" xmlns:r="http://schemas.openxmlformats.org/officeDocument/2006/relationships" xmlns:m="http://schemas.openxmlformats.org/officeDocument/2006/math" xmlns:v="urn:schemas-microsoft-com:vml" xmlns:wp14="http://schemas.microsoft.com/office/word/2010/wordprocessingDrawing" xmlns:wp="http://schemas.openxmlformats.org/drawingml/2006/wordprocessingDrawing" xmlns:w="http://schemas.openxmlformats.org/wordprocessingml/2006/main" xmlns:w14="http://schemas.microsoft.com/office/word/2010/wordml" xmlns:w15="http://schemas.microsoft.com/office/word/2012/wordml" xmlns:w10="urn:schemas-microsoft-com:office:word" xmlns:wpg="http://schemas.microsoft.com/office/word/2010/wordprocessingGroup" xmlns:wpi="http://schemas.microsoft.com/office/word/2010/wordprocessingInk" xmlns:wne="http://schemas.microsoft.com/office/word/2006/wordml" xmlns:wps="http://schemas.microsoft.com/office/word/2010/wordprocessingShape" xmlns:wpsCustomData="http://www.wps.cn/officeDocument/2013/wpsCustomData" mc:Ignorable="w14 w15 wp14">
-  <w:footnote w:type="separator" w:id="0">
-    <w:p>
-      <w:pPr>
-        <w:spacing w:line="360" w:lineRule="auto"/>
-      </w:pPr>
-      <w:r>
-        <w:separator/>
-      </w:r>
-    </w:p>
-  </w:footnote>
-  <w:footnote w:type="continuationSeparator" w:id="1">
-    <w:p>
-      <w:pPr>
-        <w:spacing w:line="360" w:lineRule="auto"/>
-      </w:pPr>
-      <w:r>
-        <w:continuationSeparator/>
-      </w:r>
-    </w:p>
-  </w:footnote>
-</w:footnotes>
-</file>
-
 <file path=word/header1.xml><?xml version="1.0" encoding="utf-8"?>
-<w:hdr xmlns:wpc="http://schemas.microsoft.com/office/word/2010/wordprocessingCanvas" xmlns:mc="http://schemas.openxmlformats.org/markup-compatibility/2006" xmlns:o="urn:schemas-microsoft-com:office:office" xmlns:r="http://schemas.openxmlformats.org/officeDocument/2006/relationships" xmlns:m="http://schemas.openxmlformats.org/officeDocument/2006/math" xmlns:v="urn:schemas-microsoft-com:vml" xmlns:wp14="http://schemas.microsoft.com/office/word/2010/wordprocessingDrawing" xmlns:wp="http://schemas.openxmlformats.org/drawingml/2006/wordprocessingDrawing" xmlns:w10="urn:schemas-microsoft-com:office:word" xmlns:w="http://schemas.openxmlformats.org/wordprocessingml/2006/main" xmlns:w14="http://schemas.microsoft.com/office/word/2010/wordml" xmlns:w15="http://schemas.microsoft.com/office/word/2012/wordml" xmlns:wpg="http://schemas.microsoft.com/office/word/2010/wordprocessingGroup" xmlns:wpi="http://schemas.microsoft.com/office/word/2010/wordprocessingInk" xmlns:wne="http://schemas.microsoft.com/office/word/2006/wordml" xmlns:wps="http://schemas.microsoft.com/office/word/2010/wordprocessingShape" xmlns:wpsCustomData="http://www.wps.cn/officeDocument/2013/wpsCustomData" mc:Ignorable="w14 w15 wp14">
+<w:hdr xmlns:wpc="http://schemas.microsoft.com/office/word/2010/wordprocessingCanvas" xmlns:mc="http://schemas.openxmlformats.org/markup-compatibility/2006" xmlns:o="urn:schemas-microsoft-com:office:office" xmlns:r="http://schemas.openxmlformats.org/officeDocument/2006/relationships" xmlns:m="http://schemas.openxmlformats.org/officeDocument/2006/math" xmlns:v="urn:schemas-microsoft-com:vml" xmlns:wp14="http://schemas.microsoft.com/office/word/2010/wordprocessingDrawing" xmlns:wp="http://schemas.openxmlformats.org/drawingml/2006/wordprocessingDrawing" xmlns:w10="urn:schemas-microsoft-com:office:word" xmlns:w="http://schemas.openxmlformats.org/wordprocessingml/2006/main" xmlns:w14="http://schemas.microsoft.com/office/word/2010/wordml" xmlns:w15="http://schemas.microsoft.com/office/word/2012/wordml" xmlns:wne="http://schemas.microsoft.com/office/word/2006/wordml" xmlns:wpg="http://schemas.microsoft.com/office/word/2010/wordprocessingGroup" xmlns:wpi="http://schemas.microsoft.com/office/word/2010/wordprocessingInk" xmlns:wps="http://schemas.microsoft.com/office/word/2010/wordprocessingShape" mc:Ignorable="w14 w15 wp14">
   <w:p>
     <w:pPr>
-      <w:pStyle w:val="15"/>
+      <w:pStyle w:val="Header"/>
       <w:pBdr>
-        <w:bottom w:val="single" w:color="auto" w:sz="4" w:space="1"/>
+        <w:bottom w:val="single" w:sz="4" w:space="1" w:color="auto"/>
       </w:pBdr>
       <w:tabs>
         <w:tab w:val="left" w:pos="335"/>
@@ -6483,27 +6406,27 @@
       </w:tabs>
       <w:jc w:val="right"/>
       <w:rPr>
-        <w:rFonts w:hint="eastAsia" w:eastAsiaTheme="minorEastAsia"/>
+        <w:rFonts w:eastAsiaTheme="minorEastAsia" w:hint="eastAsia"/>
         <w:lang w:eastAsia="zh-CN"/>
       </w:rPr>
     </w:pPr>
     <w:r>
       <w:rPr>
-        <w:rFonts w:hint="eastAsia" w:eastAsiaTheme="minorEastAsia"/>
+        <w:rFonts w:eastAsiaTheme="minorEastAsia" w:hint="eastAsia"/>
         <w:lang w:val="en-US" w:eastAsia="zh-CN"/>
       </w:rPr>
       <w:tab/>
     </w:r>
     <w:r>
       <w:rPr>
-        <w:rFonts w:hint="eastAsia" w:eastAsiaTheme="minorEastAsia"/>
+        <w:rFonts w:eastAsiaTheme="minorEastAsia" w:hint="eastAsia"/>
         <w:lang w:val="en-US" w:eastAsia="zh-CN"/>
       </w:rPr>
       <w:tab/>
     </w:r>
     <w:r>
       <w:rPr>
-        <w:rFonts w:hint="eastAsia" w:eastAsiaTheme="minorEastAsia"/>
+        <w:rFonts w:eastAsiaTheme="minorEastAsia" w:hint="eastAsia"/>
         <w:lang w:val="en-US" w:eastAsia="zh-CN"/>
       </w:rPr>
       <w:t>江西通信产业服务有限公司</w:t>
@@ -6513,15 +6436,15 @@
 </file>
 
 <file path=word/numbering.xml><?xml version="1.0" encoding="utf-8"?>
-<w:numbering xmlns:wpc="http://schemas.microsoft.com/office/word/2010/wordprocessingCanvas" xmlns:mc="http://schemas.openxmlformats.org/markup-compatibility/2006" xmlns:o="urn:schemas-microsoft-com:office:office" xmlns:r="http://schemas.openxmlformats.org/officeDocument/2006/relationships" xmlns:m="http://schemas.openxmlformats.org/officeDocument/2006/math" xmlns:v="urn:schemas-microsoft-com:vml" xmlns:wp14="http://schemas.microsoft.com/office/word/2010/wordprocessingDrawing" xmlns:wp="http://schemas.openxmlformats.org/drawingml/2006/wordprocessingDrawing" xmlns:w10="urn:schemas-microsoft-com:office:word" xmlns:w="http://schemas.openxmlformats.org/wordprocessingml/2006/main" xmlns:w14="http://schemas.microsoft.com/office/word/2010/wordml" xmlns:wpg="http://schemas.microsoft.com/office/word/2010/wordprocessingGroup" xmlns:wpi="http://schemas.microsoft.com/office/word/2010/wordprocessingInk" xmlns:wne="http://schemas.microsoft.com/office/word/2006/wordml" xmlns:wps="http://schemas.microsoft.com/office/word/2010/wordprocessingShape" xmlns:wpsCustomData="http://www.wps.cn/officeDocument/2013/wpsCustomData" mc:Ignorable="w14 wp14">
+<w:numbering xmlns:wpc="http://schemas.microsoft.com/office/word/2010/wordprocessingCanvas" xmlns:mc="http://schemas.openxmlformats.org/markup-compatibility/2006" xmlns:o="urn:schemas-microsoft-com:office:office" xmlns:r="http://schemas.openxmlformats.org/officeDocument/2006/relationships" xmlns:m="http://schemas.openxmlformats.org/officeDocument/2006/math" xmlns:v="urn:schemas-microsoft-com:vml" xmlns:wp14="http://schemas.microsoft.com/office/word/2010/wordprocessingDrawing" xmlns:wp="http://schemas.openxmlformats.org/drawingml/2006/wordprocessingDrawing" xmlns:w10="urn:schemas-microsoft-com:office:word" xmlns:w="http://schemas.openxmlformats.org/wordprocessingml/2006/main" xmlns:w14="http://schemas.microsoft.com/office/word/2010/wordml" xmlns:w15="http://schemas.microsoft.com/office/word/2012/wordml" xmlns:wne="http://schemas.microsoft.com/office/word/2006/wordml" xmlns:wpg="http://schemas.microsoft.com/office/word/2010/wordprocessingGroup" xmlns:wpi="http://schemas.microsoft.com/office/word/2010/wordprocessingInk" xmlns:wps="http://schemas.microsoft.com/office/word/2010/wordprocessingShape" mc:Ignorable="w14 w15 wp14">
   <w:abstractNum w:abstractNumId="0">
     <w:nsid w:val="8E964DCE"/>
     <w:multiLevelType w:val="multilevel"/>
     <w:tmpl w:val="8E964DCE"/>
-    <w:lvl w:ilvl="0" w:tentative="0">
+    <w:lvl w:ilvl="0">
       <w:start w:val="1"/>
       <w:numFmt w:val="decimal"/>
-      <w:pStyle w:val="2"/>
+      <w:pStyle w:val="Heading1"/>
       <w:lvlText w:val="%1."/>
       <w:lvlJc w:val="left"/>
       <w:pPr>
@@ -6531,10 +6454,10 @@
         <w:rFonts w:hint="default"/>
       </w:rPr>
     </w:lvl>
-    <w:lvl w:ilvl="1" w:tentative="0">
+    <w:lvl w:ilvl="1">
       <w:start w:val="1"/>
       <w:numFmt w:val="decimal"/>
-      <w:pStyle w:val="3"/>
+      <w:pStyle w:val="Heading2"/>
       <w:lvlText w:val="%1.%2."/>
       <w:lvlJc w:val="left"/>
       <w:pPr>
@@ -6544,10 +6467,10 @@
         <w:rFonts w:hint="default"/>
       </w:rPr>
     </w:lvl>
-    <w:lvl w:ilvl="2" w:tentative="0">
+    <w:lvl w:ilvl="2">
       <w:start w:val="1"/>
       <w:numFmt w:val="decimal"/>
-      <w:pStyle w:val="4"/>
+      <w:pStyle w:val="Heading3"/>
       <w:lvlText w:val="%1.%2.%3."/>
       <w:lvlJc w:val="left"/>
       <w:pPr>
@@ -6557,10 +6480,10 @@
         <w:rFonts w:hint="default"/>
       </w:rPr>
     </w:lvl>
-    <w:lvl w:ilvl="3" w:tentative="0">
+    <w:lvl w:ilvl="3">
       <w:start w:val="1"/>
       <w:numFmt w:val="decimal"/>
-      <w:pStyle w:val="5"/>
+      <w:pStyle w:val="Heading4"/>
       <w:lvlText w:val="%1.%2.%3.%4."/>
       <w:lvlJc w:val="left"/>
       <w:pPr>
@@ -6570,10 +6493,10 @@
         <w:rFonts w:hint="default"/>
       </w:rPr>
     </w:lvl>
-    <w:lvl w:ilvl="4" w:tentative="0">
+    <w:lvl w:ilvl="4">
       <w:start w:val="1"/>
       <w:numFmt w:val="decimal"/>
-      <w:pStyle w:val="6"/>
+      <w:pStyle w:val="Heading5"/>
       <w:lvlText w:val="%1.%2.%3.%4.%5."/>
       <w:lvlJc w:val="left"/>
       <w:pPr>
@@ -6583,10 +6506,10 @@
         <w:rFonts w:hint="default"/>
       </w:rPr>
     </w:lvl>
-    <w:lvl w:ilvl="5" w:tentative="0">
+    <w:lvl w:ilvl="5">
       <w:start w:val="1"/>
       <w:numFmt w:val="decimal"/>
-      <w:pStyle w:val="7"/>
+      <w:pStyle w:val="Heading6"/>
       <w:lvlText w:val="%1.%2.%3.%4.%5.%6."/>
       <w:lvlJc w:val="left"/>
       <w:pPr>
@@ -6596,10 +6519,10 @@
         <w:rFonts w:hint="default"/>
       </w:rPr>
     </w:lvl>
-    <w:lvl w:ilvl="6" w:tentative="0">
+    <w:lvl w:ilvl="6">
       <w:start w:val="1"/>
       <w:numFmt w:val="decimal"/>
-      <w:pStyle w:val="8"/>
+      <w:pStyle w:val="Heading7"/>
       <w:lvlText w:val="%1.%2.%3.%4.%5.%6.%7."/>
       <w:lvlJc w:val="left"/>
       <w:pPr>
@@ -6609,10 +6532,10 @@
         <w:rFonts w:hint="default"/>
       </w:rPr>
     </w:lvl>
-    <w:lvl w:ilvl="7" w:tentative="0">
+    <w:lvl w:ilvl="7">
       <w:start w:val="1"/>
       <w:numFmt w:val="decimal"/>
-      <w:pStyle w:val="9"/>
+      <w:pStyle w:val="Heading8"/>
       <w:lvlText w:val="%1.%2.%3.%4.%5.%6.%7.%8."/>
       <w:lvlJc w:val="left"/>
       <w:pPr>
@@ -6622,10 +6545,10 @@
         <w:rFonts w:hint="default"/>
       </w:rPr>
     </w:lvl>
-    <w:lvl w:ilvl="8" w:tentative="0">
+    <w:lvl w:ilvl="8">
       <w:start w:val="1"/>
       <w:numFmt w:val="decimal"/>
-      <w:pStyle w:val="10"/>
+      <w:pStyle w:val="Heading9"/>
       <w:lvlText w:val="%1.%2.%3.%4.%5.%6.%7.%8.%9."/>
       <w:lvlJc w:val="left"/>
       <w:pPr>
@@ -6640,7 +6563,7 @@
     <w:nsid w:val="43C22752"/>
     <w:multiLevelType w:val="singleLevel"/>
     <w:tmpl w:val="43C22752"/>
-    <w:lvl w:ilvl="0" w:tentative="0">
+    <w:lvl w:ilvl="0">
       <w:start w:val="1"/>
       <w:numFmt w:val="decimal"/>
       <w:lvlText w:val="%1."/>
@@ -6663,269 +6586,267 @@
 </file>
 
 <file path=word/styles.xml><?xml version="1.0" encoding="utf-8"?>
-<w:styles xmlns:mc="http://schemas.openxmlformats.org/markup-compatibility/2006" xmlns:o="urn:schemas-microsoft-com:office:office" xmlns:r="http://schemas.openxmlformats.org/officeDocument/2006/relationships" xmlns:m="http://schemas.openxmlformats.org/officeDocument/2006/math" xmlns:v="urn:schemas-microsoft-com:vml" xmlns:w="http://schemas.openxmlformats.org/wordprocessingml/2006/main" xmlns:w14="http://schemas.microsoft.com/office/word/2010/wordml" xmlns:w10="urn:schemas-microsoft-com:office:word" xmlns:sl="http://schemas.openxmlformats.org/schemaLibrary/2006/main" xmlns:wpsCustomData="http://www.wps.cn/officeDocument/2013/wpsCustomData" mc:Ignorable="w14">
+<w:styles xmlns:mc="http://schemas.openxmlformats.org/markup-compatibility/2006" xmlns:r="http://schemas.openxmlformats.org/officeDocument/2006/relationships" xmlns:w="http://schemas.openxmlformats.org/wordprocessingml/2006/main" xmlns:w14="http://schemas.microsoft.com/office/word/2010/wordml" xmlns:w15="http://schemas.microsoft.com/office/word/2012/wordml" mc:Ignorable="w14 w15">
   <w:docDefaults>
     <w:rPrDefault>
       <w:rPr>
-        <w:rFonts w:ascii="Times New Roman" w:hAnsi="Times New Roman" w:eastAsia="宋体" w:cs="Times New Roman"/>
+        <w:rFonts w:ascii="Times New Roman" w:eastAsia="宋体" w:hAnsi="Times New Roman" w:cs="Times New Roman"/>
       </w:rPr>
     </w:rPrDefault>
     <w:pPrDefault/>
   </w:docDefaults>
-  <w:latentStyles w:count="260" w:defQFormat="0" w:defUnhideWhenUsed="1" w:defSemiHidden="1" w:defUIPriority="99" w:defLockedState="0">
-    <w:lsdException w:qFormat="1" w:unhideWhenUsed="0" w:uiPriority="0" w:semiHidden="0" w:name="Normal"/>
-    <w:lsdException w:qFormat="1" w:unhideWhenUsed="0" w:uiPriority="0" w:semiHidden="0" w:name="heading 1"/>
-    <w:lsdException w:qFormat="1" w:uiPriority="0" w:semiHidden="0" w:name="heading 2"/>
-    <w:lsdException w:qFormat="1" w:uiPriority="0" w:name="heading 3"/>
-    <w:lsdException w:qFormat="1" w:uiPriority="0" w:semiHidden="0" w:name="heading 4"/>
-    <w:lsdException w:qFormat="1" w:uiPriority="0" w:name="heading 5"/>
-    <w:lsdException w:qFormat="1" w:uiPriority="0" w:name="heading 6"/>
-    <w:lsdException w:qFormat="1" w:uiPriority="0" w:name="heading 7"/>
-    <w:lsdException w:qFormat="1" w:uiPriority="0" w:name="heading 8"/>
-    <w:lsdException w:qFormat="1" w:uiPriority="0" w:name="heading 9"/>
-    <w:lsdException w:unhideWhenUsed="0" w:uiPriority="0" w:semiHidden="0" w:name="index 1"/>
-    <w:lsdException w:unhideWhenUsed="0" w:uiPriority="0" w:semiHidden="0" w:name="index 2"/>
-    <w:lsdException w:unhideWhenUsed="0" w:uiPriority="0" w:semiHidden="0" w:name="index 3"/>
-    <w:lsdException w:unhideWhenUsed="0" w:uiPriority="0" w:semiHidden="0" w:name="index 4"/>
-    <w:lsdException w:unhideWhenUsed="0" w:uiPriority="0" w:semiHidden="0" w:name="index 5"/>
-    <w:lsdException w:unhideWhenUsed="0" w:uiPriority="0" w:semiHidden="0" w:name="index 6"/>
-    <w:lsdException w:unhideWhenUsed="0" w:uiPriority="0" w:semiHidden="0" w:name="index 7"/>
-    <w:lsdException w:unhideWhenUsed="0" w:uiPriority="0" w:semiHidden="0" w:name="index 8"/>
-    <w:lsdException w:unhideWhenUsed="0" w:uiPriority="0" w:semiHidden="0" w:name="index 9"/>
-    <w:lsdException w:qFormat="1" w:unhideWhenUsed="0" w:uiPriority="0" w:semiHidden="0" w:name="toc 1"/>
-    <w:lsdException w:qFormat="1" w:unhideWhenUsed="0" w:uiPriority="0" w:semiHidden="0" w:name="toc 2"/>
-    <w:lsdException w:qFormat="1" w:unhideWhenUsed="0" w:uiPriority="0" w:semiHidden="0" w:name="toc 3"/>
-    <w:lsdException w:unhideWhenUsed="0" w:uiPriority="0" w:semiHidden="0" w:name="toc 4"/>
-    <w:lsdException w:unhideWhenUsed="0" w:uiPriority="0" w:semiHidden="0" w:name="toc 5"/>
-    <w:lsdException w:unhideWhenUsed="0" w:uiPriority="0" w:semiHidden="0" w:name="toc 6"/>
-    <w:lsdException w:unhideWhenUsed="0" w:uiPriority="0" w:semiHidden="0" w:name="toc 7"/>
-    <w:lsdException w:unhideWhenUsed="0" w:uiPriority="0" w:semiHidden="0" w:name="toc 8"/>
-    <w:lsdException w:unhideWhenUsed="0" w:uiPriority="0" w:semiHidden="0" w:name="toc 9"/>
-    <w:lsdException w:unhideWhenUsed="0" w:uiPriority="0" w:semiHidden="0" w:name="Normal Indent"/>
-    <w:lsdException w:unhideWhenUsed="0" w:uiPriority="0" w:semiHidden="0" w:name="footnote text"/>
-    <w:lsdException w:qFormat="1" w:unhideWhenUsed="0" w:uiPriority="0" w:semiHidden="0" w:name="annotation text"/>
-    <w:lsdException w:qFormat="1" w:unhideWhenUsed="0" w:uiPriority="0" w:semiHidden="0" w:name="header"/>
-    <w:lsdException w:qFormat="1" w:unhideWhenUsed="0" w:uiPriority="0" w:semiHidden="0" w:name="footer"/>
-    <w:lsdException w:unhideWhenUsed="0" w:uiPriority="0" w:semiHidden="0" w:name="index heading"/>
-    <w:lsdException w:qFormat="1" w:uiPriority="0" w:name="caption"/>
-    <w:lsdException w:unhideWhenUsed="0" w:uiPriority="0" w:semiHidden="0" w:name="table of figures"/>
-    <w:lsdException w:unhideWhenUsed="0" w:uiPriority="0" w:semiHidden="0" w:name="envelope address"/>
-    <w:lsdException w:unhideWhenUsed="0" w:uiPriority="0" w:semiHidden="0" w:name="envelope return"/>
-    <w:lsdException w:unhideWhenUsed="0" w:uiPriority="0" w:semiHidden="0" w:name="footnote reference"/>
-    <w:lsdException w:unhideWhenUsed="0" w:uiPriority="0" w:semiHidden="0" w:name="annotation reference"/>
-    <w:lsdException w:unhideWhenUsed="0" w:uiPriority="0" w:semiHidden="0" w:name="line number"/>
-    <w:lsdException w:unhideWhenUsed="0" w:uiPriority="0" w:semiHidden="0" w:name="page number"/>
-    <w:lsdException w:unhideWhenUsed="0" w:uiPriority="0" w:semiHidden="0" w:name="endnote reference"/>
-    <w:lsdException w:unhideWhenUsed="0" w:uiPriority="0" w:semiHidden="0" w:name="endnote text"/>
-    <w:lsdException w:unhideWhenUsed="0" w:uiPriority="0" w:semiHidden="0" w:name="table of authorities"/>
-    <w:lsdException w:unhideWhenUsed="0" w:uiPriority="0" w:semiHidden="0" w:name="macro"/>
-    <w:lsdException w:unhideWhenUsed="0" w:uiPriority="0" w:semiHidden="0" w:name="toa heading"/>
-    <w:lsdException w:unhideWhenUsed="0" w:uiPriority="0" w:semiHidden="0" w:name="List"/>
-    <w:lsdException w:unhideWhenUsed="0" w:uiPriority="0" w:semiHidden="0" w:name="List Bullet"/>
-    <w:lsdException w:unhideWhenUsed="0" w:uiPriority="0" w:semiHidden="0" w:name="List Number"/>
-    <w:lsdException w:unhideWhenUsed="0" w:uiPriority="0" w:semiHidden="0" w:name="List 2"/>
-    <w:lsdException w:unhideWhenUsed="0" w:uiPriority="0" w:semiHidden="0" w:name="List 3"/>
-    <w:lsdException w:unhideWhenUsed="0" w:uiPriority="0" w:semiHidden="0" w:name="List 4"/>
-    <w:lsdException w:unhideWhenUsed="0" w:uiPriority="0" w:semiHidden="0" w:name="List 5"/>
-    <w:lsdException w:unhideWhenUsed="0" w:uiPriority="0" w:semiHidden="0" w:name="List Bullet 2"/>
-    <w:lsdException w:unhideWhenUsed="0" w:uiPriority="0" w:semiHidden="0" w:name="List Bullet 3"/>
-    <w:lsdException w:unhideWhenUsed="0" w:uiPriority="0" w:semiHidden="0" w:name="List Bullet 4"/>
-    <w:lsdException w:unhideWhenUsed="0" w:uiPriority="0" w:semiHidden="0" w:name="List Bullet 5"/>
-    <w:lsdException w:unhideWhenUsed="0" w:uiPriority="0" w:semiHidden="0" w:name="List Number 2"/>
-    <w:lsdException w:unhideWhenUsed="0" w:uiPriority="0" w:semiHidden="0" w:name="List Number 3"/>
-    <w:lsdException w:unhideWhenUsed="0" w:uiPriority="0" w:semiHidden="0" w:name="List Number 4"/>
-    <w:lsdException w:unhideWhenUsed="0" w:uiPriority="0" w:semiHidden="0" w:name="List Number 5"/>
-    <w:lsdException w:qFormat="1" w:unhideWhenUsed="0" w:uiPriority="0" w:semiHidden="0" w:name="Title"/>
-    <w:lsdException w:unhideWhenUsed="0" w:uiPriority="0" w:semiHidden="0" w:name="Closing"/>
-    <w:lsdException w:unhideWhenUsed="0" w:uiPriority="0" w:semiHidden="0" w:name="Signature"/>
-    <w:lsdException w:qFormat="1" w:unhideWhenUsed="0" w:uiPriority="0" w:name="Default Paragraph Font"/>
-    <w:lsdException w:qFormat="1" w:unhideWhenUsed="0" w:uiPriority="0" w:name="Body Text"/>
-    <w:lsdException w:unhideWhenUsed="0" w:uiPriority="0" w:semiHidden="0" w:name="Body Text Indent"/>
-    <w:lsdException w:unhideWhenUsed="0" w:uiPriority="0" w:semiHidden="0" w:name="List Continue"/>
-    <w:lsdException w:unhideWhenUsed="0" w:uiPriority="0" w:semiHidden="0" w:name="List Continue 2"/>
-    <w:lsdException w:unhideWhenUsed="0" w:uiPriority="0" w:semiHidden="0" w:name="List Continue 3"/>
-    <w:lsdException w:unhideWhenUsed="0" w:uiPriority="0" w:semiHidden="0" w:name="List Continue 4"/>
-    <w:lsdException w:unhideWhenUsed="0" w:uiPriority="0" w:semiHidden="0" w:name="List Continue 5"/>
-    <w:lsdException w:unhideWhenUsed="0" w:uiPriority="0" w:semiHidden="0" w:name="Message Header"/>
-    <w:lsdException w:qFormat="1" w:unhideWhenUsed="0" w:uiPriority="0" w:semiHidden="0" w:name="Subtitle"/>
-    <w:lsdException w:unhideWhenUsed="0" w:uiPriority="0" w:semiHidden="0" w:name="Salutation"/>
-    <w:lsdException w:unhideWhenUsed="0" w:uiPriority="0" w:semiHidden="0" w:name="Date"/>
-    <w:lsdException w:unhideWhenUsed="0" w:uiPriority="0" w:semiHidden="0" w:name="Body Text First Indent"/>
-    <w:lsdException w:unhideWhenUsed="0" w:uiPriority="0" w:semiHidden="0" w:name="Body Text First Indent 2"/>
-    <w:lsdException w:uiPriority="99" w:name="Note Heading"/>
-    <w:lsdException w:unhideWhenUsed="0" w:uiPriority="0" w:semiHidden="0" w:name="Body Text 2"/>
-    <w:lsdException w:unhideWhenUsed="0" w:uiPriority="0" w:semiHidden="0" w:name="Body Text 3"/>
-    <w:lsdException w:unhideWhenUsed="0" w:uiPriority="0" w:semiHidden="0" w:name="Body Text Indent 2"/>
-    <w:lsdException w:unhideWhenUsed="0" w:uiPriority="0" w:semiHidden="0" w:name="Body Text Indent 3"/>
-    <w:lsdException w:unhideWhenUsed="0" w:uiPriority="0" w:semiHidden="0" w:name="Block Text"/>
-    <w:lsdException w:unhideWhenUsed="0" w:uiPriority="0" w:semiHidden="0" w:name="Hyperlink"/>
-    <w:lsdException w:unhideWhenUsed="0" w:uiPriority="0" w:semiHidden="0" w:name="FollowedHyperlink"/>
-    <w:lsdException w:qFormat="1" w:unhideWhenUsed="0" w:uiPriority="0" w:semiHidden="0" w:name="Strong"/>
-    <w:lsdException w:qFormat="1" w:unhideWhenUsed="0" w:uiPriority="0" w:semiHidden="0" w:name="Emphasis"/>
-    <w:lsdException w:unhideWhenUsed="0" w:uiPriority="0" w:semiHidden="0" w:name="Document Map"/>
-    <w:lsdException w:unhideWhenUsed="0" w:uiPriority="0" w:semiHidden="0" w:name="Plain Text"/>
-    <w:lsdException w:unhideWhenUsed="0" w:uiPriority="0" w:semiHidden="0" w:name="E-mail Signature"/>
-    <w:lsdException w:qFormat="1" w:unhideWhenUsed="0" w:uiPriority="0" w:semiHidden="0" w:name="Normal (Web)"/>
-    <w:lsdException w:unhideWhenUsed="0" w:uiPriority="0" w:semiHidden="0" w:name="HTML Acronym"/>
-    <w:lsdException w:unhideWhenUsed="0" w:uiPriority="0" w:semiHidden="0" w:name="HTML Address"/>
-    <w:lsdException w:unhideWhenUsed="0" w:uiPriority="0" w:semiHidden="0" w:name="HTML Cite"/>
-    <w:lsdException w:unhideWhenUsed="0" w:uiPriority="0" w:semiHidden="0" w:name="HTML Code"/>
-    <w:lsdException w:unhideWhenUsed="0" w:uiPriority="0" w:semiHidden="0" w:name="HTML Definition"/>
-    <w:lsdException w:unhideWhenUsed="0" w:uiPriority="0" w:semiHidden="0" w:name="HTML Keyboard"/>
-    <w:lsdException w:unhideWhenUsed="0" w:uiPriority="0" w:semiHidden="0" w:name="HTML Preformatted"/>
-    <w:lsdException w:unhideWhenUsed="0" w:uiPriority="0" w:semiHidden="0" w:name="HTML Sample"/>
-    <w:lsdException w:unhideWhenUsed="0" w:uiPriority="0" w:semiHidden="0" w:name="HTML Typewriter"/>
-    <w:lsdException w:unhideWhenUsed="0" w:uiPriority="0" w:semiHidden="0" w:name="HTML Variable"/>
-    <w:lsdException w:qFormat="1" w:unhideWhenUsed="0" w:uiPriority="0" w:name="Normal Table"/>
-    <w:lsdException w:unhideWhenUsed="0" w:uiPriority="0" w:semiHidden="0" w:name="annotation subject"/>
-    <w:lsdException w:unhideWhenUsed="0" w:uiPriority="0" w:semiHidden="0" w:name="Table Simple 1"/>
-    <w:lsdException w:unhideWhenUsed="0" w:uiPriority="0" w:semiHidden="0" w:name="Table Simple 2"/>
-    <w:lsdException w:unhideWhenUsed="0" w:uiPriority="0" w:semiHidden="0" w:name="Table Simple 3"/>
-    <w:lsdException w:unhideWhenUsed="0" w:uiPriority="0" w:semiHidden="0" w:name="Table Classic 1"/>
-    <w:lsdException w:unhideWhenUsed="0" w:uiPriority="0" w:semiHidden="0" w:name="Table Classic 2"/>
-    <w:lsdException w:unhideWhenUsed="0" w:uiPriority="0" w:semiHidden="0" w:name="Table Classic 3"/>
-    <w:lsdException w:unhideWhenUsed="0" w:uiPriority="0" w:semiHidden="0" w:name="Table Classic 4"/>
-    <w:lsdException w:unhideWhenUsed="0" w:uiPriority="0" w:semiHidden="0" w:name="Table Colorful 1"/>
-    <w:lsdException w:unhideWhenUsed="0" w:uiPriority="0" w:semiHidden="0" w:name="Table Colorful 2"/>
-    <w:lsdException w:unhideWhenUsed="0" w:uiPriority="0" w:semiHidden="0" w:name="Table Colorful 3"/>
-    <w:lsdException w:unhideWhenUsed="0" w:uiPriority="0" w:semiHidden="0" w:name="Table Columns 1"/>
-    <w:lsdException w:unhideWhenUsed="0" w:uiPriority="0" w:semiHidden="0" w:name="Table Columns 2"/>
-    <w:lsdException w:unhideWhenUsed="0" w:uiPriority="0" w:semiHidden="0" w:name="Table Columns 3"/>
-    <w:lsdException w:unhideWhenUsed="0" w:uiPriority="0" w:semiHidden="0" w:name="Table Columns 4"/>
-    <w:lsdException w:unhideWhenUsed="0" w:uiPriority="0" w:semiHidden="0" w:name="Table Columns 5"/>
-    <w:lsdException w:unhideWhenUsed="0" w:uiPriority="0" w:semiHidden="0" w:name="Table Grid 1"/>
-    <w:lsdException w:unhideWhenUsed="0" w:uiPriority="0" w:semiHidden="0" w:name="Table Grid 2"/>
-    <w:lsdException w:unhideWhenUsed="0" w:uiPriority="0" w:semiHidden="0" w:name="Table Grid 3"/>
-    <w:lsdException w:unhideWhenUsed="0" w:uiPriority="0" w:semiHidden="0" w:name="Table Grid 4"/>
-    <w:lsdException w:unhideWhenUsed="0" w:uiPriority="0" w:semiHidden="0" w:name="Table Grid 5"/>
-    <w:lsdException w:unhideWhenUsed="0" w:uiPriority="0" w:semiHidden="0" w:name="Table Grid 6"/>
-    <w:lsdException w:unhideWhenUsed="0" w:uiPriority="0" w:semiHidden="0" w:name="Table Grid 7"/>
-    <w:lsdException w:unhideWhenUsed="0" w:uiPriority="0" w:semiHidden="0" w:name="Table Grid 8"/>
-    <w:lsdException w:unhideWhenUsed="0" w:uiPriority="0" w:semiHidden="0" w:name="Table List 1"/>
-    <w:lsdException w:unhideWhenUsed="0" w:uiPriority="0" w:semiHidden="0" w:name="Table List 2"/>
-    <w:lsdException w:unhideWhenUsed="0" w:uiPriority="0" w:semiHidden="0" w:name="Table List 3"/>
-    <w:lsdException w:unhideWhenUsed="0" w:uiPriority="0" w:semiHidden="0" w:name="Table List 4"/>
-    <w:lsdException w:unhideWhenUsed="0" w:uiPriority="0" w:semiHidden="0" w:name="Table List 5"/>
-    <w:lsdException w:unhideWhenUsed="0" w:uiPriority="0" w:semiHidden="0" w:name="Table List 6"/>
-    <w:lsdException w:unhideWhenUsed="0" w:uiPriority="0" w:semiHidden="0" w:name="Table List 7"/>
-    <w:lsdException w:unhideWhenUsed="0" w:uiPriority="0" w:semiHidden="0" w:name="Table List 8"/>
-    <w:lsdException w:unhideWhenUsed="0" w:uiPriority="0" w:semiHidden="0" w:name="Table 3D effects 1"/>
-    <w:lsdException w:unhideWhenUsed="0" w:uiPriority="0" w:semiHidden="0" w:name="Table 3D effects 2"/>
-    <w:lsdException w:unhideWhenUsed="0" w:uiPriority="0" w:semiHidden="0" w:name="Table 3D effects 3"/>
-    <w:lsdException w:unhideWhenUsed="0" w:uiPriority="0" w:semiHidden="0" w:name="Table Contemporary"/>
-    <w:lsdException w:unhideWhenUsed="0" w:uiPriority="0" w:semiHidden="0" w:name="Table Elegant"/>
-    <w:lsdException w:unhideWhenUsed="0" w:uiPriority="0" w:semiHidden="0" w:name="Table Professional"/>
-    <w:lsdException w:unhideWhenUsed="0" w:uiPriority="0" w:semiHidden="0" w:name="Table Subtle 1"/>
-    <w:lsdException w:unhideWhenUsed="0" w:uiPriority="0" w:semiHidden="0" w:name="Table Subtle 2"/>
-    <w:lsdException w:unhideWhenUsed="0" w:uiPriority="0" w:semiHidden="0" w:name="Table Web 1"/>
-    <w:lsdException w:unhideWhenUsed="0" w:uiPriority="0" w:semiHidden="0" w:name="Table Web 2"/>
-    <w:lsdException w:unhideWhenUsed="0" w:uiPriority="0" w:semiHidden="0" w:name="Table Web 3"/>
-    <w:lsdException w:unhideWhenUsed="0" w:uiPriority="0" w:semiHidden="0" w:name="Balloon Text"/>
-    <w:lsdException w:qFormat="1" w:unhideWhenUsed="0" w:uiPriority="0" w:semiHidden="0" w:name="Table Grid"/>
-    <w:lsdException w:unhideWhenUsed="0" w:uiPriority="0" w:semiHidden="0" w:name="Table Theme"/>
-    <w:lsdException w:unhideWhenUsed="0" w:uiPriority="60" w:semiHidden="0" w:name="Light Shading"/>
-    <w:lsdException w:unhideWhenUsed="0" w:uiPriority="61" w:semiHidden="0" w:name="Light List"/>
-    <w:lsdException w:unhideWhenUsed="0" w:uiPriority="62" w:semiHidden="0" w:name="Light Grid"/>
-    <w:lsdException w:unhideWhenUsed="0" w:uiPriority="63" w:semiHidden="0" w:name="Medium Shading 1"/>
-    <w:lsdException w:unhideWhenUsed="0" w:uiPriority="64" w:semiHidden="0" w:name="Medium Shading 2"/>
-    <w:lsdException w:unhideWhenUsed="0" w:uiPriority="65" w:semiHidden="0" w:name="Medium List 1"/>
-    <w:lsdException w:unhideWhenUsed="0" w:uiPriority="66" w:semiHidden="0" w:name="Medium List 2"/>
-    <w:lsdException w:unhideWhenUsed="0" w:uiPriority="67" w:semiHidden="0" w:name="Medium Grid 1"/>
-    <w:lsdException w:unhideWhenUsed="0" w:uiPriority="68" w:semiHidden="0" w:name="Medium Grid 2"/>
-    <w:lsdException w:unhideWhenUsed="0" w:uiPriority="69" w:semiHidden="0" w:name="Medium Grid 3"/>
-    <w:lsdException w:unhideWhenUsed="0" w:uiPriority="70" w:semiHidden="0" w:name="Dark List"/>
-    <w:lsdException w:unhideWhenUsed="0" w:uiPriority="71" w:semiHidden="0" w:name="Colorful Shading"/>
-    <w:lsdException w:unhideWhenUsed="0" w:uiPriority="72" w:semiHidden="0" w:name="Colorful List"/>
-    <w:lsdException w:unhideWhenUsed="0" w:uiPriority="73" w:semiHidden="0" w:name="Colorful Grid"/>
-    <w:lsdException w:unhideWhenUsed="0" w:uiPriority="60" w:semiHidden="0" w:name="Light Shading Accent 1"/>
-    <w:lsdException w:unhideWhenUsed="0" w:uiPriority="61" w:semiHidden="0" w:name="Light List Accent 1"/>
-    <w:lsdException w:unhideWhenUsed="0" w:uiPriority="62" w:semiHidden="0" w:name="Light Grid Accent 1"/>
-    <w:lsdException w:unhideWhenUsed="0" w:uiPriority="63" w:semiHidden="0" w:name="Medium Shading 1 Accent 1"/>
-    <w:lsdException w:unhideWhenUsed="0" w:uiPriority="64" w:semiHidden="0" w:name="Medium Shading 2 Accent 1"/>
-    <w:lsdException w:unhideWhenUsed="0" w:uiPriority="65" w:semiHidden="0" w:name="Medium List 1 Accent 1"/>
-    <w:lsdException w:unhideWhenUsed="0" w:uiPriority="66" w:semiHidden="0" w:name="Medium List 2 Accent 1"/>
-    <w:lsdException w:unhideWhenUsed="0" w:uiPriority="67" w:semiHidden="0" w:name="Medium Grid 1 Accent 1"/>
-    <w:lsdException w:unhideWhenUsed="0" w:uiPriority="68" w:semiHidden="0" w:name="Medium Grid 2 Accent 1"/>
-    <w:lsdException w:unhideWhenUsed="0" w:uiPriority="69" w:semiHidden="0" w:name="Medium Grid 3 Accent 1"/>
-    <w:lsdException w:unhideWhenUsed="0" w:uiPriority="70" w:semiHidden="0" w:name="Dark List Accent 1"/>
-    <w:lsdException w:unhideWhenUsed="0" w:uiPriority="71" w:semiHidden="0" w:name="Colorful Shading Accent 1"/>
-    <w:lsdException w:unhideWhenUsed="0" w:uiPriority="72" w:semiHidden="0" w:name="Colorful List Accent 1"/>
-    <w:lsdException w:unhideWhenUsed="0" w:uiPriority="73" w:semiHidden="0" w:name="Colorful Grid Accent 1"/>
-    <w:lsdException w:unhideWhenUsed="0" w:uiPriority="60" w:semiHidden="0" w:name="Light Shading Accent 2"/>
-    <w:lsdException w:unhideWhenUsed="0" w:uiPriority="61" w:semiHidden="0" w:name="Light List Accent 2"/>
-    <w:lsdException w:unhideWhenUsed="0" w:uiPriority="62" w:semiHidden="0" w:name="Light Grid Accent 2"/>
-    <w:lsdException w:unhideWhenUsed="0" w:uiPriority="63" w:semiHidden="0" w:name="Medium Shading 1 Accent 2"/>
-    <w:lsdException w:unhideWhenUsed="0" w:uiPriority="64" w:semiHidden="0" w:name="Medium Shading 2 Accent 2"/>
-    <w:lsdException w:unhideWhenUsed="0" w:uiPriority="65" w:semiHidden="0" w:name="Medium List 1 Accent 2"/>
-    <w:lsdException w:unhideWhenUsed="0" w:uiPriority="66" w:semiHidden="0" w:name="Medium List 2 Accent 2"/>
-    <w:lsdException w:unhideWhenUsed="0" w:uiPriority="67" w:semiHidden="0" w:name="Medium Grid 1 Accent 2"/>
-    <w:lsdException w:unhideWhenUsed="0" w:uiPriority="68" w:semiHidden="0" w:name="Medium Grid 2 Accent 2"/>
-    <w:lsdException w:unhideWhenUsed="0" w:uiPriority="69" w:semiHidden="0" w:name="Medium Grid 3 Accent 2"/>
-    <w:lsdException w:unhideWhenUsed="0" w:uiPriority="70" w:semiHidden="0" w:name="Dark List Accent 2"/>
-    <w:lsdException w:unhideWhenUsed="0" w:uiPriority="71" w:semiHidden="0" w:name="Colorful Shading Accent 2"/>
-    <w:lsdException w:unhideWhenUsed="0" w:uiPriority="72" w:semiHidden="0" w:name="Colorful List Accent 2"/>
-    <w:lsdException w:unhideWhenUsed="0" w:uiPriority="73" w:semiHidden="0" w:name="Colorful Grid Accent 2"/>
-    <w:lsdException w:unhideWhenUsed="0" w:uiPriority="60" w:semiHidden="0" w:name="Light Shading Accent 3"/>
-    <w:lsdException w:unhideWhenUsed="0" w:uiPriority="61" w:semiHidden="0" w:name="Light List Accent 3"/>
-    <w:lsdException w:unhideWhenUsed="0" w:uiPriority="62" w:semiHidden="0" w:name="Light Grid Accent 3"/>
-    <w:lsdException w:unhideWhenUsed="0" w:uiPriority="63" w:semiHidden="0" w:name="Medium Shading 1 Accent 3"/>
-    <w:lsdException w:unhideWhenUsed="0" w:uiPriority="64" w:semiHidden="0" w:name="Medium Shading 2 Accent 3"/>
-    <w:lsdException w:unhideWhenUsed="0" w:uiPriority="65" w:semiHidden="0" w:name="Medium List 1 Accent 3"/>
-    <w:lsdException w:unhideWhenUsed="0" w:uiPriority="66" w:semiHidden="0" w:name="Medium List 2 Accent 3"/>
-    <w:lsdException w:unhideWhenUsed="0" w:uiPriority="67" w:semiHidden="0" w:name="Medium Grid 1 Accent 3"/>
-    <w:lsdException w:unhideWhenUsed="0" w:uiPriority="68" w:semiHidden="0" w:name="Medium Grid 2 Accent 3"/>
-    <w:lsdException w:unhideWhenUsed="0" w:uiPriority="69" w:semiHidden="0" w:name="Medium Grid 3 Accent 3"/>
-    <w:lsdException w:unhideWhenUsed="0" w:uiPriority="70" w:semiHidden="0" w:name="Dark List Accent 3"/>
-    <w:lsdException w:unhideWhenUsed="0" w:uiPriority="71" w:semiHidden="0" w:name="Colorful Shading Accent 3"/>
-    <w:lsdException w:unhideWhenUsed="0" w:uiPriority="72" w:semiHidden="0" w:name="Colorful List Accent 3"/>
-    <w:lsdException w:unhideWhenUsed="0" w:uiPriority="73" w:semiHidden="0" w:name="Colorful Grid Accent 3"/>
-    <w:lsdException w:unhideWhenUsed="0" w:uiPriority="60" w:semiHidden="0" w:name="Light Shading Accent 4"/>
-    <w:lsdException w:unhideWhenUsed="0" w:uiPriority="61" w:semiHidden="0" w:name="Light List Accent 4"/>
-    <w:lsdException w:unhideWhenUsed="0" w:uiPriority="62" w:semiHidden="0" w:name="Light Grid Accent 4"/>
-    <w:lsdException w:unhideWhenUsed="0" w:uiPriority="63" w:semiHidden="0" w:name="Medium Shading 1 Accent 4"/>
-    <w:lsdException w:unhideWhenUsed="0" w:uiPriority="64" w:semiHidden="0" w:name="Medium Shading 2 Accent 4"/>
-    <w:lsdException w:unhideWhenUsed="0" w:uiPriority="65" w:semiHidden="0" w:name="Medium List 1 Accent 4"/>
-    <w:lsdException w:unhideWhenUsed="0" w:uiPriority="66" w:semiHidden="0" w:name="Medium List 2 Accent 4"/>
-    <w:lsdException w:unhideWhenUsed="0" w:uiPriority="67" w:semiHidden="0" w:name="Medium Grid 1 Accent 4"/>
-    <w:lsdException w:unhideWhenUsed="0" w:uiPriority="68" w:semiHidden="0" w:name="Medium Grid 2 Accent 4"/>
-    <w:lsdException w:unhideWhenUsed="0" w:uiPriority="69" w:semiHidden="0" w:name="Medium Grid 3 Accent 4"/>
-    <w:lsdException w:unhideWhenUsed="0" w:uiPriority="70" w:semiHidden="0" w:name="Dark List Accent 4"/>
-    <w:lsdException w:unhideWhenUsed="0" w:uiPriority="71" w:semiHidden="0" w:name="Colorful Shading Accent 4"/>
-    <w:lsdException w:unhideWhenUsed="0" w:uiPriority="72" w:semiHidden="0" w:name="Colorful List Accent 4"/>
-    <w:lsdException w:unhideWhenUsed="0" w:uiPriority="73" w:semiHidden="0" w:name="Colorful Grid Accent 4"/>
-    <w:lsdException w:unhideWhenUsed="0" w:uiPriority="60" w:semiHidden="0" w:name="Light Shading Accent 5"/>
-    <w:lsdException w:unhideWhenUsed="0" w:uiPriority="61" w:semiHidden="0" w:name="Light List Accent 5"/>
-    <w:lsdException w:unhideWhenUsed="0" w:uiPriority="62" w:semiHidden="0" w:name="Light Grid Accent 5"/>
-    <w:lsdException w:unhideWhenUsed="0" w:uiPriority="63" w:semiHidden="0" w:name="Medium Shading 1 Accent 5"/>
-    <w:lsdException w:unhideWhenUsed="0" w:uiPriority="64" w:semiHidden="0" w:name="Medium Shading 2 Accent 5"/>
-    <w:lsdException w:unhideWhenUsed="0" w:uiPriority="65" w:semiHidden="0" w:name="Medium List 1 Accent 5"/>
-    <w:lsdException w:unhideWhenUsed="0" w:uiPriority="66" w:semiHidden="0" w:name="Medium List 2 Accent 5"/>
-    <w:lsdException w:unhideWhenUsed="0" w:uiPriority="67" w:semiHidden="0" w:name="Medium Grid 1 Accent 5"/>
-    <w:lsdException w:unhideWhenUsed="0" w:uiPriority="68" w:semiHidden="0" w:name="Medium Grid 2 Accent 5"/>
-    <w:lsdException w:unhideWhenUsed="0" w:uiPriority="69" w:semiHidden="0" w:name="Medium Grid 3 Accent 5"/>
-    <w:lsdException w:unhideWhenUsed="0" w:uiPriority="70" w:semiHidden="0" w:name="Dark List Accent 5"/>
-    <w:lsdException w:unhideWhenUsed="0" w:uiPriority="71" w:semiHidden="0" w:name="Colorful Shading Accent 5"/>
-    <w:lsdException w:unhideWhenUsed="0" w:uiPriority="72" w:semiHidden="0" w:name="Colorful List Accent 5"/>
-    <w:lsdException w:unhideWhenUsed="0" w:uiPriority="73" w:semiHidden="0" w:name="Colorful Grid Accent 5"/>
-    <w:lsdException w:unhideWhenUsed="0" w:uiPriority="60" w:semiHidden="0" w:name="Light Shading Accent 6"/>
-    <w:lsdException w:unhideWhenUsed="0" w:uiPriority="61" w:semiHidden="0" w:name="Light List Accent 6"/>
-    <w:lsdException w:unhideWhenUsed="0" w:uiPriority="62" w:semiHidden="0" w:name="Light Grid Accent 6"/>
-    <w:lsdException w:unhideWhenUsed="0" w:uiPriority="63" w:semiHidden="0" w:name="Medium Shading 1 Accent 6"/>
-    <w:lsdException w:unhideWhenUsed="0" w:uiPriority="64" w:semiHidden="0" w:name="Medium Shading 2 Accent 6"/>
-    <w:lsdException w:unhideWhenUsed="0" w:uiPriority="65" w:semiHidden="0" w:name="Medium List 1 Accent 6"/>
-    <w:lsdException w:unhideWhenUsed="0" w:uiPriority="66" w:semiHidden="0" w:name="Medium List 2 Accent 6"/>
-    <w:lsdException w:unhideWhenUsed="0" w:uiPriority="67" w:semiHidden="0" w:name="Medium Grid 1 Accent 6"/>
-    <w:lsdException w:unhideWhenUsed="0" w:uiPriority="68" w:semiHidden="0" w:name="Medium Grid 2 Accent 6"/>
-    <w:lsdException w:unhideWhenUsed="0" w:uiPriority="69" w:semiHidden="0" w:name="Medium Grid 3 Accent 6"/>
-    <w:lsdException w:unhideWhenUsed="0" w:uiPriority="70" w:semiHidden="0" w:name="Dark List Accent 6"/>
-    <w:lsdException w:unhideWhenUsed="0" w:uiPriority="71" w:semiHidden="0" w:name="Colorful Shading Accent 6"/>
-    <w:lsdException w:unhideWhenUsed="0" w:uiPriority="72" w:semiHidden="0" w:name="Colorful List Accent 6"/>
-    <w:lsdException w:unhideWhenUsed="0" w:uiPriority="73" w:semiHidden="0" w:name="Colorful Grid Accent 6"/>
+  <w:latentStyles w:defLockedState="0" w:defUIPriority="99" w:defSemiHidden="1" w:defUnhideWhenUsed="1" w:defQFormat="0" w:count="260">
+    <w:lsdException w:name="Normal" w:semiHidden="0" w:uiPriority="0" w:unhideWhenUsed="0" w:qFormat="1"/>
+    <w:lsdException w:name="heading 1" w:semiHidden="0" w:uiPriority="0" w:unhideWhenUsed="0" w:qFormat="1"/>
+    <w:lsdException w:name="heading 2" w:semiHidden="0" w:uiPriority="0" w:qFormat="1"/>
+    <w:lsdException w:name="heading 3" w:uiPriority="0" w:qFormat="1"/>
+    <w:lsdException w:name="heading 4" w:semiHidden="0" w:uiPriority="0" w:qFormat="1"/>
+    <w:lsdException w:name="heading 5" w:uiPriority="0" w:qFormat="1"/>
+    <w:lsdException w:name="heading 6" w:uiPriority="0" w:qFormat="1"/>
+    <w:lsdException w:name="heading 7" w:uiPriority="0" w:qFormat="1"/>
+    <w:lsdException w:name="heading 8" w:uiPriority="0" w:qFormat="1"/>
+    <w:lsdException w:name="heading 9" w:uiPriority="0" w:qFormat="1"/>
+    <w:lsdException w:name="index 1" w:semiHidden="0" w:uiPriority="0" w:unhideWhenUsed="0"/>
+    <w:lsdException w:name="index 2" w:semiHidden="0" w:uiPriority="0" w:unhideWhenUsed="0"/>
+    <w:lsdException w:name="index 3" w:semiHidden="0" w:uiPriority="0" w:unhideWhenUsed="0"/>
+    <w:lsdException w:name="index 4" w:semiHidden="0" w:uiPriority="0" w:unhideWhenUsed="0"/>
+    <w:lsdException w:name="index 5" w:semiHidden="0" w:uiPriority="0" w:unhideWhenUsed="0"/>
+    <w:lsdException w:name="index 6" w:semiHidden="0" w:uiPriority="0" w:unhideWhenUsed="0"/>
+    <w:lsdException w:name="index 7" w:semiHidden="0" w:uiPriority="0" w:unhideWhenUsed="0"/>
+    <w:lsdException w:name="index 8" w:semiHidden="0" w:uiPriority="0" w:unhideWhenUsed="0"/>
+    <w:lsdException w:name="index 9" w:semiHidden="0" w:uiPriority="0" w:unhideWhenUsed="0"/>
+    <w:lsdException w:name="toc 1" w:semiHidden="0" w:uiPriority="0" w:unhideWhenUsed="0" w:qFormat="1"/>
+    <w:lsdException w:name="toc 2" w:semiHidden="0" w:uiPriority="0" w:unhideWhenUsed="0" w:qFormat="1"/>
+    <w:lsdException w:name="toc 3" w:semiHidden="0" w:uiPriority="0" w:unhideWhenUsed="0" w:qFormat="1"/>
+    <w:lsdException w:name="toc 4" w:semiHidden="0" w:uiPriority="0" w:unhideWhenUsed="0"/>
+    <w:lsdException w:name="toc 5" w:semiHidden="0" w:uiPriority="0" w:unhideWhenUsed="0"/>
+    <w:lsdException w:name="toc 6" w:semiHidden="0" w:uiPriority="0" w:unhideWhenUsed="0"/>
+    <w:lsdException w:name="toc 7" w:semiHidden="0" w:uiPriority="0" w:unhideWhenUsed="0"/>
+    <w:lsdException w:name="toc 8" w:semiHidden="0" w:uiPriority="0" w:unhideWhenUsed="0"/>
+    <w:lsdException w:name="toc 9" w:semiHidden="0" w:uiPriority="0" w:unhideWhenUsed="0"/>
+    <w:lsdException w:name="Normal Indent" w:semiHidden="0" w:uiPriority="0" w:unhideWhenUsed="0"/>
+    <w:lsdException w:name="footnote text" w:semiHidden="0" w:uiPriority="0" w:unhideWhenUsed="0"/>
+    <w:lsdException w:name="annotation text" w:semiHidden="0" w:uiPriority="0" w:unhideWhenUsed="0" w:qFormat="1"/>
+    <w:lsdException w:name="header" w:semiHidden="0" w:uiPriority="0" w:unhideWhenUsed="0" w:qFormat="1"/>
+    <w:lsdException w:name="footer" w:semiHidden="0" w:uiPriority="0" w:unhideWhenUsed="0" w:qFormat="1"/>
+    <w:lsdException w:name="index heading" w:semiHidden="0" w:uiPriority="0" w:unhideWhenUsed="0"/>
+    <w:lsdException w:name="caption" w:uiPriority="0" w:qFormat="1"/>
+    <w:lsdException w:name="table of figures" w:semiHidden="0" w:uiPriority="0" w:unhideWhenUsed="0"/>
+    <w:lsdException w:name="envelope address" w:semiHidden="0" w:uiPriority="0" w:unhideWhenUsed="0"/>
+    <w:lsdException w:name="envelope return" w:semiHidden="0" w:uiPriority="0" w:unhideWhenUsed="0"/>
+    <w:lsdException w:name="footnote reference" w:semiHidden="0" w:uiPriority="0" w:unhideWhenUsed="0"/>
+    <w:lsdException w:name="annotation reference" w:semiHidden="0" w:uiPriority="0" w:unhideWhenUsed="0"/>
+    <w:lsdException w:name="line number" w:semiHidden="0" w:uiPriority="0" w:unhideWhenUsed="0"/>
+    <w:lsdException w:name="page number" w:semiHidden="0" w:uiPriority="0" w:unhideWhenUsed="0"/>
+    <w:lsdException w:name="endnote reference" w:semiHidden="0" w:uiPriority="0" w:unhideWhenUsed="0"/>
+    <w:lsdException w:name="endnote text" w:semiHidden="0" w:uiPriority="0" w:unhideWhenUsed="0"/>
+    <w:lsdException w:name="table of authorities" w:semiHidden="0" w:uiPriority="0" w:unhideWhenUsed="0"/>
+    <w:lsdException w:name="macro" w:semiHidden="0" w:uiPriority="0" w:unhideWhenUsed="0"/>
+    <w:lsdException w:name="toa heading" w:semiHidden="0" w:uiPriority="0" w:unhideWhenUsed="0"/>
+    <w:lsdException w:name="List" w:semiHidden="0" w:uiPriority="0" w:unhideWhenUsed="0"/>
+    <w:lsdException w:name="List Bullet" w:semiHidden="0" w:uiPriority="0" w:unhideWhenUsed="0"/>
+    <w:lsdException w:name="List Number" w:semiHidden="0" w:uiPriority="0" w:unhideWhenUsed="0"/>
+    <w:lsdException w:name="List 2" w:semiHidden="0" w:uiPriority="0" w:unhideWhenUsed="0"/>
+    <w:lsdException w:name="List 3" w:semiHidden="0" w:uiPriority="0" w:unhideWhenUsed="0"/>
+    <w:lsdException w:name="List 4" w:semiHidden="0" w:uiPriority="0" w:unhideWhenUsed="0"/>
+    <w:lsdException w:name="List 5" w:semiHidden="0" w:uiPriority="0" w:unhideWhenUsed="0"/>
+    <w:lsdException w:name="List Bullet 2" w:semiHidden="0" w:uiPriority="0" w:unhideWhenUsed="0"/>
+    <w:lsdException w:name="List Bullet 3" w:semiHidden="0" w:uiPriority="0" w:unhideWhenUsed="0"/>
+    <w:lsdException w:name="List Bullet 4" w:semiHidden="0" w:uiPriority="0" w:unhideWhenUsed="0"/>
+    <w:lsdException w:name="List Bullet 5" w:semiHidden="0" w:uiPriority="0" w:unhideWhenUsed="0"/>
+    <w:lsdException w:name="List Number 2" w:semiHidden="0" w:uiPriority="0" w:unhideWhenUsed="0"/>
+    <w:lsdException w:name="List Number 3" w:semiHidden="0" w:uiPriority="0" w:unhideWhenUsed="0"/>
+    <w:lsdException w:name="List Number 4" w:semiHidden="0" w:uiPriority="0" w:unhideWhenUsed="0"/>
+    <w:lsdException w:name="List Number 5" w:semiHidden="0" w:uiPriority="0" w:unhideWhenUsed="0"/>
+    <w:lsdException w:name="Title" w:semiHidden="0" w:uiPriority="0" w:unhideWhenUsed="0" w:qFormat="1"/>
+    <w:lsdException w:name="Closing" w:semiHidden="0" w:uiPriority="0" w:unhideWhenUsed="0"/>
+    <w:lsdException w:name="Signature" w:semiHidden="0" w:uiPriority="0" w:unhideWhenUsed="0"/>
+    <w:lsdException w:name="Default Paragraph Font" w:uiPriority="0" w:unhideWhenUsed="0" w:qFormat="1"/>
+    <w:lsdException w:name="Body Text" w:uiPriority="0" w:unhideWhenUsed="0" w:qFormat="1"/>
+    <w:lsdException w:name="Body Text Indent" w:semiHidden="0" w:uiPriority="0" w:unhideWhenUsed="0"/>
+    <w:lsdException w:name="List Continue" w:semiHidden="0" w:uiPriority="0" w:unhideWhenUsed="0"/>
+    <w:lsdException w:name="List Continue 2" w:semiHidden="0" w:uiPriority="0" w:unhideWhenUsed="0"/>
+    <w:lsdException w:name="List Continue 3" w:semiHidden="0" w:uiPriority="0" w:unhideWhenUsed="0"/>
+    <w:lsdException w:name="List Continue 4" w:semiHidden="0" w:uiPriority="0" w:unhideWhenUsed="0"/>
+    <w:lsdException w:name="List Continue 5" w:semiHidden="0" w:uiPriority="0" w:unhideWhenUsed="0"/>
+    <w:lsdException w:name="Message Header" w:semiHidden="0" w:uiPriority="0" w:unhideWhenUsed="0"/>
+    <w:lsdException w:name="Subtitle" w:semiHidden="0" w:uiPriority="0" w:unhideWhenUsed="0" w:qFormat="1"/>
+    <w:lsdException w:name="Salutation" w:semiHidden="0" w:uiPriority="0" w:unhideWhenUsed="0"/>
+    <w:lsdException w:name="Date" w:semiHidden="0" w:uiPriority="0" w:unhideWhenUsed="0"/>
+    <w:lsdException w:name="Body Text First Indent" w:semiHidden="0" w:uiPriority="0" w:unhideWhenUsed="0"/>
+    <w:lsdException w:name="Body Text First Indent 2" w:semiHidden="0" w:uiPriority="0" w:unhideWhenUsed="0"/>
+    <w:lsdException w:name="Body Text 2" w:semiHidden="0" w:uiPriority="0" w:unhideWhenUsed="0"/>
+    <w:lsdException w:name="Body Text 3" w:semiHidden="0" w:uiPriority="0" w:unhideWhenUsed="0"/>
+    <w:lsdException w:name="Body Text Indent 2" w:semiHidden="0" w:uiPriority="0" w:unhideWhenUsed="0"/>
+    <w:lsdException w:name="Body Text Indent 3" w:semiHidden="0" w:uiPriority="0" w:unhideWhenUsed="0"/>
+    <w:lsdException w:name="Block Text" w:semiHidden="0" w:uiPriority="0" w:unhideWhenUsed="0"/>
+    <w:lsdException w:name="Hyperlink" w:semiHidden="0" w:uiPriority="0" w:unhideWhenUsed="0"/>
+    <w:lsdException w:name="FollowedHyperlink" w:semiHidden="0" w:uiPriority="0" w:unhideWhenUsed="0"/>
+    <w:lsdException w:name="Strong" w:semiHidden="0" w:uiPriority="0" w:unhideWhenUsed="0" w:qFormat="1"/>
+    <w:lsdException w:name="Emphasis" w:semiHidden="0" w:uiPriority="0" w:unhideWhenUsed="0" w:qFormat="1"/>
+    <w:lsdException w:name="Document Map" w:semiHidden="0" w:uiPriority="0" w:unhideWhenUsed="0"/>
+    <w:lsdException w:name="Plain Text" w:semiHidden="0" w:uiPriority="0" w:unhideWhenUsed="0"/>
+    <w:lsdException w:name="E-mail Signature" w:semiHidden="0" w:uiPriority="0" w:unhideWhenUsed="0"/>
+    <w:lsdException w:name="Normal (Web)" w:semiHidden="0" w:uiPriority="0" w:unhideWhenUsed="0" w:qFormat="1"/>
+    <w:lsdException w:name="HTML Acronym" w:semiHidden="0" w:uiPriority="0" w:unhideWhenUsed="0"/>
+    <w:lsdException w:name="HTML Address" w:semiHidden="0" w:uiPriority="0" w:unhideWhenUsed="0"/>
+    <w:lsdException w:name="HTML Cite" w:semiHidden="0" w:uiPriority="0" w:unhideWhenUsed="0"/>
+    <w:lsdException w:name="HTML Code" w:semiHidden="0" w:uiPriority="0" w:unhideWhenUsed="0"/>
+    <w:lsdException w:name="HTML Definition" w:semiHidden="0" w:uiPriority="0" w:unhideWhenUsed="0"/>
+    <w:lsdException w:name="HTML Keyboard" w:semiHidden="0" w:uiPriority="0" w:unhideWhenUsed="0"/>
+    <w:lsdException w:name="HTML Preformatted" w:semiHidden="0" w:uiPriority="0" w:unhideWhenUsed="0"/>
+    <w:lsdException w:name="HTML Sample" w:semiHidden="0" w:uiPriority="0" w:unhideWhenUsed="0"/>
+    <w:lsdException w:name="HTML Typewriter" w:semiHidden="0" w:uiPriority="0" w:unhideWhenUsed="0"/>
+    <w:lsdException w:name="HTML Variable" w:semiHidden="0" w:uiPriority="0" w:unhideWhenUsed="0"/>
+    <w:lsdException w:name="Normal Table" w:uiPriority="0" w:unhideWhenUsed="0" w:qFormat="1"/>
+    <w:lsdException w:name="annotation subject" w:semiHidden="0" w:uiPriority="0" w:unhideWhenUsed="0"/>
+    <w:lsdException w:name="Table Simple 1" w:semiHidden="0" w:uiPriority="0" w:unhideWhenUsed="0"/>
+    <w:lsdException w:name="Table Simple 2" w:semiHidden="0" w:uiPriority="0" w:unhideWhenUsed="0"/>
+    <w:lsdException w:name="Table Simple 3" w:semiHidden="0" w:uiPriority="0" w:unhideWhenUsed="0"/>
+    <w:lsdException w:name="Table Classic 1" w:semiHidden="0" w:uiPriority="0" w:unhideWhenUsed="0"/>
+    <w:lsdException w:name="Table Classic 2" w:semiHidden="0" w:uiPriority="0" w:unhideWhenUsed="0"/>
+    <w:lsdException w:name="Table Classic 3" w:semiHidden="0" w:uiPriority="0" w:unhideWhenUsed="0"/>
+    <w:lsdException w:name="Table Classic 4" w:semiHidden="0" w:uiPriority="0" w:unhideWhenUsed="0"/>
+    <w:lsdException w:name="Table Colorful 1" w:semiHidden="0" w:uiPriority="0" w:unhideWhenUsed="0"/>
+    <w:lsdException w:name="Table Colorful 2" w:semiHidden="0" w:uiPriority="0" w:unhideWhenUsed="0"/>
+    <w:lsdException w:name="Table Colorful 3" w:semiHidden="0" w:uiPriority="0" w:unhideWhenUsed="0"/>
+    <w:lsdException w:name="Table Columns 1" w:semiHidden="0" w:uiPriority="0" w:unhideWhenUsed="0"/>
+    <w:lsdException w:name="Table Columns 2" w:semiHidden="0" w:uiPriority="0" w:unhideWhenUsed="0"/>
+    <w:lsdException w:name="Table Columns 3" w:semiHidden="0" w:uiPriority="0" w:unhideWhenUsed="0"/>
+    <w:lsdException w:name="Table Columns 4" w:semiHidden="0" w:uiPriority="0" w:unhideWhenUsed="0"/>
+    <w:lsdException w:name="Table Columns 5" w:semiHidden="0" w:uiPriority="0" w:unhideWhenUsed="0"/>
+    <w:lsdException w:name="Table Grid 1" w:semiHidden="0" w:uiPriority="0" w:unhideWhenUsed="0"/>
+    <w:lsdException w:name="Table Grid 2" w:semiHidden="0" w:uiPriority="0" w:unhideWhenUsed="0"/>
+    <w:lsdException w:name="Table Grid 3" w:semiHidden="0" w:uiPriority="0" w:unhideWhenUsed="0"/>
+    <w:lsdException w:name="Table Grid 4" w:semiHidden="0" w:uiPriority="0" w:unhideWhenUsed="0"/>
+    <w:lsdException w:name="Table Grid 5" w:semiHidden="0" w:uiPriority="0" w:unhideWhenUsed="0"/>
+    <w:lsdException w:name="Table Grid 6" w:semiHidden="0" w:uiPriority="0" w:unhideWhenUsed="0"/>
+    <w:lsdException w:name="Table Grid 7" w:semiHidden="0" w:uiPriority="0" w:unhideWhenUsed="0"/>
+    <w:lsdException w:name="Table Grid 8" w:semiHidden="0" w:uiPriority="0" w:unhideWhenUsed="0"/>
+    <w:lsdException w:name="Table List 1" w:semiHidden="0" w:uiPriority="0" w:unhideWhenUsed="0"/>
+    <w:lsdException w:name="Table List 2" w:semiHidden="0" w:uiPriority="0" w:unhideWhenUsed="0"/>
+    <w:lsdException w:name="Table List 3" w:semiHidden="0" w:uiPriority="0" w:unhideWhenUsed="0"/>
+    <w:lsdException w:name="Table List 4" w:semiHidden="0" w:uiPriority="0" w:unhideWhenUsed="0"/>
+    <w:lsdException w:name="Table List 5" w:semiHidden="0" w:uiPriority="0" w:unhideWhenUsed="0"/>
+    <w:lsdException w:name="Table List 6" w:semiHidden="0" w:uiPriority="0" w:unhideWhenUsed="0"/>
+    <w:lsdException w:name="Table List 7" w:semiHidden="0" w:uiPriority="0" w:unhideWhenUsed="0"/>
+    <w:lsdException w:name="Table List 8" w:semiHidden="0" w:uiPriority="0" w:unhideWhenUsed="0"/>
+    <w:lsdException w:name="Table 3D effects 1" w:semiHidden="0" w:uiPriority="0" w:unhideWhenUsed="0"/>
+    <w:lsdException w:name="Table 3D effects 2" w:semiHidden="0" w:uiPriority="0" w:unhideWhenUsed="0"/>
+    <w:lsdException w:name="Table 3D effects 3" w:semiHidden="0" w:uiPriority="0" w:unhideWhenUsed="0"/>
+    <w:lsdException w:name="Table Contemporary" w:semiHidden="0" w:uiPriority="0" w:unhideWhenUsed="0"/>
+    <w:lsdException w:name="Table Elegant" w:semiHidden="0" w:uiPriority="0" w:unhideWhenUsed="0"/>
+    <w:lsdException w:name="Table Professional" w:semiHidden="0" w:uiPriority="0" w:unhideWhenUsed="0"/>
+    <w:lsdException w:name="Table Subtle 1" w:semiHidden="0" w:uiPriority="0" w:unhideWhenUsed="0"/>
+    <w:lsdException w:name="Table Subtle 2" w:semiHidden="0" w:uiPriority="0" w:unhideWhenUsed="0"/>
+    <w:lsdException w:name="Table Web 1" w:semiHidden="0" w:uiPriority="0" w:unhideWhenUsed="0"/>
+    <w:lsdException w:name="Table Web 2" w:semiHidden="0" w:uiPriority="0" w:unhideWhenUsed="0"/>
+    <w:lsdException w:name="Table Web 3" w:semiHidden="0" w:uiPriority="0" w:unhideWhenUsed="0"/>
+    <w:lsdException w:name="Balloon Text" w:semiHidden="0" w:uiPriority="0" w:unhideWhenUsed="0"/>
+    <w:lsdException w:name="Table Grid" w:semiHidden="0" w:uiPriority="0" w:unhideWhenUsed="0" w:qFormat="1"/>
+    <w:lsdException w:name="Table Theme" w:semiHidden="0" w:uiPriority="0" w:unhideWhenUsed="0"/>
+    <w:lsdException w:name="Light Shading" w:semiHidden="0" w:uiPriority="60" w:unhideWhenUsed="0"/>
+    <w:lsdException w:name="Light List" w:semiHidden="0" w:uiPriority="61" w:unhideWhenUsed="0"/>
+    <w:lsdException w:name="Light Grid" w:semiHidden="0" w:uiPriority="62" w:unhideWhenUsed="0"/>
+    <w:lsdException w:name="Medium Shading 1" w:semiHidden="0" w:uiPriority="63" w:unhideWhenUsed="0"/>
+    <w:lsdException w:name="Medium Shading 2" w:semiHidden="0" w:uiPriority="64" w:unhideWhenUsed="0"/>
+    <w:lsdException w:name="Medium List 1" w:semiHidden="0" w:uiPriority="65" w:unhideWhenUsed="0"/>
+    <w:lsdException w:name="Medium List 2" w:semiHidden="0" w:uiPriority="66" w:unhideWhenUsed="0"/>
+    <w:lsdException w:name="Medium Grid 1" w:semiHidden="0" w:uiPriority="67" w:unhideWhenUsed="0"/>
+    <w:lsdException w:name="Medium Grid 2" w:semiHidden="0" w:uiPriority="68" w:unhideWhenUsed="0"/>
+    <w:lsdException w:name="Medium Grid 3" w:semiHidden="0" w:uiPriority="69" w:unhideWhenUsed="0"/>
+    <w:lsdException w:name="Dark List" w:semiHidden="0" w:uiPriority="70" w:unhideWhenUsed="0"/>
+    <w:lsdException w:name="Colorful Shading" w:semiHidden="0" w:uiPriority="71" w:unhideWhenUsed="0"/>
+    <w:lsdException w:name="Colorful List" w:semiHidden="0" w:uiPriority="72" w:unhideWhenUsed="0"/>
+    <w:lsdException w:name="Colorful Grid" w:semiHidden="0" w:uiPriority="73" w:unhideWhenUsed="0"/>
+    <w:lsdException w:name="Light Shading Accent 1" w:semiHidden="0" w:uiPriority="60" w:unhideWhenUsed="0"/>
+    <w:lsdException w:name="Light List Accent 1" w:semiHidden="0" w:uiPriority="61" w:unhideWhenUsed="0"/>
+    <w:lsdException w:name="Light Grid Accent 1" w:semiHidden="0" w:uiPriority="62" w:unhideWhenUsed="0"/>
+    <w:lsdException w:name="Medium Shading 1 Accent 1" w:semiHidden="0" w:uiPriority="63" w:unhideWhenUsed="0"/>
+    <w:lsdException w:name="Medium Shading 2 Accent 1" w:semiHidden="0" w:uiPriority="64" w:unhideWhenUsed="0"/>
+    <w:lsdException w:name="Medium List 1 Accent 1" w:semiHidden="0" w:uiPriority="65" w:unhideWhenUsed="0"/>
+    <w:lsdException w:name="Medium List 2 Accent 1" w:semiHidden="0" w:uiPriority="66" w:unhideWhenUsed="0"/>
+    <w:lsdException w:name="Medium Grid 1 Accent 1" w:semiHidden="0" w:uiPriority="67" w:unhideWhenUsed="0"/>
+    <w:lsdException w:name="Medium Grid 2 Accent 1" w:semiHidden="0" w:uiPriority="68" w:unhideWhenUsed="0"/>
+    <w:lsdException w:name="Medium Grid 3 Accent 1" w:semiHidden="0" w:uiPriority="69" w:unhideWhenUsed="0"/>
+    <w:lsdException w:name="Dark List Accent 1" w:semiHidden="0" w:uiPriority="70" w:unhideWhenUsed="0"/>
+    <w:lsdException w:name="Colorful Shading Accent 1" w:semiHidden="0" w:uiPriority="71" w:unhideWhenUsed="0"/>
+    <w:lsdException w:name="Colorful List Accent 1" w:semiHidden="0" w:uiPriority="72" w:unhideWhenUsed="0"/>
+    <w:lsdException w:name="Colorful Grid Accent 1" w:semiHidden="0" w:uiPriority="73" w:unhideWhenUsed="0"/>
+    <w:lsdException w:name="Light Shading Accent 2" w:semiHidden="0" w:uiPriority="60" w:unhideWhenUsed="0"/>
+    <w:lsdException w:name="Light List Accent 2" w:semiHidden="0" w:uiPriority="61" w:unhideWhenUsed="0"/>
+    <w:lsdException w:name="Light Grid Accent 2" w:semiHidden="0" w:uiPriority="62" w:unhideWhenUsed="0"/>
+    <w:lsdException w:name="Medium Shading 1 Accent 2" w:semiHidden="0" w:uiPriority="63" w:unhideWhenUsed="0"/>
+    <w:lsdException w:name="Medium Shading 2 Accent 2" w:semiHidden="0" w:uiPriority="64" w:unhideWhenUsed="0"/>
+    <w:lsdException w:name="Medium List 1 Accent 2" w:semiHidden="0" w:uiPriority="65" w:unhideWhenUsed="0"/>
+    <w:lsdException w:name="Medium List 2 Accent 2" w:semiHidden="0" w:uiPriority="66" w:unhideWhenUsed="0"/>
+    <w:lsdException w:name="Medium Grid 1 Accent 2" w:semiHidden="0" w:uiPriority="67" w:unhideWhenUsed="0"/>
+    <w:lsdException w:name="Medium Grid 2 Accent 2" w:semiHidden="0" w:uiPriority="68" w:unhideWhenUsed="0"/>
+    <w:lsdException w:name="Medium Grid 3 Accent 2" w:semiHidden="0" w:uiPriority="69" w:unhideWhenUsed="0"/>
+    <w:lsdException w:name="Dark List Accent 2" w:semiHidden="0" w:uiPriority="70" w:unhideWhenUsed="0"/>
+    <w:lsdException w:name="Colorful Shading Accent 2" w:semiHidden="0" w:uiPriority="71" w:unhideWhenUsed="0"/>
+    <w:lsdException w:name="Colorful List Accent 2" w:semiHidden="0" w:uiPriority="72" w:unhideWhenUsed="0"/>
+    <w:lsdException w:name="Colorful Grid Accent 2" w:semiHidden="0" w:uiPriority="73" w:unhideWhenUsed="0"/>
+    <w:lsdException w:name="Light Shading Accent 3" w:semiHidden="0" w:uiPriority="60" w:unhideWhenUsed="0"/>
+    <w:lsdException w:name="Light List Accent 3" w:semiHidden="0" w:uiPriority="61" w:unhideWhenUsed="0"/>
+    <w:lsdException w:name="Light Grid Accent 3" w:semiHidden="0" w:uiPriority="62" w:unhideWhenUsed="0"/>
+    <w:lsdException w:name="Medium Shading 1 Accent 3" w:semiHidden="0" w:uiPriority="63" w:unhideWhenUsed="0"/>
+    <w:lsdException w:name="Medium Shading 2 Accent 3" w:semiHidden="0" w:uiPriority="64" w:unhideWhenUsed="0"/>
+    <w:lsdException w:name="Medium List 1 Accent 3" w:semiHidden="0" w:uiPriority="65" w:unhideWhenUsed="0"/>
+    <w:lsdException w:name="Medium List 2 Accent 3" w:semiHidden="0" w:uiPriority="66" w:unhideWhenUsed="0"/>
+    <w:lsdException w:name="Medium Grid 1 Accent 3" w:semiHidden="0" w:uiPriority="67" w:unhideWhenUsed="0"/>
+    <w:lsdException w:name="Medium Grid 2 Accent 3" w:semiHidden="0" w:uiPriority="68" w:unhideWhenUsed="0"/>
+    <w:lsdException w:name="Medium Grid 3 Accent 3" w:semiHidden="0" w:uiPriority="69" w:unhideWhenUsed="0"/>
+    <w:lsdException w:name="Dark List Accent 3" w:semiHidden="0" w:uiPriority="70" w:unhideWhenUsed="0"/>
+    <w:lsdException w:name="Colorful Shading Accent 3" w:semiHidden="0" w:uiPriority="71" w:unhideWhenUsed="0"/>
+    <w:lsdException w:name="Colorful List Accent 3" w:semiHidden="0" w:uiPriority="72" w:unhideWhenUsed="0"/>
+    <w:lsdException w:name="Colorful Grid Accent 3" w:semiHidden="0" w:uiPriority="73" w:unhideWhenUsed="0"/>
+    <w:lsdException w:name="Light Shading Accent 4" w:semiHidden="0" w:uiPriority="60" w:unhideWhenUsed="0"/>
+    <w:lsdException w:name="Light List Accent 4" w:semiHidden="0" w:uiPriority="61" w:unhideWhenUsed="0"/>
+    <w:lsdException w:name="Light Grid Accent 4" w:semiHidden="0" w:uiPriority="62" w:unhideWhenUsed="0"/>
+    <w:lsdException w:name="Medium Shading 1 Accent 4" w:semiHidden="0" w:uiPriority="63" w:unhideWhenUsed="0"/>
+    <w:lsdException w:name="Medium Shading 2 Accent 4" w:semiHidden="0" w:uiPriority="64" w:unhideWhenUsed="0"/>
+    <w:lsdException w:name="Medium List 1 Accent 4" w:semiHidden="0" w:uiPriority="65" w:unhideWhenUsed="0"/>
+    <w:lsdException w:name="Medium List 2 Accent 4" w:semiHidden="0" w:uiPriority="66" w:unhideWhenUsed="0"/>
+    <w:lsdException w:name="Medium Grid 1 Accent 4" w:semiHidden="0" w:uiPriority="67" w:unhideWhenUsed="0"/>
+    <w:lsdException w:name="Medium Grid 2 Accent 4" w:semiHidden="0" w:uiPriority="68" w:unhideWhenUsed="0"/>
+    <w:lsdException w:name="Medium Grid 3 Accent 4" w:semiHidden="0" w:uiPriority="69" w:unhideWhenUsed="0"/>
+    <w:lsdException w:name="Dark List Accent 4" w:semiHidden="0" w:uiPriority="70" w:unhideWhenUsed="0"/>
+    <w:lsdException w:name="Colorful Shading Accent 4" w:semiHidden="0" w:uiPriority="71" w:unhideWhenUsed="0"/>
+    <w:lsdException w:name="Colorful List Accent 4" w:semiHidden="0" w:uiPriority="72" w:unhideWhenUsed="0"/>
+    <w:lsdException w:name="Colorful Grid Accent 4" w:semiHidden="0" w:uiPriority="73" w:unhideWhenUsed="0"/>
+    <w:lsdException w:name="Light Shading Accent 5" w:semiHidden="0" w:uiPriority="60" w:unhideWhenUsed="0"/>
+    <w:lsdException w:name="Light List Accent 5" w:semiHidden="0" w:uiPriority="61" w:unhideWhenUsed="0"/>
+    <w:lsdException w:name="Light Grid Accent 5" w:semiHidden="0" w:uiPriority="62" w:unhideWhenUsed="0"/>
+    <w:lsdException w:name="Medium Shading 1 Accent 5" w:semiHidden="0" w:uiPriority="63" w:unhideWhenUsed="0"/>
+    <w:lsdException w:name="Medium Shading 2 Accent 5" w:semiHidden="0" w:uiPriority="64" w:unhideWhenUsed="0"/>
+    <w:lsdException w:name="Medium List 1 Accent 5" w:semiHidden="0" w:uiPriority="65" w:unhideWhenUsed="0"/>
+    <w:lsdException w:name="Medium List 2 Accent 5" w:semiHidden="0" w:uiPriority="66" w:unhideWhenUsed="0"/>
+    <w:lsdException w:name="Medium Grid 1 Accent 5" w:semiHidden="0" w:uiPriority="67" w:unhideWhenUsed="0"/>
+    <w:lsdException w:name="Medium Grid 2 Accent 5" w:semiHidden="0" w:uiPriority="68" w:unhideWhenUsed="0"/>
+    <w:lsdException w:name="Medium Grid 3 Accent 5" w:semiHidden="0" w:uiPriority="69" w:unhideWhenUsed="0"/>
+    <w:lsdException w:name="Dark List Accent 5" w:semiHidden="0" w:uiPriority="70" w:unhideWhenUsed="0"/>
+    <w:lsdException w:name="Colorful Shading Accent 5" w:semiHidden="0" w:uiPriority="71" w:unhideWhenUsed="0"/>
+    <w:lsdException w:name="Colorful List Accent 5" w:semiHidden="0" w:uiPriority="72" w:unhideWhenUsed="0"/>
+    <w:lsdException w:name="Colorful Grid Accent 5" w:semiHidden="0" w:uiPriority="73" w:unhideWhenUsed="0"/>
+    <w:lsdException w:name="Light Shading Accent 6" w:semiHidden="0" w:uiPriority="60" w:unhideWhenUsed="0"/>
+    <w:lsdException w:name="Light List Accent 6" w:semiHidden="0" w:uiPriority="61" w:unhideWhenUsed="0"/>
+    <w:lsdException w:name="Light Grid Accent 6" w:semiHidden="0" w:uiPriority="62" w:unhideWhenUsed="0"/>
+    <w:lsdException w:name="Medium Shading 1 Accent 6" w:semiHidden="0" w:uiPriority="63" w:unhideWhenUsed="0"/>
+    <w:lsdException w:name="Medium Shading 2 Accent 6" w:semiHidden="0" w:uiPriority="64" w:unhideWhenUsed="0"/>
+    <w:lsdException w:name="Medium List 1 Accent 6" w:semiHidden="0" w:uiPriority="65" w:unhideWhenUsed="0"/>
+    <w:lsdException w:name="Medium List 2 Accent 6" w:semiHidden="0" w:uiPriority="66" w:unhideWhenUsed="0"/>
+    <w:lsdException w:name="Medium Grid 1 Accent 6" w:semiHidden="0" w:uiPriority="67" w:unhideWhenUsed="0"/>
+    <w:lsdException w:name="Medium Grid 2 Accent 6" w:semiHidden="0" w:uiPriority="68" w:unhideWhenUsed="0"/>
+    <w:lsdException w:name="Medium Grid 3 Accent 6" w:semiHidden="0" w:uiPriority="69" w:unhideWhenUsed="0"/>
+    <w:lsdException w:name="Dark List Accent 6" w:semiHidden="0" w:uiPriority="70" w:unhideWhenUsed="0"/>
+    <w:lsdException w:name="Colorful Shading Accent 6" w:semiHidden="0" w:uiPriority="71" w:unhideWhenUsed="0"/>
+    <w:lsdException w:name="Colorful List Accent 6" w:semiHidden="0" w:uiPriority="72" w:unhideWhenUsed="0"/>
+    <w:lsdException w:name="Colorful Grid Accent 6" w:semiHidden="0" w:uiPriority="73" w:unhideWhenUsed="0"/>
   </w:latentStyles>
-  <w:style w:type="paragraph" w:default="1" w:styleId="1">
+  <w:style w:type="paragraph" w:default="1" w:styleId="Normal">
     <w:name w:val="Normal"/>
     <w:qFormat/>
-    <w:uiPriority w:val="0"/>
     <w:pPr>
       <w:kinsoku w:val="0"/>
       <w:autoSpaceDE w:val="0"/>
@@ -6937,7 +6858,7 @@
       <w:textAlignment w:val="baseline"/>
     </w:pPr>
     <w:rPr>
-      <w:rFonts w:ascii="Arial" w:hAnsi="Arial" w:eastAsia="宋体" w:cs="Arial"/>
+      <w:rFonts w:ascii="Arial" w:eastAsia="宋体" w:hAnsi="Arial" w:cs="Arial"/>
       <w:snapToGrid w:val="0"/>
       <w:color w:val="000000"/>
       <w:kern w:val="0"/>
@@ -6946,12 +6867,11 @@
       <w:lang w:val="en-US" w:eastAsia="en-US" w:bidi="ar-SA"/>
     </w:rPr>
   </w:style>
-  <w:style w:type="paragraph" w:styleId="2">
+  <w:style w:type="paragraph" w:styleId="Heading1">
     <w:name w:val="heading 1"/>
-    <w:basedOn w:val="1"/>
-    <w:next w:val="1"/>
+    <w:basedOn w:val="Normal"/>
+    <w:next w:val="Normal"/>
     <w:qFormat/>
-    <w:uiPriority w:val="0"/>
     <w:pPr>
       <w:keepNext/>
       <w:keepLines/>
@@ -6969,13 +6889,12 @@
       <w:sz w:val="44"/>
     </w:rPr>
   </w:style>
-  <w:style w:type="paragraph" w:styleId="3">
+  <w:style w:type="paragraph" w:styleId="Heading2">
     <w:name w:val="heading 2"/>
-    <w:basedOn w:val="1"/>
-    <w:next w:val="1"/>
+    <w:basedOn w:val="Normal"/>
+    <w:next w:val="Normal"/>
     <w:unhideWhenUsed/>
     <w:qFormat/>
-    <w:uiPriority w:val="0"/>
     <w:pPr>
       <w:keepNext/>
       <w:keepLines/>
@@ -6988,19 +6907,18 @@
       <w:outlineLvl w:val="1"/>
     </w:pPr>
     <w:rPr>
-      <w:rFonts w:ascii="Arial" w:hAnsi="Arial" w:eastAsia="黑体"/>
+      <w:rFonts w:ascii="Arial" w:eastAsia="黑体" w:hAnsi="Arial"/>
       <w:b/>
       <w:sz w:val="32"/>
     </w:rPr>
   </w:style>
-  <w:style w:type="paragraph" w:styleId="4">
+  <w:style w:type="paragraph" w:styleId="Heading3">
     <w:name w:val="heading 3"/>
-    <w:basedOn w:val="1"/>
-    <w:next w:val="1"/>
+    <w:basedOn w:val="Normal"/>
+    <w:next w:val="Normal"/>
     <w:semiHidden/>
     <w:unhideWhenUsed/>
     <w:qFormat/>
-    <w:uiPriority w:val="0"/>
     <w:pPr>
       <w:keepNext/>
       <w:keepLines/>
@@ -7017,13 +6935,12 @@
       <w:sz w:val="32"/>
     </w:rPr>
   </w:style>
-  <w:style w:type="paragraph" w:styleId="5">
+  <w:style w:type="paragraph" w:styleId="Heading4">
     <w:name w:val="heading 4"/>
-    <w:basedOn w:val="1"/>
-    <w:next w:val="1"/>
+    <w:basedOn w:val="Normal"/>
+    <w:next w:val="Normal"/>
     <w:unhideWhenUsed/>
     <w:qFormat/>
-    <w:uiPriority w:val="0"/>
     <w:pPr>
       <w:keepNext/>
       <w:keepLines/>
@@ -7036,19 +6953,18 @@
       <w:outlineLvl w:val="3"/>
     </w:pPr>
     <w:rPr>
-      <w:rFonts w:ascii="Arial" w:hAnsi="Arial" w:eastAsia="黑体"/>
+      <w:rFonts w:ascii="Arial" w:eastAsia="黑体" w:hAnsi="Arial"/>
       <w:b/>
       <w:sz w:val="28"/>
     </w:rPr>
   </w:style>
-  <w:style w:type="paragraph" w:styleId="6">
+  <w:style w:type="paragraph" w:styleId="Heading5">
     <w:name w:val="heading 5"/>
-    <w:basedOn w:val="1"/>
-    <w:next w:val="1"/>
+    <w:basedOn w:val="Normal"/>
+    <w:next w:val="Normal"/>
     <w:semiHidden/>
     <w:unhideWhenUsed/>
     <w:qFormat/>
-    <w:uiPriority w:val="0"/>
     <w:pPr>
       <w:keepNext/>
       <w:keepLines/>
@@ -7065,14 +6981,13 @@
       <w:sz w:val="28"/>
     </w:rPr>
   </w:style>
-  <w:style w:type="paragraph" w:styleId="7">
+  <w:style w:type="paragraph" w:styleId="Heading6">
     <w:name w:val="heading 6"/>
-    <w:basedOn w:val="1"/>
-    <w:next w:val="1"/>
+    <w:basedOn w:val="Normal"/>
+    <w:next w:val="Normal"/>
     <w:semiHidden/>
     <w:unhideWhenUsed/>
     <w:qFormat/>
-    <w:uiPriority w:val="0"/>
     <w:pPr>
       <w:keepNext/>
       <w:keepLines/>
@@ -7085,19 +7000,18 @@
       <w:outlineLvl w:val="5"/>
     </w:pPr>
     <w:rPr>
-      <w:rFonts w:ascii="Arial" w:hAnsi="Arial" w:eastAsia="黑体"/>
+      <w:rFonts w:ascii="Arial" w:eastAsia="黑体" w:hAnsi="Arial"/>
       <w:b/>
       <w:sz w:val="24"/>
     </w:rPr>
   </w:style>
-  <w:style w:type="paragraph" w:styleId="8">
+  <w:style w:type="paragraph" w:styleId="Heading7">
     <w:name w:val="heading 7"/>
-    <w:basedOn w:val="1"/>
-    <w:next w:val="1"/>
+    <w:basedOn w:val="Normal"/>
+    <w:next w:val="Normal"/>
     <w:semiHidden/>
     <w:unhideWhenUsed/>
     <w:qFormat/>
-    <w:uiPriority w:val="0"/>
     <w:pPr>
       <w:keepNext/>
       <w:keepLines/>
@@ -7114,14 +7028,13 @@
       <w:sz w:val="24"/>
     </w:rPr>
   </w:style>
-  <w:style w:type="paragraph" w:styleId="9">
+  <w:style w:type="paragraph" w:styleId="Heading8">
     <w:name w:val="heading 8"/>
-    <w:basedOn w:val="1"/>
-    <w:next w:val="1"/>
+    <w:basedOn w:val="Normal"/>
+    <w:next w:val="Normal"/>
     <w:semiHidden/>
     <w:unhideWhenUsed/>
     <w:qFormat/>
-    <w:uiPriority w:val="0"/>
     <w:pPr>
       <w:keepNext/>
       <w:keepLines/>
@@ -7134,18 +7047,17 @@
       <w:outlineLvl w:val="7"/>
     </w:pPr>
     <w:rPr>
-      <w:rFonts w:ascii="Arial" w:hAnsi="Arial" w:eastAsia="黑体"/>
+      <w:rFonts w:ascii="Arial" w:eastAsia="黑体" w:hAnsi="Arial"/>
       <w:sz w:val="24"/>
     </w:rPr>
   </w:style>
-  <w:style w:type="paragraph" w:styleId="10">
+  <w:style w:type="paragraph" w:styleId="Heading9">
     <w:name w:val="heading 9"/>
-    <w:basedOn w:val="1"/>
-    <w:next w:val="1"/>
+    <w:basedOn w:val="Normal"/>
+    <w:next w:val="Normal"/>
     <w:semiHidden/>
     <w:unhideWhenUsed/>
     <w:qFormat/>
-    <w:uiPriority w:val="0"/>
     <w:pPr>
       <w:keepNext/>
       <w:keepLines/>
@@ -7158,21 +7070,19 @@
       <w:outlineLvl w:val="8"/>
     </w:pPr>
     <w:rPr>
-      <w:rFonts w:ascii="Arial" w:hAnsi="Arial" w:eastAsia="黑体"/>
+      <w:rFonts w:ascii="Arial" w:eastAsia="黑体" w:hAnsi="Arial"/>
       <w:sz w:val="21"/>
     </w:rPr>
   </w:style>
-  <w:style w:type="character" w:default="1" w:styleId="22">
+  <w:style w:type="character" w:default="1" w:styleId="DefaultParagraphFont">
     <w:name w:val="Default Paragraph Font"/>
     <w:semiHidden/>
     <w:qFormat/>
-    <w:uiPriority w:val="0"/>
   </w:style>
-  <w:style w:type="table" w:default="1" w:styleId="20">
+  <w:style w:type="table" w:default="1" w:styleId="TableNormal">
     <w:name w:val="Normal Table"/>
     <w:semiHidden/>
     <w:qFormat/>
-    <w:uiPriority w:val="0"/>
     <w:tblPr>
       <w:tblCellMar>
         <w:top w:w="0" w:type="dxa"/>
@@ -7182,43 +7092,39 @@
       </w:tblCellMar>
     </w:tblPr>
   </w:style>
-  <w:style w:type="paragraph" w:styleId="11">
+  <w:style w:type="paragraph" w:styleId="CommentText">
     <w:name w:val="annotation text"/>
-    <w:basedOn w:val="1"/>
+    <w:basedOn w:val="Normal"/>
     <w:qFormat/>
-    <w:uiPriority w:val="0"/>
     <w:pPr>
       <w:jc w:val="left"/>
     </w:pPr>
   </w:style>
-  <w:style w:type="paragraph" w:styleId="12">
+  <w:style w:type="paragraph" w:styleId="BodyText">
     <w:name w:val="Body Text"/>
-    <w:basedOn w:val="1"/>
+    <w:basedOn w:val="Normal"/>
     <w:semiHidden/>
     <w:qFormat/>
-    <w:uiPriority w:val="0"/>
     <w:rPr>
-      <w:rFonts w:ascii="Arial" w:hAnsi="Arial" w:eastAsia="Arial" w:cs="Arial"/>
+      <w:rFonts w:ascii="Arial" w:eastAsia="Arial" w:hAnsi="Arial" w:cs="Arial"/>
       <w:sz w:val="21"/>
       <w:szCs w:val="21"/>
       <w:lang w:val="en-US" w:eastAsia="en-US" w:bidi="ar-SA"/>
     </w:rPr>
   </w:style>
-  <w:style w:type="paragraph" w:styleId="13">
+  <w:style w:type="paragraph" w:styleId="TOC3">
     <w:name w:val="toc 3"/>
-    <w:basedOn w:val="1"/>
-    <w:next w:val="1"/>
+    <w:basedOn w:val="Normal"/>
+    <w:next w:val="Normal"/>
     <w:qFormat/>
-    <w:uiPriority w:val="0"/>
     <w:pPr>
       <w:ind w:left="840" w:leftChars="400"/>
     </w:pPr>
   </w:style>
-  <w:style w:type="paragraph" w:styleId="14">
+  <w:style w:type="paragraph" w:styleId="Footer">
     <w:name w:val="footer"/>
-    <w:basedOn w:val="1"/>
+    <w:basedOn w:val="Normal"/>
     <w:qFormat/>
-    <w:uiPriority w:val="0"/>
     <w:pPr>
       <w:tabs>
         <w:tab w:val="center" w:pos="4153"/>
@@ -7231,17 +7137,16 @@
       <w:sz w:val="18"/>
     </w:rPr>
   </w:style>
-  <w:style w:type="paragraph" w:styleId="15">
+  <w:style w:type="paragraph" w:styleId="Header">
     <w:name w:val="header"/>
-    <w:basedOn w:val="1"/>
+    <w:basedOn w:val="Normal"/>
     <w:qFormat/>
-    <w:uiPriority w:val="0"/>
     <w:pPr>
       <w:pBdr>
-        <w:top w:val="none" w:color="auto" w:sz="0" w:space="0"/>
-        <w:left w:val="none" w:color="auto" w:sz="0" w:space="0"/>
-        <w:bottom w:val="none" w:color="auto" w:sz="0" w:space="0"/>
-        <w:right w:val="none" w:color="auto" w:sz="0" w:space="0"/>
+        <w:top w:val="nil"/>
+        <w:left w:val="nil"/>
+        <w:bottom w:val="nil"/>
+        <w:right w:val="nil"/>
       </w:pBdr>
       <w:tabs>
         <w:tab w:val="center" w:pos="4153"/>
@@ -7256,41 +7161,37 @@
       <w:sz w:val="18"/>
     </w:rPr>
   </w:style>
-  <w:style w:type="paragraph" w:styleId="16">
+  <w:style w:type="paragraph" w:styleId="TOC1">
     <w:name w:val="toc 1"/>
-    <w:basedOn w:val="1"/>
-    <w:next w:val="1"/>
+    <w:basedOn w:val="Normal"/>
+    <w:next w:val="Normal"/>
     <w:qFormat/>
-    <w:uiPriority w:val="0"/>
     <w:rPr>
-      <w:rFonts w:ascii="Arial" w:hAnsi="Arial" w:eastAsia="Microsoft JhengHei"/>
+      <w:rFonts w:ascii="Arial" w:eastAsia="Microsoft JhengHei" w:hAnsi="Arial"/>
       <w:sz w:val="24"/>
     </w:rPr>
   </w:style>
-  <w:style w:type="paragraph" w:styleId="17">
+  <w:style w:type="paragraph" w:styleId="TOC2">
     <w:name w:val="toc 2"/>
-    <w:basedOn w:val="1"/>
-    <w:next w:val="1"/>
+    <w:basedOn w:val="Normal"/>
+    <w:next w:val="Normal"/>
     <w:qFormat/>
-    <w:uiPriority w:val="0"/>
     <w:pPr>
       <w:ind w:left="420" w:leftChars="200"/>
     </w:pPr>
   </w:style>
-  <w:style w:type="paragraph" w:styleId="18">
+  <w:style w:type="paragraph" w:styleId="NormalWeb">
     <w:name w:val="Normal (Web)"/>
-    <w:basedOn w:val="1"/>
+    <w:basedOn w:val="Normal"/>
     <w:qFormat/>
-    <w:uiPriority w:val="0"/>
     <w:rPr>
       <w:sz w:val="24"/>
     </w:rPr>
   </w:style>
-  <w:style w:type="paragraph" w:styleId="19">
+  <w:style w:type="paragraph" w:styleId="Title">
     <w:name w:val="Title"/>
-    <w:basedOn w:val="1"/>
+    <w:basedOn w:val="Normal"/>
     <w:qFormat/>
-    <w:uiPriority w:val="0"/>
     <w:pPr>
       <w:spacing w:before="240" w:beforeLines="0" w:beforeAutospacing="0" w:after="60" w:afterLines="0" w:afterAutospacing="0"/>
       <w:jc w:val="center"/>
@@ -7302,73 +7203,68 @@
       <w:sz w:val="32"/>
     </w:rPr>
   </w:style>
-  <w:style w:type="table" w:styleId="21">
+  <w:style w:type="table" w:styleId="TableGrid">
     <w:name w:val="Table Grid"/>
-    <w:basedOn w:val="20"/>
+    <w:basedOn w:val="TableNormal"/>
     <w:qFormat/>
-    <w:uiPriority w:val="0"/>
     <w:pPr>
       <w:widowControl w:val="0"/>
       <w:jc w:val="both"/>
     </w:pPr>
     <w:tblPr>
       <w:tblBorders>
-        <w:top w:val="single" w:color="auto" w:sz="4" w:space="0"/>
-        <w:left w:val="single" w:color="auto" w:sz="4" w:space="0"/>
-        <w:bottom w:val="single" w:color="auto" w:sz="4" w:space="0"/>
-        <w:right w:val="single" w:color="auto" w:sz="4" w:space="0"/>
-        <w:insideH w:val="single" w:color="auto" w:sz="4" w:space="0"/>
-        <w:insideV w:val="single" w:color="auto" w:sz="4" w:space="0"/>
+        <w:top w:val="single" w:sz="4" w:space="0" w:color="auto"/>
+        <w:left w:val="single" w:sz="4" w:space="0" w:color="auto"/>
+        <w:bottom w:val="single" w:sz="4" w:space="0" w:color="auto"/>
+        <w:right w:val="single" w:sz="4" w:space="0" w:color="auto"/>
+        <w:insideH w:val="single" w:sz="4" w:space="0" w:color="auto"/>
+        <w:insideV w:val="single" w:sz="4" w:space="0" w:color="auto"/>
       </w:tblBorders>
     </w:tblPr>
   </w:style>
-  <w:style w:type="character" w:styleId="23">
+  <w:style w:type="character" w:styleId="Strong">
     <w:name w:val="Strong"/>
-    <w:basedOn w:val="22"/>
+    <w:basedOn w:val="DefaultParagraphFont"/>
     <w:qFormat/>
-    <w:uiPriority w:val="0"/>
     <w:rPr>
       <w:b/>
     </w:rPr>
   </w:style>
-  <w:style w:type="paragraph" w:customStyle="1" w:styleId="24">
+  <w:style w:type="paragraph" w:customStyle="1" w:styleId="a">
     <w:name w:val="柴_公司名"/>
-    <w:basedOn w:val="19"/>
+    <w:basedOn w:val="Title"/>
     <w:qFormat/>
-    <w:uiPriority w:val="0"/>
     <w:pPr>
       <w:spacing w:after="600" w:afterLines="600"/>
     </w:pPr>
     <w:rPr>
-      <w:rFonts w:hint="eastAsia" w:ascii="宋体" w:hAnsi="宋体" w:eastAsia="宋体" w:cs="宋体"/>
+      <w:rFonts w:ascii="宋体" w:eastAsia="宋体" w:hAnsi="宋体" w:cs="宋体" w:hint="eastAsia"/>
       <w:bCs/>
       <w:spacing w:val="-6"/>
       <w:sz w:val="52"/>
       <w:szCs w:val="52"/>
     </w:rPr>
   </w:style>
-  <w:style w:type="paragraph" w:customStyle="1" w:styleId="25">
+  <w:style w:type="paragraph" w:customStyle="1" w:styleId="a0">
     <w:name w:val="柴_文档名"/>
-    <w:basedOn w:val="19"/>
+    <w:basedOn w:val="Title"/>
     <w:qFormat/>
-    <w:uiPriority w:val="0"/>
     <w:pPr>
       <w:spacing w:after="900" w:afterLines="900"/>
     </w:pPr>
     <w:rPr>
-      <w:rFonts w:ascii="黑体" w:hAnsi="黑体" w:eastAsia="黑体" w:cs="黑体"/>
+      <w:rFonts w:ascii="黑体" w:eastAsia="黑体" w:hAnsi="黑体" w:cs="黑体"/>
       <w:bCs/>
       <w:spacing w:val="-7"/>
       <w:sz w:val="52"/>
       <w:szCs w:val="52"/>
     </w:rPr>
   </w:style>
-  <w:style w:type="table" w:customStyle="1" w:styleId="26">
+  <w:style w:type="table" w:customStyle="1" w:styleId="TableNormal0">
     <w:name w:val="Table Normal_0"/>
     <w:semiHidden/>
     <w:unhideWhenUsed/>
     <w:qFormat/>
-    <w:uiPriority w:val="0"/>
     <w:tblPr>
       <w:tblCellMar>
         <w:top w:w="0" w:type="dxa"/>
@@ -7378,87 +7274,81 @@
       </w:tblCellMar>
     </w:tblPr>
   </w:style>
-  <w:style w:type="paragraph" w:customStyle="1" w:styleId="27">
+  <w:style w:type="paragraph" w:customStyle="1" w:styleId="TableText">
     <w:name w:val="Table Text"/>
-    <w:basedOn w:val="1"/>
+    <w:basedOn w:val="Normal"/>
     <w:semiHidden/>
     <w:qFormat/>
-    <w:uiPriority w:val="0"/>
     <w:rPr>
-      <w:rFonts w:ascii="宋体" w:hAnsi="宋体" w:eastAsia="宋体" w:cs="宋体"/>
+      <w:rFonts w:ascii="宋体" w:eastAsia="宋体" w:hAnsi="宋体" w:cs="宋体"/>
       <w:sz w:val="21"/>
       <w:szCs w:val="21"/>
       <w:lang w:val="en-US" w:eastAsia="en-US" w:bidi="ar-SA"/>
     </w:rPr>
   </w:style>
-  <w:style w:type="paragraph" w:customStyle="1" w:styleId="28">
+  <w:style w:type="paragraph" w:customStyle="1" w:styleId="1">
     <w:name w:val="柴_标题1"/>
-    <w:basedOn w:val="2"/>
-    <w:next w:val="29"/>
-    <w:link w:val="38"/>
+    <w:basedOn w:val="Heading1"/>
+    <w:next w:val="a1"/>
+    <w:link w:val="1Char"/>
     <w:qFormat/>
-    <w:uiPriority w:val="0"/>
     <w:pPr>
       <w:spacing w:before="100" w:after="90" w:line="360" w:lineRule="auto"/>
     </w:pPr>
     <w:rPr>
-      <w:rFonts w:ascii="Arial" w:hAnsi="Arial" w:eastAsia="宋体"/>
+      <w:rFonts w:ascii="Arial" w:eastAsia="宋体" w:hAnsi="Arial"/>
       <w:sz w:val="32"/>
     </w:rPr>
   </w:style>
-  <w:style w:type="paragraph" w:customStyle="1" w:styleId="29">
+  <w:style w:type="paragraph" w:customStyle="1" w:styleId="a1">
     <w:name w:val="柴_正文"/>
-    <w:basedOn w:val="12"/>
-    <w:link w:val="42"/>
+    <w:basedOn w:val="BodyText"/>
+    <w:link w:val="Char"/>
     <w:qFormat/>
-    <w:uiPriority w:val="0"/>
     <w:pPr>
       <w:spacing w:line="360" w:lineRule="auto"/>
       <w:ind w:firstLine="470" w:firstLineChars="200"/>
     </w:pPr>
     <w:rPr>
-      <w:rFonts w:ascii="Arial" w:hAnsi="Arial" w:eastAsia="宋体"/>
+      <w:rFonts w:ascii="Arial" w:eastAsia="宋体" w:hAnsi="Arial"/>
       <w:sz w:val="24"/>
       <w:lang w:eastAsia="zh-CN"/>
     </w:rPr>
   </w:style>
-  <w:style w:type="paragraph" w:customStyle="1" w:styleId="30">
+  <w:style w:type="paragraph" w:customStyle="1" w:styleId="2">
     <w:name w:val="柴_标题2"/>
-    <w:basedOn w:val="3"/>
-    <w:next w:val="29"/>
+    <w:basedOn w:val="Heading2"/>
+    <w:next w:val="a1"/>
     <w:qFormat/>
-    <w:uiPriority w:val="0"/>
     <w:pPr>
       <w:spacing w:line="360" w:lineRule="auto"/>
     </w:pPr>
     <w:rPr>
-      <w:rFonts w:ascii="Arial" w:hAnsi="Arial" w:eastAsia="宋体"/>
+      <w:rFonts w:ascii="Arial" w:eastAsia="宋体" w:hAnsi="Arial"/>
       <w:sz w:val="28"/>
     </w:rPr>
   </w:style>
-  <w:style w:type="paragraph" w:customStyle="1" w:styleId="31">
+  <w:style w:type="paragraph" w:customStyle="1" w:styleId="3">
     <w:name w:val="柴_标题3"/>
-    <w:basedOn w:val="4"/>
-    <w:next w:val="29"/>
+    <w:basedOn w:val="Heading3"/>
+    <w:next w:val="a1"/>
     <w:qFormat/>
-    <w:uiPriority w:val="0"/>
     <w:pPr>
       <w:spacing w:line="360" w:lineRule="auto"/>
       <w:ind w:left="0" w:firstLine="472" w:firstLineChars="200"/>
     </w:pPr>
     <w:rPr>
-      <w:rFonts w:ascii="宋体" w:hAnsi="宋体" w:eastAsia="宋体" w:cs="宋体"/>
+      <w:rFonts w:ascii="宋体" w:eastAsia="宋体" w:hAnsi="宋体" w:cs="宋体"/>
       <w:spacing w:val="-2"/>
       <w:sz w:val="24"/>
       <w:szCs w:val="24"/>
     </w:rPr>
   </w:style>
-  <w:style w:type="paragraph" w:customStyle="1" w:styleId="32">
+  <w:style w:type="paragraph" w:customStyle="1" w:styleId="a2">
     <w:name w:val="柴_目录"/>
-    <w:basedOn w:val="1"/>
-    <w:next w:val="12"/>
+    <w:basedOn w:val="Normal"/>
+    <w:next w:val="BodyText"/>
     <w:qFormat/>
-    <w:uiPriority w:val="0"/>
     <w:pPr>
       <w:tabs>
         <w:tab w:val="right" w:leader="dot" w:pos="8442"/>
@@ -7466,64 +7356,59 @@
       <w:ind w:left="0" w:leftChars="0"/>
     </w:pPr>
     <w:rPr>
-      <w:rFonts w:ascii="Arial" w:hAnsi="Arial" w:eastAsia="Microsoft JhengHei"/>
+      <w:rFonts w:ascii="Arial" w:eastAsia="Microsoft JhengHei" w:hAnsi="Arial"/>
       <w:sz w:val="24"/>
     </w:rPr>
   </w:style>
-  <w:style w:type="paragraph" w:customStyle="1" w:styleId="33">
+  <w:style w:type="paragraph" w:customStyle="1" w:styleId="WPSOffice1">
     <w:name w:val="WPSOffice手动目录 1"/>
     <w:qFormat/>
-    <w:uiPriority w:val="0"/>
     <w:pPr>
       <w:ind w:leftChars="0"/>
     </w:pPr>
     <w:rPr>
-      <w:rFonts w:ascii="Times New Roman" w:hAnsi="Times New Roman" w:eastAsia="宋体" w:cs="Times New Roman"/>
+      <w:rFonts w:ascii="Times New Roman" w:eastAsia="宋体" w:hAnsi="Times New Roman" w:cs="Times New Roman"/>
       <w:sz w:val="20"/>
       <w:szCs w:val="20"/>
     </w:rPr>
   </w:style>
-  <w:style w:type="paragraph" w:customStyle="1" w:styleId="34">
+  <w:style w:type="paragraph" w:customStyle="1" w:styleId="WPSOffice2">
     <w:name w:val="WPSOffice手动目录 2"/>
     <w:qFormat/>
-    <w:uiPriority w:val="0"/>
     <w:pPr>
       <w:ind w:leftChars="200"/>
     </w:pPr>
     <w:rPr>
-      <w:rFonts w:ascii="Times New Roman" w:hAnsi="Times New Roman" w:eastAsia="宋体" w:cs="Times New Roman"/>
+      <w:rFonts w:ascii="Times New Roman" w:eastAsia="宋体" w:hAnsi="Times New Roman" w:cs="Times New Roman"/>
       <w:sz w:val="20"/>
       <w:szCs w:val="20"/>
     </w:rPr>
   </w:style>
-  <w:style w:type="paragraph" w:customStyle="1" w:styleId="35">
+  <w:style w:type="paragraph" w:customStyle="1" w:styleId="WPSOffice3">
     <w:name w:val="WPSOffice手动目录 3"/>
     <w:qFormat/>
-    <w:uiPriority w:val="0"/>
     <w:pPr>
       <w:ind w:leftChars="400"/>
     </w:pPr>
     <w:rPr>
-      <w:rFonts w:ascii="Times New Roman" w:hAnsi="Times New Roman" w:eastAsia="宋体" w:cs="Times New Roman"/>
+      <w:rFonts w:ascii="Times New Roman" w:eastAsia="宋体" w:hAnsi="Times New Roman" w:cs="Times New Roman"/>
       <w:sz w:val="20"/>
       <w:szCs w:val="20"/>
     </w:rPr>
   </w:style>
-  <w:style w:type="paragraph" w:customStyle="1" w:styleId="36">
+  <w:style w:type="paragraph" w:customStyle="1" w:styleId="Compact">
     <w:name w:val="Compact"/>
-    <w:basedOn w:val="12"/>
+    <w:basedOn w:val="BodyText"/>
     <w:qFormat/>
-    <w:uiPriority w:val="0"/>
     <w:pPr>
       <w:spacing w:before="36" w:after="36"/>
     </w:pPr>
   </w:style>
-  <w:style w:type="table" w:customStyle="1" w:styleId="37">
+  <w:style w:type="table" w:customStyle="1" w:styleId="Table">
     <w:name w:val="Table"/>
     <w:semiHidden/>
     <w:unhideWhenUsed/>
     <w:qFormat/>
-    <w:uiPriority w:val="0"/>
     <w:tblPr>
       <w:tblCellMar>
         <w:top w:w="0" w:type="dxa"/>
@@ -7535,28 +7420,26 @@
     <w:tblStylePr w:type="firstRow">
       <w:tcPr>
         <w:tcBorders>
-          <w:bottom w:val="single" w:color="auto" w:sz="0" w:space="0"/>
+          <w:bottom w:val="single" w:sz="0" w:space="0" w:color="auto"/>
         </w:tcBorders>
         <w:vAlign w:val="bottom"/>
       </w:tcPr>
     </w:tblStylePr>
   </w:style>
-  <w:style w:type="character" w:customStyle="1" w:styleId="38">
+  <w:style w:type="character" w:customStyle="1" w:styleId="1Char">
     <w:name w:val="柴_标题1 Char"/>
-    <w:link w:val="28"/>
+    <w:link w:val="1"/>
     <w:qFormat/>
-    <w:uiPriority w:val="0"/>
     <w:rPr>
-      <w:rFonts w:ascii="Arial" w:hAnsi="Arial" w:eastAsia="宋体"/>
+      <w:rFonts w:ascii="Arial" w:eastAsia="宋体" w:hAnsi="Arial"/>
       <w:sz w:val="32"/>
     </w:rPr>
   </w:style>
-  <w:style w:type="table" w:customStyle="1" w:styleId="39">
+  <w:style w:type="table" w:customStyle="1" w:styleId="TableNormal1">
     <w:name w:val="Table Normal_1"/>
     <w:semiHidden/>
     <w:unhideWhenUsed/>
     <w:qFormat/>
-    <w:uiPriority w:val="0"/>
     <w:tblPr>
       <w:tblCellMar>
         <w:top w:w="0" w:type="dxa"/>
@@ -7566,11 +7449,10 @@
       </w:tblCellMar>
     </w:tblPr>
   </w:style>
-  <w:style w:type="paragraph" w:customStyle="1" w:styleId="40">
+  <w:style w:type="paragraph" w:customStyle="1" w:styleId="a3">
     <w:name w:val="柴_正文_无缩进"/>
-    <w:basedOn w:val="1"/>
+    <w:basedOn w:val="Normal"/>
     <w:qFormat/>
-    <w:uiPriority w:val="0"/>
     <w:pPr>
       <w:ind w:firstLine="0" w:firstLineChars="0"/>
     </w:pPr>
@@ -7580,31 +7462,29 @@
       <w:lang w:eastAsia="zh-CN"/>
     </w:rPr>
   </w:style>
-  <w:style w:type="paragraph" w:customStyle="1" w:styleId="41">
+  <w:style w:type="paragraph" w:customStyle="1" w:styleId="4">
     <w:name w:val="柴_标题4"/>
-    <w:basedOn w:val="5"/>
-    <w:next w:val="1"/>
+    <w:basedOn w:val="Heading4"/>
+    <w:next w:val="Normal"/>
     <w:qFormat/>
-    <w:uiPriority w:val="0"/>
     <w:pPr>
       <w:widowControl w:val="0"/>
       <w:spacing w:before="160" w:line="360" w:lineRule="auto"/>
-      <w:ind w:left="981" w:leftChars="300" w:hanging="862"/>
+      <w:ind w:left="981" w:hanging="862" w:leftChars="300"/>
     </w:pPr>
     <w:rPr>
-      <w:rFonts w:hint="eastAsia" w:ascii="Calibri" w:hAnsi="Calibri" w:eastAsia="宋体" w:cs="宋体"/>
+      <w:rFonts w:ascii="Calibri" w:eastAsia="宋体" w:hAnsi="Calibri" w:cs="宋体" w:hint="eastAsia"/>
       <w:sz w:val="24"/>
       <w:szCs w:val="24"/>
       <w:lang w:eastAsia="zh-CN" w:bidi="zh-CN"/>
     </w:rPr>
   </w:style>
-  <w:style w:type="character" w:customStyle="1" w:styleId="42">
+  <w:style w:type="character" w:customStyle="1" w:styleId="Char">
     <w:name w:val="柴_正文 Char"/>
-    <w:link w:val="29"/>
+    <w:link w:val="a1"/>
     <w:qFormat/>
-    <w:uiPriority w:val="0"/>
     <w:rPr>
-      <w:rFonts w:ascii="Arial" w:hAnsi="Arial" w:eastAsia="宋体"/>
+      <w:rFonts w:ascii="Arial" w:eastAsia="宋体" w:hAnsi="Arial"/>
       <w:sz w:val="24"/>
       <w:lang w:eastAsia="zh-CN"/>
     </w:rPr>

--- a/3-能力管理/流程制度规范类文件/JXTX-03-02-运维服务能力改进管理制度.docx
+++ b/3-能力管理/流程制度规范类文件/JXTX-03-02-运维服务能力改进管理制度.docx
@@ -1,11 +1,10 @@
 
 <file path=word/document.xml><?xml version="1.0" encoding="utf-8"?>
-<w:document xmlns:wpc="http://schemas.microsoft.com/office/word/2010/wordprocessingCanvas" xmlns:mc="http://schemas.openxmlformats.org/markup-compatibility/2006" xmlns:o="urn:schemas-microsoft-com:office:office" xmlns:r="http://schemas.openxmlformats.org/officeDocument/2006/relationships" xmlns:m="http://schemas.openxmlformats.org/officeDocument/2006/math" xmlns:v="urn:schemas-microsoft-com:vml" xmlns:wp14="http://schemas.microsoft.com/office/word/2010/wordprocessingDrawing" xmlns:wp="http://schemas.openxmlformats.org/drawingml/2006/wordprocessingDrawing" xmlns:w10="urn:schemas-microsoft-com:office:word" xmlns:w="http://schemas.openxmlformats.org/wordprocessingml/2006/main" xmlns:w14="http://schemas.microsoft.com/office/word/2010/wordml" xmlns:w15="http://schemas.microsoft.com/office/word/2012/wordml" xmlns:wne="http://schemas.microsoft.com/office/word/2006/wordml" xmlns:wpg="http://schemas.microsoft.com/office/word/2010/wordprocessingGroup" xmlns:wpi="http://schemas.microsoft.com/office/word/2010/wordprocessingInk" xmlns:wps="http://schemas.microsoft.com/office/word/2010/wordprocessingShape" mc:Ignorable="w14 w15 wp14">
-  <!-- Generated by Aspose.Words for .NET 13.3.0.1 -->
+<w:document xmlns:wpc="http://schemas.microsoft.com/office/word/2010/wordprocessingCanvas" xmlns:mc="http://schemas.openxmlformats.org/markup-compatibility/2006" xmlns:o="urn:schemas-microsoft-com:office:office" xmlns:r="http://schemas.openxmlformats.org/officeDocument/2006/relationships" xmlns:m="http://schemas.openxmlformats.org/officeDocument/2006/math" xmlns:v="urn:schemas-microsoft-com:vml" xmlns:wp14="http://schemas.microsoft.com/office/word/2010/wordprocessingDrawing" xmlns:wp="http://schemas.openxmlformats.org/drawingml/2006/wordprocessingDrawing" xmlns:w="http://schemas.openxmlformats.org/wordprocessingml/2006/main" xmlns:w14="http://schemas.microsoft.com/office/word/2010/wordml" xmlns:w10="urn:schemas-microsoft-com:office:word" xmlns:w15="http://schemas.microsoft.com/office/word/2012/wordml" xmlns:wpg="http://schemas.microsoft.com/office/word/2010/wordprocessingGroup" xmlns:wpi="http://schemas.microsoft.com/office/word/2010/wordprocessingInk" xmlns:wne="http://schemas.microsoft.com/office/word/2006/wordml" xmlns:wps="http://schemas.microsoft.com/office/word/2010/wordprocessingShape" xmlns:wpsCustomData="http://www.wps.cn/officeDocument/2013/wpsCustomData" mc:Ignorable="w14 w15 wp14">
   <w:body>
     <w:p>
       <w:pPr>
-        <w:pStyle w:val="a"/>
+        <w:pStyle w:val="24"/>
         <w:keepNext w:val="0"/>
         <w:keepLines w:val="0"/>
         <w:pageBreakBefore w:val="0"/>
@@ -22,11 +21,10 @@
         <w:spacing w:before="3120" w:beforeLines="1000"/>
         <w:textAlignment w:val="baseline"/>
       </w:pPr>
-      <w:bookmarkStart w:id="0" w:name="_GoBack"/>
-      <w:bookmarkStart w:id="1" w:name="_Toc32749"/>
+      <w:bookmarkStart w:id="0" w:name="_Toc3168"/>
       <w:r>
         <w:drawing>
-          <wp:anchor distT="0" distB="0" distL="114300" distR="114300" simplePos="0" relativeHeight="251660288" behindDoc="1" locked="0" layoutInCell="1" allowOverlap="1">
+          <wp:anchor distT="0" distB="0" distL="114300" distR="114300" simplePos="0" relativeHeight="251661312" behindDoc="1" locked="0" layoutInCell="1" allowOverlap="1">
             <wp:simplePos x="0" y="0"/>
             <wp:positionH relativeFrom="column">
               <wp:posOffset>-19050</wp:posOffset>
@@ -51,7 +49,7 @@
                     </pic:cNvPicPr>
                   </pic:nvPicPr>
                   <pic:blipFill>
-                    <a:blip xmlns:r="http://schemas.openxmlformats.org/officeDocument/2006/relationships" r:embed="rId4"/>
+                    <a:blip r:embed="rId7"/>
                     <a:stretch>
                       <a:fillRect/>
                     </a:stretch>
@@ -75,10 +73,9 @@
           </wp:anchor>
         </w:drawing>
       </w:r>
-      <w:bookmarkEnd w:id="0"/>
       <w:r>
         <w:drawing>
-          <wp:anchor distT="0" distB="0" distL="114300" distR="114300" simplePos="0" relativeHeight="251659264" behindDoc="1" locked="0" layoutInCell="1" allowOverlap="1">
+          <wp:anchor distT="0" distB="0" distL="114300" distR="114300" simplePos="0" relativeHeight="251660288" behindDoc="1" locked="0" layoutInCell="1" allowOverlap="1">
             <wp:simplePos x="0" y="0"/>
             <wp:positionH relativeFrom="column">
               <wp:posOffset>0</wp:posOffset>
@@ -103,7 +100,7 @@
                     </pic:cNvPicPr>
                   </pic:nvPicPr>
                   <pic:blipFill>
-                    <a:blip xmlns:r="http://schemas.openxmlformats.org/officeDocument/2006/relationships" r:embed="rId5"/>
+                    <a:blip r:embed="rId8"/>
                     <a:stretch>
                       <a:fillRect/>
                     </a:stretch>
@@ -133,7 +130,7 @@
           <w:lang w:val="en-US" w:eastAsia="zh-CN"/>
         </w:rPr>
         <w:drawing>
-          <wp:anchor distT="0" distB="0" distL="114300" distR="114300" simplePos="0" relativeHeight="251658240" behindDoc="1" locked="0" layoutInCell="1" allowOverlap="1">
+          <wp:anchor distT="0" distB="0" distL="114300" distR="114300" simplePos="0" relativeHeight="251659264" behindDoc="1" locked="0" layoutInCell="1" allowOverlap="1">
             <wp:simplePos x="0" y="0"/>
             <wp:positionH relativeFrom="column">
               <wp:posOffset>635</wp:posOffset>
@@ -158,7 +155,7 @@
                     </pic:cNvPicPr>
                   </pic:nvPicPr>
                   <pic:blipFill>
-                    <a:blip xmlns:r="http://schemas.openxmlformats.org/officeDocument/2006/relationships" r:embed="rId6">
+                    <a:blip r:embed="rId9">
                       <a:alphaModFix amt="58000"/>
                       <a:lum contrast="-52000"/>
                     </a:blip>
@@ -188,43 +185,43 @@
         </w:rPr>
         <w:t>江西通信产业服务有限公司</w:t>
       </w:r>
+      <w:bookmarkEnd w:id="0"/>
+    </w:p>
+    <w:p>
+      <w:pPr>
+        <w:pStyle w:val="25"/>
+        <w:keepNext w:val="0"/>
+        <w:keepLines w:val="0"/>
+        <w:pageBreakBefore w:val="0"/>
+        <w:widowControl w:val="0"/>
+        <w:kinsoku w:val="0"/>
+        <w:wordWrap/>
+        <w:overflowPunct/>
+        <w:topLinePunct w:val="0"/>
+        <w:autoSpaceDE w:val="0"/>
+        <w:autoSpaceDN w:val="0"/>
+        <w:bidi w:val="0"/>
+        <w:adjustRightInd w:val="0"/>
+        <w:snapToGrid w:val="0"/>
+        <w:spacing w:before="0" w:after="624" w:afterLines="200"/>
+        <w:textAlignment w:val="baseline"/>
+        <w:rPr>
+          <w:rFonts w:hint="eastAsia"/>
+          <w:lang w:val="en-US" w:eastAsia="zh-CN"/>
+        </w:rPr>
+      </w:pPr>
+      <w:bookmarkStart w:id="1" w:name="_Toc12622"/>
+      <w:r>
+        <w:rPr>
+          <w:rFonts w:hint="eastAsia"/>
+          <w:lang w:val="en-US" w:eastAsia="zh-CN"/>
+        </w:rPr>
+        <w:t>运维服务能力改进管理制度</w:t>
+      </w:r>
       <w:bookmarkEnd w:id="1"/>
     </w:p>
     <w:p>
       <w:pPr>
-        <w:pStyle w:val="a0"/>
-        <w:keepNext w:val="0"/>
-        <w:keepLines w:val="0"/>
-        <w:pageBreakBefore w:val="0"/>
-        <w:widowControl w:val="0"/>
-        <w:kinsoku w:val="0"/>
-        <w:wordWrap/>
-        <w:overflowPunct/>
-        <w:topLinePunct w:val="0"/>
-        <w:autoSpaceDE w:val="0"/>
-        <w:autoSpaceDN w:val="0"/>
-        <w:bidi w:val="0"/>
-        <w:adjustRightInd w:val="0"/>
-        <w:snapToGrid w:val="0"/>
-        <w:spacing w:before="0" w:after="624" w:afterLines="200"/>
-        <w:textAlignment w:val="baseline"/>
-        <w:rPr>
-          <w:rFonts w:hint="eastAsia"/>
-          <w:lang w:val="en-US" w:eastAsia="zh-CN"/>
-        </w:rPr>
-      </w:pPr>
-      <w:bookmarkStart w:id="2" w:name="_Toc1352"/>
-      <w:r>
-        <w:rPr>
-          <w:rFonts w:hint="eastAsia"/>
-          <w:lang w:val="en-US" w:eastAsia="zh-CN"/>
-        </w:rPr>
-        <w:t>运维服务能力改进管理制度</w:t>
-      </w:r>
-      <w:bookmarkEnd w:id="2"/>
-    </w:p>
-    <w:p>
-      <w:pPr>
         <w:keepNext w:val="0"/>
         <w:keepLines w:val="0"/>
         <w:pageBreakBefore w:val="0"/>
@@ -239,11 +236,11 @@
         <w:adjustRightInd w:val="0"/>
         <w:snapToGrid w:val="0"/>
         <w:spacing w:after="624" w:afterLines="200" w:line="219" w:lineRule="auto"/>
-        <w:ind w:left="0" w:right="0" w:firstLine="0" w:leftChars="0" w:rightChars="0" w:firstLineChars="0"/>
+        <w:ind w:left="0" w:leftChars="0" w:right="0" w:rightChars="0" w:firstLine="0" w:firstLineChars="0"/>
         <w:jc w:val="center"/>
         <w:textAlignment w:val="baseline"/>
         <w:rPr>
-          <w:rFonts w:ascii="宋体" w:eastAsia="宋体" w:hAnsi="宋体" w:cs="宋体" w:hint="eastAsia"/>
+          <w:rFonts w:hint="eastAsia" w:ascii="宋体" w:hAnsi="宋体" w:eastAsia="宋体" w:cs="宋体"/>
           <w:sz w:val="24"/>
           <w:szCs w:val="24"/>
           <w:lang w:val="en-US" w:eastAsia="zh-CN"/>
@@ -251,7 +248,7 @@
       </w:pPr>
       <w:r>
         <w:rPr>
-          <w:rFonts w:ascii="宋体" w:eastAsia="宋体" w:hAnsi="宋体" w:cs="宋体"/>
+          <w:rFonts w:ascii="宋体" w:hAnsi="宋体" w:eastAsia="宋体" w:cs="宋体"/>
           <w:b/>
           <w:bCs/>
           <w:spacing w:val="-3"/>
@@ -262,7 +259,7 @@
       </w:r>
       <w:r>
         <w:rPr>
-          <w:rFonts w:ascii="宋体" w:eastAsia="宋体" w:hAnsi="宋体" w:cs="宋体" w:hint="eastAsia"/>
+          <w:rFonts w:hint="eastAsia" w:ascii="宋体" w:hAnsi="宋体" w:eastAsia="宋体" w:cs="宋体"/>
           <w:b/>
           <w:bCs/>
           <w:spacing w:val="-3"/>
@@ -274,7 +271,7 @@
       </w:r>
       <w:r>
         <w:rPr>
-          <w:rFonts w:ascii="宋体" w:eastAsia="宋体" w:hAnsi="宋体" w:cs="宋体"/>
+          <w:rFonts w:ascii="宋体" w:hAnsi="宋体" w:eastAsia="宋体" w:cs="宋体"/>
           <w:b/>
           <w:bCs/>
           <w:spacing w:val="-3"/>
@@ -285,7 +282,7 @@
       </w:r>
       <w:r>
         <w:rPr>
-          <w:rFonts w:ascii="宋体" w:hAnsi="宋体" w:cs="宋体" w:hint="eastAsia"/>
+          <w:rFonts w:hint="eastAsia" w:ascii="宋体" w:hAnsi="宋体" w:cs="宋体"/>
           <w:b/>
           <w:bCs/>
           <w:spacing w:val="-3"/>
@@ -297,7 +294,7 @@
       </w:r>
       <w:r>
         <w:rPr>
-          <w:rFonts w:ascii="宋体" w:eastAsia="宋体" w:hAnsi="宋体" w:cs="宋体"/>
+          <w:rFonts w:ascii="宋体" w:hAnsi="宋体" w:eastAsia="宋体" w:cs="宋体"/>
           <w:b/>
           <w:bCs/>
           <w:spacing w:val="-3"/>
@@ -308,7 +305,7 @@
       </w:r>
       <w:r>
         <w:rPr>
-          <w:rFonts w:ascii="宋体" w:hAnsi="宋体" w:cs="宋体" w:hint="eastAsia"/>
+          <w:rFonts w:hint="eastAsia" w:ascii="宋体" w:hAnsi="宋体" w:cs="宋体"/>
           <w:b/>
           <w:bCs/>
           <w:spacing w:val="-3"/>
@@ -321,17 +318,18 @@
     </w:p>
     <w:tbl>
       <w:tblPr>
-        <w:tblStyle w:val="TableGrid"/>
+        <w:tblStyle w:val="21"/>
         <w:tblW w:w="0" w:type="auto"/>
         <w:jc w:val="center"/>
         <w:tblBorders>
-          <w:top w:val="nil"/>
-          <w:left w:val="nil"/>
-          <w:bottom w:val="nil"/>
-          <w:right w:val="nil"/>
-          <w:insideH w:val="nil"/>
-          <w:insideV w:val="nil"/>
+          <w:top w:val="none" w:color="auto" w:sz="0" w:space="0"/>
+          <w:left w:val="none" w:color="auto" w:sz="0" w:space="0"/>
+          <w:bottom w:val="none" w:color="auto" w:sz="0" w:space="0"/>
+          <w:right w:val="none" w:color="auto" w:sz="0" w:space="0"/>
+          <w:insideH w:val="none" w:color="auto" w:sz="0" w:space="0"/>
+          <w:insideV w:val="none" w:color="auto" w:sz="0" w:space="0"/>
         </w:tblBorders>
+        <w:tblLayout w:type="autofit"/>
         <w:tblCellMar>
           <w:top w:w="0" w:type="dxa"/>
           <w:left w:w="108" w:type="dxa"/>
@@ -345,25 +343,17 @@
       </w:tblGrid>
       <w:tr>
         <w:tblPrEx>
-          <w:tblW w:w="0" w:type="auto"/>
-          <w:jc w:val="center"/>
           <w:tblBorders>
-            <w:top w:val="nil"/>
-            <w:left w:val="nil"/>
-            <w:bottom w:val="nil"/>
-            <w:right w:val="nil"/>
-            <w:insideH w:val="nil"/>
-            <w:insideV w:val="nil"/>
+            <w:top w:val="none" w:color="auto" w:sz="0" w:space="0"/>
+            <w:left w:val="none" w:color="auto" w:sz="0" w:space="0"/>
+            <w:bottom w:val="none" w:color="auto" w:sz="0" w:space="0"/>
+            <w:right w:val="none" w:color="auto" w:sz="0" w:space="0"/>
+            <w:insideH w:val="none" w:color="auto" w:sz="0" w:space="0"/>
+            <w:insideV w:val="none" w:color="auto" w:sz="0" w:space="0"/>
           </w:tblBorders>
-          <w:tblCellMar>
-            <w:top w:w="0" w:type="dxa"/>
-            <w:left w:w="108" w:type="dxa"/>
-            <w:bottom w:w="0" w:type="dxa"/>
-            <w:right w:w="108" w:type="dxa"/>
-          </w:tblCellMar>
         </w:tblPrEx>
         <w:trPr>
-          <w:trHeight w:val="810"/>
+          <w:trHeight w:val="810" w:hRule="atLeast"/>
           <w:jc w:val="center"/>
         </w:trPr>
         <w:tc>
@@ -402,7 +392,7 @@
             </w:r>
             <w:r>
               <w:rPr>
-                <w:rFonts w:asciiTheme="minorAscii" w:eastAsiaTheme="minorEastAsia" w:hAnsiTheme="minorAscii" w:hint="default"/>
+                <w:rFonts w:hint="default" w:asciiTheme="minorAscii" w:hAnsiTheme="minorAscii" w:eastAsiaTheme="minorEastAsia"/>
                 <w:spacing w:val="227"/>
                 <w:sz w:val="21"/>
                 <w:vertAlign w:val="baseline"/>
@@ -457,7 +447,7 @@
             </w:r>
             <w:r>
               <w:rPr>
-                <w:rFonts w:asciiTheme="minorAscii" w:eastAsiaTheme="minorEastAsia" w:hAnsiTheme="minorAscii" w:hint="eastAsia"/>
+                <w:rFonts w:hint="eastAsia" w:asciiTheme="minorAscii" w:hAnsiTheme="minorAscii" w:eastAsiaTheme="minorEastAsia"/>
                 <w:spacing w:val="227"/>
                 <w:sz w:val="21"/>
                 <w:vertAlign w:val="baseline"/>
@@ -479,8 +469,14 @@
       </w:tr>
       <w:tr>
         <w:tblPrEx>
-          <w:tblW w:w="0" w:type="auto"/>
-          <w:jc w:val="center"/>
+          <w:tblBorders>
+            <w:top w:val="none" w:color="auto" w:sz="0" w:space="0"/>
+            <w:left w:val="none" w:color="auto" w:sz="0" w:space="0"/>
+            <w:bottom w:val="none" w:color="auto" w:sz="0" w:space="0"/>
+            <w:right w:val="none" w:color="auto" w:sz="0" w:space="0"/>
+            <w:insideH w:val="none" w:color="auto" w:sz="0" w:space="0"/>
+            <w:insideV w:val="none" w:color="auto" w:sz="0" w:space="0"/>
+          </w:tblBorders>
           <w:tblCellMar>
             <w:top w:w="0" w:type="dxa"/>
             <w:left w:w="108" w:type="dxa"/>
@@ -489,7 +485,7 @@
           </w:tblCellMar>
         </w:tblPrEx>
         <w:trPr>
-          <w:trHeight w:val="810"/>
+          <w:trHeight w:val="810" w:hRule="atLeast"/>
           <w:jc w:val="center"/>
         </w:trPr>
         <w:tc>
@@ -514,7 +510,7 @@
               <w:snapToGrid w:val="0"/>
               <w:textAlignment w:val="baseline"/>
               <w:rPr>
-                <w:rFonts w:ascii="Arial" w:eastAsia="Arial" w:hAnsi="Arial" w:cs="Arial" w:hint="default"/>
+                <w:rFonts w:hint="default" w:ascii="Arial" w:hAnsi="Arial" w:eastAsia="Arial" w:cs="Arial"/>
                 <w:snapToGrid w:val="0"/>
                 <w:color w:val="000000"/>
                 <w:kern w:val="0"/>
@@ -546,7 +542,7 @@
             </w:r>
             <w:r>
               <w:rPr>
-                <w:rFonts w:asciiTheme="minorAscii" w:eastAsiaTheme="minorEastAsia" w:hAnsiTheme="minorAscii" w:hint="default"/>
+                <w:rFonts w:hint="default" w:asciiTheme="minorAscii" w:hAnsiTheme="minorAscii" w:eastAsiaTheme="minorEastAsia"/>
                 <w:spacing w:val="227"/>
                 <w:sz w:val="21"/>
                 <w:vertAlign w:val="baseline"/>
@@ -600,7 +596,7 @@
               <w:snapToGrid w:val="0"/>
               <w:textAlignment w:val="baseline"/>
               <w:rPr>
-                <w:rFonts w:ascii="Arial" w:eastAsia="Arial" w:hAnsi="Arial" w:cs="Arial" w:hint="default"/>
+                <w:rFonts w:hint="default" w:ascii="Arial" w:hAnsi="Arial" w:eastAsia="Arial" w:cs="Arial"/>
                 <w:snapToGrid w:val="0"/>
                 <w:color w:val="000000"/>
                 <w:kern w:val="0"/>
@@ -620,7 +616,7 @@
             </w:r>
             <w:r>
               <w:rPr>
-                <w:rFonts w:asciiTheme="minorAscii" w:eastAsiaTheme="minorEastAsia" w:hAnsiTheme="minorAscii" w:hint="eastAsia"/>
+                <w:rFonts w:hint="eastAsia" w:asciiTheme="minorAscii" w:hAnsiTheme="minorAscii" w:eastAsiaTheme="minorEastAsia"/>
                 <w:spacing w:val="227"/>
                 <w:sz w:val="21"/>
                 <w:vertAlign w:val="baseline"/>
@@ -642,8 +638,14 @@
       </w:tr>
       <w:tr>
         <w:tblPrEx>
-          <w:tblW w:w="0" w:type="auto"/>
-          <w:jc w:val="center"/>
+          <w:tblBorders>
+            <w:top w:val="none" w:color="auto" w:sz="0" w:space="0"/>
+            <w:left w:val="none" w:color="auto" w:sz="0" w:space="0"/>
+            <w:bottom w:val="none" w:color="auto" w:sz="0" w:space="0"/>
+            <w:right w:val="none" w:color="auto" w:sz="0" w:space="0"/>
+            <w:insideH w:val="none" w:color="auto" w:sz="0" w:space="0"/>
+            <w:insideV w:val="none" w:color="auto" w:sz="0" w:space="0"/>
+          </w:tblBorders>
           <w:tblCellMar>
             <w:top w:w="0" w:type="dxa"/>
             <w:left w:w="108" w:type="dxa"/>
@@ -652,7 +654,7 @@
           </w:tblCellMar>
         </w:tblPrEx>
         <w:trPr>
-          <w:trHeight w:val="635"/>
+          <w:trHeight w:val="635" w:hRule="atLeast"/>
           <w:jc w:val="center"/>
         </w:trPr>
         <w:tc>
@@ -703,7 +705,7 @@
             </w:r>
             <w:r>
               <w:rPr>
-                <w:rFonts w:asciiTheme="minorAscii" w:eastAsiaTheme="minorEastAsia" w:hAnsiTheme="minorAscii" w:hint="eastAsia"/>
+                <w:rFonts w:hint="eastAsia" w:asciiTheme="minorAscii" w:hAnsiTheme="minorAscii" w:eastAsiaTheme="minorEastAsia"/>
                 <w:spacing w:val="227"/>
                 <w:sz w:val="21"/>
                 <w:vertAlign w:val="baseline"/>
@@ -757,7 +759,7 @@
             </w:r>
             <w:r>
               <w:rPr>
-                <w:rFonts w:asciiTheme="minorAscii" w:eastAsiaTheme="minorEastAsia" w:hAnsiTheme="minorAscii" w:hint="eastAsia"/>
+                <w:rFonts w:hint="eastAsia" w:asciiTheme="minorAscii" w:hAnsiTheme="minorAscii" w:eastAsiaTheme="minorEastAsia"/>
                 <w:spacing w:val="227"/>
                 <w:sz w:val="21"/>
                 <w:vertAlign w:val="baseline"/>
@@ -818,14 +820,14 @@
         <w:ind w:left="3634"/>
         <w:textAlignment w:val="baseline"/>
         <w:rPr>
-          <w:rFonts w:ascii="宋体" w:eastAsia="宋体" w:hAnsi="宋体" w:cs="宋体"/>
+          <w:rFonts w:ascii="宋体" w:hAnsi="宋体" w:eastAsia="宋体" w:cs="宋体"/>
           <w:sz w:val="31"/>
           <w:szCs w:val="31"/>
         </w:rPr>
       </w:pPr>
       <w:r>
         <w:rPr>
-          <w:rFonts w:ascii="宋体" w:eastAsia="宋体" w:hAnsi="宋体" w:cs="宋体"/>
+          <w:rFonts w:ascii="宋体" w:hAnsi="宋体" w:eastAsia="宋体" w:cs="宋体"/>
           <w:b/>
           <w:bCs/>
           <w:spacing w:val="4"/>
@@ -837,16 +839,16 @@
     </w:p>
     <w:tbl>
       <w:tblPr>
-        <w:tblStyle w:val="TableNormal0"/>
+        <w:tblStyle w:val="26"/>
         <w:tblW w:w="8214" w:type="dxa"/>
         <w:jc w:val="center"/>
         <w:tblBorders>
-          <w:top w:val="single" w:sz="2" w:space="0" w:color="000000"/>
-          <w:left w:val="single" w:sz="2" w:space="0" w:color="000000"/>
-          <w:bottom w:val="single" w:sz="2" w:space="0" w:color="000000"/>
-          <w:right w:val="single" w:sz="2" w:space="0" w:color="000000"/>
-          <w:insideH w:val="single" w:sz="2" w:space="0" w:color="000000"/>
-          <w:insideV w:val="single" w:sz="2" w:space="0" w:color="000000"/>
+          <w:top w:val="single" w:color="000000" w:sz="2" w:space="0"/>
+          <w:left w:val="single" w:color="000000" w:sz="2" w:space="0"/>
+          <w:bottom w:val="single" w:color="000000" w:sz="2" w:space="0"/>
+          <w:right w:val="single" w:color="000000" w:sz="2" w:space="0"/>
+          <w:insideH w:val="single" w:color="000000" w:sz="2" w:space="0"/>
+          <w:insideV w:val="single" w:color="000000" w:sz="2" w:space="0"/>
         </w:tblBorders>
         <w:tblLayout w:type="fixed"/>
         <w:tblCellMar>
@@ -866,17 +868,14 @@
       </w:tblGrid>
       <w:tr>
         <w:tblPrEx>
-          <w:tblW w:w="8214" w:type="dxa"/>
-          <w:jc w:val="center"/>
           <w:tblBorders>
-            <w:top w:val="single" w:sz="2" w:space="0" w:color="000000"/>
-            <w:left w:val="single" w:sz="2" w:space="0" w:color="000000"/>
-            <w:bottom w:val="single" w:sz="2" w:space="0" w:color="000000"/>
-            <w:right w:val="single" w:sz="2" w:space="0" w:color="000000"/>
-            <w:insideH w:val="single" w:sz="2" w:space="0" w:color="000000"/>
-            <w:insideV w:val="single" w:sz="2" w:space="0" w:color="000000"/>
+            <w:top w:val="single" w:color="000000" w:sz="2" w:space="0"/>
+            <w:left w:val="single" w:color="000000" w:sz="2" w:space="0"/>
+            <w:bottom w:val="single" w:color="000000" w:sz="2" w:space="0"/>
+            <w:right w:val="single" w:color="000000" w:sz="2" w:space="0"/>
+            <w:insideH w:val="single" w:color="000000" w:sz="2" w:space="0"/>
+            <w:insideV w:val="single" w:color="000000" w:sz="2" w:space="0"/>
           </w:tblBorders>
-          <w:tblLayout w:type="fixed"/>
           <w:tblCellMar>
             <w:top w:w="0" w:type="dxa"/>
             <w:left w:w="0" w:type="dxa"/>
@@ -885,7 +884,7 @@
           </w:tblCellMar>
         </w:tblPrEx>
         <w:trPr>
-          <w:trHeight w:val="593"/>
+          <w:trHeight w:val="593" w:hRule="atLeast"/>
           <w:jc w:val="center"/>
         </w:trPr>
         <w:tc>
@@ -907,18 +906,18 @@
               <w:adjustRightInd w:val="0"/>
               <w:snapToGrid w:val="0"/>
               <w:spacing w:before="176" w:line="228" w:lineRule="auto"/>
-              <w:ind w:left="0" w:right="0" w:firstLine="0" w:leftChars="0" w:rightChars="0" w:firstLineChars="0"/>
+              <w:ind w:left="0" w:leftChars="0" w:right="0" w:rightChars="0" w:firstLine="0" w:firstLineChars="0"/>
               <w:jc w:val="center"/>
               <w:textAlignment w:val="baseline"/>
               <w:rPr>
-                <w:rFonts w:ascii="宋体" w:eastAsia="宋体" w:hAnsi="宋体" w:cs="宋体"/>
+                <w:rFonts w:ascii="宋体" w:hAnsi="宋体" w:eastAsia="宋体" w:cs="宋体"/>
                 <w:sz w:val="20"/>
                 <w:szCs w:val="20"/>
               </w:rPr>
             </w:pPr>
             <w:r>
               <w:rPr>
-                <w:rFonts w:ascii="宋体" w:hAnsi="宋体" w:cs="宋体" w:hint="eastAsia"/>
+                <w:rFonts w:hint="eastAsia" w:ascii="宋体" w:hAnsi="宋体" w:cs="宋体"/>
                 <w:spacing w:val="-14"/>
                 <w:sz w:val="20"/>
                 <w:szCs w:val="20"/>
@@ -928,7 +927,7 @@
             </w:r>
             <w:r>
               <w:rPr>
-                <w:rFonts w:ascii="宋体" w:eastAsia="宋体" w:hAnsi="宋体" w:cs="宋体"/>
+                <w:rFonts w:ascii="宋体" w:hAnsi="宋体" w:eastAsia="宋体" w:cs="宋体"/>
                 <w:spacing w:val="-14"/>
                 <w:sz w:val="20"/>
                 <w:szCs w:val="20"/>
@@ -956,18 +955,18 @@
               <w:adjustRightInd w:val="0"/>
               <w:snapToGrid w:val="0"/>
               <w:spacing w:before="175" w:line="227" w:lineRule="auto"/>
-              <w:ind w:left="0" w:right="0" w:firstLine="0" w:leftChars="0" w:rightChars="0" w:firstLineChars="0"/>
+              <w:ind w:left="0" w:leftChars="0" w:right="0" w:rightChars="0" w:firstLine="0" w:firstLineChars="0"/>
               <w:jc w:val="center"/>
               <w:textAlignment w:val="baseline"/>
               <w:rPr>
-                <w:rFonts w:ascii="宋体" w:eastAsia="宋体" w:hAnsi="宋体" w:cs="宋体"/>
+                <w:rFonts w:ascii="宋体" w:hAnsi="宋体" w:eastAsia="宋体" w:cs="宋体"/>
                 <w:sz w:val="20"/>
                 <w:szCs w:val="20"/>
               </w:rPr>
             </w:pPr>
             <w:r>
               <w:rPr>
-                <w:rFonts w:ascii="宋体" w:eastAsia="宋体" w:hAnsi="宋体" w:cs="宋体"/>
+                <w:rFonts w:ascii="宋体" w:hAnsi="宋体" w:eastAsia="宋体" w:cs="宋体"/>
                 <w:spacing w:val="4"/>
                 <w:sz w:val="20"/>
                 <w:szCs w:val="20"/>
@@ -995,18 +994,18 @@
               <w:adjustRightInd w:val="0"/>
               <w:snapToGrid w:val="0"/>
               <w:spacing w:before="175" w:line="228" w:lineRule="auto"/>
-              <w:ind w:left="0" w:right="0" w:firstLine="0" w:leftChars="0" w:rightChars="0" w:firstLineChars="0"/>
+              <w:ind w:left="0" w:leftChars="0" w:right="0" w:rightChars="0" w:firstLine="0" w:firstLineChars="0"/>
               <w:jc w:val="center"/>
               <w:textAlignment w:val="baseline"/>
               <w:rPr>
-                <w:rFonts w:ascii="宋体" w:eastAsia="宋体" w:hAnsi="宋体" w:cs="宋体"/>
+                <w:rFonts w:ascii="宋体" w:hAnsi="宋体" w:eastAsia="宋体" w:cs="宋体"/>
                 <w:sz w:val="20"/>
                 <w:szCs w:val="20"/>
               </w:rPr>
             </w:pPr>
             <w:r>
               <w:rPr>
-                <w:rFonts w:ascii="宋体" w:eastAsia="宋体" w:hAnsi="宋体" w:cs="宋体"/>
+                <w:rFonts w:ascii="宋体" w:hAnsi="宋体" w:eastAsia="宋体" w:cs="宋体"/>
                 <w:spacing w:val="7"/>
                 <w:sz w:val="20"/>
                 <w:szCs w:val="20"/>
@@ -1034,11 +1033,11 @@
               <w:adjustRightInd w:val="0"/>
               <w:snapToGrid w:val="0"/>
               <w:spacing w:before="175" w:line="228" w:lineRule="auto"/>
-              <w:ind w:left="0" w:right="0" w:firstLine="0" w:leftChars="0" w:rightChars="0" w:firstLineChars="0"/>
+              <w:ind w:left="0" w:leftChars="0" w:right="0" w:rightChars="0" w:firstLine="0" w:firstLineChars="0"/>
               <w:jc w:val="center"/>
               <w:textAlignment w:val="baseline"/>
               <w:rPr>
-                <w:rFonts w:ascii="宋体" w:eastAsia="宋体" w:hAnsi="宋体" w:cs="宋体" w:hint="eastAsia"/>
+                <w:rFonts w:hint="eastAsia" w:ascii="宋体" w:hAnsi="宋体" w:eastAsia="宋体" w:cs="宋体"/>
                 <w:spacing w:val="7"/>
                 <w:sz w:val="20"/>
                 <w:szCs w:val="20"/>
@@ -1047,7 +1046,7 @@
             </w:pPr>
             <w:r>
               <w:rPr>
-                <w:rFonts w:ascii="宋体" w:hAnsi="宋体" w:cs="宋体" w:hint="eastAsia"/>
+                <w:rFonts w:hint="eastAsia" w:ascii="宋体" w:hAnsi="宋体" w:cs="宋体"/>
                 <w:spacing w:val="7"/>
                 <w:sz w:val="20"/>
                 <w:szCs w:val="20"/>
@@ -1076,11 +1075,11 @@
               <w:adjustRightInd w:val="0"/>
               <w:snapToGrid w:val="0"/>
               <w:spacing w:before="175" w:line="228" w:lineRule="auto"/>
-              <w:ind w:left="0" w:right="0" w:firstLine="0" w:leftChars="0" w:rightChars="0" w:firstLineChars="0"/>
+              <w:ind w:left="0" w:leftChars="0" w:right="0" w:rightChars="0" w:firstLine="0" w:firstLineChars="0"/>
               <w:jc w:val="center"/>
               <w:textAlignment w:val="baseline"/>
               <w:rPr>
-                <w:rFonts w:ascii="宋体" w:hAnsi="宋体" w:cs="宋体" w:hint="default"/>
+                <w:rFonts w:hint="default" w:ascii="宋体" w:hAnsi="宋体" w:cs="宋体"/>
                 <w:spacing w:val="7"/>
                 <w:sz w:val="20"/>
                 <w:szCs w:val="20"/>
@@ -1089,7 +1088,7 @@
             </w:pPr>
             <w:r>
               <w:rPr>
-                <w:rFonts w:ascii="宋体" w:hAnsi="宋体" w:cs="宋体" w:hint="eastAsia"/>
+                <w:rFonts w:hint="eastAsia" w:ascii="宋体" w:hAnsi="宋体" w:cs="宋体"/>
                 <w:spacing w:val="7"/>
                 <w:sz w:val="20"/>
                 <w:szCs w:val="20"/>
@@ -1118,18 +1117,18 @@
               <w:adjustRightInd w:val="0"/>
               <w:snapToGrid w:val="0"/>
               <w:spacing w:before="176" w:line="229" w:lineRule="auto"/>
-              <w:ind w:left="0" w:right="0" w:firstLine="0" w:leftChars="0" w:rightChars="0" w:firstLineChars="0"/>
+              <w:ind w:left="0" w:leftChars="0" w:right="0" w:rightChars="0" w:firstLine="0" w:firstLineChars="0"/>
               <w:jc w:val="center"/>
               <w:textAlignment w:val="baseline"/>
               <w:rPr>
-                <w:rFonts w:ascii="宋体" w:eastAsia="宋体" w:hAnsi="宋体" w:cs="宋体"/>
+                <w:rFonts w:ascii="宋体" w:hAnsi="宋体" w:eastAsia="宋体" w:cs="宋体"/>
                 <w:sz w:val="20"/>
                 <w:szCs w:val="20"/>
               </w:rPr>
             </w:pPr>
             <w:r>
               <w:rPr>
-                <w:rFonts w:ascii="宋体" w:eastAsia="宋体" w:hAnsi="宋体" w:cs="宋体"/>
+                <w:rFonts w:ascii="宋体" w:hAnsi="宋体" w:eastAsia="宋体" w:cs="宋体"/>
                 <w:spacing w:val="7"/>
                 <w:sz w:val="20"/>
                 <w:szCs w:val="20"/>
@@ -1141,9 +1140,14 @@
       </w:tr>
       <w:tr>
         <w:tblPrEx>
-          <w:tblW w:w="8214" w:type="dxa"/>
-          <w:jc w:val="center"/>
-          <w:tblLayout w:type="fixed"/>
+          <w:tblBorders>
+            <w:top w:val="single" w:color="000000" w:sz="2" w:space="0"/>
+            <w:left w:val="single" w:color="000000" w:sz="2" w:space="0"/>
+            <w:bottom w:val="single" w:color="000000" w:sz="2" w:space="0"/>
+            <w:right w:val="single" w:color="000000" w:sz="2" w:space="0"/>
+            <w:insideH w:val="single" w:color="000000" w:sz="2" w:space="0"/>
+            <w:insideV w:val="single" w:color="000000" w:sz="2" w:space="0"/>
+          </w:tblBorders>
           <w:tblCellMar>
             <w:top w:w="0" w:type="dxa"/>
             <w:left w:w="0" w:type="dxa"/>
@@ -1152,7 +1156,7 @@
           </w:tblCellMar>
         </w:tblPrEx>
         <w:trPr>
-          <w:trHeight w:val="516"/>
+          <w:trHeight w:val="516" w:hRule="atLeast"/>
           <w:jc w:val="center"/>
         </w:trPr>
         <w:tc>
@@ -1174,11 +1178,11 @@
               <w:adjustRightInd w:val="0"/>
               <w:snapToGrid w:val="0"/>
               <w:spacing w:before="173" w:line="267" w:lineRule="exact"/>
-              <w:ind w:left="0" w:right="0" w:firstLine="0" w:leftChars="0" w:rightChars="0" w:firstLineChars="0"/>
+              <w:ind w:left="0" w:leftChars="0" w:right="0" w:rightChars="0" w:firstLine="0" w:firstLineChars="0"/>
               <w:jc w:val="center"/>
               <w:textAlignment w:val="baseline"/>
               <w:rPr>
-                <w:rFonts w:ascii="宋体" w:eastAsia="宋体" w:hAnsi="宋体" w:cs="宋体" w:hint="default"/>
+                <w:rFonts w:hint="default" w:ascii="宋体" w:hAnsi="宋体" w:eastAsia="宋体" w:cs="宋体"/>
                 <w:sz w:val="20"/>
                 <w:szCs w:val="20"/>
                 <w:lang w:val="en-US"/>
@@ -1186,7 +1190,7 @@
             </w:pPr>
             <w:r>
               <w:rPr>
-                <w:rFonts w:ascii="宋体" w:eastAsia="宋体" w:hAnsi="宋体" w:cs="宋体"/>
+                <w:rFonts w:ascii="宋体" w:hAnsi="宋体" w:eastAsia="宋体" w:cs="宋体"/>
                 <w:spacing w:val="3"/>
                 <w:position w:val="1"/>
                 <w:sz w:val="20"/>
@@ -1196,7 +1200,7 @@
             </w:r>
             <w:r>
               <w:rPr>
-                <w:rFonts w:ascii="宋体" w:hAnsi="宋体" w:cs="宋体" w:hint="eastAsia"/>
+                <w:rFonts w:hint="eastAsia" w:ascii="宋体" w:hAnsi="宋体" w:cs="宋体"/>
                 <w:spacing w:val="3"/>
                 <w:position w:val="1"/>
                 <w:sz w:val="20"/>
@@ -1226,18 +1230,18 @@
               <w:adjustRightInd w:val="0"/>
               <w:snapToGrid w:val="0"/>
               <w:spacing w:before="173" w:line="267" w:lineRule="exact"/>
-              <w:ind w:left="0" w:right="0" w:firstLine="0" w:leftChars="0" w:rightChars="0" w:firstLineChars="0"/>
+              <w:ind w:left="0" w:leftChars="0" w:right="0" w:rightChars="0" w:firstLine="0" w:firstLineChars="0"/>
               <w:jc w:val="center"/>
               <w:textAlignment w:val="baseline"/>
               <w:rPr>
-                <w:rFonts w:ascii="宋体" w:eastAsia="宋体" w:hAnsi="宋体" w:cs="宋体"/>
+                <w:rFonts w:ascii="宋体" w:hAnsi="宋体" w:eastAsia="宋体" w:cs="宋体"/>
                 <w:sz w:val="20"/>
                 <w:szCs w:val="20"/>
               </w:rPr>
             </w:pPr>
             <w:r>
               <w:rPr>
-                <w:rFonts w:ascii="宋体" w:eastAsia="宋体" w:hAnsi="宋体" w:cs="宋体"/>
+                <w:rFonts w:ascii="宋体" w:hAnsi="宋体" w:eastAsia="宋体" w:cs="宋体"/>
                 <w:spacing w:val="4"/>
                 <w:position w:val="1"/>
                 <w:sz w:val="20"/>
@@ -1266,18 +1270,18 @@
               <w:adjustRightInd w:val="0"/>
               <w:snapToGrid w:val="0"/>
               <w:spacing w:before="172" w:line="228" w:lineRule="auto"/>
-              <w:ind w:left="0" w:right="0" w:firstLine="0" w:leftChars="0" w:rightChars="0" w:firstLineChars="0"/>
+              <w:ind w:left="0" w:leftChars="0" w:right="0" w:rightChars="0" w:firstLine="0" w:firstLineChars="0"/>
               <w:jc w:val="center"/>
               <w:textAlignment w:val="baseline"/>
               <w:rPr>
-                <w:rFonts w:ascii="宋体" w:eastAsia="宋体" w:hAnsi="宋体" w:cs="宋体"/>
+                <w:rFonts w:ascii="宋体" w:hAnsi="宋体" w:eastAsia="宋体" w:cs="宋体"/>
                 <w:sz w:val="20"/>
                 <w:szCs w:val="20"/>
               </w:rPr>
             </w:pPr>
             <w:r>
               <w:rPr>
-                <w:rFonts w:ascii="宋体" w:eastAsia="宋体" w:hAnsi="宋体" w:cs="宋体"/>
+                <w:rFonts w:ascii="宋体" w:hAnsi="宋体" w:eastAsia="宋体" w:cs="宋体"/>
                 <w:spacing w:val="200"/>
                 <w:kern w:val="0"/>
                 <w:sz w:val="20"/>
@@ -1287,7 +1291,7 @@
             </w:r>
             <w:r>
               <w:rPr>
-                <w:rFonts w:ascii="宋体" w:eastAsia="宋体" w:hAnsi="宋体" w:cs="宋体"/>
+                <w:rFonts w:ascii="宋体" w:hAnsi="宋体" w:eastAsia="宋体" w:cs="宋体"/>
                 <w:spacing w:val="0"/>
                 <w:kern w:val="0"/>
                 <w:sz w:val="20"/>
@@ -1316,11 +1320,11 @@
               <w:adjustRightInd w:val="0"/>
               <w:snapToGrid w:val="0"/>
               <w:spacing w:before="173" w:line="229" w:lineRule="auto"/>
-              <w:ind w:left="0" w:right="0" w:firstLine="0" w:leftChars="0" w:rightChars="0" w:firstLineChars="0"/>
+              <w:ind w:left="0" w:leftChars="0" w:right="0" w:rightChars="0" w:firstLine="0" w:firstLineChars="0"/>
               <w:jc w:val="center"/>
               <w:textAlignment w:val="baseline"/>
               <w:rPr>
-                <w:rFonts w:ascii="宋体" w:eastAsia="宋体" w:hAnsi="宋体" w:cs="宋体"/>
+                <w:rFonts w:ascii="宋体" w:hAnsi="宋体" w:eastAsia="宋体" w:cs="宋体"/>
                 <w:spacing w:val="200"/>
                 <w:kern w:val="0"/>
                 <w:sz w:val="20"/>
@@ -1329,7 +1333,7 @@
             </w:pPr>
             <w:r>
               <w:rPr>
-                <w:rFonts w:asciiTheme="minorAscii" w:eastAsiaTheme="minorEastAsia" w:hAnsiTheme="minorAscii" w:hint="eastAsia"/>
+                <w:rFonts w:hint="eastAsia" w:asciiTheme="minorAscii" w:hAnsiTheme="minorAscii" w:eastAsiaTheme="minorEastAsia"/>
                 <w:spacing w:val="0"/>
                 <w:kern w:val="0"/>
                 <w:sz w:val="21"/>
@@ -1359,11 +1363,11 @@
               <w:adjustRightInd w:val="0"/>
               <w:snapToGrid w:val="0"/>
               <w:spacing w:before="172" w:line="228" w:lineRule="auto"/>
-              <w:ind w:left="0" w:right="0" w:firstLine="0" w:leftChars="0" w:rightChars="0" w:firstLineChars="0"/>
+              <w:ind w:left="0" w:leftChars="0" w:right="0" w:rightChars="0" w:firstLine="0" w:firstLineChars="0"/>
               <w:jc w:val="center"/>
               <w:textAlignment w:val="baseline"/>
               <w:rPr>
-                <w:rFonts w:ascii="宋体" w:eastAsia="宋体" w:hAnsi="宋体" w:cs="宋体"/>
+                <w:rFonts w:ascii="宋体" w:hAnsi="宋体" w:eastAsia="宋体" w:cs="宋体"/>
                 <w:spacing w:val="200"/>
                 <w:kern w:val="0"/>
                 <w:sz w:val="20"/>
@@ -1372,7 +1376,7 @@
             </w:pPr>
             <w:r>
               <w:rPr>
-                <w:rFonts w:ascii="宋体" w:eastAsia="宋体" w:hAnsi="宋体" w:cs="宋体" w:hint="eastAsia"/>
+                <w:rFonts w:hint="eastAsia" w:ascii="宋体" w:hAnsi="宋体" w:eastAsia="宋体" w:cs="宋体"/>
                 <w:spacing w:val="200"/>
                 <w:kern w:val="0"/>
                 <w:sz w:val="20"/>
@@ -1382,7 +1386,7 @@
             </w:r>
             <w:r>
               <w:rPr>
-                <w:rFonts w:asciiTheme="minorAscii" w:eastAsiaTheme="minorEastAsia" w:hAnsiTheme="minorAscii" w:hint="eastAsia"/>
+                <w:rFonts w:hint="eastAsia" w:asciiTheme="minorAscii" w:hAnsiTheme="minorAscii" w:eastAsiaTheme="minorEastAsia"/>
                 <w:spacing w:val="0"/>
                 <w:kern w:val="0"/>
                 <w:sz w:val="21"/>
@@ -1412,18 +1416,18 @@
               <w:adjustRightInd w:val="0"/>
               <w:snapToGrid w:val="0"/>
               <w:spacing w:before="173" w:line="229" w:lineRule="auto"/>
-              <w:ind w:left="0" w:right="0" w:firstLine="0" w:leftChars="0" w:rightChars="0" w:firstLineChars="0"/>
+              <w:ind w:left="0" w:leftChars="0" w:right="0" w:rightChars="0" w:firstLine="0" w:firstLineChars="0"/>
               <w:jc w:val="center"/>
               <w:textAlignment w:val="baseline"/>
               <w:rPr>
-                <w:rFonts w:ascii="宋体" w:eastAsia="宋体" w:hAnsi="宋体" w:cs="宋体"/>
+                <w:rFonts w:ascii="宋体" w:hAnsi="宋体" w:eastAsia="宋体" w:cs="宋体"/>
                 <w:sz w:val="20"/>
                 <w:szCs w:val="20"/>
               </w:rPr>
             </w:pPr>
             <w:r>
               <w:rPr>
-                <w:rFonts w:asciiTheme="minorAscii" w:eastAsiaTheme="minorEastAsia" w:hAnsiTheme="minorAscii" w:hint="eastAsia"/>
+                <w:rFonts w:hint="eastAsia" w:asciiTheme="minorAscii" w:hAnsiTheme="minorAscii" w:eastAsiaTheme="minorEastAsia"/>
                 <w:spacing w:val="0"/>
                 <w:kern w:val="0"/>
                 <w:sz w:val="21"/>
@@ -1437,9 +1441,14 @@
       </w:tr>
       <w:tr>
         <w:tblPrEx>
-          <w:tblW w:w="8214" w:type="dxa"/>
-          <w:jc w:val="center"/>
-          <w:tblLayout w:type="fixed"/>
+          <w:tblBorders>
+            <w:top w:val="single" w:color="000000" w:sz="2" w:space="0"/>
+            <w:left w:val="single" w:color="000000" w:sz="2" w:space="0"/>
+            <w:bottom w:val="single" w:color="000000" w:sz="2" w:space="0"/>
+            <w:right w:val="single" w:color="000000" w:sz="2" w:space="0"/>
+            <w:insideH w:val="single" w:color="000000" w:sz="2" w:space="0"/>
+            <w:insideV w:val="single" w:color="000000" w:sz="2" w:space="0"/>
+          </w:tblBorders>
           <w:tblCellMar>
             <w:top w:w="0" w:type="dxa"/>
             <w:left w:w="0" w:type="dxa"/>
@@ -1448,7 +1457,7 @@
           </w:tblCellMar>
         </w:tblPrEx>
         <w:trPr>
-          <w:trHeight w:val="556"/>
+          <w:trHeight w:val="556" w:hRule="atLeast"/>
           <w:jc w:val="center"/>
         </w:trPr>
         <w:tc>
@@ -1457,7 +1466,7 @@
           </w:tcPr>
           <w:p>
             <w:pPr>
-              <w:pStyle w:val="TableText"/>
+              <w:pStyle w:val="27"/>
               <w:keepNext w:val="0"/>
               <w:keepLines w:val="0"/>
               <w:pageBreakBefore w:val="0"/>
@@ -1470,7 +1479,7 @@
               <w:bidi w:val="0"/>
               <w:adjustRightInd w:val="0"/>
               <w:snapToGrid w:val="0"/>
-              <w:ind w:left="0" w:right="0" w:firstLine="0" w:leftChars="0" w:rightChars="0" w:firstLineChars="0"/>
+              <w:ind w:left="0" w:leftChars="0" w:right="0" w:rightChars="0" w:firstLine="0" w:firstLineChars="0"/>
               <w:jc w:val="center"/>
               <w:textAlignment w:val="baseline"/>
             </w:pPr>
@@ -1482,7 +1491,7 @@
           </w:tcPr>
           <w:p>
             <w:pPr>
-              <w:pStyle w:val="TableText"/>
+              <w:pStyle w:val="27"/>
               <w:keepNext w:val="0"/>
               <w:keepLines w:val="0"/>
               <w:pageBreakBefore w:val="0"/>
@@ -1495,7 +1504,7 @@
               <w:bidi w:val="0"/>
               <w:adjustRightInd w:val="0"/>
               <w:snapToGrid w:val="0"/>
-              <w:ind w:left="0" w:right="0" w:firstLine="0" w:leftChars="0" w:rightChars="0" w:firstLineChars="0"/>
+              <w:ind w:left="0" w:leftChars="0" w:right="0" w:rightChars="0" w:firstLine="0" w:firstLineChars="0"/>
               <w:jc w:val="center"/>
               <w:textAlignment w:val="baseline"/>
             </w:pPr>
@@ -1507,7 +1516,7 @@
           </w:tcPr>
           <w:p>
             <w:pPr>
-              <w:pStyle w:val="TableText"/>
+              <w:pStyle w:val="27"/>
               <w:keepNext w:val="0"/>
               <w:keepLines w:val="0"/>
               <w:pageBreakBefore w:val="0"/>
@@ -1520,7 +1529,7 @@
               <w:bidi w:val="0"/>
               <w:adjustRightInd w:val="0"/>
               <w:snapToGrid w:val="0"/>
-              <w:ind w:left="0" w:right="0" w:firstLine="0" w:leftChars="0" w:rightChars="0" w:firstLineChars="0"/>
+              <w:ind w:left="0" w:leftChars="0" w:right="0" w:rightChars="0" w:firstLine="0" w:firstLineChars="0"/>
               <w:jc w:val="center"/>
               <w:textAlignment w:val="baseline"/>
             </w:pPr>
@@ -1532,7 +1541,7 @@
           </w:tcPr>
           <w:p>
             <w:pPr>
-              <w:pStyle w:val="TableText"/>
+              <w:pStyle w:val="27"/>
               <w:keepNext w:val="0"/>
               <w:keepLines w:val="0"/>
               <w:pageBreakBefore w:val="0"/>
@@ -1545,7 +1554,7 @@
               <w:bidi w:val="0"/>
               <w:adjustRightInd w:val="0"/>
               <w:snapToGrid w:val="0"/>
-              <w:ind w:left="0" w:right="0" w:firstLine="0" w:leftChars="0" w:rightChars="0" w:firstLineChars="0"/>
+              <w:ind w:left="0" w:leftChars="0" w:right="0" w:rightChars="0" w:firstLine="0" w:firstLineChars="0"/>
               <w:jc w:val="center"/>
               <w:textAlignment w:val="baseline"/>
             </w:pPr>
@@ -1557,7 +1566,7 @@
           </w:tcPr>
           <w:p>
             <w:pPr>
-              <w:pStyle w:val="TableText"/>
+              <w:pStyle w:val="27"/>
               <w:keepNext w:val="0"/>
               <w:keepLines w:val="0"/>
               <w:pageBreakBefore w:val="0"/>
@@ -1570,7 +1579,7 @@
               <w:bidi w:val="0"/>
               <w:adjustRightInd w:val="0"/>
               <w:snapToGrid w:val="0"/>
-              <w:ind w:left="0" w:right="0" w:firstLine="0" w:leftChars="0" w:rightChars="0" w:firstLineChars="0"/>
+              <w:ind w:left="0" w:leftChars="0" w:right="0" w:rightChars="0" w:firstLine="0" w:firstLineChars="0"/>
               <w:jc w:val="center"/>
               <w:textAlignment w:val="baseline"/>
             </w:pPr>
@@ -1582,7 +1591,7 @@
           </w:tcPr>
           <w:p>
             <w:pPr>
-              <w:pStyle w:val="TableText"/>
+              <w:pStyle w:val="27"/>
               <w:keepNext w:val="0"/>
               <w:keepLines w:val="0"/>
               <w:pageBreakBefore w:val="0"/>
@@ -1595,7 +1604,7 @@
               <w:bidi w:val="0"/>
               <w:adjustRightInd w:val="0"/>
               <w:snapToGrid w:val="0"/>
-              <w:ind w:left="0" w:right="0" w:firstLine="0" w:leftChars="0" w:rightChars="0" w:firstLineChars="0"/>
+              <w:ind w:left="0" w:leftChars="0" w:right="0" w:rightChars="0" w:firstLine="0" w:firstLineChars="0"/>
               <w:jc w:val="center"/>
               <w:textAlignment w:val="baseline"/>
             </w:pPr>
@@ -1604,9 +1613,14 @@
       </w:tr>
       <w:tr>
         <w:tblPrEx>
-          <w:tblW w:w="8214" w:type="dxa"/>
-          <w:jc w:val="center"/>
-          <w:tblLayout w:type="fixed"/>
+          <w:tblBorders>
+            <w:top w:val="single" w:color="000000" w:sz="2" w:space="0"/>
+            <w:left w:val="single" w:color="000000" w:sz="2" w:space="0"/>
+            <w:bottom w:val="single" w:color="000000" w:sz="2" w:space="0"/>
+            <w:right w:val="single" w:color="000000" w:sz="2" w:space="0"/>
+            <w:insideH w:val="single" w:color="000000" w:sz="2" w:space="0"/>
+            <w:insideV w:val="single" w:color="000000" w:sz="2" w:space="0"/>
+          </w:tblBorders>
           <w:tblCellMar>
             <w:top w:w="0" w:type="dxa"/>
             <w:left w:w="0" w:type="dxa"/>
@@ -1615,7 +1629,7 @@
           </w:tblCellMar>
         </w:tblPrEx>
         <w:trPr>
-          <w:trHeight w:val="556"/>
+          <w:trHeight w:val="556" w:hRule="atLeast"/>
           <w:jc w:val="center"/>
         </w:trPr>
         <w:tc>
@@ -1624,7 +1638,7 @@
           </w:tcPr>
           <w:p>
             <w:pPr>
-              <w:pStyle w:val="TableText"/>
+              <w:pStyle w:val="27"/>
               <w:keepNext w:val="0"/>
               <w:keepLines w:val="0"/>
               <w:pageBreakBefore w:val="0"/>
@@ -1637,7 +1651,7 @@
               <w:bidi w:val="0"/>
               <w:adjustRightInd w:val="0"/>
               <w:snapToGrid w:val="0"/>
-              <w:ind w:left="0" w:right="0" w:firstLine="0" w:leftChars="0" w:rightChars="0" w:firstLineChars="0"/>
+              <w:ind w:left="0" w:leftChars="0" w:right="0" w:rightChars="0" w:firstLine="0" w:firstLineChars="0"/>
               <w:jc w:val="center"/>
               <w:textAlignment w:val="baseline"/>
             </w:pPr>
@@ -1649,7 +1663,7 @@
           </w:tcPr>
           <w:p>
             <w:pPr>
-              <w:pStyle w:val="TableText"/>
+              <w:pStyle w:val="27"/>
               <w:keepNext w:val="0"/>
               <w:keepLines w:val="0"/>
               <w:pageBreakBefore w:val="0"/>
@@ -1662,7 +1676,7 @@
               <w:bidi w:val="0"/>
               <w:adjustRightInd w:val="0"/>
               <w:snapToGrid w:val="0"/>
-              <w:ind w:left="0" w:right="0" w:firstLine="0" w:leftChars="0" w:rightChars="0" w:firstLineChars="0"/>
+              <w:ind w:left="0" w:leftChars="0" w:right="0" w:rightChars="0" w:firstLine="0" w:firstLineChars="0"/>
               <w:jc w:val="center"/>
               <w:textAlignment w:val="baseline"/>
             </w:pPr>
@@ -1674,7 +1688,7 @@
           </w:tcPr>
           <w:p>
             <w:pPr>
-              <w:pStyle w:val="TableText"/>
+              <w:pStyle w:val="27"/>
               <w:keepNext w:val="0"/>
               <w:keepLines w:val="0"/>
               <w:pageBreakBefore w:val="0"/>
@@ -1687,7 +1701,7 @@
               <w:bidi w:val="0"/>
               <w:adjustRightInd w:val="0"/>
               <w:snapToGrid w:val="0"/>
-              <w:ind w:left="0" w:right="0" w:firstLine="0" w:leftChars="0" w:rightChars="0" w:firstLineChars="0"/>
+              <w:ind w:left="0" w:leftChars="0" w:right="0" w:rightChars="0" w:firstLine="0" w:firstLineChars="0"/>
               <w:jc w:val="center"/>
               <w:textAlignment w:val="baseline"/>
             </w:pPr>
@@ -1699,7 +1713,7 @@
           </w:tcPr>
           <w:p>
             <w:pPr>
-              <w:pStyle w:val="TableText"/>
+              <w:pStyle w:val="27"/>
               <w:keepNext w:val="0"/>
               <w:keepLines w:val="0"/>
               <w:pageBreakBefore w:val="0"/>
@@ -1712,7 +1726,7 @@
               <w:bidi w:val="0"/>
               <w:adjustRightInd w:val="0"/>
               <w:snapToGrid w:val="0"/>
-              <w:ind w:left="0" w:right="0" w:firstLine="0" w:leftChars="0" w:rightChars="0" w:firstLineChars="0"/>
+              <w:ind w:left="0" w:leftChars="0" w:right="0" w:rightChars="0" w:firstLine="0" w:firstLineChars="0"/>
               <w:jc w:val="center"/>
               <w:textAlignment w:val="baseline"/>
             </w:pPr>
@@ -1724,7 +1738,7 @@
           </w:tcPr>
           <w:p>
             <w:pPr>
-              <w:pStyle w:val="TableText"/>
+              <w:pStyle w:val="27"/>
               <w:keepNext w:val="0"/>
               <w:keepLines w:val="0"/>
               <w:pageBreakBefore w:val="0"/>
@@ -1737,7 +1751,7 @@
               <w:bidi w:val="0"/>
               <w:adjustRightInd w:val="0"/>
               <w:snapToGrid w:val="0"/>
-              <w:ind w:left="0" w:right="0" w:firstLine="0" w:leftChars="0" w:rightChars="0" w:firstLineChars="0"/>
+              <w:ind w:left="0" w:leftChars="0" w:right="0" w:rightChars="0" w:firstLine="0" w:firstLineChars="0"/>
               <w:jc w:val="center"/>
               <w:textAlignment w:val="baseline"/>
             </w:pPr>
@@ -1749,7 +1763,7 @@
           </w:tcPr>
           <w:p>
             <w:pPr>
-              <w:pStyle w:val="TableText"/>
+              <w:pStyle w:val="27"/>
               <w:keepNext w:val="0"/>
               <w:keepLines w:val="0"/>
               <w:pageBreakBefore w:val="0"/>
@@ -1762,7 +1776,7 @@
               <w:bidi w:val="0"/>
               <w:adjustRightInd w:val="0"/>
               <w:snapToGrid w:val="0"/>
-              <w:ind w:left="0" w:right="0" w:firstLine="0" w:leftChars="0" w:rightChars="0" w:firstLineChars="0"/>
+              <w:ind w:left="0" w:leftChars="0" w:right="0" w:rightChars="0" w:firstLine="0" w:firstLineChars="0"/>
               <w:jc w:val="center"/>
               <w:textAlignment w:val="baseline"/>
             </w:pPr>
@@ -1771,9 +1785,14 @@
       </w:tr>
       <w:tr>
         <w:tblPrEx>
-          <w:tblW w:w="8214" w:type="dxa"/>
-          <w:jc w:val="center"/>
-          <w:tblLayout w:type="fixed"/>
+          <w:tblBorders>
+            <w:top w:val="single" w:color="000000" w:sz="2" w:space="0"/>
+            <w:left w:val="single" w:color="000000" w:sz="2" w:space="0"/>
+            <w:bottom w:val="single" w:color="000000" w:sz="2" w:space="0"/>
+            <w:right w:val="single" w:color="000000" w:sz="2" w:space="0"/>
+            <w:insideH w:val="single" w:color="000000" w:sz="2" w:space="0"/>
+            <w:insideV w:val="single" w:color="000000" w:sz="2" w:space="0"/>
+          </w:tblBorders>
           <w:tblCellMar>
             <w:top w:w="0" w:type="dxa"/>
             <w:left w:w="0" w:type="dxa"/>
@@ -1782,7 +1801,7 @@
           </w:tblCellMar>
         </w:tblPrEx>
         <w:trPr>
-          <w:trHeight w:val="557"/>
+          <w:trHeight w:val="557" w:hRule="atLeast"/>
           <w:jc w:val="center"/>
         </w:trPr>
         <w:tc>
@@ -1791,7 +1810,7 @@
           </w:tcPr>
           <w:p>
             <w:pPr>
-              <w:pStyle w:val="TableText"/>
+              <w:pStyle w:val="27"/>
               <w:keepNext w:val="0"/>
               <w:keepLines w:val="0"/>
               <w:pageBreakBefore w:val="0"/>
@@ -1804,7 +1823,7 @@
               <w:bidi w:val="0"/>
               <w:adjustRightInd w:val="0"/>
               <w:snapToGrid w:val="0"/>
-              <w:ind w:left="0" w:right="0" w:firstLine="0" w:leftChars="0" w:rightChars="0" w:firstLineChars="0"/>
+              <w:ind w:left="0" w:leftChars="0" w:right="0" w:rightChars="0" w:firstLine="0" w:firstLineChars="0"/>
               <w:jc w:val="center"/>
               <w:textAlignment w:val="baseline"/>
             </w:pPr>
@@ -1816,7 +1835,7 @@
           </w:tcPr>
           <w:p>
             <w:pPr>
-              <w:pStyle w:val="TableText"/>
+              <w:pStyle w:val="27"/>
               <w:keepNext w:val="0"/>
               <w:keepLines w:val="0"/>
               <w:pageBreakBefore w:val="0"/>
@@ -1829,7 +1848,7 @@
               <w:bidi w:val="0"/>
               <w:adjustRightInd w:val="0"/>
               <w:snapToGrid w:val="0"/>
-              <w:ind w:left="0" w:right="0" w:firstLine="0" w:leftChars="0" w:rightChars="0" w:firstLineChars="0"/>
+              <w:ind w:left="0" w:leftChars="0" w:right="0" w:rightChars="0" w:firstLine="0" w:firstLineChars="0"/>
               <w:jc w:val="center"/>
               <w:textAlignment w:val="baseline"/>
             </w:pPr>
@@ -1841,7 +1860,7 @@
           </w:tcPr>
           <w:p>
             <w:pPr>
-              <w:pStyle w:val="TableText"/>
+              <w:pStyle w:val="27"/>
               <w:keepNext w:val="0"/>
               <w:keepLines w:val="0"/>
               <w:pageBreakBefore w:val="0"/>
@@ -1854,7 +1873,7 @@
               <w:bidi w:val="0"/>
               <w:adjustRightInd w:val="0"/>
               <w:snapToGrid w:val="0"/>
-              <w:ind w:left="0" w:right="0" w:firstLine="0" w:leftChars="0" w:rightChars="0" w:firstLineChars="0"/>
+              <w:ind w:left="0" w:leftChars="0" w:right="0" w:rightChars="0" w:firstLine="0" w:firstLineChars="0"/>
               <w:jc w:val="center"/>
               <w:textAlignment w:val="baseline"/>
             </w:pPr>
@@ -1866,7 +1885,7 @@
           </w:tcPr>
           <w:p>
             <w:pPr>
-              <w:pStyle w:val="TableText"/>
+              <w:pStyle w:val="27"/>
               <w:keepNext w:val="0"/>
               <w:keepLines w:val="0"/>
               <w:pageBreakBefore w:val="0"/>
@@ -1879,7 +1898,7 @@
               <w:bidi w:val="0"/>
               <w:adjustRightInd w:val="0"/>
               <w:snapToGrid w:val="0"/>
-              <w:ind w:left="0" w:right="0" w:firstLine="0" w:leftChars="0" w:rightChars="0" w:firstLineChars="0"/>
+              <w:ind w:left="0" w:leftChars="0" w:right="0" w:rightChars="0" w:firstLine="0" w:firstLineChars="0"/>
               <w:jc w:val="center"/>
               <w:textAlignment w:val="baseline"/>
             </w:pPr>
@@ -1891,7 +1910,7 @@
           </w:tcPr>
           <w:p>
             <w:pPr>
-              <w:pStyle w:val="TableText"/>
+              <w:pStyle w:val="27"/>
               <w:keepNext w:val="0"/>
               <w:keepLines w:val="0"/>
               <w:pageBreakBefore w:val="0"/>
@@ -1904,7 +1923,7 @@
               <w:bidi w:val="0"/>
               <w:adjustRightInd w:val="0"/>
               <w:snapToGrid w:val="0"/>
-              <w:ind w:left="0" w:right="0" w:firstLine="0" w:leftChars="0" w:rightChars="0" w:firstLineChars="0"/>
+              <w:ind w:left="0" w:leftChars="0" w:right="0" w:rightChars="0" w:firstLine="0" w:firstLineChars="0"/>
               <w:jc w:val="center"/>
               <w:textAlignment w:val="baseline"/>
             </w:pPr>
@@ -1916,7 +1935,7 @@
           </w:tcPr>
           <w:p>
             <w:pPr>
-              <w:pStyle w:val="TableText"/>
+              <w:pStyle w:val="27"/>
               <w:keepNext w:val="0"/>
               <w:keepLines w:val="0"/>
               <w:pageBreakBefore w:val="0"/>
@@ -1929,7 +1948,7 @@
               <w:bidi w:val="0"/>
               <w:adjustRightInd w:val="0"/>
               <w:snapToGrid w:val="0"/>
-              <w:ind w:left="0" w:right="0" w:firstLine="0" w:leftChars="0" w:rightChars="0" w:firstLineChars="0"/>
+              <w:ind w:left="0" w:leftChars="0" w:right="0" w:rightChars="0" w:firstLine="0" w:firstLineChars="0"/>
               <w:jc w:val="center"/>
               <w:textAlignment w:val="baseline"/>
             </w:pPr>
@@ -1961,7 +1980,7 @@
     <w:sdt>
       <w:sdtPr>
         <w:rPr>
-          <w:rFonts w:ascii="宋体" w:eastAsia="宋体" w:hAnsi="宋体" w:cs="Arial"/>
+          <w:rFonts w:ascii="宋体" w:hAnsi="宋体" w:eastAsia="宋体" w:cs="Arial"/>
           <w:snapToGrid w:val="0"/>
           <w:color w:val="000000"/>
           <w:kern w:val="0"/>
@@ -1977,7 +1996,7 @@
       </w:sdtPr>
       <w:sdtEndPr>
         <w:rPr>
-          <w:rFonts w:ascii="宋体" w:eastAsia="宋体" w:hAnsi="宋体" w:cs="宋体" w:hint="eastAsia"/>
+          <w:rFonts w:hint="eastAsia" w:ascii="宋体" w:hAnsi="宋体" w:eastAsia="宋体" w:cs="宋体"/>
           <w:snapToGrid w:val="0"/>
           <w:color w:val="000000"/>
           <w:kern w:val="0"/>
@@ -2003,18 +2022,18 @@
             <w:adjustRightInd w:val="0"/>
             <w:snapToGrid w:val="0"/>
             <w:spacing w:before="0" w:beforeLines="0" w:after="0" w:afterLines="0" w:line="240" w:lineRule="auto"/>
-            <w:ind w:left="0" w:right="0" w:firstLine="0" w:leftChars="0" w:rightChars="0" w:firstLineChars="0"/>
+            <w:ind w:left="0" w:leftChars="0" w:right="0" w:rightChars="0" w:firstLine="0" w:firstLineChars="0"/>
             <w:jc w:val="center"/>
             <w:textAlignment w:val="baseline"/>
             <w:rPr>
-              <w:rFonts w:ascii="宋体" w:eastAsia="宋体" w:hAnsi="宋体" w:cs="宋体" w:hint="eastAsia"/>
+              <w:rFonts w:hint="eastAsia" w:ascii="宋体" w:hAnsi="宋体" w:eastAsia="宋体" w:cs="宋体"/>
               <w:sz w:val="24"/>
               <w:szCs w:val="24"/>
             </w:rPr>
           </w:pPr>
           <w:r>
             <w:rPr>
-              <w:rFonts w:ascii="宋体" w:eastAsia="宋体" w:hAnsi="宋体" w:cs="宋体" w:hint="eastAsia"/>
+              <w:rFonts w:hint="eastAsia" w:ascii="宋体" w:hAnsi="宋体" w:eastAsia="宋体" w:cs="宋体"/>
               <w:sz w:val="24"/>
               <w:szCs w:val="24"/>
             </w:rPr>
@@ -2023,14 +2042,16 @@
         </w:p>
         <w:p>
           <w:pPr>
-            <w:pStyle w:val="TOC1"/>
+            <w:pStyle w:val="16"/>
             <w:tabs>
               <w:tab w:val="right" w:leader="dot" w:pos="8306"/>
             </w:tabs>
           </w:pPr>
-          <w:r>
-            <w:rPr>
-              <w:rFonts w:ascii="宋体" w:eastAsia="宋体" w:hAnsi="宋体" w:cs="宋体" w:hint="eastAsia"/>
+          <w:bookmarkStart w:id="26" w:name="_GoBack"/>
+          <w:bookmarkEnd w:id="26"/>
+          <w:r>
+            <w:rPr>
+              <w:rFonts w:hint="eastAsia" w:ascii="宋体" w:hAnsi="宋体" w:eastAsia="宋体" w:cs="宋体"/>
               <w:sz w:val="24"/>
               <w:szCs w:val="24"/>
             </w:rPr>
@@ -2038,7 +2059,7 @@
           </w:r>
           <w:r>
             <w:rPr>
-              <w:rFonts w:ascii="宋体" w:eastAsia="宋体" w:hAnsi="宋体" w:cs="宋体" w:hint="eastAsia"/>
+              <w:rFonts w:hint="eastAsia" w:ascii="宋体" w:hAnsi="宋体" w:eastAsia="宋体" w:cs="宋体"/>
               <w:sz w:val="24"/>
               <w:szCs w:val="24"/>
             </w:rPr>
@@ -2046,7 +2067,7 @@
           </w:r>
           <w:r>
             <w:rPr>
-              <w:rFonts w:ascii="宋体" w:eastAsia="宋体" w:hAnsi="宋体" w:cs="宋体" w:hint="eastAsia"/>
+              <w:rFonts w:hint="eastAsia" w:ascii="宋体" w:hAnsi="宋体" w:eastAsia="宋体" w:cs="宋体"/>
               <w:sz w:val="24"/>
               <w:szCs w:val="24"/>
             </w:rPr>
@@ -2054,21 +2075,21 @@
           </w:r>
           <w:r>
             <w:rPr>
-              <w:rFonts w:ascii="宋体" w:eastAsia="宋体" w:hAnsi="宋体" w:cs="宋体" w:hint="eastAsia"/>
+              <w:rFonts w:hint="eastAsia" w:ascii="宋体" w:hAnsi="宋体" w:eastAsia="宋体" w:cs="宋体"/>
               <w:szCs w:val="24"/>
             </w:rPr>
             <w:fldChar w:fldCharType="begin"/>
           </w:r>
           <w:r>
             <w:rPr>
-              <w:rFonts w:ascii="宋体" w:eastAsia="宋体" w:hAnsi="宋体" w:cs="宋体" w:hint="eastAsia"/>
-              <w:szCs w:val="24"/>
-            </w:rPr>
-            <w:instrText xml:space="preserve"> HYPERLINK \l _Toc32749 </w:instrText>
-          </w:r>
-          <w:r>
-            <w:rPr>
-              <w:rFonts w:ascii="宋体" w:eastAsia="宋体" w:hAnsi="宋体" w:cs="宋体" w:hint="eastAsia"/>
+              <w:rFonts w:hint="eastAsia" w:ascii="宋体" w:hAnsi="宋体" w:eastAsia="宋体" w:cs="宋体"/>
+              <w:szCs w:val="24"/>
+            </w:rPr>
+            <w:instrText xml:space="preserve"> HYPERLINK \l _Toc3168 </w:instrText>
+          </w:r>
+          <w:r>
+            <w:rPr>
+              <w:rFonts w:hint="eastAsia" w:ascii="宋体" w:hAnsi="宋体" w:eastAsia="宋体" w:cs="宋体"/>
               <w:szCs w:val="24"/>
             </w:rPr>
             <w:fldChar w:fldCharType="separate"/>
@@ -2087,7 +2108,7 @@
             <w:fldChar w:fldCharType="begin"/>
           </w:r>
           <w:r>
-            <w:instrText xml:space="preserve"> PAGEREF _Toc32749 \h </w:instrText>
+            <w:instrText xml:space="preserve"> PAGEREF _Toc3168 \h </w:instrText>
           </w:r>
           <w:r>
             <w:fldChar w:fldCharType="separate"/>
@@ -2100,7 +2121,7 @@
           </w:r>
           <w:r>
             <w:rPr>
-              <w:rFonts w:ascii="宋体" w:eastAsia="宋体" w:hAnsi="宋体" w:cs="宋体" w:hint="eastAsia"/>
+              <w:rFonts w:hint="eastAsia" w:ascii="宋体" w:hAnsi="宋体" w:eastAsia="宋体" w:cs="宋体"/>
               <w:szCs w:val="24"/>
             </w:rPr>
             <w:fldChar w:fldCharType="end"/>
@@ -2108,28 +2129,28 @@
         </w:p>
         <w:p>
           <w:pPr>
-            <w:pStyle w:val="TOC1"/>
+            <w:pStyle w:val="16"/>
             <w:tabs>
               <w:tab w:val="right" w:leader="dot" w:pos="8306"/>
             </w:tabs>
           </w:pPr>
           <w:r>
             <w:rPr>
-              <w:rFonts w:ascii="宋体" w:eastAsia="宋体" w:hAnsi="宋体" w:cs="宋体" w:hint="eastAsia"/>
+              <w:rFonts w:hint="eastAsia" w:ascii="宋体" w:hAnsi="宋体" w:eastAsia="宋体" w:cs="宋体"/>
               <w:szCs w:val="24"/>
             </w:rPr>
             <w:fldChar w:fldCharType="begin"/>
           </w:r>
           <w:r>
             <w:rPr>
-              <w:rFonts w:ascii="宋体" w:eastAsia="宋体" w:hAnsi="宋体" w:cs="宋体" w:hint="eastAsia"/>
-              <w:szCs w:val="24"/>
-            </w:rPr>
-            <w:instrText xml:space="preserve"> HYPERLINK \l _Toc1352 </w:instrText>
-          </w:r>
-          <w:r>
-            <w:rPr>
-              <w:rFonts w:ascii="宋体" w:eastAsia="宋体" w:hAnsi="宋体" w:cs="宋体" w:hint="eastAsia"/>
+              <w:rFonts w:hint="eastAsia" w:ascii="宋体" w:hAnsi="宋体" w:eastAsia="宋体" w:cs="宋体"/>
+              <w:szCs w:val="24"/>
+            </w:rPr>
+            <w:instrText xml:space="preserve"> HYPERLINK \l _Toc12622 </w:instrText>
+          </w:r>
+          <w:r>
+            <w:rPr>
+              <w:rFonts w:hint="eastAsia" w:ascii="宋体" w:hAnsi="宋体" w:eastAsia="宋体" w:cs="宋体"/>
               <w:szCs w:val="24"/>
             </w:rPr>
             <w:fldChar w:fldCharType="separate"/>
@@ -2148,7 +2169,7 @@
             <w:fldChar w:fldCharType="begin"/>
           </w:r>
           <w:r>
-            <w:instrText xml:space="preserve"> PAGEREF _Toc1352 \h </w:instrText>
+            <w:instrText xml:space="preserve"> PAGEREF _Toc12622 \h </w:instrText>
           </w:r>
           <w:r>
             <w:fldChar w:fldCharType="separate"/>
@@ -2161,7 +2182,7 @@
           </w:r>
           <w:r>
             <w:rPr>
-              <w:rFonts w:ascii="宋体" w:eastAsia="宋体" w:hAnsi="宋体" w:cs="宋体" w:hint="eastAsia"/>
+              <w:rFonts w:hint="eastAsia" w:ascii="宋体" w:hAnsi="宋体" w:eastAsia="宋体" w:cs="宋体"/>
               <w:szCs w:val="24"/>
             </w:rPr>
             <w:fldChar w:fldCharType="end"/>
@@ -2169,28 +2190,28 @@
         </w:p>
         <w:p>
           <w:pPr>
-            <w:pStyle w:val="TOC1"/>
+            <w:pStyle w:val="16"/>
             <w:tabs>
               <w:tab w:val="right" w:leader="dot" w:pos="8306"/>
             </w:tabs>
           </w:pPr>
           <w:r>
             <w:rPr>
-              <w:rFonts w:ascii="宋体" w:eastAsia="宋体" w:hAnsi="宋体" w:cs="宋体" w:hint="eastAsia"/>
+              <w:rFonts w:hint="eastAsia" w:ascii="宋体" w:hAnsi="宋体" w:eastAsia="宋体" w:cs="宋体"/>
               <w:szCs w:val="24"/>
             </w:rPr>
             <w:fldChar w:fldCharType="begin"/>
           </w:r>
           <w:r>
             <w:rPr>
-              <w:rFonts w:ascii="宋体" w:eastAsia="宋体" w:hAnsi="宋体" w:cs="宋体" w:hint="eastAsia"/>
-              <w:szCs w:val="24"/>
-            </w:rPr>
-            <w:instrText xml:space="preserve"> HYPERLINK \l _Toc1541 </w:instrText>
-          </w:r>
-          <w:r>
-            <w:rPr>
-              <w:rFonts w:ascii="宋体" w:eastAsia="宋体" w:hAnsi="宋体" w:cs="宋体" w:hint="eastAsia"/>
+              <w:rFonts w:hint="eastAsia" w:ascii="宋体" w:hAnsi="宋体" w:eastAsia="宋体" w:cs="宋体"/>
+              <w:szCs w:val="24"/>
+            </w:rPr>
+            <w:instrText xml:space="preserve"> HYPERLINK \l _Toc1537 </w:instrText>
+          </w:r>
+          <w:r>
+            <w:rPr>
+              <w:rFonts w:hint="eastAsia" w:ascii="宋体" w:hAnsi="宋体" w:eastAsia="宋体" w:cs="宋体"/>
               <w:szCs w:val="24"/>
             </w:rPr>
             <w:fldChar w:fldCharType="separate"/>
@@ -2209,7 +2230,7 @@
             <w:fldChar w:fldCharType="begin"/>
           </w:r>
           <w:r>
-            <w:instrText xml:space="preserve"> PAGEREF _Toc1541 \h </w:instrText>
+            <w:instrText xml:space="preserve"> PAGEREF _Toc1537 \h </w:instrText>
           </w:r>
           <w:r>
             <w:fldChar w:fldCharType="separate"/>
@@ -2222,7 +2243,7 @@
           </w:r>
           <w:r>
             <w:rPr>
-              <w:rFonts w:ascii="宋体" w:eastAsia="宋体" w:hAnsi="宋体" w:cs="宋体" w:hint="eastAsia"/>
+              <w:rFonts w:hint="eastAsia" w:ascii="宋体" w:hAnsi="宋体" w:eastAsia="宋体" w:cs="宋体"/>
               <w:szCs w:val="24"/>
             </w:rPr>
             <w:fldChar w:fldCharType="end"/>
@@ -2230,28 +2251,28 @@
         </w:p>
         <w:p>
           <w:pPr>
-            <w:pStyle w:val="TOC2"/>
+            <w:pStyle w:val="17"/>
             <w:tabs>
               <w:tab w:val="right" w:leader="dot" w:pos="8306"/>
             </w:tabs>
           </w:pPr>
           <w:r>
             <w:rPr>
-              <w:rFonts w:ascii="宋体" w:eastAsia="宋体" w:hAnsi="宋体" w:cs="宋体" w:hint="eastAsia"/>
+              <w:rFonts w:hint="eastAsia" w:ascii="宋体" w:hAnsi="宋体" w:eastAsia="宋体" w:cs="宋体"/>
               <w:szCs w:val="24"/>
             </w:rPr>
             <w:fldChar w:fldCharType="begin"/>
           </w:r>
           <w:r>
             <w:rPr>
-              <w:rFonts w:ascii="宋体" w:eastAsia="宋体" w:hAnsi="宋体" w:cs="宋体" w:hint="eastAsia"/>
-              <w:szCs w:val="24"/>
-            </w:rPr>
-            <w:instrText xml:space="preserve"> HYPERLINK \l _Toc9107 </w:instrText>
-          </w:r>
-          <w:r>
-            <w:rPr>
-              <w:rFonts w:ascii="宋体" w:eastAsia="宋体" w:hAnsi="宋体" w:cs="宋体" w:hint="eastAsia"/>
+              <w:rFonts w:hint="eastAsia" w:ascii="宋体" w:hAnsi="宋体" w:eastAsia="宋体" w:cs="宋体"/>
+              <w:szCs w:val="24"/>
+            </w:rPr>
+            <w:instrText xml:space="preserve"> HYPERLINK \l _Toc28383 </w:instrText>
+          </w:r>
+          <w:r>
+            <w:rPr>
+              <w:rFonts w:hint="eastAsia" w:ascii="宋体" w:hAnsi="宋体" w:eastAsia="宋体" w:cs="宋体"/>
               <w:szCs w:val="24"/>
             </w:rPr>
             <w:fldChar w:fldCharType="separate"/>
@@ -2270,7 +2291,7 @@
             <w:fldChar w:fldCharType="begin"/>
           </w:r>
           <w:r>
-            <w:instrText xml:space="preserve"> PAGEREF _Toc9107 \h </w:instrText>
+            <w:instrText xml:space="preserve"> PAGEREF _Toc28383 \h </w:instrText>
           </w:r>
           <w:r>
             <w:fldChar w:fldCharType="separate"/>
@@ -2283,7 +2304,7 @@
           </w:r>
           <w:r>
             <w:rPr>
-              <w:rFonts w:ascii="宋体" w:eastAsia="宋体" w:hAnsi="宋体" w:cs="宋体" w:hint="eastAsia"/>
+              <w:rFonts w:hint="eastAsia" w:ascii="宋体" w:hAnsi="宋体" w:eastAsia="宋体" w:cs="宋体"/>
               <w:szCs w:val="24"/>
             </w:rPr>
             <w:fldChar w:fldCharType="end"/>
@@ -2291,28 +2312,28 @@
         </w:p>
         <w:p>
           <w:pPr>
-            <w:pStyle w:val="TOC2"/>
+            <w:pStyle w:val="17"/>
             <w:tabs>
               <w:tab w:val="right" w:leader="dot" w:pos="8306"/>
             </w:tabs>
           </w:pPr>
           <w:r>
             <w:rPr>
-              <w:rFonts w:ascii="宋体" w:eastAsia="宋体" w:hAnsi="宋体" w:cs="宋体" w:hint="eastAsia"/>
+              <w:rFonts w:hint="eastAsia" w:ascii="宋体" w:hAnsi="宋体" w:eastAsia="宋体" w:cs="宋体"/>
               <w:szCs w:val="24"/>
             </w:rPr>
             <w:fldChar w:fldCharType="begin"/>
           </w:r>
           <w:r>
             <w:rPr>
-              <w:rFonts w:ascii="宋体" w:eastAsia="宋体" w:hAnsi="宋体" w:cs="宋体" w:hint="eastAsia"/>
-              <w:szCs w:val="24"/>
-            </w:rPr>
-            <w:instrText xml:space="preserve"> HYPERLINK \l _Toc13582 </w:instrText>
-          </w:r>
-          <w:r>
-            <w:rPr>
-              <w:rFonts w:ascii="宋体" w:eastAsia="宋体" w:hAnsi="宋体" w:cs="宋体" w:hint="eastAsia"/>
+              <w:rFonts w:hint="eastAsia" w:ascii="宋体" w:hAnsi="宋体" w:eastAsia="宋体" w:cs="宋体"/>
+              <w:szCs w:val="24"/>
+            </w:rPr>
+            <w:instrText xml:space="preserve"> HYPERLINK \l _Toc11024 </w:instrText>
+          </w:r>
+          <w:r>
+            <w:rPr>
+              <w:rFonts w:hint="eastAsia" w:ascii="宋体" w:hAnsi="宋体" w:eastAsia="宋体" w:cs="宋体"/>
               <w:szCs w:val="24"/>
             </w:rPr>
             <w:fldChar w:fldCharType="separate"/>
@@ -2331,7 +2352,7 @@
             <w:fldChar w:fldCharType="begin"/>
           </w:r>
           <w:r>
-            <w:instrText xml:space="preserve"> PAGEREF _Toc13582 \h </w:instrText>
+            <w:instrText xml:space="preserve"> PAGEREF _Toc11024 \h </w:instrText>
           </w:r>
           <w:r>
             <w:fldChar w:fldCharType="separate"/>
@@ -2344,7 +2365,7 @@
           </w:r>
           <w:r>
             <w:rPr>
-              <w:rFonts w:ascii="宋体" w:eastAsia="宋体" w:hAnsi="宋体" w:cs="宋体" w:hint="eastAsia"/>
+              <w:rFonts w:hint="eastAsia" w:ascii="宋体" w:hAnsi="宋体" w:eastAsia="宋体" w:cs="宋体"/>
               <w:szCs w:val="24"/>
             </w:rPr>
             <w:fldChar w:fldCharType="end"/>
@@ -2352,28 +2373,28 @@
         </w:p>
         <w:p>
           <w:pPr>
-            <w:pStyle w:val="TOC2"/>
+            <w:pStyle w:val="17"/>
             <w:tabs>
               <w:tab w:val="right" w:leader="dot" w:pos="8306"/>
             </w:tabs>
           </w:pPr>
           <w:r>
             <w:rPr>
-              <w:rFonts w:ascii="宋体" w:eastAsia="宋体" w:hAnsi="宋体" w:cs="宋体" w:hint="eastAsia"/>
+              <w:rFonts w:hint="eastAsia" w:ascii="宋体" w:hAnsi="宋体" w:eastAsia="宋体" w:cs="宋体"/>
               <w:szCs w:val="24"/>
             </w:rPr>
             <w:fldChar w:fldCharType="begin"/>
           </w:r>
           <w:r>
             <w:rPr>
-              <w:rFonts w:ascii="宋体" w:eastAsia="宋体" w:hAnsi="宋体" w:cs="宋体" w:hint="eastAsia"/>
-              <w:szCs w:val="24"/>
-            </w:rPr>
-            <w:instrText xml:space="preserve"> HYPERLINK \l _Toc9693 </w:instrText>
-          </w:r>
-          <w:r>
-            <w:rPr>
-              <w:rFonts w:ascii="宋体" w:eastAsia="宋体" w:hAnsi="宋体" w:cs="宋体" w:hint="eastAsia"/>
+              <w:rFonts w:hint="eastAsia" w:ascii="宋体" w:hAnsi="宋体" w:eastAsia="宋体" w:cs="宋体"/>
+              <w:szCs w:val="24"/>
+            </w:rPr>
+            <w:instrText xml:space="preserve"> HYPERLINK \l _Toc20238 </w:instrText>
+          </w:r>
+          <w:r>
+            <w:rPr>
+              <w:rFonts w:hint="eastAsia" w:ascii="宋体" w:hAnsi="宋体" w:eastAsia="宋体" w:cs="宋体"/>
               <w:szCs w:val="24"/>
             </w:rPr>
             <w:fldChar w:fldCharType="separate"/>
@@ -2392,7 +2413,7 @@
             <w:fldChar w:fldCharType="begin"/>
           </w:r>
           <w:r>
-            <w:instrText xml:space="preserve"> PAGEREF _Toc9693 \h </w:instrText>
+            <w:instrText xml:space="preserve"> PAGEREF _Toc20238 \h </w:instrText>
           </w:r>
           <w:r>
             <w:fldChar w:fldCharType="separate"/>
@@ -2405,7 +2426,7 @@
           </w:r>
           <w:r>
             <w:rPr>
-              <w:rFonts w:ascii="宋体" w:eastAsia="宋体" w:hAnsi="宋体" w:cs="宋体" w:hint="eastAsia"/>
+              <w:rFonts w:hint="eastAsia" w:ascii="宋体" w:hAnsi="宋体" w:eastAsia="宋体" w:cs="宋体"/>
               <w:szCs w:val="24"/>
             </w:rPr>
             <w:fldChar w:fldCharType="end"/>
@@ -2413,28 +2434,28 @@
         </w:p>
         <w:p>
           <w:pPr>
-            <w:pStyle w:val="TOC2"/>
+            <w:pStyle w:val="17"/>
             <w:tabs>
               <w:tab w:val="right" w:leader="dot" w:pos="8306"/>
             </w:tabs>
           </w:pPr>
           <w:r>
             <w:rPr>
-              <w:rFonts w:ascii="宋体" w:eastAsia="宋体" w:hAnsi="宋体" w:cs="宋体" w:hint="eastAsia"/>
+              <w:rFonts w:hint="eastAsia" w:ascii="宋体" w:hAnsi="宋体" w:eastAsia="宋体" w:cs="宋体"/>
               <w:szCs w:val="24"/>
             </w:rPr>
             <w:fldChar w:fldCharType="begin"/>
           </w:r>
           <w:r>
             <w:rPr>
-              <w:rFonts w:ascii="宋体" w:eastAsia="宋体" w:hAnsi="宋体" w:cs="宋体" w:hint="eastAsia"/>
-              <w:szCs w:val="24"/>
-            </w:rPr>
-            <w:instrText xml:space="preserve"> HYPERLINK \l _Toc30877 </w:instrText>
-          </w:r>
-          <w:r>
-            <w:rPr>
-              <w:rFonts w:ascii="宋体" w:eastAsia="宋体" w:hAnsi="宋体" w:cs="宋体" w:hint="eastAsia"/>
+              <w:rFonts w:hint="eastAsia" w:ascii="宋体" w:hAnsi="宋体" w:eastAsia="宋体" w:cs="宋体"/>
+              <w:szCs w:val="24"/>
+            </w:rPr>
+            <w:instrText xml:space="preserve"> HYPERLINK \l _Toc25235 </w:instrText>
+          </w:r>
+          <w:r>
+            <w:rPr>
+              <w:rFonts w:hint="eastAsia" w:ascii="宋体" w:hAnsi="宋体" w:eastAsia="宋体" w:cs="宋体"/>
               <w:szCs w:val="24"/>
             </w:rPr>
             <w:fldChar w:fldCharType="separate"/>
@@ -2453,7 +2474,7 @@
             <w:fldChar w:fldCharType="begin"/>
           </w:r>
           <w:r>
-            <w:instrText xml:space="preserve"> PAGEREF _Toc30877 \h </w:instrText>
+            <w:instrText xml:space="preserve"> PAGEREF _Toc25235 \h </w:instrText>
           </w:r>
           <w:r>
             <w:fldChar w:fldCharType="separate"/>
@@ -2466,7 +2487,7 @@
           </w:r>
           <w:r>
             <w:rPr>
-              <w:rFonts w:ascii="宋体" w:eastAsia="宋体" w:hAnsi="宋体" w:cs="宋体" w:hint="eastAsia"/>
+              <w:rFonts w:hint="eastAsia" w:ascii="宋体" w:hAnsi="宋体" w:eastAsia="宋体" w:cs="宋体"/>
               <w:szCs w:val="24"/>
             </w:rPr>
             <w:fldChar w:fldCharType="end"/>
@@ -2474,28 +2495,28 @@
         </w:p>
         <w:p>
           <w:pPr>
-            <w:pStyle w:val="TOC1"/>
+            <w:pStyle w:val="16"/>
             <w:tabs>
               <w:tab w:val="right" w:leader="dot" w:pos="8306"/>
             </w:tabs>
           </w:pPr>
           <w:r>
             <w:rPr>
-              <w:rFonts w:ascii="宋体" w:eastAsia="宋体" w:hAnsi="宋体" w:cs="宋体" w:hint="eastAsia"/>
+              <w:rFonts w:hint="eastAsia" w:ascii="宋体" w:hAnsi="宋体" w:eastAsia="宋体" w:cs="宋体"/>
               <w:szCs w:val="24"/>
             </w:rPr>
             <w:fldChar w:fldCharType="begin"/>
           </w:r>
           <w:r>
             <w:rPr>
-              <w:rFonts w:ascii="宋体" w:eastAsia="宋体" w:hAnsi="宋体" w:cs="宋体" w:hint="eastAsia"/>
-              <w:szCs w:val="24"/>
-            </w:rPr>
-            <w:instrText xml:space="preserve"> HYPERLINK \l _Toc4609 </w:instrText>
-          </w:r>
-          <w:r>
-            <w:rPr>
-              <w:rFonts w:ascii="宋体" w:eastAsia="宋体" w:hAnsi="宋体" w:cs="宋体" w:hint="eastAsia"/>
+              <w:rFonts w:hint="eastAsia" w:ascii="宋体" w:hAnsi="宋体" w:eastAsia="宋体" w:cs="宋体"/>
+              <w:szCs w:val="24"/>
+            </w:rPr>
+            <w:instrText xml:space="preserve"> HYPERLINK \l _Toc19960 </w:instrText>
+          </w:r>
+          <w:r>
+            <w:rPr>
+              <w:rFonts w:hint="eastAsia" w:ascii="宋体" w:hAnsi="宋体" w:eastAsia="宋体" w:cs="宋体"/>
               <w:szCs w:val="24"/>
             </w:rPr>
             <w:fldChar w:fldCharType="separate"/>
@@ -2514,7 +2535,7 @@
             <w:fldChar w:fldCharType="begin"/>
           </w:r>
           <w:r>
-            <w:instrText xml:space="preserve"> PAGEREF _Toc4609 \h </w:instrText>
+            <w:instrText xml:space="preserve"> PAGEREF _Toc19960 \h </w:instrText>
           </w:r>
           <w:r>
             <w:fldChar w:fldCharType="separate"/>
@@ -2527,7 +2548,7 @@
           </w:r>
           <w:r>
             <w:rPr>
-              <w:rFonts w:ascii="宋体" w:eastAsia="宋体" w:hAnsi="宋体" w:cs="宋体" w:hint="eastAsia"/>
+              <w:rFonts w:hint="eastAsia" w:ascii="宋体" w:hAnsi="宋体" w:eastAsia="宋体" w:cs="宋体"/>
               <w:szCs w:val="24"/>
             </w:rPr>
             <w:fldChar w:fldCharType="end"/>
@@ -2535,28 +2556,28 @@
         </w:p>
         <w:p>
           <w:pPr>
-            <w:pStyle w:val="TOC2"/>
+            <w:pStyle w:val="17"/>
             <w:tabs>
               <w:tab w:val="right" w:leader="dot" w:pos="8306"/>
             </w:tabs>
           </w:pPr>
           <w:r>
             <w:rPr>
-              <w:rFonts w:ascii="宋体" w:eastAsia="宋体" w:hAnsi="宋体" w:cs="宋体" w:hint="eastAsia"/>
+              <w:rFonts w:hint="eastAsia" w:ascii="宋体" w:hAnsi="宋体" w:eastAsia="宋体" w:cs="宋体"/>
               <w:szCs w:val="24"/>
             </w:rPr>
             <w:fldChar w:fldCharType="begin"/>
           </w:r>
           <w:r>
             <w:rPr>
-              <w:rFonts w:ascii="宋体" w:eastAsia="宋体" w:hAnsi="宋体" w:cs="宋体" w:hint="eastAsia"/>
-              <w:szCs w:val="24"/>
-            </w:rPr>
-            <w:instrText xml:space="preserve"> HYPERLINK \l _Toc19800 </w:instrText>
-          </w:r>
-          <w:r>
-            <w:rPr>
-              <w:rFonts w:ascii="宋体" w:eastAsia="宋体" w:hAnsi="宋体" w:cs="宋体" w:hint="eastAsia"/>
+              <w:rFonts w:hint="eastAsia" w:ascii="宋体" w:hAnsi="宋体" w:eastAsia="宋体" w:cs="宋体"/>
+              <w:szCs w:val="24"/>
+            </w:rPr>
+            <w:instrText xml:space="preserve"> HYPERLINK \l _Toc27802 </w:instrText>
+          </w:r>
+          <w:r>
+            <w:rPr>
+              <w:rFonts w:hint="eastAsia" w:ascii="宋体" w:hAnsi="宋体" w:eastAsia="宋体" w:cs="宋体"/>
               <w:szCs w:val="24"/>
             </w:rPr>
             <w:fldChar w:fldCharType="separate"/>
@@ -2575,7 +2596,7 @@
             <w:fldChar w:fldCharType="begin"/>
           </w:r>
           <w:r>
-            <w:instrText xml:space="preserve"> PAGEREF _Toc19800 \h </w:instrText>
+            <w:instrText xml:space="preserve"> PAGEREF _Toc27802 \h </w:instrText>
           </w:r>
           <w:r>
             <w:fldChar w:fldCharType="separate"/>
@@ -2588,7 +2609,7 @@
           </w:r>
           <w:r>
             <w:rPr>
-              <w:rFonts w:ascii="宋体" w:eastAsia="宋体" w:hAnsi="宋体" w:cs="宋体" w:hint="eastAsia"/>
+              <w:rFonts w:hint="eastAsia" w:ascii="宋体" w:hAnsi="宋体" w:eastAsia="宋体" w:cs="宋体"/>
               <w:szCs w:val="24"/>
             </w:rPr>
             <w:fldChar w:fldCharType="end"/>
@@ -2596,28 +2617,28 @@
         </w:p>
         <w:p>
           <w:pPr>
-            <w:pStyle w:val="TOC2"/>
+            <w:pStyle w:val="17"/>
             <w:tabs>
               <w:tab w:val="right" w:leader="dot" w:pos="8306"/>
             </w:tabs>
           </w:pPr>
           <w:r>
             <w:rPr>
-              <w:rFonts w:ascii="宋体" w:eastAsia="宋体" w:hAnsi="宋体" w:cs="宋体" w:hint="eastAsia"/>
+              <w:rFonts w:hint="eastAsia" w:ascii="宋体" w:hAnsi="宋体" w:eastAsia="宋体" w:cs="宋体"/>
               <w:szCs w:val="24"/>
             </w:rPr>
             <w:fldChar w:fldCharType="begin"/>
           </w:r>
           <w:r>
             <w:rPr>
-              <w:rFonts w:ascii="宋体" w:eastAsia="宋体" w:hAnsi="宋体" w:cs="宋体" w:hint="eastAsia"/>
-              <w:szCs w:val="24"/>
-            </w:rPr>
-            <w:instrText xml:space="preserve"> HYPERLINK \l _Toc3965 </w:instrText>
-          </w:r>
-          <w:r>
-            <w:rPr>
-              <w:rFonts w:ascii="宋体" w:eastAsia="宋体" w:hAnsi="宋体" w:cs="宋体" w:hint="eastAsia"/>
+              <w:rFonts w:hint="eastAsia" w:ascii="宋体" w:hAnsi="宋体" w:eastAsia="宋体" w:cs="宋体"/>
+              <w:szCs w:val="24"/>
+            </w:rPr>
+            <w:instrText xml:space="preserve"> HYPERLINK \l _Toc13873 </w:instrText>
+          </w:r>
+          <w:r>
+            <w:rPr>
+              <w:rFonts w:hint="eastAsia" w:ascii="宋体" w:hAnsi="宋体" w:eastAsia="宋体" w:cs="宋体"/>
               <w:szCs w:val="24"/>
             </w:rPr>
             <w:fldChar w:fldCharType="separate"/>
@@ -2636,7 +2657,7 @@
             <w:fldChar w:fldCharType="begin"/>
           </w:r>
           <w:r>
-            <w:instrText xml:space="preserve"> PAGEREF _Toc3965 \h </w:instrText>
+            <w:instrText xml:space="preserve"> PAGEREF _Toc13873 \h </w:instrText>
           </w:r>
           <w:r>
             <w:fldChar w:fldCharType="separate"/>
@@ -2649,7 +2670,7 @@
           </w:r>
           <w:r>
             <w:rPr>
-              <w:rFonts w:ascii="宋体" w:eastAsia="宋体" w:hAnsi="宋体" w:cs="宋体" w:hint="eastAsia"/>
+              <w:rFonts w:hint="eastAsia" w:ascii="宋体" w:hAnsi="宋体" w:eastAsia="宋体" w:cs="宋体"/>
               <w:szCs w:val="24"/>
             </w:rPr>
             <w:fldChar w:fldCharType="end"/>
@@ -2657,28 +2678,28 @@
         </w:p>
         <w:p>
           <w:pPr>
-            <w:pStyle w:val="TOC2"/>
+            <w:pStyle w:val="17"/>
             <w:tabs>
               <w:tab w:val="right" w:leader="dot" w:pos="8306"/>
             </w:tabs>
           </w:pPr>
           <w:r>
             <w:rPr>
-              <w:rFonts w:ascii="宋体" w:eastAsia="宋体" w:hAnsi="宋体" w:cs="宋体" w:hint="eastAsia"/>
+              <w:rFonts w:hint="eastAsia" w:ascii="宋体" w:hAnsi="宋体" w:eastAsia="宋体" w:cs="宋体"/>
               <w:szCs w:val="24"/>
             </w:rPr>
             <w:fldChar w:fldCharType="begin"/>
           </w:r>
           <w:r>
             <w:rPr>
-              <w:rFonts w:ascii="宋体" w:eastAsia="宋体" w:hAnsi="宋体" w:cs="宋体" w:hint="eastAsia"/>
-              <w:szCs w:val="24"/>
-            </w:rPr>
-            <w:instrText xml:space="preserve"> HYPERLINK \l _Toc3208 </w:instrText>
-          </w:r>
-          <w:r>
-            <w:rPr>
-              <w:rFonts w:ascii="宋体" w:eastAsia="宋体" w:hAnsi="宋体" w:cs="宋体" w:hint="eastAsia"/>
+              <w:rFonts w:hint="eastAsia" w:ascii="宋体" w:hAnsi="宋体" w:eastAsia="宋体" w:cs="宋体"/>
+              <w:szCs w:val="24"/>
+            </w:rPr>
+            <w:instrText xml:space="preserve"> HYPERLINK \l _Toc20775 </w:instrText>
+          </w:r>
+          <w:r>
+            <w:rPr>
+              <w:rFonts w:hint="eastAsia" w:ascii="宋体" w:hAnsi="宋体" w:eastAsia="宋体" w:cs="宋体"/>
               <w:szCs w:val="24"/>
             </w:rPr>
             <w:fldChar w:fldCharType="separate"/>
@@ -2697,7 +2718,7 @@
             <w:fldChar w:fldCharType="begin"/>
           </w:r>
           <w:r>
-            <w:instrText xml:space="preserve"> PAGEREF _Toc3208 \h </w:instrText>
+            <w:instrText xml:space="preserve"> PAGEREF _Toc20775 \h </w:instrText>
           </w:r>
           <w:r>
             <w:fldChar w:fldCharType="separate"/>
@@ -2710,7 +2731,7 @@
           </w:r>
           <w:r>
             <w:rPr>
-              <w:rFonts w:ascii="宋体" w:eastAsia="宋体" w:hAnsi="宋体" w:cs="宋体" w:hint="eastAsia"/>
+              <w:rFonts w:hint="eastAsia" w:ascii="宋体" w:hAnsi="宋体" w:eastAsia="宋体" w:cs="宋体"/>
               <w:szCs w:val="24"/>
             </w:rPr>
             <w:fldChar w:fldCharType="end"/>
@@ -2718,28 +2739,28 @@
         </w:p>
         <w:p>
           <w:pPr>
-            <w:pStyle w:val="TOC2"/>
+            <w:pStyle w:val="17"/>
             <w:tabs>
               <w:tab w:val="right" w:leader="dot" w:pos="8306"/>
             </w:tabs>
           </w:pPr>
           <w:r>
             <w:rPr>
-              <w:rFonts w:ascii="宋体" w:eastAsia="宋体" w:hAnsi="宋体" w:cs="宋体" w:hint="eastAsia"/>
+              <w:rFonts w:hint="eastAsia" w:ascii="宋体" w:hAnsi="宋体" w:eastAsia="宋体" w:cs="宋体"/>
               <w:szCs w:val="24"/>
             </w:rPr>
             <w:fldChar w:fldCharType="begin"/>
           </w:r>
           <w:r>
             <w:rPr>
-              <w:rFonts w:ascii="宋体" w:eastAsia="宋体" w:hAnsi="宋体" w:cs="宋体" w:hint="eastAsia"/>
-              <w:szCs w:val="24"/>
-            </w:rPr>
-            <w:instrText xml:space="preserve"> HYPERLINK \l _Toc11048 </w:instrText>
-          </w:r>
-          <w:r>
-            <w:rPr>
-              <w:rFonts w:ascii="宋体" w:eastAsia="宋体" w:hAnsi="宋体" w:cs="宋体" w:hint="eastAsia"/>
+              <w:rFonts w:hint="eastAsia" w:ascii="宋体" w:hAnsi="宋体" w:eastAsia="宋体" w:cs="宋体"/>
+              <w:szCs w:val="24"/>
+            </w:rPr>
+            <w:instrText xml:space="preserve"> HYPERLINK \l _Toc8324 </w:instrText>
+          </w:r>
+          <w:r>
+            <w:rPr>
+              <w:rFonts w:hint="eastAsia" w:ascii="宋体" w:hAnsi="宋体" w:eastAsia="宋体" w:cs="宋体"/>
               <w:szCs w:val="24"/>
             </w:rPr>
             <w:fldChar w:fldCharType="separate"/>
@@ -2758,7 +2779,7 @@
             <w:fldChar w:fldCharType="begin"/>
           </w:r>
           <w:r>
-            <w:instrText xml:space="preserve"> PAGEREF _Toc11048 \h </w:instrText>
+            <w:instrText xml:space="preserve"> PAGEREF _Toc8324 \h </w:instrText>
           </w:r>
           <w:r>
             <w:fldChar w:fldCharType="separate"/>
@@ -2771,7 +2792,7 @@
           </w:r>
           <w:r>
             <w:rPr>
-              <w:rFonts w:ascii="宋体" w:eastAsia="宋体" w:hAnsi="宋体" w:cs="宋体" w:hint="eastAsia"/>
+              <w:rFonts w:hint="eastAsia" w:ascii="宋体" w:hAnsi="宋体" w:eastAsia="宋体" w:cs="宋体"/>
               <w:szCs w:val="24"/>
             </w:rPr>
             <w:fldChar w:fldCharType="end"/>
@@ -2779,28 +2800,28 @@
         </w:p>
         <w:p>
           <w:pPr>
-            <w:pStyle w:val="TOC2"/>
+            <w:pStyle w:val="17"/>
             <w:tabs>
               <w:tab w:val="right" w:leader="dot" w:pos="8306"/>
             </w:tabs>
           </w:pPr>
           <w:r>
             <w:rPr>
-              <w:rFonts w:ascii="宋体" w:eastAsia="宋体" w:hAnsi="宋体" w:cs="宋体" w:hint="eastAsia"/>
+              <w:rFonts w:hint="eastAsia" w:ascii="宋体" w:hAnsi="宋体" w:eastAsia="宋体" w:cs="宋体"/>
               <w:szCs w:val="24"/>
             </w:rPr>
             <w:fldChar w:fldCharType="begin"/>
           </w:r>
           <w:r>
             <w:rPr>
-              <w:rFonts w:ascii="宋体" w:eastAsia="宋体" w:hAnsi="宋体" w:cs="宋体" w:hint="eastAsia"/>
-              <w:szCs w:val="24"/>
-            </w:rPr>
-            <w:instrText xml:space="preserve"> HYPERLINK \l _Toc11635 </w:instrText>
-          </w:r>
-          <w:r>
-            <w:rPr>
-              <w:rFonts w:ascii="宋体" w:eastAsia="宋体" w:hAnsi="宋体" w:cs="宋体" w:hint="eastAsia"/>
+              <w:rFonts w:hint="eastAsia" w:ascii="宋体" w:hAnsi="宋体" w:eastAsia="宋体" w:cs="宋体"/>
+              <w:szCs w:val="24"/>
+            </w:rPr>
+            <w:instrText xml:space="preserve"> HYPERLINK \l _Toc31584 </w:instrText>
+          </w:r>
+          <w:r>
+            <w:rPr>
+              <w:rFonts w:hint="eastAsia" w:ascii="宋体" w:hAnsi="宋体" w:eastAsia="宋体" w:cs="宋体"/>
               <w:szCs w:val="24"/>
             </w:rPr>
             <w:fldChar w:fldCharType="separate"/>
@@ -2819,7 +2840,7 @@
             <w:fldChar w:fldCharType="begin"/>
           </w:r>
           <w:r>
-            <w:instrText xml:space="preserve"> PAGEREF _Toc11635 \h </w:instrText>
+            <w:instrText xml:space="preserve"> PAGEREF _Toc31584 \h </w:instrText>
           </w:r>
           <w:r>
             <w:fldChar w:fldCharType="separate"/>
@@ -2832,7 +2853,7 @@
           </w:r>
           <w:r>
             <w:rPr>
-              <w:rFonts w:ascii="宋体" w:eastAsia="宋体" w:hAnsi="宋体" w:cs="宋体" w:hint="eastAsia"/>
+              <w:rFonts w:hint="eastAsia" w:ascii="宋体" w:hAnsi="宋体" w:eastAsia="宋体" w:cs="宋体"/>
               <w:szCs w:val="24"/>
             </w:rPr>
             <w:fldChar w:fldCharType="end"/>
@@ -2840,28 +2861,28 @@
         </w:p>
         <w:p>
           <w:pPr>
-            <w:pStyle w:val="TOC2"/>
+            <w:pStyle w:val="17"/>
             <w:tabs>
               <w:tab w:val="right" w:leader="dot" w:pos="8306"/>
             </w:tabs>
           </w:pPr>
           <w:r>
             <w:rPr>
-              <w:rFonts w:ascii="宋体" w:eastAsia="宋体" w:hAnsi="宋体" w:cs="宋体" w:hint="eastAsia"/>
+              <w:rFonts w:hint="eastAsia" w:ascii="宋体" w:hAnsi="宋体" w:eastAsia="宋体" w:cs="宋体"/>
               <w:szCs w:val="24"/>
             </w:rPr>
             <w:fldChar w:fldCharType="begin"/>
           </w:r>
           <w:r>
             <w:rPr>
-              <w:rFonts w:ascii="宋体" w:eastAsia="宋体" w:hAnsi="宋体" w:cs="宋体" w:hint="eastAsia"/>
-              <w:szCs w:val="24"/>
-            </w:rPr>
-            <w:instrText xml:space="preserve"> HYPERLINK \l _Toc28091 </w:instrText>
-          </w:r>
-          <w:r>
-            <w:rPr>
-              <w:rFonts w:ascii="宋体" w:eastAsia="宋体" w:hAnsi="宋体" w:cs="宋体" w:hint="eastAsia"/>
+              <w:rFonts w:hint="eastAsia" w:ascii="宋体" w:hAnsi="宋体" w:eastAsia="宋体" w:cs="宋体"/>
+              <w:szCs w:val="24"/>
+            </w:rPr>
+            <w:instrText xml:space="preserve"> HYPERLINK \l _Toc21216 </w:instrText>
+          </w:r>
+          <w:r>
+            <w:rPr>
+              <w:rFonts w:hint="eastAsia" w:ascii="宋体" w:hAnsi="宋体" w:eastAsia="宋体" w:cs="宋体"/>
               <w:szCs w:val="24"/>
             </w:rPr>
             <w:fldChar w:fldCharType="separate"/>
@@ -2887,7 +2908,7 @@
             <w:fldChar w:fldCharType="begin"/>
           </w:r>
           <w:r>
-            <w:instrText xml:space="preserve"> PAGEREF _Toc28091 \h </w:instrText>
+            <w:instrText xml:space="preserve"> PAGEREF _Toc21216 \h </w:instrText>
           </w:r>
           <w:r>
             <w:fldChar w:fldCharType="separate"/>
@@ -2900,7 +2921,7 @@
           </w:r>
           <w:r>
             <w:rPr>
-              <w:rFonts w:ascii="宋体" w:eastAsia="宋体" w:hAnsi="宋体" w:cs="宋体" w:hint="eastAsia"/>
+              <w:rFonts w:hint="eastAsia" w:ascii="宋体" w:hAnsi="宋体" w:eastAsia="宋体" w:cs="宋体"/>
               <w:szCs w:val="24"/>
             </w:rPr>
             <w:fldChar w:fldCharType="end"/>
@@ -2908,28 +2929,28 @@
         </w:p>
         <w:p>
           <w:pPr>
-            <w:pStyle w:val="TOC1"/>
+            <w:pStyle w:val="16"/>
             <w:tabs>
               <w:tab w:val="right" w:leader="dot" w:pos="8306"/>
             </w:tabs>
           </w:pPr>
           <w:r>
             <w:rPr>
-              <w:rFonts w:ascii="宋体" w:eastAsia="宋体" w:hAnsi="宋体" w:cs="宋体" w:hint="eastAsia"/>
+              <w:rFonts w:hint="eastAsia" w:ascii="宋体" w:hAnsi="宋体" w:eastAsia="宋体" w:cs="宋体"/>
               <w:szCs w:val="24"/>
             </w:rPr>
             <w:fldChar w:fldCharType="begin"/>
           </w:r>
           <w:r>
             <w:rPr>
-              <w:rFonts w:ascii="宋体" w:eastAsia="宋体" w:hAnsi="宋体" w:cs="宋体" w:hint="eastAsia"/>
-              <w:szCs w:val="24"/>
-            </w:rPr>
-            <w:instrText xml:space="preserve"> HYPERLINK \l _Toc29270 </w:instrText>
-          </w:r>
-          <w:r>
-            <w:rPr>
-              <w:rFonts w:ascii="宋体" w:eastAsia="宋体" w:hAnsi="宋体" w:cs="宋体" w:hint="eastAsia"/>
+              <w:rFonts w:hint="eastAsia" w:ascii="宋体" w:hAnsi="宋体" w:eastAsia="宋体" w:cs="宋体"/>
+              <w:szCs w:val="24"/>
+            </w:rPr>
+            <w:instrText xml:space="preserve"> HYPERLINK \l _Toc2900 </w:instrText>
+          </w:r>
+          <w:r>
+            <w:rPr>
+              <w:rFonts w:hint="eastAsia" w:ascii="宋体" w:hAnsi="宋体" w:eastAsia="宋体" w:cs="宋体"/>
               <w:szCs w:val="24"/>
             </w:rPr>
             <w:fldChar w:fldCharType="separate"/>
@@ -2948,7 +2969,7 @@
             <w:fldChar w:fldCharType="begin"/>
           </w:r>
           <w:r>
-            <w:instrText xml:space="preserve"> PAGEREF _Toc29270 \h </w:instrText>
+            <w:instrText xml:space="preserve"> PAGEREF _Toc2900 \h </w:instrText>
           </w:r>
           <w:r>
             <w:fldChar w:fldCharType="separate"/>
@@ -2961,7 +2982,7 @@
           </w:r>
           <w:r>
             <w:rPr>
-              <w:rFonts w:ascii="宋体" w:eastAsia="宋体" w:hAnsi="宋体" w:cs="宋体" w:hint="eastAsia"/>
+              <w:rFonts w:hint="eastAsia" w:ascii="宋体" w:hAnsi="宋体" w:eastAsia="宋体" w:cs="宋体"/>
               <w:szCs w:val="24"/>
             </w:rPr>
             <w:fldChar w:fldCharType="end"/>
@@ -2969,28 +2990,28 @@
         </w:p>
         <w:p>
           <w:pPr>
-            <w:pStyle w:val="TOC2"/>
+            <w:pStyle w:val="17"/>
             <w:tabs>
               <w:tab w:val="right" w:leader="dot" w:pos="8306"/>
             </w:tabs>
           </w:pPr>
           <w:r>
             <w:rPr>
-              <w:rFonts w:ascii="宋体" w:eastAsia="宋体" w:hAnsi="宋体" w:cs="宋体" w:hint="eastAsia"/>
+              <w:rFonts w:hint="eastAsia" w:ascii="宋体" w:hAnsi="宋体" w:eastAsia="宋体" w:cs="宋体"/>
               <w:szCs w:val="24"/>
             </w:rPr>
             <w:fldChar w:fldCharType="begin"/>
           </w:r>
           <w:r>
             <w:rPr>
-              <w:rFonts w:ascii="宋体" w:eastAsia="宋体" w:hAnsi="宋体" w:cs="宋体" w:hint="eastAsia"/>
-              <w:szCs w:val="24"/>
-            </w:rPr>
-            <w:instrText xml:space="preserve"> HYPERLINK \l _Toc863 </w:instrText>
-          </w:r>
-          <w:r>
-            <w:rPr>
-              <w:rFonts w:ascii="宋体" w:eastAsia="宋体" w:hAnsi="宋体" w:cs="宋体" w:hint="eastAsia"/>
+              <w:rFonts w:hint="eastAsia" w:ascii="宋体" w:hAnsi="宋体" w:eastAsia="宋体" w:cs="宋体"/>
+              <w:szCs w:val="24"/>
+            </w:rPr>
+            <w:instrText xml:space="preserve"> HYPERLINK \l _Toc32653 </w:instrText>
+          </w:r>
+          <w:r>
+            <w:rPr>
+              <w:rFonts w:hint="eastAsia" w:ascii="宋体" w:hAnsi="宋体" w:eastAsia="宋体" w:cs="宋体"/>
               <w:szCs w:val="24"/>
             </w:rPr>
             <w:fldChar w:fldCharType="separate"/>
@@ -3009,7 +3030,7 @@
             <w:fldChar w:fldCharType="begin"/>
           </w:r>
           <w:r>
-            <w:instrText xml:space="preserve"> PAGEREF _Toc863 \h </w:instrText>
+            <w:instrText xml:space="preserve"> PAGEREF _Toc32653 \h </w:instrText>
           </w:r>
           <w:r>
             <w:fldChar w:fldCharType="separate"/>
@@ -3022,7 +3043,7 @@
           </w:r>
           <w:r>
             <w:rPr>
-              <w:rFonts w:ascii="宋体" w:eastAsia="宋体" w:hAnsi="宋体" w:cs="宋体" w:hint="eastAsia"/>
+              <w:rFonts w:hint="eastAsia" w:ascii="宋体" w:hAnsi="宋体" w:eastAsia="宋体" w:cs="宋体"/>
               <w:szCs w:val="24"/>
             </w:rPr>
             <w:fldChar w:fldCharType="end"/>
@@ -3030,28 +3051,28 @@
         </w:p>
         <w:p>
           <w:pPr>
-            <w:pStyle w:val="TOC2"/>
+            <w:pStyle w:val="17"/>
             <w:tabs>
               <w:tab w:val="right" w:leader="dot" w:pos="8306"/>
             </w:tabs>
           </w:pPr>
           <w:r>
             <w:rPr>
-              <w:rFonts w:ascii="宋体" w:eastAsia="宋体" w:hAnsi="宋体" w:cs="宋体" w:hint="eastAsia"/>
+              <w:rFonts w:hint="eastAsia" w:ascii="宋体" w:hAnsi="宋体" w:eastAsia="宋体" w:cs="宋体"/>
               <w:szCs w:val="24"/>
             </w:rPr>
             <w:fldChar w:fldCharType="begin"/>
           </w:r>
           <w:r>
             <w:rPr>
-              <w:rFonts w:ascii="宋体" w:eastAsia="宋体" w:hAnsi="宋体" w:cs="宋体" w:hint="eastAsia"/>
-              <w:szCs w:val="24"/>
-            </w:rPr>
-            <w:instrText xml:space="preserve"> HYPERLINK \l _Toc26150 </w:instrText>
-          </w:r>
-          <w:r>
-            <w:rPr>
-              <w:rFonts w:ascii="宋体" w:eastAsia="宋体" w:hAnsi="宋体" w:cs="宋体" w:hint="eastAsia"/>
+              <w:rFonts w:hint="eastAsia" w:ascii="宋体" w:hAnsi="宋体" w:eastAsia="宋体" w:cs="宋体"/>
+              <w:szCs w:val="24"/>
+            </w:rPr>
+            <w:instrText xml:space="preserve"> HYPERLINK \l _Toc31444 </w:instrText>
+          </w:r>
+          <w:r>
+            <w:rPr>
+              <w:rFonts w:hint="eastAsia" w:ascii="宋体" w:hAnsi="宋体" w:eastAsia="宋体" w:cs="宋体"/>
               <w:szCs w:val="24"/>
             </w:rPr>
             <w:fldChar w:fldCharType="separate"/>
@@ -3070,7 +3091,7 @@
             <w:fldChar w:fldCharType="begin"/>
           </w:r>
           <w:r>
-            <w:instrText xml:space="preserve"> PAGEREF _Toc26150 \h </w:instrText>
+            <w:instrText xml:space="preserve"> PAGEREF _Toc31444 \h </w:instrText>
           </w:r>
           <w:r>
             <w:fldChar w:fldCharType="separate"/>
@@ -3083,7 +3104,7 @@
           </w:r>
           <w:r>
             <w:rPr>
-              <w:rFonts w:ascii="宋体" w:eastAsia="宋体" w:hAnsi="宋体" w:cs="宋体" w:hint="eastAsia"/>
+              <w:rFonts w:hint="eastAsia" w:ascii="宋体" w:hAnsi="宋体" w:eastAsia="宋体" w:cs="宋体"/>
               <w:szCs w:val="24"/>
             </w:rPr>
             <w:fldChar w:fldCharType="end"/>
@@ -3091,28 +3112,28 @@
         </w:p>
         <w:p>
           <w:pPr>
-            <w:pStyle w:val="TOC2"/>
+            <w:pStyle w:val="17"/>
             <w:tabs>
               <w:tab w:val="right" w:leader="dot" w:pos="8306"/>
             </w:tabs>
           </w:pPr>
           <w:r>
             <w:rPr>
-              <w:rFonts w:ascii="宋体" w:eastAsia="宋体" w:hAnsi="宋体" w:cs="宋体" w:hint="eastAsia"/>
+              <w:rFonts w:hint="eastAsia" w:ascii="宋体" w:hAnsi="宋体" w:eastAsia="宋体" w:cs="宋体"/>
               <w:szCs w:val="24"/>
             </w:rPr>
             <w:fldChar w:fldCharType="begin"/>
           </w:r>
           <w:r>
             <w:rPr>
-              <w:rFonts w:ascii="宋体" w:eastAsia="宋体" w:hAnsi="宋体" w:cs="宋体" w:hint="eastAsia"/>
-              <w:szCs w:val="24"/>
-            </w:rPr>
-            <w:instrText xml:space="preserve"> HYPERLINK \l _Toc25819 </w:instrText>
-          </w:r>
-          <w:r>
-            <w:rPr>
-              <w:rFonts w:ascii="宋体" w:eastAsia="宋体" w:hAnsi="宋体" w:cs="宋体" w:hint="eastAsia"/>
+              <w:rFonts w:hint="eastAsia" w:ascii="宋体" w:hAnsi="宋体" w:eastAsia="宋体" w:cs="宋体"/>
+              <w:szCs w:val="24"/>
+            </w:rPr>
+            <w:instrText xml:space="preserve"> HYPERLINK \l _Toc12057 </w:instrText>
+          </w:r>
+          <w:r>
+            <w:rPr>
+              <w:rFonts w:hint="eastAsia" w:ascii="宋体" w:hAnsi="宋体" w:eastAsia="宋体" w:cs="宋体"/>
               <w:szCs w:val="24"/>
             </w:rPr>
             <w:fldChar w:fldCharType="separate"/>
@@ -3131,7 +3152,7 @@
             <w:fldChar w:fldCharType="begin"/>
           </w:r>
           <w:r>
-            <w:instrText xml:space="preserve"> PAGEREF _Toc25819 \h </w:instrText>
+            <w:instrText xml:space="preserve"> PAGEREF _Toc12057 \h </w:instrText>
           </w:r>
           <w:r>
             <w:fldChar w:fldCharType="separate"/>
@@ -3144,7 +3165,7 @@
           </w:r>
           <w:r>
             <w:rPr>
-              <w:rFonts w:ascii="宋体" w:eastAsia="宋体" w:hAnsi="宋体" w:cs="宋体" w:hint="eastAsia"/>
+              <w:rFonts w:hint="eastAsia" w:ascii="宋体" w:hAnsi="宋体" w:eastAsia="宋体" w:cs="宋体"/>
               <w:szCs w:val="24"/>
             </w:rPr>
             <w:fldChar w:fldCharType="end"/>
@@ -3152,28 +3173,28 @@
         </w:p>
         <w:p>
           <w:pPr>
-            <w:pStyle w:val="TOC3"/>
+            <w:pStyle w:val="13"/>
             <w:tabs>
               <w:tab w:val="right" w:leader="dot" w:pos="8306"/>
             </w:tabs>
           </w:pPr>
           <w:r>
             <w:rPr>
-              <w:rFonts w:ascii="宋体" w:eastAsia="宋体" w:hAnsi="宋体" w:cs="宋体" w:hint="eastAsia"/>
+              <w:rFonts w:hint="eastAsia" w:ascii="宋体" w:hAnsi="宋体" w:eastAsia="宋体" w:cs="宋体"/>
               <w:szCs w:val="24"/>
             </w:rPr>
             <w:fldChar w:fldCharType="begin"/>
           </w:r>
           <w:r>
             <w:rPr>
-              <w:rFonts w:ascii="宋体" w:eastAsia="宋体" w:hAnsi="宋体" w:cs="宋体" w:hint="eastAsia"/>
-              <w:szCs w:val="24"/>
-            </w:rPr>
-            <w:instrText xml:space="preserve"> HYPERLINK \l _Toc31120 </w:instrText>
-          </w:r>
-          <w:r>
-            <w:rPr>
-              <w:rFonts w:ascii="宋体" w:eastAsia="宋体" w:hAnsi="宋体" w:cs="宋体" w:hint="eastAsia"/>
+              <w:rFonts w:hint="eastAsia" w:ascii="宋体" w:hAnsi="宋体" w:eastAsia="宋体" w:cs="宋体"/>
+              <w:szCs w:val="24"/>
+            </w:rPr>
+            <w:instrText xml:space="preserve"> HYPERLINK \l _Toc22066 </w:instrText>
+          </w:r>
+          <w:r>
+            <w:rPr>
+              <w:rFonts w:hint="eastAsia" w:ascii="宋体" w:hAnsi="宋体" w:eastAsia="宋体" w:cs="宋体"/>
               <w:szCs w:val="24"/>
             </w:rPr>
             <w:fldChar w:fldCharType="separate"/>
@@ -3192,7 +3213,7 @@
             <w:fldChar w:fldCharType="begin"/>
           </w:r>
           <w:r>
-            <w:instrText xml:space="preserve"> PAGEREF _Toc31120 \h </w:instrText>
+            <w:instrText xml:space="preserve"> PAGEREF _Toc22066 \h </w:instrText>
           </w:r>
           <w:r>
             <w:fldChar w:fldCharType="separate"/>
@@ -3205,7 +3226,7 @@
           </w:r>
           <w:r>
             <w:rPr>
-              <w:rFonts w:ascii="宋体" w:eastAsia="宋体" w:hAnsi="宋体" w:cs="宋体" w:hint="eastAsia"/>
+              <w:rFonts w:hint="eastAsia" w:ascii="宋体" w:hAnsi="宋体" w:eastAsia="宋体" w:cs="宋体"/>
               <w:szCs w:val="24"/>
             </w:rPr>
             <w:fldChar w:fldCharType="end"/>
@@ -3213,28 +3234,28 @@
         </w:p>
         <w:p>
           <w:pPr>
-            <w:pStyle w:val="TOC3"/>
+            <w:pStyle w:val="13"/>
             <w:tabs>
               <w:tab w:val="right" w:leader="dot" w:pos="8306"/>
             </w:tabs>
           </w:pPr>
           <w:r>
             <w:rPr>
-              <w:rFonts w:ascii="宋体" w:eastAsia="宋体" w:hAnsi="宋体" w:cs="宋体" w:hint="eastAsia"/>
+              <w:rFonts w:hint="eastAsia" w:ascii="宋体" w:hAnsi="宋体" w:eastAsia="宋体" w:cs="宋体"/>
               <w:szCs w:val="24"/>
             </w:rPr>
             <w:fldChar w:fldCharType="begin"/>
           </w:r>
           <w:r>
             <w:rPr>
-              <w:rFonts w:ascii="宋体" w:eastAsia="宋体" w:hAnsi="宋体" w:cs="宋体" w:hint="eastAsia"/>
-              <w:szCs w:val="24"/>
-            </w:rPr>
-            <w:instrText xml:space="preserve"> HYPERLINK \l _Toc14113 </w:instrText>
-          </w:r>
-          <w:r>
-            <w:rPr>
-              <w:rFonts w:ascii="宋体" w:eastAsia="宋体" w:hAnsi="宋体" w:cs="宋体" w:hint="eastAsia"/>
+              <w:rFonts w:hint="eastAsia" w:ascii="宋体" w:hAnsi="宋体" w:eastAsia="宋体" w:cs="宋体"/>
+              <w:szCs w:val="24"/>
+            </w:rPr>
+            <w:instrText xml:space="preserve"> HYPERLINK \l _Toc12958 </w:instrText>
+          </w:r>
+          <w:r>
+            <w:rPr>
+              <w:rFonts w:hint="eastAsia" w:ascii="宋体" w:hAnsi="宋体" w:eastAsia="宋体" w:cs="宋体"/>
               <w:szCs w:val="24"/>
             </w:rPr>
             <w:fldChar w:fldCharType="separate"/>
@@ -3253,7 +3274,7 @@
             <w:fldChar w:fldCharType="begin"/>
           </w:r>
           <w:r>
-            <w:instrText xml:space="preserve"> PAGEREF _Toc14113 \h </w:instrText>
+            <w:instrText xml:space="preserve"> PAGEREF _Toc12958 \h </w:instrText>
           </w:r>
           <w:r>
             <w:fldChar w:fldCharType="separate"/>
@@ -3266,7 +3287,7 @@
           </w:r>
           <w:r>
             <w:rPr>
-              <w:rFonts w:ascii="宋体" w:eastAsia="宋体" w:hAnsi="宋体" w:cs="宋体" w:hint="eastAsia"/>
+              <w:rFonts w:hint="eastAsia" w:ascii="宋体" w:hAnsi="宋体" w:eastAsia="宋体" w:cs="宋体"/>
               <w:szCs w:val="24"/>
             </w:rPr>
             <w:fldChar w:fldCharType="end"/>
@@ -3274,28 +3295,28 @@
         </w:p>
         <w:p>
           <w:pPr>
-            <w:pStyle w:val="TOC2"/>
+            <w:pStyle w:val="17"/>
             <w:tabs>
               <w:tab w:val="right" w:leader="dot" w:pos="8306"/>
             </w:tabs>
           </w:pPr>
           <w:r>
             <w:rPr>
-              <w:rFonts w:ascii="宋体" w:eastAsia="宋体" w:hAnsi="宋体" w:cs="宋体" w:hint="eastAsia"/>
+              <w:rFonts w:hint="eastAsia" w:ascii="宋体" w:hAnsi="宋体" w:eastAsia="宋体" w:cs="宋体"/>
               <w:szCs w:val="24"/>
             </w:rPr>
             <w:fldChar w:fldCharType="begin"/>
           </w:r>
           <w:r>
             <w:rPr>
-              <w:rFonts w:ascii="宋体" w:eastAsia="宋体" w:hAnsi="宋体" w:cs="宋体" w:hint="eastAsia"/>
-              <w:szCs w:val="24"/>
-            </w:rPr>
-            <w:instrText xml:space="preserve"> HYPERLINK \l _Toc16594 </w:instrText>
-          </w:r>
-          <w:r>
-            <w:rPr>
-              <w:rFonts w:ascii="宋体" w:eastAsia="宋体" w:hAnsi="宋体" w:cs="宋体" w:hint="eastAsia"/>
+              <w:rFonts w:hint="eastAsia" w:ascii="宋体" w:hAnsi="宋体" w:eastAsia="宋体" w:cs="宋体"/>
+              <w:szCs w:val="24"/>
+            </w:rPr>
+            <w:instrText xml:space="preserve"> HYPERLINK \l _Toc4071 </w:instrText>
+          </w:r>
+          <w:r>
+            <w:rPr>
+              <w:rFonts w:hint="eastAsia" w:ascii="宋体" w:hAnsi="宋体" w:eastAsia="宋体" w:cs="宋体"/>
               <w:szCs w:val="24"/>
             </w:rPr>
             <w:fldChar w:fldCharType="separate"/>
@@ -3314,7 +3335,7 @@
             <w:fldChar w:fldCharType="begin"/>
           </w:r>
           <w:r>
-            <w:instrText xml:space="preserve"> PAGEREF _Toc16594 \h </w:instrText>
+            <w:instrText xml:space="preserve"> PAGEREF _Toc4071 \h </w:instrText>
           </w:r>
           <w:r>
             <w:fldChar w:fldCharType="separate"/>
@@ -3327,7 +3348,7 @@
           </w:r>
           <w:r>
             <w:rPr>
-              <w:rFonts w:ascii="宋体" w:eastAsia="宋体" w:hAnsi="宋体" w:cs="宋体" w:hint="eastAsia"/>
+              <w:rFonts w:hint="eastAsia" w:ascii="宋体" w:hAnsi="宋体" w:eastAsia="宋体" w:cs="宋体"/>
               <w:szCs w:val="24"/>
             </w:rPr>
             <w:fldChar w:fldCharType="end"/>
@@ -3335,28 +3356,28 @@
         </w:p>
         <w:p>
           <w:pPr>
-            <w:pStyle w:val="TOC2"/>
+            <w:pStyle w:val="17"/>
             <w:tabs>
               <w:tab w:val="right" w:leader="dot" w:pos="8306"/>
             </w:tabs>
           </w:pPr>
           <w:r>
             <w:rPr>
-              <w:rFonts w:ascii="宋体" w:eastAsia="宋体" w:hAnsi="宋体" w:cs="宋体" w:hint="eastAsia"/>
+              <w:rFonts w:hint="eastAsia" w:ascii="宋体" w:hAnsi="宋体" w:eastAsia="宋体" w:cs="宋体"/>
               <w:szCs w:val="24"/>
             </w:rPr>
             <w:fldChar w:fldCharType="begin"/>
           </w:r>
           <w:r>
             <w:rPr>
-              <w:rFonts w:ascii="宋体" w:eastAsia="宋体" w:hAnsi="宋体" w:cs="宋体" w:hint="eastAsia"/>
-              <w:szCs w:val="24"/>
-            </w:rPr>
-            <w:instrText xml:space="preserve"> HYPERLINK \l _Toc31811 </w:instrText>
-          </w:r>
-          <w:r>
-            <w:rPr>
-              <w:rFonts w:ascii="宋体" w:eastAsia="宋体" w:hAnsi="宋体" w:cs="宋体" w:hint="eastAsia"/>
+              <w:rFonts w:hint="eastAsia" w:ascii="宋体" w:hAnsi="宋体" w:eastAsia="宋体" w:cs="宋体"/>
+              <w:szCs w:val="24"/>
+            </w:rPr>
+            <w:instrText xml:space="preserve"> HYPERLINK \l _Toc10578 </w:instrText>
+          </w:r>
+          <w:r>
+            <w:rPr>
+              <w:rFonts w:hint="eastAsia" w:ascii="宋体" w:hAnsi="宋体" w:eastAsia="宋体" w:cs="宋体"/>
               <w:szCs w:val="24"/>
             </w:rPr>
             <w:fldChar w:fldCharType="separate"/>
@@ -3375,7 +3396,7 @@
             <w:fldChar w:fldCharType="begin"/>
           </w:r>
           <w:r>
-            <w:instrText xml:space="preserve"> PAGEREF _Toc31811 \h </w:instrText>
+            <w:instrText xml:space="preserve"> PAGEREF _Toc10578 \h </w:instrText>
           </w:r>
           <w:r>
             <w:fldChar w:fldCharType="separate"/>
@@ -3388,7 +3409,7 @@
           </w:r>
           <w:r>
             <w:rPr>
-              <w:rFonts w:ascii="宋体" w:eastAsia="宋体" w:hAnsi="宋体" w:cs="宋体" w:hint="eastAsia"/>
+              <w:rFonts w:hint="eastAsia" w:ascii="宋体" w:hAnsi="宋体" w:eastAsia="宋体" w:cs="宋体"/>
               <w:szCs w:val="24"/>
             </w:rPr>
             <w:fldChar w:fldCharType="end"/>
@@ -3396,28 +3417,28 @@
         </w:p>
         <w:p>
           <w:pPr>
-            <w:pStyle w:val="TOC2"/>
+            <w:pStyle w:val="17"/>
             <w:tabs>
               <w:tab w:val="right" w:leader="dot" w:pos="8306"/>
             </w:tabs>
           </w:pPr>
           <w:r>
             <w:rPr>
-              <w:rFonts w:ascii="宋体" w:eastAsia="宋体" w:hAnsi="宋体" w:cs="宋体" w:hint="eastAsia"/>
+              <w:rFonts w:hint="eastAsia" w:ascii="宋体" w:hAnsi="宋体" w:eastAsia="宋体" w:cs="宋体"/>
               <w:szCs w:val="24"/>
             </w:rPr>
             <w:fldChar w:fldCharType="begin"/>
           </w:r>
           <w:r>
             <w:rPr>
-              <w:rFonts w:ascii="宋体" w:eastAsia="宋体" w:hAnsi="宋体" w:cs="宋体" w:hint="eastAsia"/>
-              <w:szCs w:val="24"/>
-            </w:rPr>
-            <w:instrText xml:space="preserve"> HYPERLINK \l _Toc8534 </w:instrText>
-          </w:r>
-          <w:r>
-            <w:rPr>
-              <w:rFonts w:ascii="宋体" w:eastAsia="宋体" w:hAnsi="宋体" w:cs="宋体" w:hint="eastAsia"/>
+              <w:rFonts w:hint="eastAsia" w:ascii="宋体" w:hAnsi="宋体" w:eastAsia="宋体" w:cs="宋体"/>
+              <w:szCs w:val="24"/>
+            </w:rPr>
+            <w:instrText xml:space="preserve"> HYPERLINK \l _Toc28268 </w:instrText>
+          </w:r>
+          <w:r>
+            <w:rPr>
+              <w:rFonts w:hint="eastAsia" w:ascii="宋体" w:hAnsi="宋体" w:eastAsia="宋体" w:cs="宋体"/>
               <w:szCs w:val="24"/>
             </w:rPr>
             <w:fldChar w:fldCharType="separate"/>
@@ -3436,7 +3457,7 @@
             <w:fldChar w:fldCharType="begin"/>
           </w:r>
           <w:r>
-            <w:instrText xml:space="preserve"> PAGEREF _Toc8534 \h </w:instrText>
+            <w:instrText xml:space="preserve"> PAGEREF _Toc28268 \h </w:instrText>
           </w:r>
           <w:r>
             <w:fldChar w:fldCharType="separate"/>
@@ -3449,7 +3470,7 @@
           </w:r>
           <w:r>
             <w:rPr>
-              <w:rFonts w:ascii="宋体" w:eastAsia="宋体" w:hAnsi="宋体" w:cs="宋体" w:hint="eastAsia"/>
+              <w:rFonts w:hint="eastAsia" w:ascii="宋体" w:hAnsi="宋体" w:eastAsia="宋体" w:cs="宋体"/>
               <w:szCs w:val="24"/>
             </w:rPr>
             <w:fldChar w:fldCharType="end"/>
@@ -3457,28 +3478,28 @@
         </w:p>
         <w:p>
           <w:pPr>
-            <w:pStyle w:val="TOC1"/>
+            <w:pStyle w:val="16"/>
             <w:tabs>
               <w:tab w:val="right" w:leader="dot" w:pos="8306"/>
             </w:tabs>
           </w:pPr>
           <w:r>
             <w:rPr>
-              <w:rFonts w:ascii="宋体" w:eastAsia="宋体" w:hAnsi="宋体" w:cs="宋体" w:hint="eastAsia"/>
+              <w:rFonts w:hint="eastAsia" w:ascii="宋体" w:hAnsi="宋体" w:eastAsia="宋体" w:cs="宋体"/>
               <w:szCs w:val="24"/>
             </w:rPr>
             <w:fldChar w:fldCharType="begin"/>
           </w:r>
           <w:r>
             <w:rPr>
-              <w:rFonts w:ascii="宋体" w:eastAsia="宋体" w:hAnsi="宋体" w:cs="宋体" w:hint="eastAsia"/>
-              <w:szCs w:val="24"/>
-            </w:rPr>
-            <w:instrText xml:space="preserve"> HYPERLINK \l _Toc18715 </w:instrText>
-          </w:r>
-          <w:r>
-            <w:rPr>
-              <w:rFonts w:ascii="宋体" w:eastAsia="宋体" w:hAnsi="宋体" w:cs="宋体" w:hint="eastAsia"/>
+              <w:rFonts w:hint="eastAsia" w:ascii="宋体" w:hAnsi="宋体" w:eastAsia="宋体" w:cs="宋体"/>
+              <w:szCs w:val="24"/>
+            </w:rPr>
+            <w:instrText xml:space="preserve"> HYPERLINK \l _Toc15233 </w:instrText>
+          </w:r>
+          <w:r>
+            <w:rPr>
+              <w:rFonts w:hint="eastAsia" w:ascii="宋体" w:hAnsi="宋体" w:eastAsia="宋体" w:cs="宋体"/>
               <w:szCs w:val="24"/>
             </w:rPr>
             <w:fldChar w:fldCharType="separate"/>
@@ -3497,7 +3518,7 @@
             <w:fldChar w:fldCharType="begin"/>
           </w:r>
           <w:r>
-            <w:instrText xml:space="preserve"> PAGEREF _Toc18715 \h </w:instrText>
+            <w:instrText xml:space="preserve"> PAGEREF _Toc15233 \h </w:instrText>
           </w:r>
           <w:r>
             <w:fldChar w:fldCharType="separate"/>
@@ -3510,7 +3531,7 @@
           </w:r>
           <w:r>
             <w:rPr>
-              <w:rFonts w:ascii="宋体" w:eastAsia="宋体" w:hAnsi="宋体" w:cs="宋体" w:hint="eastAsia"/>
+              <w:rFonts w:hint="eastAsia" w:ascii="宋体" w:hAnsi="宋体" w:eastAsia="宋体" w:cs="宋体"/>
               <w:szCs w:val="24"/>
             </w:rPr>
             <w:fldChar w:fldCharType="end"/>
@@ -3518,28 +3539,28 @@
         </w:p>
         <w:p>
           <w:pPr>
-            <w:pStyle w:val="TOC1"/>
+            <w:pStyle w:val="16"/>
             <w:tabs>
               <w:tab w:val="right" w:leader="dot" w:pos="8306"/>
             </w:tabs>
           </w:pPr>
           <w:r>
             <w:rPr>
-              <w:rFonts w:ascii="宋体" w:eastAsia="宋体" w:hAnsi="宋体" w:cs="宋体" w:hint="eastAsia"/>
+              <w:rFonts w:hint="eastAsia" w:ascii="宋体" w:hAnsi="宋体" w:eastAsia="宋体" w:cs="宋体"/>
               <w:szCs w:val="24"/>
             </w:rPr>
             <w:fldChar w:fldCharType="begin"/>
           </w:r>
           <w:r>
             <w:rPr>
-              <w:rFonts w:ascii="宋体" w:eastAsia="宋体" w:hAnsi="宋体" w:cs="宋体" w:hint="eastAsia"/>
-              <w:szCs w:val="24"/>
-            </w:rPr>
-            <w:instrText xml:space="preserve"> HYPERLINK \l _Toc30015 </w:instrText>
-          </w:r>
-          <w:r>
-            <w:rPr>
-              <w:rFonts w:ascii="宋体" w:eastAsia="宋体" w:hAnsi="宋体" w:cs="宋体" w:hint="eastAsia"/>
+              <w:rFonts w:hint="eastAsia" w:ascii="宋体" w:hAnsi="宋体" w:eastAsia="宋体" w:cs="宋体"/>
+              <w:szCs w:val="24"/>
+            </w:rPr>
+            <w:instrText xml:space="preserve"> HYPERLINK \l _Toc19909 </w:instrText>
+          </w:r>
+          <w:r>
+            <w:rPr>
+              <w:rFonts w:hint="eastAsia" w:ascii="宋体" w:hAnsi="宋体" w:eastAsia="宋体" w:cs="宋体"/>
               <w:szCs w:val="24"/>
             </w:rPr>
             <w:fldChar w:fldCharType="separate"/>
@@ -3558,7 +3579,7 @@
             <w:fldChar w:fldCharType="begin"/>
           </w:r>
           <w:r>
-            <w:instrText xml:space="preserve"> PAGEREF _Toc30015 \h </w:instrText>
+            <w:instrText xml:space="preserve"> PAGEREF _Toc19909 \h </w:instrText>
           </w:r>
           <w:r>
             <w:fldChar w:fldCharType="separate"/>
@@ -3571,7 +3592,7 @@
           </w:r>
           <w:r>
             <w:rPr>
-              <w:rFonts w:ascii="宋体" w:eastAsia="宋体" w:hAnsi="宋体" w:cs="宋体" w:hint="eastAsia"/>
+              <w:rFonts w:hint="eastAsia" w:ascii="宋体" w:hAnsi="宋体" w:eastAsia="宋体" w:cs="宋体"/>
               <w:szCs w:val="24"/>
             </w:rPr>
             <w:fldChar w:fldCharType="end"/>
@@ -3579,28 +3600,28 @@
         </w:p>
         <w:p>
           <w:pPr>
-            <w:pStyle w:val="TOC1"/>
+            <w:pStyle w:val="16"/>
             <w:tabs>
               <w:tab w:val="right" w:leader="dot" w:pos="8306"/>
             </w:tabs>
           </w:pPr>
           <w:r>
             <w:rPr>
-              <w:rFonts w:ascii="宋体" w:eastAsia="宋体" w:hAnsi="宋体" w:cs="宋体" w:hint="eastAsia"/>
+              <w:rFonts w:hint="eastAsia" w:ascii="宋体" w:hAnsi="宋体" w:eastAsia="宋体" w:cs="宋体"/>
               <w:szCs w:val="24"/>
             </w:rPr>
             <w:fldChar w:fldCharType="begin"/>
           </w:r>
           <w:r>
             <w:rPr>
-              <w:rFonts w:ascii="宋体" w:eastAsia="宋体" w:hAnsi="宋体" w:cs="宋体" w:hint="eastAsia"/>
-              <w:szCs w:val="24"/>
-            </w:rPr>
-            <w:instrText xml:space="preserve"> HYPERLINK \l _Toc3372 </w:instrText>
-          </w:r>
-          <w:r>
-            <w:rPr>
-              <w:rFonts w:ascii="宋体" w:eastAsia="宋体" w:hAnsi="宋体" w:cs="宋体" w:hint="eastAsia"/>
+              <w:rFonts w:hint="eastAsia" w:ascii="宋体" w:hAnsi="宋体" w:eastAsia="宋体" w:cs="宋体"/>
+              <w:szCs w:val="24"/>
+            </w:rPr>
+            <w:instrText xml:space="preserve"> HYPERLINK \l _Toc32351 </w:instrText>
+          </w:r>
+          <w:r>
+            <w:rPr>
+              <w:rFonts w:hint="eastAsia" w:ascii="宋体" w:hAnsi="宋体" w:eastAsia="宋体" w:cs="宋体"/>
               <w:szCs w:val="24"/>
             </w:rPr>
             <w:fldChar w:fldCharType="separate"/>
@@ -3619,7 +3640,7 @@
             <w:fldChar w:fldCharType="begin"/>
           </w:r>
           <w:r>
-            <w:instrText xml:space="preserve"> PAGEREF _Toc3372 \h </w:instrText>
+            <w:instrText xml:space="preserve"> PAGEREF _Toc32351 \h </w:instrText>
           </w:r>
           <w:r>
             <w:fldChar w:fldCharType="separate"/>
@@ -3632,7 +3653,7 @@
           </w:r>
           <w:r>
             <w:rPr>
-              <w:rFonts w:ascii="宋体" w:eastAsia="宋体" w:hAnsi="宋体" w:cs="宋体" w:hint="eastAsia"/>
+              <w:rFonts w:hint="eastAsia" w:ascii="宋体" w:hAnsi="宋体" w:eastAsia="宋体" w:cs="宋体"/>
               <w:szCs w:val="24"/>
             </w:rPr>
             <w:fldChar w:fldCharType="end"/>
@@ -3655,7 +3676,7 @@
             <w:snapToGrid w:val="0"/>
             <w:textAlignment w:val="baseline"/>
             <w:rPr>
-              <w:rFonts w:ascii="宋体" w:eastAsia="宋体" w:hAnsi="宋体" w:cs="宋体" w:hint="eastAsia"/>
+              <w:rFonts w:hint="eastAsia" w:ascii="宋体" w:hAnsi="宋体" w:eastAsia="宋体" w:cs="宋体"/>
               <w:snapToGrid w:val="0"/>
               <w:color w:val="000000"/>
               <w:kern w:val="0"/>
@@ -3666,7 +3687,7 @@
           </w:pPr>
           <w:r>
             <w:rPr>
-              <w:rFonts w:ascii="宋体" w:eastAsia="宋体" w:hAnsi="宋体" w:cs="宋体" w:hint="eastAsia"/>
+              <w:rFonts w:hint="eastAsia" w:ascii="宋体" w:hAnsi="宋体" w:eastAsia="宋体" w:cs="宋体"/>
               <w:szCs w:val="24"/>
             </w:rPr>
             <w:fldChar w:fldCharType="end"/>
@@ -3691,7 +3712,7 @@
         <w:snapToGrid w:val="0"/>
         <w:textAlignment w:val="baseline"/>
         <w:rPr>
-          <w:rFonts w:ascii="Arial" w:eastAsia="Arial" w:hAnsi="Arial" w:cs="Arial"/>
+          <w:rFonts w:ascii="Arial" w:hAnsi="Arial" w:eastAsia="Arial" w:cs="Arial"/>
           <w:snapToGrid w:val="0"/>
           <w:color w:val="000000"/>
           <w:kern w:val="0"/>
@@ -3702,7 +3723,7 @@
       </w:pPr>
       <w:r>
         <w:rPr>
-          <w:rFonts w:ascii="Arial" w:eastAsia="Arial" w:hAnsi="Arial" w:cs="Arial"/>
+          <w:rFonts w:ascii="Arial" w:hAnsi="Arial" w:eastAsia="Arial" w:cs="Arial"/>
           <w:snapToGrid w:val="0"/>
           <w:color w:val="000000"/>
           <w:kern w:val="0"/>
@@ -3715,27 +3736,27 @@
     </w:p>
     <w:p>
       <w:pPr>
-        <w:pStyle w:val="1"/>
-        <w:keepNext w:val="0"/>
-        <w:keepLines w:val="0"/>
-        <w:pageBreakBefore w:val="0"/>
-        <w:widowControl w:val="0"/>
-        <w:kinsoku w:val="0"/>
-        <w:wordWrap/>
-        <w:overflowPunct/>
-        <w:topLinePunct w:val="0"/>
-        <w:autoSpaceDE w:val="0"/>
-        <w:autoSpaceDN w:val="0"/>
-        <w:bidi w:val="0"/>
-        <w:adjustRightInd w:val="0"/>
-        <w:snapToGrid w:val="0"/>
-        <w:textAlignment w:val="baseline"/>
-        <w:rPr>
-          <w:rFonts w:hint="default"/>
-          <w:lang w:val="en-US" w:eastAsia="zh-CN"/>
-        </w:rPr>
-      </w:pPr>
-      <w:bookmarkStart w:id="3" w:name="_Toc1541"/>
+        <w:pStyle w:val="28"/>
+        <w:keepNext w:val="0"/>
+        <w:keepLines w:val="0"/>
+        <w:pageBreakBefore w:val="0"/>
+        <w:widowControl w:val="0"/>
+        <w:kinsoku w:val="0"/>
+        <w:wordWrap/>
+        <w:overflowPunct/>
+        <w:topLinePunct w:val="0"/>
+        <w:autoSpaceDE w:val="0"/>
+        <w:autoSpaceDN w:val="0"/>
+        <w:bidi w:val="0"/>
+        <w:adjustRightInd w:val="0"/>
+        <w:snapToGrid w:val="0"/>
+        <w:textAlignment w:val="baseline"/>
+        <w:rPr>
+          <w:rFonts w:hint="default"/>
+          <w:lang w:val="en-US" w:eastAsia="zh-CN"/>
+        </w:rPr>
+      </w:pPr>
+      <w:bookmarkStart w:id="2" w:name="_Toc1537"/>
       <w:r>
         <w:rPr>
           <w:rFonts w:hint="default"/>
@@ -3743,167 +3764,167 @@
         </w:rPr>
         <w:t>总则</w:t>
       </w:r>
+      <w:bookmarkEnd w:id="2"/>
+    </w:p>
+    <w:p>
+      <w:pPr>
+        <w:pStyle w:val="30"/>
+        <w:keepNext w:val="0"/>
+        <w:keepLines w:val="0"/>
+        <w:pageBreakBefore w:val="0"/>
+        <w:widowControl w:val="0"/>
+        <w:kinsoku w:val="0"/>
+        <w:wordWrap/>
+        <w:overflowPunct/>
+        <w:topLinePunct w:val="0"/>
+        <w:autoSpaceDE w:val="0"/>
+        <w:autoSpaceDN w:val="0"/>
+        <w:bidi w:val="0"/>
+        <w:adjustRightInd w:val="0"/>
+        <w:snapToGrid w:val="0"/>
+        <w:textAlignment w:val="baseline"/>
+        <w:rPr>
+          <w:rFonts w:hint="default"/>
+          <w:lang w:val="en-US" w:eastAsia="zh-CN"/>
+        </w:rPr>
+      </w:pPr>
+      <w:bookmarkStart w:id="3" w:name="_Toc28383"/>
+      <w:r>
+        <w:rPr>
+          <w:rFonts w:hint="default"/>
+          <w:lang w:val="en-US" w:eastAsia="zh-CN"/>
+        </w:rPr>
+        <w:t>目的</w:t>
+      </w:r>
       <w:bookmarkEnd w:id="3"/>
     </w:p>
     <w:p>
       <w:pPr>
-        <w:pStyle w:val="2"/>
-        <w:keepNext w:val="0"/>
-        <w:keepLines w:val="0"/>
-        <w:pageBreakBefore w:val="0"/>
-        <w:widowControl w:val="0"/>
-        <w:kinsoku w:val="0"/>
-        <w:wordWrap/>
-        <w:overflowPunct/>
-        <w:topLinePunct w:val="0"/>
-        <w:autoSpaceDE w:val="0"/>
-        <w:autoSpaceDN w:val="0"/>
-        <w:bidi w:val="0"/>
-        <w:adjustRightInd w:val="0"/>
-        <w:snapToGrid w:val="0"/>
-        <w:textAlignment w:val="baseline"/>
-        <w:rPr>
-          <w:rFonts w:hint="default"/>
-          <w:lang w:val="en-US" w:eastAsia="zh-CN"/>
-        </w:rPr>
-      </w:pPr>
-      <w:bookmarkStart w:id="4" w:name="_Toc9107"/>
-      <w:r>
-        <w:rPr>
-          <w:rFonts w:hint="default"/>
-          <w:lang w:val="en-US" w:eastAsia="zh-CN"/>
-        </w:rPr>
-        <w:t>目的</w:t>
+        <w:pStyle w:val="29"/>
+        <w:keepNext w:val="0"/>
+        <w:keepLines w:val="0"/>
+        <w:pageBreakBefore w:val="0"/>
+        <w:widowControl w:val="0"/>
+        <w:kinsoku w:val="0"/>
+        <w:wordWrap/>
+        <w:overflowPunct/>
+        <w:topLinePunct w:val="0"/>
+        <w:autoSpaceDE w:val="0"/>
+        <w:autoSpaceDN w:val="0"/>
+        <w:bidi w:val="0"/>
+        <w:adjustRightInd w:val="0"/>
+        <w:snapToGrid w:val="0"/>
+        <w:textAlignment w:val="baseline"/>
+        <w:rPr>
+          <w:rFonts w:hint="default"/>
+          <w:lang w:val="en-US" w:eastAsia="zh-CN"/>
+        </w:rPr>
+      </w:pPr>
+      <w:r>
+        <w:rPr>
+          <w:rFonts w:hint="default"/>
+          <w:lang w:val="en-US" w:eastAsia="zh-CN"/>
+        </w:rPr>
+        <w:t>为建立系统化、规范化的运维服务能力改进机制，确保江西通信产业服务有限公司（以下简称“公司”）能够主动识别、有效评估、快速实施并验证各类改进机会，形成持续改进的闭环，从而不断提升运维服务效率、质量、客户满意度及核心竞争力，特制定本制度。</w:t>
+      </w:r>
+    </w:p>
+    <w:p>
+      <w:pPr>
+        <w:pStyle w:val="30"/>
+        <w:keepNext w:val="0"/>
+        <w:keepLines w:val="0"/>
+        <w:pageBreakBefore w:val="0"/>
+        <w:widowControl w:val="0"/>
+        <w:kinsoku w:val="0"/>
+        <w:wordWrap/>
+        <w:overflowPunct/>
+        <w:topLinePunct w:val="0"/>
+        <w:autoSpaceDE w:val="0"/>
+        <w:autoSpaceDN w:val="0"/>
+        <w:bidi w:val="0"/>
+        <w:adjustRightInd w:val="0"/>
+        <w:snapToGrid w:val="0"/>
+        <w:textAlignment w:val="baseline"/>
+        <w:rPr>
+          <w:rFonts w:hint="default"/>
+          <w:lang w:val="en-US" w:eastAsia="zh-CN"/>
+        </w:rPr>
+      </w:pPr>
+      <w:bookmarkStart w:id="4" w:name="_Toc11024"/>
+      <w:r>
+        <w:rPr>
+          <w:rFonts w:hint="default"/>
+          <w:lang w:val="en-US" w:eastAsia="zh-CN"/>
+        </w:rPr>
+        <w:t>适用范围</w:t>
       </w:r>
       <w:bookmarkEnd w:id="4"/>
     </w:p>
     <w:p>
       <w:pPr>
-        <w:pStyle w:val="a1"/>
-        <w:keepNext w:val="0"/>
-        <w:keepLines w:val="0"/>
-        <w:pageBreakBefore w:val="0"/>
-        <w:widowControl w:val="0"/>
-        <w:kinsoku w:val="0"/>
-        <w:wordWrap/>
-        <w:overflowPunct/>
-        <w:topLinePunct w:val="0"/>
-        <w:autoSpaceDE w:val="0"/>
-        <w:autoSpaceDN w:val="0"/>
-        <w:bidi w:val="0"/>
-        <w:adjustRightInd w:val="0"/>
-        <w:snapToGrid w:val="0"/>
-        <w:textAlignment w:val="baseline"/>
-        <w:rPr>
-          <w:rFonts w:hint="default"/>
-          <w:lang w:val="en-US" w:eastAsia="zh-CN"/>
-        </w:rPr>
-      </w:pPr>
-      <w:r>
-        <w:rPr>
-          <w:rFonts w:hint="default"/>
-          <w:lang w:val="en-US" w:eastAsia="zh-CN"/>
-        </w:rPr>
-        <w:t>为建立系统化、规范化的运维服务能力改进机制，确保江西通信产业服务有限公司（以下简称“公司”）能够主动识别、有效评估、快速实施并验证各类改进机会，形成持续改进的闭环，从而不断提升运维服务效率、质量、客户满意度及核心竞争力，特制定本制度。</w:t>
-      </w:r>
-    </w:p>
-    <w:p>
-      <w:pPr>
-        <w:pStyle w:val="2"/>
-        <w:keepNext w:val="0"/>
-        <w:keepLines w:val="0"/>
-        <w:pageBreakBefore w:val="0"/>
-        <w:widowControl w:val="0"/>
-        <w:kinsoku w:val="0"/>
-        <w:wordWrap/>
-        <w:overflowPunct/>
-        <w:topLinePunct w:val="0"/>
-        <w:autoSpaceDE w:val="0"/>
-        <w:autoSpaceDN w:val="0"/>
-        <w:bidi w:val="0"/>
-        <w:adjustRightInd w:val="0"/>
-        <w:snapToGrid w:val="0"/>
-        <w:textAlignment w:val="baseline"/>
-        <w:rPr>
-          <w:rFonts w:hint="default"/>
-          <w:lang w:val="en-US" w:eastAsia="zh-CN"/>
-        </w:rPr>
-      </w:pPr>
-      <w:bookmarkStart w:id="5" w:name="_Toc13582"/>
-      <w:r>
-        <w:rPr>
-          <w:rFonts w:hint="default"/>
-          <w:lang w:val="en-US" w:eastAsia="zh-CN"/>
-        </w:rPr>
-        <w:t>适用范围</w:t>
+        <w:pStyle w:val="29"/>
+        <w:keepNext w:val="0"/>
+        <w:keepLines w:val="0"/>
+        <w:pageBreakBefore w:val="0"/>
+        <w:widowControl w:val="0"/>
+        <w:kinsoku w:val="0"/>
+        <w:wordWrap/>
+        <w:overflowPunct/>
+        <w:topLinePunct w:val="0"/>
+        <w:autoSpaceDE w:val="0"/>
+        <w:autoSpaceDN w:val="0"/>
+        <w:bidi w:val="0"/>
+        <w:adjustRightInd w:val="0"/>
+        <w:snapToGrid w:val="0"/>
+        <w:textAlignment w:val="baseline"/>
+        <w:rPr>
+          <w:rFonts w:hint="default"/>
+          <w:lang w:val="en-US" w:eastAsia="zh-CN"/>
+        </w:rPr>
+      </w:pPr>
+      <w:r>
+        <w:rPr>
+          <w:rFonts w:hint="default"/>
+          <w:lang w:val="en-US" w:eastAsia="zh-CN"/>
+        </w:rPr>
+        <w:t>本制度适用于公司范围内所有与软件运维服务能力相关的改进活动，包括但不限于对运维流程、技术工具、人员技能、资源配置、管理体系及应急机制等方面的改进。覆盖部门包括数智运营部、研究总院、质量管理部、人力部及应急管理部。</w:t>
+      </w:r>
+    </w:p>
+    <w:p>
+      <w:pPr>
+        <w:pStyle w:val="30"/>
+        <w:keepNext w:val="0"/>
+        <w:keepLines w:val="0"/>
+        <w:pageBreakBefore w:val="0"/>
+        <w:widowControl w:val="0"/>
+        <w:kinsoku w:val="0"/>
+        <w:wordWrap/>
+        <w:overflowPunct/>
+        <w:topLinePunct w:val="0"/>
+        <w:autoSpaceDE w:val="0"/>
+        <w:autoSpaceDN w:val="0"/>
+        <w:bidi w:val="0"/>
+        <w:adjustRightInd w:val="0"/>
+        <w:snapToGrid w:val="0"/>
+        <w:textAlignment w:val="baseline"/>
+        <w:rPr>
+          <w:rFonts w:hint="default"/>
+          <w:lang w:val="en-US" w:eastAsia="zh-CN"/>
+        </w:rPr>
+      </w:pPr>
+      <w:bookmarkStart w:id="5" w:name="_Toc20238"/>
+      <w:r>
+        <w:rPr>
+          <w:rFonts w:hint="default"/>
+          <w:lang w:val="en-US" w:eastAsia="zh-CN"/>
+        </w:rPr>
+        <w:t>管理目标</w:t>
       </w:r>
       <w:bookmarkEnd w:id="5"/>
     </w:p>
     <w:p>
       <w:pPr>
-        <w:pStyle w:val="a1"/>
-        <w:keepNext w:val="0"/>
-        <w:keepLines w:val="0"/>
-        <w:pageBreakBefore w:val="0"/>
-        <w:widowControl w:val="0"/>
-        <w:kinsoku w:val="0"/>
-        <w:wordWrap/>
-        <w:overflowPunct/>
-        <w:topLinePunct w:val="0"/>
-        <w:autoSpaceDE w:val="0"/>
-        <w:autoSpaceDN w:val="0"/>
-        <w:bidi w:val="0"/>
-        <w:adjustRightInd w:val="0"/>
-        <w:snapToGrid w:val="0"/>
-        <w:textAlignment w:val="baseline"/>
-        <w:rPr>
-          <w:rFonts w:hint="default"/>
-          <w:lang w:val="en-US" w:eastAsia="zh-CN"/>
-        </w:rPr>
-      </w:pPr>
-      <w:r>
-        <w:rPr>
-          <w:rFonts w:hint="default"/>
-          <w:lang w:val="en-US" w:eastAsia="zh-CN"/>
-        </w:rPr>
-        <w:t>本制度适用于公司范围内所有与软件运维服务能力相关的改进活动，包括但不限于对运维流程、技术工具、人员技能、资源配置、管理体系及应急机制等方面的改进。覆盖部门包括数智运营部、研究总院、质量管理部、人力部及应急管理部。</w:t>
-      </w:r>
-    </w:p>
-    <w:p>
-      <w:pPr>
-        <w:pStyle w:val="2"/>
-        <w:keepNext w:val="0"/>
-        <w:keepLines w:val="0"/>
-        <w:pageBreakBefore w:val="0"/>
-        <w:widowControl w:val="0"/>
-        <w:kinsoku w:val="0"/>
-        <w:wordWrap/>
-        <w:overflowPunct/>
-        <w:topLinePunct w:val="0"/>
-        <w:autoSpaceDE w:val="0"/>
-        <w:autoSpaceDN w:val="0"/>
-        <w:bidi w:val="0"/>
-        <w:adjustRightInd w:val="0"/>
-        <w:snapToGrid w:val="0"/>
-        <w:textAlignment w:val="baseline"/>
-        <w:rPr>
-          <w:rFonts w:hint="default"/>
-          <w:lang w:val="en-US" w:eastAsia="zh-CN"/>
-        </w:rPr>
-      </w:pPr>
-      <w:bookmarkStart w:id="6" w:name="_Toc9693"/>
-      <w:r>
-        <w:rPr>
-          <w:rFonts w:hint="default"/>
-          <w:lang w:val="en-US" w:eastAsia="zh-CN"/>
-        </w:rPr>
-        <w:t>管理目标</w:t>
-      </w:r>
-      <w:bookmarkEnd w:id="6"/>
-    </w:p>
-    <w:p>
-      <w:pPr>
-        <w:pStyle w:val="a1"/>
+        <w:pStyle w:val="29"/>
         <w:keepNext w:val="0"/>
         <w:keepLines w:val="0"/>
         <w:pageBreakBefore w:val="0"/>
@@ -3938,7 +3959,7 @@
     </w:p>
     <w:p>
       <w:pPr>
-        <w:pStyle w:val="a1"/>
+        <w:pStyle w:val="29"/>
         <w:keepNext w:val="0"/>
         <w:keepLines w:val="0"/>
         <w:pageBreakBefore w:val="0"/>
@@ -3973,7 +3994,7 @@
     </w:p>
     <w:p>
       <w:pPr>
-        <w:pStyle w:val="a1"/>
+        <w:pStyle w:val="29"/>
         <w:keepNext w:val="0"/>
         <w:keepLines w:val="0"/>
         <w:pageBreakBefore w:val="0"/>
@@ -4008,7 +4029,7 @@
     </w:p>
     <w:p>
       <w:pPr>
-        <w:pStyle w:val="a1"/>
+        <w:pStyle w:val="29"/>
         <w:keepNext w:val="0"/>
         <w:keepLines w:val="0"/>
         <w:pageBreakBefore w:val="0"/>
@@ -4043,27 +4064,27 @@
     </w:p>
     <w:p>
       <w:pPr>
-        <w:pStyle w:val="2"/>
-        <w:keepNext w:val="0"/>
-        <w:keepLines w:val="0"/>
-        <w:pageBreakBefore w:val="0"/>
-        <w:widowControl w:val="0"/>
-        <w:kinsoku w:val="0"/>
-        <w:wordWrap/>
-        <w:overflowPunct/>
-        <w:topLinePunct w:val="0"/>
-        <w:autoSpaceDE w:val="0"/>
-        <w:autoSpaceDN w:val="0"/>
-        <w:bidi w:val="0"/>
-        <w:adjustRightInd w:val="0"/>
-        <w:snapToGrid w:val="0"/>
-        <w:textAlignment w:val="baseline"/>
-        <w:rPr>
-          <w:rFonts w:hint="default"/>
-          <w:lang w:val="en-US" w:eastAsia="zh-CN"/>
-        </w:rPr>
-      </w:pPr>
-      <w:bookmarkStart w:id="7" w:name="_Toc30877"/>
+        <w:pStyle w:val="30"/>
+        <w:keepNext w:val="0"/>
+        <w:keepLines w:val="0"/>
+        <w:pageBreakBefore w:val="0"/>
+        <w:widowControl w:val="0"/>
+        <w:kinsoku w:val="0"/>
+        <w:wordWrap/>
+        <w:overflowPunct/>
+        <w:topLinePunct w:val="0"/>
+        <w:autoSpaceDE w:val="0"/>
+        <w:autoSpaceDN w:val="0"/>
+        <w:bidi w:val="0"/>
+        <w:adjustRightInd w:val="0"/>
+        <w:snapToGrid w:val="0"/>
+        <w:textAlignment w:val="baseline"/>
+        <w:rPr>
+          <w:rFonts w:hint="default"/>
+          <w:lang w:val="en-US" w:eastAsia="zh-CN"/>
+        </w:rPr>
+      </w:pPr>
+      <w:bookmarkStart w:id="6" w:name="_Toc25235"/>
       <w:r>
         <w:rPr>
           <w:rFonts w:hint="default"/>
@@ -4071,11 +4092,11 @@
         </w:rPr>
         <w:t>术语定义</w:t>
       </w:r>
-      <w:bookmarkEnd w:id="7"/>
-    </w:p>
-    <w:p>
-      <w:pPr>
-        <w:pStyle w:val="a1"/>
+      <w:bookmarkEnd w:id="6"/>
+    </w:p>
+    <w:p>
+      <w:pPr>
+        <w:pStyle w:val="29"/>
         <w:keepNext w:val="0"/>
         <w:keepLines w:val="0"/>
         <w:pageBreakBefore w:val="0"/>
@@ -4110,7 +4131,7 @@
     </w:p>
     <w:p>
       <w:pPr>
-        <w:pStyle w:val="a1"/>
+        <w:pStyle w:val="29"/>
         <w:keepNext w:val="0"/>
         <w:keepLines w:val="0"/>
         <w:pageBreakBefore w:val="0"/>
@@ -4145,7 +4166,7 @@
     </w:p>
     <w:p>
       <w:pPr>
-        <w:pStyle w:val="a1"/>
+        <w:pStyle w:val="29"/>
         <w:keepNext w:val="0"/>
         <w:keepLines w:val="0"/>
         <w:pageBreakBefore w:val="0"/>
@@ -4180,27 +4201,27 @@
     </w:p>
     <w:p>
       <w:pPr>
-        <w:pStyle w:val="1"/>
-        <w:keepNext w:val="0"/>
-        <w:keepLines w:val="0"/>
-        <w:pageBreakBefore w:val="0"/>
-        <w:widowControl w:val="0"/>
-        <w:kinsoku w:val="0"/>
-        <w:wordWrap/>
-        <w:overflowPunct/>
-        <w:topLinePunct w:val="0"/>
-        <w:autoSpaceDE w:val="0"/>
-        <w:autoSpaceDN w:val="0"/>
-        <w:bidi w:val="0"/>
-        <w:adjustRightInd w:val="0"/>
-        <w:snapToGrid w:val="0"/>
-        <w:textAlignment w:val="baseline"/>
-        <w:rPr>
-          <w:rFonts w:hint="default"/>
-          <w:lang w:val="en-US" w:eastAsia="zh-CN"/>
-        </w:rPr>
-      </w:pPr>
-      <w:bookmarkStart w:id="8" w:name="_Toc4609"/>
+        <w:pStyle w:val="28"/>
+        <w:keepNext w:val="0"/>
+        <w:keepLines w:val="0"/>
+        <w:pageBreakBefore w:val="0"/>
+        <w:widowControl w:val="0"/>
+        <w:kinsoku w:val="0"/>
+        <w:wordWrap/>
+        <w:overflowPunct/>
+        <w:topLinePunct w:val="0"/>
+        <w:autoSpaceDE w:val="0"/>
+        <w:autoSpaceDN w:val="0"/>
+        <w:bidi w:val="0"/>
+        <w:adjustRightInd w:val="0"/>
+        <w:snapToGrid w:val="0"/>
+        <w:textAlignment w:val="baseline"/>
+        <w:rPr>
+          <w:rFonts w:hint="default"/>
+          <w:lang w:val="en-US" w:eastAsia="zh-CN"/>
+        </w:rPr>
+      </w:pPr>
+      <w:bookmarkStart w:id="7" w:name="_Toc19960"/>
       <w:r>
         <w:rPr>
           <w:rFonts w:hint="default"/>
@@ -4208,43 +4229,43 @@
         </w:rPr>
         <w:t>组织与职责</w:t>
       </w:r>
+      <w:bookmarkEnd w:id="7"/>
+    </w:p>
+    <w:p>
+      <w:pPr>
+        <w:pStyle w:val="30"/>
+        <w:keepNext w:val="0"/>
+        <w:keepLines w:val="0"/>
+        <w:pageBreakBefore w:val="0"/>
+        <w:widowControl w:val="0"/>
+        <w:kinsoku w:val="0"/>
+        <w:wordWrap/>
+        <w:overflowPunct/>
+        <w:topLinePunct w:val="0"/>
+        <w:autoSpaceDE w:val="0"/>
+        <w:autoSpaceDN w:val="0"/>
+        <w:bidi w:val="0"/>
+        <w:adjustRightInd w:val="0"/>
+        <w:snapToGrid w:val="0"/>
+        <w:textAlignment w:val="baseline"/>
+        <w:rPr>
+          <w:rFonts w:hint="default"/>
+          <w:lang w:val="en-US" w:eastAsia="zh-CN"/>
+        </w:rPr>
+      </w:pPr>
+      <w:bookmarkStart w:id="8" w:name="_Toc27802"/>
+      <w:r>
+        <w:rPr>
+          <w:rFonts w:hint="default"/>
+          <w:lang w:val="en-US" w:eastAsia="zh-CN"/>
+        </w:rPr>
+        <w:t>质量管理部</w:t>
+      </w:r>
       <w:bookmarkEnd w:id="8"/>
     </w:p>
     <w:p>
       <w:pPr>
-        <w:pStyle w:val="2"/>
-        <w:keepNext w:val="0"/>
-        <w:keepLines w:val="0"/>
-        <w:pageBreakBefore w:val="0"/>
-        <w:widowControl w:val="0"/>
-        <w:kinsoku w:val="0"/>
-        <w:wordWrap/>
-        <w:overflowPunct/>
-        <w:topLinePunct w:val="0"/>
-        <w:autoSpaceDE w:val="0"/>
-        <w:autoSpaceDN w:val="0"/>
-        <w:bidi w:val="0"/>
-        <w:adjustRightInd w:val="0"/>
-        <w:snapToGrid w:val="0"/>
-        <w:textAlignment w:val="baseline"/>
-        <w:rPr>
-          <w:rFonts w:hint="default"/>
-          <w:lang w:val="en-US" w:eastAsia="zh-CN"/>
-        </w:rPr>
-      </w:pPr>
-      <w:bookmarkStart w:id="9" w:name="_Toc19800"/>
-      <w:r>
-        <w:rPr>
-          <w:rFonts w:hint="default"/>
-          <w:lang w:val="en-US" w:eastAsia="zh-CN"/>
-        </w:rPr>
-        <w:t>质量管理部</w:t>
-      </w:r>
-      <w:bookmarkEnd w:id="9"/>
-    </w:p>
-    <w:p>
-      <w:pPr>
-        <w:pStyle w:val="a1"/>
+        <w:pStyle w:val="29"/>
         <w:keepNext w:val="0"/>
         <w:keepLines w:val="0"/>
         <w:pageBreakBefore w:val="0"/>
@@ -4279,7 +4300,7 @@
     </w:p>
     <w:p>
       <w:pPr>
-        <w:pStyle w:val="a1"/>
+        <w:pStyle w:val="29"/>
         <w:keepNext w:val="0"/>
         <w:keepLines w:val="0"/>
         <w:pageBreakBefore w:val="0"/>
@@ -4314,7 +4335,7 @@
     </w:p>
     <w:p>
       <w:pPr>
-        <w:pStyle w:val="a1"/>
+        <w:pStyle w:val="29"/>
         <w:keepNext w:val="0"/>
         <w:keepLines w:val="0"/>
         <w:pageBreakBefore w:val="0"/>
@@ -4349,7 +4370,7 @@
     </w:p>
     <w:p>
       <w:pPr>
-        <w:pStyle w:val="a1"/>
+        <w:pStyle w:val="29"/>
         <w:keepNext w:val="0"/>
         <w:keepLines w:val="0"/>
         <w:pageBreakBefore w:val="0"/>
@@ -4384,7 +4405,7 @@
     </w:p>
     <w:p>
       <w:pPr>
-        <w:pStyle w:val="a1"/>
+        <w:pStyle w:val="29"/>
         <w:keepNext w:val="0"/>
         <w:keepLines w:val="0"/>
         <w:pageBreakBefore w:val="0"/>
@@ -4419,7 +4440,7 @@
     </w:p>
     <w:p>
       <w:pPr>
-        <w:pStyle w:val="a1"/>
+        <w:pStyle w:val="29"/>
         <w:keepNext w:val="0"/>
         <w:keepLines w:val="0"/>
         <w:pageBreakBefore w:val="0"/>
@@ -4454,27 +4475,27 @@
     </w:p>
     <w:p>
       <w:pPr>
-        <w:pStyle w:val="2"/>
-        <w:keepNext w:val="0"/>
-        <w:keepLines w:val="0"/>
-        <w:pageBreakBefore w:val="0"/>
-        <w:widowControl w:val="0"/>
-        <w:kinsoku w:val="0"/>
-        <w:wordWrap/>
-        <w:overflowPunct/>
-        <w:topLinePunct w:val="0"/>
-        <w:autoSpaceDE w:val="0"/>
-        <w:autoSpaceDN w:val="0"/>
-        <w:bidi w:val="0"/>
-        <w:adjustRightInd w:val="0"/>
-        <w:snapToGrid w:val="0"/>
-        <w:textAlignment w:val="baseline"/>
-        <w:rPr>
-          <w:rFonts w:hint="default"/>
-          <w:lang w:val="en-US" w:eastAsia="zh-CN"/>
-        </w:rPr>
-      </w:pPr>
-      <w:bookmarkStart w:id="10" w:name="_Toc3965"/>
+        <w:pStyle w:val="30"/>
+        <w:keepNext w:val="0"/>
+        <w:keepLines w:val="0"/>
+        <w:pageBreakBefore w:val="0"/>
+        <w:widowControl w:val="0"/>
+        <w:kinsoku w:val="0"/>
+        <w:wordWrap/>
+        <w:overflowPunct/>
+        <w:topLinePunct w:val="0"/>
+        <w:autoSpaceDE w:val="0"/>
+        <w:autoSpaceDN w:val="0"/>
+        <w:bidi w:val="0"/>
+        <w:adjustRightInd w:val="0"/>
+        <w:snapToGrid w:val="0"/>
+        <w:textAlignment w:val="baseline"/>
+        <w:rPr>
+          <w:rFonts w:hint="default"/>
+          <w:lang w:val="en-US" w:eastAsia="zh-CN"/>
+        </w:rPr>
+      </w:pPr>
+      <w:bookmarkStart w:id="9" w:name="_Toc13873"/>
       <w:r>
         <w:rPr>
           <w:rFonts w:hint="default"/>
@@ -4482,11 +4503,11 @@
         </w:rPr>
         <w:t>数智运营部</w:t>
       </w:r>
-      <w:bookmarkEnd w:id="10"/>
-    </w:p>
-    <w:p>
-      <w:pPr>
-        <w:pStyle w:val="a1"/>
+      <w:bookmarkEnd w:id="9"/>
+    </w:p>
+    <w:p>
+      <w:pPr>
+        <w:pStyle w:val="29"/>
         <w:keepNext w:val="0"/>
         <w:keepLines w:val="0"/>
         <w:pageBreakBefore w:val="0"/>
@@ -4521,7 +4542,7 @@
     </w:p>
     <w:p>
       <w:pPr>
-        <w:pStyle w:val="a1"/>
+        <w:pStyle w:val="29"/>
         <w:keepNext w:val="0"/>
         <w:keepLines w:val="0"/>
         <w:pageBreakBefore w:val="0"/>
@@ -4556,7 +4577,7 @@
     </w:p>
     <w:p>
       <w:pPr>
-        <w:pStyle w:val="a1"/>
+        <w:pStyle w:val="29"/>
         <w:keepNext w:val="0"/>
         <w:keepLines w:val="0"/>
         <w:pageBreakBefore w:val="0"/>
@@ -4591,27 +4612,27 @@
     </w:p>
     <w:p>
       <w:pPr>
-        <w:pStyle w:val="2"/>
-        <w:keepNext w:val="0"/>
-        <w:keepLines w:val="0"/>
-        <w:pageBreakBefore w:val="0"/>
-        <w:widowControl w:val="0"/>
-        <w:kinsoku w:val="0"/>
-        <w:wordWrap/>
-        <w:overflowPunct/>
-        <w:topLinePunct w:val="0"/>
-        <w:autoSpaceDE w:val="0"/>
-        <w:autoSpaceDN w:val="0"/>
-        <w:bidi w:val="0"/>
-        <w:adjustRightInd w:val="0"/>
-        <w:snapToGrid w:val="0"/>
-        <w:textAlignment w:val="baseline"/>
-        <w:rPr>
-          <w:rFonts w:hint="default"/>
-          <w:lang w:val="en-US" w:eastAsia="zh-CN"/>
-        </w:rPr>
-      </w:pPr>
-      <w:bookmarkStart w:id="11" w:name="_Toc3208"/>
+        <w:pStyle w:val="30"/>
+        <w:keepNext w:val="0"/>
+        <w:keepLines w:val="0"/>
+        <w:pageBreakBefore w:val="0"/>
+        <w:widowControl w:val="0"/>
+        <w:kinsoku w:val="0"/>
+        <w:wordWrap/>
+        <w:overflowPunct/>
+        <w:topLinePunct w:val="0"/>
+        <w:autoSpaceDE w:val="0"/>
+        <w:autoSpaceDN w:val="0"/>
+        <w:bidi w:val="0"/>
+        <w:adjustRightInd w:val="0"/>
+        <w:snapToGrid w:val="0"/>
+        <w:textAlignment w:val="baseline"/>
+        <w:rPr>
+          <w:rFonts w:hint="default"/>
+          <w:lang w:val="en-US" w:eastAsia="zh-CN"/>
+        </w:rPr>
+      </w:pPr>
+      <w:bookmarkStart w:id="10" w:name="_Toc20775"/>
       <w:r>
         <w:rPr>
           <w:rFonts w:hint="default"/>
@@ -4619,11 +4640,11 @@
         </w:rPr>
         <w:t>研究总院</w:t>
       </w:r>
-      <w:bookmarkEnd w:id="11"/>
-    </w:p>
-    <w:p>
-      <w:pPr>
-        <w:pStyle w:val="a1"/>
+      <w:bookmarkEnd w:id="10"/>
+    </w:p>
+    <w:p>
+      <w:pPr>
+        <w:pStyle w:val="29"/>
         <w:keepNext w:val="0"/>
         <w:keepLines w:val="0"/>
         <w:pageBreakBefore w:val="0"/>
@@ -4658,7 +4679,7 @@
     </w:p>
     <w:p>
       <w:pPr>
-        <w:pStyle w:val="a1"/>
+        <w:pStyle w:val="29"/>
         <w:keepNext w:val="0"/>
         <w:keepLines w:val="0"/>
         <w:pageBreakBefore w:val="0"/>
@@ -4693,7 +4714,7 @@
     </w:p>
     <w:p>
       <w:pPr>
-        <w:pStyle w:val="a1"/>
+        <w:pStyle w:val="29"/>
         <w:keepNext w:val="0"/>
         <w:keepLines w:val="0"/>
         <w:pageBreakBefore w:val="0"/>
@@ -4728,27 +4749,27 @@
     </w:p>
     <w:p>
       <w:pPr>
-        <w:pStyle w:val="2"/>
-        <w:keepNext w:val="0"/>
-        <w:keepLines w:val="0"/>
-        <w:pageBreakBefore w:val="0"/>
-        <w:widowControl w:val="0"/>
-        <w:kinsoku w:val="0"/>
-        <w:wordWrap/>
-        <w:overflowPunct/>
-        <w:topLinePunct w:val="0"/>
-        <w:autoSpaceDE w:val="0"/>
-        <w:autoSpaceDN w:val="0"/>
-        <w:bidi w:val="0"/>
-        <w:adjustRightInd w:val="0"/>
-        <w:snapToGrid w:val="0"/>
-        <w:textAlignment w:val="baseline"/>
-        <w:rPr>
-          <w:rFonts w:hint="default"/>
-          <w:lang w:val="en-US" w:eastAsia="zh-CN"/>
-        </w:rPr>
-      </w:pPr>
-      <w:bookmarkStart w:id="12" w:name="_Toc11048"/>
+        <w:pStyle w:val="30"/>
+        <w:keepNext w:val="0"/>
+        <w:keepLines w:val="0"/>
+        <w:pageBreakBefore w:val="0"/>
+        <w:widowControl w:val="0"/>
+        <w:kinsoku w:val="0"/>
+        <w:wordWrap/>
+        <w:overflowPunct/>
+        <w:topLinePunct w:val="0"/>
+        <w:autoSpaceDE w:val="0"/>
+        <w:autoSpaceDN w:val="0"/>
+        <w:bidi w:val="0"/>
+        <w:adjustRightInd w:val="0"/>
+        <w:snapToGrid w:val="0"/>
+        <w:textAlignment w:val="baseline"/>
+        <w:rPr>
+          <w:rFonts w:hint="default"/>
+          <w:lang w:val="en-US" w:eastAsia="zh-CN"/>
+        </w:rPr>
+      </w:pPr>
+      <w:bookmarkStart w:id="11" w:name="_Toc8324"/>
       <w:r>
         <w:rPr>
           <w:rFonts w:hint="default"/>
@@ -4756,11 +4777,11 @@
         </w:rPr>
         <w:t>人力部</w:t>
       </w:r>
-      <w:bookmarkEnd w:id="12"/>
-    </w:p>
-    <w:p>
-      <w:pPr>
-        <w:pStyle w:val="a1"/>
+      <w:bookmarkEnd w:id="11"/>
+    </w:p>
+    <w:p>
+      <w:pPr>
+        <w:pStyle w:val="29"/>
         <w:keepNext w:val="0"/>
         <w:keepLines w:val="0"/>
         <w:pageBreakBefore w:val="0"/>
@@ -4795,7 +4816,7 @@
     </w:p>
     <w:p>
       <w:pPr>
-        <w:pStyle w:val="a1"/>
+        <w:pStyle w:val="29"/>
         <w:keepNext w:val="0"/>
         <w:keepLines w:val="0"/>
         <w:pageBreakBefore w:val="0"/>
@@ -4830,27 +4851,27 @@
     </w:p>
     <w:p>
       <w:pPr>
-        <w:pStyle w:val="2"/>
-        <w:keepNext w:val="0"/>
-        <w:keepLines w:val="0"/>
-        <w:pageBreakBefore w:val="0"/>
-        <w:widowControl w:val="0"/>
-        <w:kinsoku w:val="0"/>
-        <w:wordWrap/>
-        <w:overflowPunct/>
-        <w:topLinePunct w:val="0"/>
-        <w:autoSpaceDE w:val="0"/>
-        <w:autoSpaceDN w:val="0"/>
-        <w:bidi w:val="0"/>
-        <w:adjustRightInd w:val="0"/>
-        <w:snapToGrid w:val="0"/>
-        <w:textAlignment w:val="baseline"/>
-        <w:rPr>
-          <w:rFonts w:hint="default"/>
-          <w:lang w:val="en-US" w:eastAsia="zh-CN"/>
-        </w:rPr>
-      </w:pPr>
-      <w:bookmarkStart w:id="13" w:name="_Toc11635"/>
+        <w:pStyle w:val="30"/>
+        <w:keepNext w:val="0"/>
+        <w:keepLines w:val="0"/>
+        <w:pageBreakBefore w:val="0"/>
+        <w:widowControl w:val="0"/>
+        <w:kinsoku w:val="0"/>
+        <w:wordWrap/>
+        <w:overflowPunct/>
+        <w:topLinePunct w:val="0"/>
+        <w:autoSpaceDE w:val="0"/>
+        <w:autoSpaceDN w:val="0"/>
+        <w:bidi w:val="0"/>
+        <w:adjustRightInd w:val="0"/>
+        <w:snapToGrid w:val="0"/>
+        <w:textAlignment w:val="baseline"/>
+        <w:rPr>
+          <w:rFonts w:hint="default"/>
+          <w:lang w:val="en-US" w:eastAsia="zh-CN"/>
+        </w:rPr>
+      </w:pPr>
+      <w:bookmarkStart w:id="12" w:name="_Toc31584"/>
       <w:r>
         <w:rPr>
           <w:rFonts w:hint="default"/>
@@ -4858,11 +4879,11 @@
         </w:rPr>
         <w:t>应急管理部</w:t>
       </w:r>
-      <w:bookmarkEnd w:id="13"/>
-    </w:p>
-    <w:p>
-      <w:pPr>
-        <w:pStyle w:val="a1"/>
+      <w:bookmarkEnd w:id="12"/>
+    </w:p>
+    <w:p>
+      <w:pPr>
+        <w:pStyle w:val="29"/>
         <w:keepNext w:val="0"/>
         <w:keepLines w:val="0"/>
         <w:pageBreakBefore w:val="0"/>
@@ -4897,7 +4918,7 @@
     </w:p>
     <w:p>
       <w:pPr>
-        <w:pStyle w:val="a1"/>
+        <w:pStyle w:val="29"/>
         <w:keepNext w:val="0"/>
         <w:keepLines w:val="0"/>
         <w:pageBreakBefore w:val="0"/>
@@ -4932,27 +4953,27 @@
     </w:p>
     <w:p>
       <w:pPr>
-        <w:pStyle w:val="2"/>
-        <w:keepNext w:val="0"/>
-        <w:keepLines w:val="0"/>
-        <w:pageBreakBefore w:val="0"/>
-        <w:widowControl w:val="0"/>
-        <w:kinsoku w:val="0"/>
-        <w:wordWrap/>
-        <w:overflowPunct/>
-        <w:topLinePunct w:val="0"/>
-        <w:autoSpaceDE w:val="0"/>
-        <w:autoSpaceDN w:val="0"/>
-        <w:bidi w:val="0"/>
-        <w:adjustRightInd w:val="0"/>
-        <w:snapToGrid w:val="0"/>
-        <w:textAlignment w:val="baseline"/>
-        <w:rPr>
-          <w:rFonts w:hint="default"/>
-          <w:lang w:val="en-US" w:eastAsia="zh-CN"/>
-        </w:rPr>
-      </w:pPr>
-      <w:bookmarkStart w:id="14" w:name="_Toc28091"/>
+        <w:pStyle w:val="30"/>
+        <w:keepNext w:val="0"/>
+        <w:keepLines w:val="0"/>
+        <w:pageBreakBefore w:val="0"/>
+        <w:widowControl w:val="0"/>
+        <w:kinsoku w:val="0"/>
+        <w:wordWrap/>
+        <w:overflowPunct/>
+        <w:topLinePunct w:val="0"/>
+        <w:autoSpaceDE w:val="0"/>
+        <w:autoSpaceDN w:val="0"/>
+        <w:bidi w:val="0"/>
+        <w:adjustRightInd w:val="0"/>
+        <w:snapToGrid w:val="0"/>
+        <w:textAlignment w:val="baseline"/>
+        <w:rPr>
+          <w:rFonts w:hint="default"/>
+          <w:lang w:val="en-US" w:eastAsia="zh-CN"/>
+        </w:rPr>
+      </w:pPr>
+      <w:bookmarkStart w:id="13" w:name="_Toc21216"/>
       <w:r>
         <w:rPr>
           <w:rFonts w:hint="eastAsia"/>
@@ -4960,11 +4981,11 @@
         </w:rPr>
         <w:t>管理者代表</w:t>
       </w:r>
-      <w:bookmarkEnd w:id="14"/>
-    </w:p>
-    <w:p>
-      <w:pPr>
-        <w:pStyle w:val="a1"/>
+      <w:bookmarkEnd w:id="13"/>
+    </w:p>
+    <w:p>
+      <w:pPr>
+        <w:pStyle w:val="29"/>
         <w:keepNext w:val="0"/>
         <w:keepLines w:val="0"/>
         <w:pageBreakBefore w:val="0"/>
@@ -4999,7 +5020,7 @@
     </w:p>
     <w:p>
       <w:pPr>
-        <w:pStyle w:val="a1"/>
+        <w:pStyle w:val="29"/>
         <w:keepNext w:val="0"/>
         <w:keepLines w:val="0"/>
         <w:pageBreakBefore w:val="0"/>
@@ -5034,27 +5055,27 @@
     </w:p>
     <w:p>
       <w:pPr>
-        <w:pStyle w:val="1"/>
-        <w:keepNext w:val="0"/>
-        <w:keepLines w:val="0"/>
-        <w:pageBreakBefore w:val="0"/>
-        <w:widowControl w:val="0"/>
-        <w:kinsoku w:val="0"/>
-        <w:wordWrap/>
-        <w:overflowPunct/>
-        <w:topLinePunct w:val="0"/>
-        <w:autoSpaceDE w:val="0"/>
-        <w:autoSpaceDN w:val="0"/>
-        <w:bidi w:val="0"/>
-        <w:adjustRightInd w:val="0"/>
-        <w:snapToGrid w:val="0"/>
-        <w:textAlignment w:val="baseline"/>
-        <w:rPr>
-          <w:rFonts w:hint="default"/>
-          <w:lang w:val="en-US" w:eastAsia="zh-CN"/>
-        </w:rPr>
-      </w:pPr>
-      <w:bookmarkStart w:id="15" w:name="_Toc29270"/>
+        <w:pStyle w:val="28"/>
+        <w:keepNext w:val="0"/>
+        <w:keepLines w:val="0"/>
+        <w:pageBreakBefore w:val="0"/>
+        <w:widowControl w:val="0"/>
+        <w:kinsoku w:val="0"/>
+        <w:wordWrap/>
+        <w:overflowPunct/>
+        <w:topLinePunct w:val="0"/>
+        <w:autoSpaceDE w:val="0"/>
+        <w:autoSpaceDN w:val="0"/>
+        <w:bidi w:val="0"/>
+        <w:adjustRightInd w:val="0"/>
+        <w:snapToGrid w:val="0"/>
+        <w:textAlignment w:val="baseline"/>
+        <w:rPr>
+          <w:rFonts w:hint="default"/>
+          <w:lang w:val="en-US" w:eastAsia="zh-CN"/>
+        </w:rPr>
+      </w:pPr>
+      <w:bookmarkStart w:id="14" w:name="_Toc2900"/>
       <w:r>
         <w:rPr>
           <w:rFonts w:hint="default"/>
@@ -5062,43 +5083,43 @@
         </w:rPr>
         <w:t>改进管理流程</w:t>
       </w:r>
+      <w:bookmarkEnd w:id="14"/>
+    </w:p>
+    <w:p>
+      <w:pPr>
+        <w:pStyle w:val="30"/>
+        <w:keepNext w:val="0"/>
+        <w:keepLines w:val="0"/>
+        <w:pageBreakBefore w:val="0"/>
+        <w:widowControl w:val="0"/>
+        <w:kinsoku w:val="0"/>
+        <w:wordWrap/>
+        <w:overflowPunct/>
+        <w:topLinePunct w:val="0"/>
+        <w:autoSpaceDE w:val="0"/>
+        <w:autoSpaceDN w:val="0"/>
+        <w:bidi w:val="0"/>
+        <w:adjustRightInd w:val="0"/>
+        <w:snapToGrid w:val="0"/>
+        <w:textAlignment w:val="baseline"/>
+        <w:rPr>
+          <w:rFonts w:hint="default"/>
+          <w:lang w:val="en-US" w:eastAsia="zh-CN"/>
+        </w:rPr>
+      </w:pPr>
+      <w:bookmarkStart w:id="15" w:name="_Toc32653"/>
+      <w:r>
+        <w:rPr>
+          <w:rFonts w:hint="default"/>
+          <w:lang w:val="en-US" w:eastAsia="zh-CN"/>
+        </w:rPr>
+        <w:t>改进机会识别</w:t>
+      </w:r>
       <w:bookmarkEnd w:id="15"/>
     </w:p>
     <w:p>
       <w:pPr>
-        <w:pStyle w:val="2"/>
-        <w:keepNext w:val="0"/>
-        <w:keepLines w:val="0"/>
-        <w:pageBreakBefore w:val="0"/>
-        <w:widowControl w:val="0"/>
-        <w:kinsoku w:val="0"/>
-        <w:wordWrap/>
-        <w:overflowPunct/>
-        <w:topLinePunct w:val="0"/>
-        <w:autoSpaceDE w:val="0"/>
-        <w:autoSpaceDN w:val="0"/>
-        <w:bidi w:val="0"/>
-        <w:adjustRightInd w:val="0"/>
-        <w:snapToGrid w:val="0"/>
-        <w:textAlignment w:val="baseline"/>
-        <w:rPr>
-          <w:rFonts w:hint="default"/>
-          <w:lang w:val="en-US" w:eastAsia="zh-CN"/>
-        </w:rPr>
-      </w:pPr>
-      <w:bookmarkStart w:id="16" w:name="_Toc863"/>
-      <w:r>
-        <w:rPr>
-          <w:rFonts w:hint="default"/>
-          <w:lang w:val="en-US" w:eastAsia="zh-CN"/>
-        </w:rPr>
-        <w:t>改进机会识别</w:t>
-      </w:r>
-      <w:bookmarkEnd w:id="16"/>
-    </w:p>
-    <w:p>
-      <w:pPr>
-        <w:pStyle w:val="a1"/>
+        <w:pStyle w:val="29"/>
         <w:keepNext w:val="0"/>
         <w:keepLines w:val="0"/>
         <w:pageBreakBefore w:val="0"/>
@@ -5133,7 +5154,7 @@
     </w:p>
     <w:p>
       <w:pPr>
-        <w:pStyle w:val="a1"/>
+        <w:pStyle w:val="29"/>
         <w:keepNext w:val="0"/>
         <w:keepLines w:val="0"/>
         <w:pageBreakBefore w:val="0"/>
@@ -5151,7 +5172,7 @@
         <w:bidi w:val="0"/>
         <w:adjustRightInd w:val="0"/>
         <w:snapToGrid w:val="0"/>
-        <w:ind w:left="425" w:hanging="425" w:leftChars="0" w:firstLineChars="0"/>
+        <w:ind w:left="425" w:leftChars="0" w:hanging="425" w:firstLineChars="0"/>
         <w:textAlignment w:val="baseline"/>
         <w:rPr>
           <w:rFonts w:hint="default"/>
@@ -5168,7 +5189,7 @@
     </w:p>
     <w:p>
       <w:pPr>
-        <w:pStyle w:val="a1"/>
+        <w:pStyle w:val="29"/>
         <w:keepNext w:val="0"/>
         <w:keepLines w:val="0"/>
         <w:pageBreakBefore w:val="0"/>
@@ -5186,7 +5207,7 @@
         <w:bidi w:val="0"/>
         <w:adjustRightInd w:val="0"/>
         <w:snapToGrid w:val="0"/>
-        <w:ind w:left="425" w:hanging="425" w:leftChars="0" w:firstLineChars="0"/>
+        <w:ind w:left="425" w:leftChars="0" w:hanging="425" w:firstLineChars="0"/>
         <w:textAlignment w:val="baseline"/>
         <w:rPr>
           <w:rFonts w:hint="default"/>
@@ -5203,7 +5224,7 @@
     </w:p>
     <w:p>
       <w:pPr>
-        <w:pStyle w:val="a1"/>
+        <w:pStyle w:val="29"/>
         <w:keepNext w:val="0"/>
         <w:keepLines w:val="0"/>
         <w:pageBreakBefore w:val="0"/>
@@ -5221,7 +5242,7 @@
         <w:bidi w:val="0"/>
         <w:adjustRightInd w:val="0"/>
         <w:snapToGrid w:val="0"/>
-        <w:ind w:left="425" w:hanging="425" w:leftChars="0" w:firstLineChars="0"/>
+        <w:ind w:left="425" w:leftChars="0" w:hanging="425" w:firstLineChars="0"/>
         <w:textAlignment w:val="baseline"/>
         <w:rPr>
           <w:rFonts w:hint="default"/>
@@ -5238,7 +5259,7 @@
     </w:p>
     <w:p>
       <w:pPr>
-        <w:pStyle w:val="a1"/>
+        <w:pStyle w:val="29"/>
         <w:keepNext w:val="0"/>
         <w:keepLines w:val="0"/>
         <w:pageBreakBefore w:val="0"/>
@@ -5256,7 +5277,7 @@
         <w:bidi w:val="0"/>
         <w:adjustRightInd w:val="0"/>
         <w:snapToGrid w:val="0"/>
-        <w:ind w:left="425" w:hanging="425" w:leftChars="0" w:firstLineChars="0"/>
+        <w:ind w:left="425" w:leftChars="0" w:hanging="425" w:firstLineChars="0"/>
         <w:textAlignment w:val="baseline"/>
         <w:rPr>
           <w:rFonts w:hint="default"/>
@@ -5273,7 +5294,7 @@
     </w:p>
     <w:p>
       <w:pPr>
-        <w:pStyle w:val="a1"/>
+        <w:pStyle w:val="29"/>
         <w:keepNext w:val="0"/>
         <w:keepLines w:val="0"/>
         <w:pageBreakBefore w:val="0"/>
@@ -5291,7 +5312,7 @@
         <w:bidi w:val="0"/>
         <w:adjustRightInd w:val="0"/>
         <w:snapToGrid w:val="0"/>
-        <w:ind w:left="425" w:hanging="425" w:leftChars="0" w:firstLineChars="0"/>
+        <w:ind w:left="425" w:leftChars="0" w:hanging="425" w:firstLineChars="0"/>
         <w:textAlignment w:val="baseline"/>
         <w:rPr>
           <w:rFonts w:hint="default"/>
@@ -5308,7 +5329,7 @@
     </w:p>
     <w:p>
       <w:pPr>
-        <w:pStyle w:val="a1"/>
+        <w:pStyle w:val="29"/>
         <w:keepNext w:val="0"/>
         <w:keepLines w:val="0"/>
         <w:pageBreakBefore w:val="0"/>
@@ -5326,7 +5347,7 @@
         <w:bidi w:val="0"/>
         <w:adjustRightInd w:val="0"/>
         <w:snapToGrid w:val="0"/>
-        <w:ind w:left="425" w:hanging="425" w:leftChars="0" w:firstLineChars="0"/>
+        <w:ind w:left="425" w:leftChars="0" w:hanging="425" w:firstLineChars="0"/>
         <w:textAlignment w:val="baseline"/>
         <w:rPr>
           <w:rFonts w:hint="default"/>
@@ -5343,7 +5364,7 @@
     </w:p>
     <w:p>
       <w:pPr>
-        <w:pStyle w:val="a1"/>
+        <w:pStyle w:val="29"/>
         <w:keepNext w:val="0"/>
         <w:keepLines w:val="0"/>
         <w:pageBreakBefore w:val="0"/>
@@ -5361,7 +5382,7 @@
         <w:bidi w:val="0"/>
         <w:adjustRightInd w:val="0"/>
         <w:snapToGrid w:val="0"/>
-        <w:ind w:left="425" w:hanging="425" w:leftChars="0" w:firstLineChars="0"/>
+        <w:ind w:left="425" w:leftChars="0" w:hanging="425" w:firstLineChars="0"/>
         <w:textAlignment w:val="baseline"/>
         <w:rPr>
           <w:rFonts w:hint="default"/>
@@ -5378,27 +5399,27 @@
     </w:p>
     <w:p>
       <w:pPr>
-        <w:pStyle w:val="2"/>
-        <w:keepNext w:val="0"/>
-        <w:keepLines w:val="0"/>
-        <w:pageBreakBefore w:val="0"/>
-        <w:widowControl w:val="0"/>
-        <w:kinsoku w:val="0"/>
-        <w:wordWrap/>
-        <w:overflowPunct/>
-        <w:topLinePunct w:val="0"/>
-        <w:autoSpaceDE w:val="0"/>
-        <w:autoSpaceDN w:val="0"/>
-        <w:bidi w:val="0"/>
-        <w:adjustRightInd w:val="0"/>
-        <w:snapToGrid w:val="0"/>
-        <w:textAlignment w:val="baseline"/>
-        <w:rPr>
-          <w:rFonts w:hint="default"/>
-          <w:lang w:val="en-US" w:eastAsia="zh-CN"/>
-        </w:rPr>
-      </w:pPr>
-      <w:bookmarkStart w:id="17" w:name="_Toc26150"/>
+        <w:pStyle w:val="30"/>
+        <w:keepNext w:val="0"/>
+        <w:keepLines w:val="0"/>
+        <w:pageBreakBefore w:val="0"/>
+        <w:widowControl w:val="0"/>
+        <w:kinsoku w:val="0"/>
+        <w:wordWrap/>
+        <w:overflowPunct/>
+        <w:topLinePunct w:val="0"/>
+        <w:autoSpaceDE w:val="0"/>
+        <w:autoSpaceDN w:val="0"/>
+        <w:bidi w:val="0"/>
+        <w:adjustRightInd w:val="0"/>
+        <w:snapToGrid w:val="0"/>
+        <w:textAlignment w:val="baseline"/>
+        <w:rPr>
+          <w:rFonts w:hint="default"/>
+          <w:lang w:val="en-US" w:eastAsia="zh-CN"/>
+        </w:rPr>
+      </w:pPr>
+      <w:bookmarkStart w:id="16" w:name="_Toc31444"/>
       <w:r>
         <w:rPr>
           <w:rFonts w:hint="default"/>
@@ -5406,11 +5427,11 @@
         </w:rPr>
         <w:t>改进建议提交与评估</w:t>
       </w:r>
-      <w:bookmarkEnd w:id="17"/>
-    </w:p>
-    <w:p>
-      <w:pPr>
-        <w:pStyle w:val="a1"/>
+      <w:bookmarkEnd w:id="16"/>
+    </w:p>
+    <w:p>
+      <w:pPr>
+        <w:pStyle w:val="29"/>
         <w:keepNext w:val="0"/>
         <w:keepLines w:val="0"/>
         <w:pageBreakBefore w:val="0"/>
@@ -5445,7 +5466,7 @@
     </w:p>
     <w:p>
       <w:pPr>
-        <w:pStyle w:val="a1"/>
+        <w:pStyle w:val="29"/>
         <w:keepNext w:val="0"/>
         <w:keepLines w:val="0"/>
         <w:pageBreakBefore w:val="0"/>
@@ -5480,7 +5501,7 @@
     </w:p>
     <w:p>
       <w:pPr>
-        <w:pStyle w:val="a1"/>
+        <w:pStyle w:val="29"/>
         <w:keepNext w:val="0"/>
         <w:keepLines w:val="0"/>
         <w:pageBreakBefore w:val="0"/>
@@ -5515,7 +5536,7 @@
     </w:p>
     <w:p>
       <w:pPr>
-        <w:pStyle w:val="a1"/>
+        <w:pStyle w:val="29"/>
         <w:keepNext w:val="0"/>
         <w:keepLines w:val="0"/>
         <w:pageBreakBefore w:val="0"/>
@@ -5550,27 +5571,27 @@
     </w:p>
     <w:p>
       <w:pPr>
-        <w:pStyle w:val="2"/>
-        <w:keepNext w:val="0"/>
-        <w:keepLines w:val="0"/>
-        <w:pageBreakBefore w:val="0"/>
-        <w:widowControl w:val="0"/>
-        <w:kinsoku w:val="0"/>
-        <w:wordWrap/>
-        <w:overflowPunct/>
-        <w:topLinePunct w:val="0"/>
-        <w:autoSpaceDE w:val="0"/>
-        <w:autoSpaceDN w:val="0"/>
-        <w:bidi w:val="0"/>
-        <w:adjustRightInd w:val="0"/>
-        <w:snapToGrid w:val="0"/>
-        <w:textAlignment w:val="baseline"/>
-        <w:rPr>
-          <w:rFonts w:hint="default"/>
-          <w:lang w:val="en-US" w:eastAsia="zh-CN"/>
-        </w:rPr>
-      </w:pPr>
-      <w:bookmarkStart w:id="18" w:name="_Toc25819"/>
+        <w:pStyle w:val="30"/>
+        <w:keepNext w:val="0"/>
+        <w:keepLines w:val="0"/>
+        <w:pageBreakBefore w:val="0"/>
+        <w:widowControl w:val="0"/>
+        <w:kinsoku w:val="0"/>
+        <w:wordWrap/>
+        <w:overflowPunct/>
+        <w:topLinePunct w:val="0"/>
+        <w:autoSpaceDE w:val="0"/>
+        <w:autoSpaceDN w:val="0"/>
+        <w:bidi w:val="0"/>
+        <w:adjustRightInd w:val="0"/>
+        <w:snapToGrid w:val="0"/>
+        <w:textAlignment w:val="baseline"/>
+        <w:rPr>
+          <w:rFonts w:hint="default"/>
+          <w:lang w:val="en-US" w:eastAsia="zh-CN"/>
+        </w:rPr>
+      </w:pPr>
+      <w:bookmarkStart w:id="17" w:name="_Toc12057"/>
       <w:r>
         <w:rPr>
           <w:rFonts w:hint="default"/>
@@ -5578,105 +5599,105 @@
         </w:rPr>
         <w:t>改进计划制定与审批</w:t>
       </w:r>
+      <w:bookmarkEnd w:id="17"/>
+    </w:p>
+    <w:p>
+      <w:pPr>
+        <w:pStyle w:val="31"/>
+        <w:keepNext w:val="0"/>
+        <w:keepLines w:val="0"/>
+        <w:pageBreakBefore w:val="0"/>
+        <w:widowControl w:val="0"/>
+        <w:kinsoku w:val="0"/>
+        <w:wordWrap/>
+        <w:overflowPunct/>
+        <w:topLinePunct w:val="0"/>
+        <w:autoSpaceDE w:val="0"/>
+        <w:autoSpaceDN w:val="0"/>
+        <w:bidi w:val="0"/>
+        <w:adjustRightInd w:val="0"/>
+        <w:snapToGrid w:val="0"/>
+        <w:textAlignment w:val="baseline"/>
+        <w:rPr>
+          <w:rFonts w:hint="default"/>
+          <w:lang w:val="en-US" w:eastAsia="zh-CN"/>
+        </w:rPr>
+      </w:pPr>
+      <w:bookmarkStart w:id="18" w:name="_Toc22066"/>
+      <w:r>
+        <w:rPr>
+          <w:rFonts w:hint="default"/>
+          <w:lang w:val="en-US" w:eastAsia="zh-CN"/>
+        </w:rPr>
+        <w:t>计划制定</w:t>
+      </w:r>
       <w:bookmarkEnd w:id="18"/>
     </w:p>
     <w:p>
       <w:pPr>
-        <w:pStyle w:val="3"/>
-        <w:keepNext w:val="0"/>
-        <w:keepLines w:val="0"/>
-        <w:pageBreakBefore w:val="0"/>
-        <w:widowControl w:val="0"/>
-        <w:kinsoku w:val="0"/>
-        <w:wordWrap/>
-        <w:overflowPunct/>
-        <w:topLinePunct w:val="0"/>
-        <w:autoSpaceDE w:val="0"/>
-        <w:autoSpaceDN w:val="0"/>
-        <w:bidi w:val="0"/>
-        <w:adjustRightInd w:val="0"/>
-        <w:snapToGrid w:val="0"/>
-        <w:textAlignment w:val="baseline"/>
-        <w:rPr>
-          <w:rFonts w:hint="default"/>
-          <w:lang w:val="en-US" w:eastAsia="zh-CN"/>
-        </w:rPr>
-      </w:pPr>
-      <w:bookmarkStart w:id="19" w:name="_Toc31120"/>
-      <w:r>
-        <w:rPr>
-          <w:rFonts w:hint="default"/>
-          <w:lang w:val="en-US" w:eastAsia="zh-CN"/>
-        </w:rPr>
-        <w:t>计划制定</w:t>
+        <w:pStyle w:val="29"/>
+        <w:keepNext w:val="0"/>
+        <w:keepLines w:val="0"/>
+        <w:pageBreakBefore w:val="0"/>
+        <w:widowControl w:val="0"/>
+        <w:kinsoku w:val="0"/>
+        <w:wordWrap/>
+        <w:overflowPunct/>
+        <w:topLinePunct w:val="0"/>
+        <w:autoSpaceDE w:val="0"/>
+        <w:autoSpaceDN w:val="0"/>
+        <w:bidi w:val="0"/>
+        <w:adjustRightInd w:val="0"/>
+        <w:snapToGrid w:val="0"/>
+        <w:textAlignment w:val="baseline"/>
+        <w:rPr>
+          <w:rFonts w:hint="default"/>
+          <w:lang w:val="en-US" w:eastAsia="zh-CN"/>
+        </w:rPr>
+      </w:pPr>
+      <w:r>
+        <w:rPr>
+          <w:rFonts w:hint="default"/>
+          <w:lang w:val="en-US" w:eastAsia="zh-CN"/>
+        </w:rPr>
+        <w:t>对于决定采纳的改进项，由责任部门制定详细的《改进实施计划》，明确改进目标、范围、具体措施、责任人与完成时限、验收标准及所需资源。</w:t>
+      </w:r>
+    </w:p>
+    <w:p>
+      <w:pPr>
+        <w:pStyle w:val="31"/>
+        <w:keepNext w:val="0"/>
+        <w:keepLines w:val="0"/>
+        <w:pageBreakBefore w:val="0"/>
+        <w:widowControl w:val="0"/>
+        <w:kinsoku w:val="0"/>
+        <w:wordWrap/>
+        <w:overflowPunct/>
+        <w:topLinePunct w:val="0"/>
+        <w:autoSpaceDE w:val="0"/>
+        <w:autoSpaceDN w:val="0"/>
+        <w:bidi w:val="0"/>
+        <w:adjustRightInd w:val="0"/>
+        <w:snapToGrid w:val="0"/>
+        <w:textAlignment w:val="baseline"/>
+        <w:rPr>
+          <w:rFonts w:hint="default"/>
+          <w:lang w:val="en-US" w:eastAsia="zh-CN"/>
+        </w:rPr>
+      </w:pPr>
+      <w:bookmarkStart w:id="19" w:name="_Toc12958"/>
+      <w:r>
+        <w:rPr>
+          <w:rFonts w:hint="default"/>
+          <w:lang w:val="en-US" w:eastAsia="zh-CN"/>
+        </w:rPr>
+        <w:t>审批</w:t>
       </w:r>
       <w:bookmarkEnd w:id="19"/>
     </w:p>
     <w:p>
       <w:pPr>
-        <w:pStyle w:val="a1"/>
-        <w:keepNext w:val="0"/>
-        <w:keepLines w:val="0"/>
-        <w:pageBreakBefore w:val="0"/>
-        <w:widowControl w:val="0"/>
-        <w:kinsoku w:val="0"/>
-        <w:wordWrap/>
-        <w:overflowPunct/>
-        <w:topLinePunct w:val="0"/>
-        <w:autoSpaceDE w:val="0"/>
-        <w:autoSpaceDN w:val="0"/>
-        <w:bidi w:val="0"/>
-        <w:adjustRightInd w:val="0"/>
-        <w:snapToGrid w:val="0"/>
-        <w:textAlignment w:val="baseline"/>
-        <w:rPr>
-          <w:rFonts w:hint="default"/>
-          <w:lang w:val="en-US" w:eastAsia="zh-CN"/>
-        </w:rPr>
-      </w:pPr>
-      <w:r>
-        <w:rPr>
-          <w:rFonts w:hint="default"/>
-          <w:lang w:val="en-US" w:eastAsia="zh-CN"/>
-        </w:rPr>
-        <w:t>对于决定采纳的改进项，由责任部门制定详细的《改进实施计划》，明确改进目标、范围、具体措施、责任人与完成时限、验收标准及所需资源。</w:t>
-      </w:r>
-    </w:p>
-    <w:p>
-      <w:pPr>
-        <w:pStyle w:val="3"/>
-        <w:keepNext w:val="0"/>
-        <w:keepLines w:val="0"/>
-        <w:pageBreakBefore w:val="0"/>
-        <w:widowControl w:val="0"/>
-        <w:kinsoku w:val="0"/>
-        <w:wordWrap/>
-        <w:overflowPunct/>
-        <w:topLinePunct w:val="0"/>
-        <w:autoSpaceDE w:val="0"/>
-        <w:autoSpaceDN w:val="0"/>
-        <w:bidi w:val="0"/>
-        <w:adjustRightInd w:val="0"/>
-        <w:snapToGrid w:val="0"/>
-        <w:textAlignment w:val="baseline"/>
-        <w:rPr>
-          <w:rFonts w:hint="default"/>
-          <w:lang w:val="en-US" w:eastAsia="zh-CN"/>
-        </w:rPr>
-      </w:pPr>
-      <w:bookmarkStart w:id="20" w:name="_Toc14113"/>
-      <w:r>
-        <w:rPr>
-          <w:rFonts w:hint="default"/>
-          <w:lang w:val="en-US" w:eastAsia="zh-CN"/>
-        </w:rPr>
-        <w:t>审批</w:t>
-      </w:r>
-      <w:bookmarkEnd w:id="20"/>
-    </w:p>
-    <w:p>
-      <w:pPr>
-        <w:pStyle w:val="a1"/>
+        <w:pStyle w:val="29"/>
         <w:keepNext w:val="0"/>
         <w:keepLines w:val="0"/>
         <w:pageBreakBefore w:val="0"/>
@@ -5711,7 +5732,7 @@
     </w:p>
     <w:p>
       <w:pPr>
-        <w:pStyle w:val="a1"/>
+        <w:pStyle w:val="29"/>
         <w:keepNext w:val="0"/>
         <w:keepLines w:val="0"/>
         <w:pageBreakBefore w:val="0"/>
@@ -5746,27 +5767,27 @@
     </w:p>
     <w:p>
       <w:pPr>
-        <w:pStyle w:val="2"/>
-        <w:keepNext w:val="0"/>
-        <w:keepLines w:val="0"/>
-        <w:pageBreakBefore w:val="0"/>
-        <w:widowControl w:val="0"/>
-        <w:kinsoku w:val="0"/>
-        <w:wordWrap/>
-        <w:overflowPunct/>
-        <w:topLinePunct w:val="0"/>
-        <w:autoSpaceDE w:val="0"/>
-        <w:autoSpaceDN w:val="0"/>
-        <w:bidi w:val="0"/>
-        <w:adjustRightInd w:val="0"/>
-        <w:snapToGrid w:val="0"/>
-        <w:textAlignment w:val="baseline"/>
-        <w:rPr>
-          <w:rFonts w:hint="default"/>
-          <w:lang w:val="en-US" w:eastAsia="zh-CN"/>
-        </w:rPr>
-      </w:pPr>
-      <w:bookmarkStart w:id="21" w:name="_Toc16594"/>
+        <w:pStyle w:val="30"/>
+        <w:keepNext w:val="0"/>
+        <w:keepLines w:val="0"/>
+        <w:pageBreakBefore w:val="0"/>
+        <w:widowControl w:val="0"/>
+        <w:kinsoku w:val="0"/>
+        <w:wordWrap/>
+        <w:overflowPunct/>
+        <w:topLinePunct w:val="0"/>
+        <w:autoSpaceDE w:val="0"/>
+        <w:autoSpaceDN w:val="0"/>
+        <w:bidi w:val="0"/>
+        <w:adjustRightInd w:val="0"/>
+        <w:snapToGrid w:val="0"/>
+        <w:textAlignment w:val="baseline"/>
+        <w:rPr>
+          <w:rFonts w:hint="default"/>
+          <w:lang w:val="en-US" w:eastAsia="zh-CN"/>
+        </w:rPr>
+      </w:pPr>
+      <w:bookmarkStart w:id="20" w:name="_Toc4071"/>
       <w:r>
         <w:rPr>
           <w:rFonts w:hint="default"/>
@@ -5774,11 +5795,11 @@
         </w:rPr>
         <w:t>改进措施实施与跟踪</w:t>
       </w:r>
-      <w:bookmarkEnd w:id="21"/>
-    </w:p>
-    <w:p>
-      <w:pPr>
-        <w:pStyle w:val="a1"/>
+      <w:bookmarkEnd w:id="20"/>
+    </w:p>
+    <w:p>
+      <w:pPr>
+        <w:pStyle w:val="29"/>
         <w:keepNext w:val="0"/>
         <w:keepLines w:val="0"/>
         <w:pageBreakBefore w:val="0"/>
@@ -5813,7 +5834,7 @@
     </w:p>
     <w:p>
       <w:pPr>
-        <w:pStyle w:val="a1"/>
+        <w:pStyle w:val="29"/>
         <w:keepNext w:val="0"/>
         <w:keepLines w:val="0"/>
         <w:pageBreakBefore w:val="0"/>
@@ -5848,27 +5869,27 @@
     </w:p>
     <w:p>
       <w:pPr>
-        <w:pStyle w:val="2"/>
-        <w:keepNext w:val="0"/>
-        <w:keepLines w:val="0"/>
-        <w:pageBreakBefore w:val="0"/>
-        <w:widowControl w:val="0"/>
-        <w:kinsoku w:val="0"/>
-        <w:wordWrap/>
-        <w:overflowPunct/>
-        <w:topLinePunct w:val="0"/>
-        <w:autoSpaceDE w:val="0"/>
-        <w:autoSpaceDN w:val="0"/>
-        <w:bidi w:val="0"/>
-        <w:adjustRightInd w:val="0"/>
-        <w:snapToGrid w:val="0"/>
-        <w:textAlignment w:val="baseline"/>
-        <w:rPr>
-          <w:rFonts w:hint="default"/>
-          <w:lang w:val="en-US" w:eastAsia="zh-CN"/>
-        </w:rPr>
-      </w:pPr>
-      <w:bookmarkStart w:id="22" w:name="_Toc31811"/>
+        <w:pStyle w:val="30"/>
+        <w:keepNext w:val="0"/>
+        <w:keepLines w:val="0"/>
+        <w:pageBreakBefore w:val="0"/>
+        <w:widowControl w:val="0"/>
+        <w:kinsoku w:val="0"/>
+        <w:wordWrap/>
+        <w:overflowPunct/>
+        <w:topLinePunct w:val="0"/>
+        <w:autoSpaceDE w:val="0"/>
+        <w:autoSpaceDN w:val="0"/>
+        <w:bidi w:val="0"/>
+        <w:adjustRightInd w:val="0"/>
+        <w:snapToGrid w:val="0"/>
+        <w:textAlignment w:val="baseline"/>
+        <w:rPr>
+          <w:rFonts w:hint="default"/>
+          <w:lang w:val="en-US" w:eastAsia="zh-CN"/>
+        </w:rPr>
+      </w:pPr>
+      <w:bookmarkStart w:id="21" w:name="_Toc10578"/>
       <w:r>
         <w:rPr>
           <w:rFonts w:hint="default"/>
@@ -5876,11 +5897,11 @@
         </w:rPr>
         <w:t>改进效果验证与关闭</w:t>
       </w:r>
-      <w:bookmarkEnd w:id="22"/>
-    </w:p>
-    <w:p>
-      <w:pPr>
-        <w:pStyle w:val="a1"/>
+      <w:bookmarkEnd w:id="21"/>
+    </w:p>
+    <w:p>
+      <w:pPr>
+        <w:pStyle w:val="29"/>
         <w:keepNext w:val="0"/>
         <w:keepLines w:val="0"/>
         <w:pageBreakBefore w:val="0"/>
@@ -5915,7 +5936,7 @@
     </w:p>
     <w:p>
       <w:pPr>
-        <w:pStyle w:val="a1"/>
+        <w:pStyle w:val="29"/>
         <w:keepNext w:val="0"/>
         <w:keepLines w:val="0"/>
         <w:pageBreakBefore w:val="0"/>
@@ -5950,27 +5971,27 @@
     </w:p>
     <w:p>
       <w:pPr>
-        <w:pStyle w:val="2"/>
-        <w:keepNext w:val="0"/>
-        <w:keepLines w:val="0"/>
-        <w:pageBreakBefore w:val="0"/>
-        <w:widowControl w:val="0"/>
-        <w:kinsoku w:val="0"/>
-        <w:wordWrap/>
-        <w:overflowPunct/>
-        <w:topLinePunct w:val="0"/>
-        <w:autoSpaceDE w:val="0"/>
-        <w:autoSpaceDN w:val="0"/>
-        <w:bidi w:val="0"/>
-        <w:adjustRightInd w:val="0"/>
-        <w:snapToGrid w:val="0"/>
-        <w:textAlignment w:val="baseline"/>
-        <w:rPr>
-          <w:rFonts w:hint="default"/>
-          <w:lang w:val="en-US" w:eastAsia="zh-CN"/>
-        </w:rPr>
-      </w:pPr>
-      <w:bookmarkStart w:id="23" w:name="_Toc8534"/>
+        <w:pStyle w:val="30"/>
+        <w:keepNext w:val="0"/>
+        <w:keepLines w:val="0"/>
+        <w:pageBreakBefore w:val="0"/>
+        <w:widowControl w:val="0"/>
+        <w:kinsoku w:val="0"/>
+        <w:wordWrap/>
+        <w:overflowPunct/>
+        <w:topLinePunct w:val="0"/>
+        <w:autoSpaceDE w:val="0"/>
+        <w:autoSpaceDN w:val="0"/>
+        <w:bidi w:val="0"/>
+        <w:adjustRightInd w:val="0"/>
+        <w:snapToGrid w:val="0"/>
+        <w:textAlignment w:val="baseline"/>
+        <w:rPr>
+          <w:rFonts w:hint="default"/>
+          <w:lang w:val="en-US" w:eastAsia="zh-CN"/>
+        </w:rPr>
+      </w:pPr>
+      <w:bookmarkStart w:id="22" w:name="_Toc28268"/>
       <w:r>
         <w:rPr>
           <w:rFonts w:hint="default"/>
@@ -5978,73 +5999,73 @@
         </w:rPr>
         <w:t>知识管理与固化</w:t>
       </w:r>
+      <w:bookmarkEnd w:id="22"/>
+    </w:p>
+    <w:p>
+      <w:pPr>
+        <w:pStyle w:val="29"/>
+        <w:keepNext w:val="0"/>
+        <w:keepLines w:val="0"/>
+        <w:pageBreakBefore w:val="0"/>
+        <w:widowControl w:val="0"/>
+        <w:kinsoku w:val="0"/>
+        <w:wordWrap/>
+        <w:overflowPunct/>
+        <w:topLinePunct w:val="0"/>
+        <w:autoSpaceDE w:val="0"/>
+        <w:autoSpaceDN w:val="0"/>
+        <w:bidi w:val="0"/>
+        <w:adjustRightInd w:val="0"/>
+        <w:snapToGrid w:val="0"/>
+        <w:textAlignment w:val="baseline"/>
+        <w:rPr>
+          <w:rFonts w:hint="default"/>
+          <w:lang w:val="en-US" w:eastAsia="zh-CN"/>
+        </w:rPr>
+      </w:pPr>
+      <w:r>
+        <w:rPr>
+          <w:rFonts w:hint="default"/>
+          <w:lang w:val="en-US" w:eastAsia="zh-CN"/>
+        </w:rPr>
+        <w:t>所有已关闭的改进项，特别是效果显著的改进案例，应由责任部门整理成标准操作程序（SOP）、技术规范、培训材料或最佳实践案例，经质量管理部审核后，纳入公司服务知识库，供全员学习和推广，实现改进成果的固化与共享。</w:t>
+      </w:r>
+    </w:p>
+    <w:p>
+      <w:pPr>
+        <w:pStyle w:val="28"/>
+        <w:keepNext w:val="0"/>
+        <w:keepLines w:val="0"/>
+        <w:pageBreakBefore w:val="0"/>
+        <w:widowControl w:val="0"/>
+        <w:kinsoku w:val="0"/>
+        <w:wordWrap/>
+        <w:overflowPunct/>
+        <w:topLinePunct w:val="0"/>
+        <w:autoSpaceDE w:val="0"/>
+        <w:autoSpaceDN w:val="0"/>
+        <w:bidi w:val="0"/>
+        <w:adjustRightInd w:val="0"/>
+        <w:snapToGrid w:val="0"/>
+        <w:textAlignment w:val="baseline"/>
+        <w:rPr>
+          <w:rFonts w:hint="default"/>
+          <w:lang w:val="en-US" w:eastAsia="zh-CN"/>
+        </w:rPr>
+      </w:pPr>
+      <w:bookmarkStart w:id="23" w:name="_Toc15233"/>
+      <w:r>
+        <w:rPr>
+          <w:rFonts w:hint="default"/>
+          <w:lang w:val="en-US" w:eastAsia="zh-CN"/>
+        </w:rPr>
+        <w:t>改进的分类与分级</w:t>
+      </w:r>
       <w:bookmarkEnd w:id="23"/>
     </w:p>
     <w:p>
       <w:pPr>
-        <w:pStyle w:val="a1"/>
-        <w:keepNext w:val="0"/>
-        <w:keepLines w:val="0"/>
-        <w:pageBreakBefore w:val="0"/>
-        <w:widowControl w:val="0"/>
-        <w:kinsoku w:val="0"/>
-        <w:wordWrap/>
-        <w:overflowPunct/>
-        <w:topLinePunct w:val="0"/>
-        <w:autoSpaceDE w:val="0"/>
-        <w:autoSpaceDN w:val="0"/>
-        <w:bidi w:val="0"/>
-        <w:adjustRightInd w:val="0"/>
-        <w:snapToGrid w:val="0"/>
-        <w:textAlignment w:val="baseline"/>
-        <w:rPr>
-          <w:rFonts w:hint="default"/>
-          <w:lang w:val="en-US" w:eastAsia="zh-CN"/>
-        </w:rPr>
-      </w:pPr>
-      <w:r>
-        <w:rPr>
-          <w:rFonts w:hint="default"/>
-          <w:lang w:val="en-US" w:eastAsia="zh-CN"/>
-        </w:rPr>
-        <w:t>所有已关闭的改进项，特别是效果显著的改进案例，应由责任部门整理成标准操作程序（SOP）、技术规范、培训材料或最佳实践案例，经质量管理部审核后，纳入公司服务知识库，供全员学习和推广，实现改进成果的固化与共享。</w:t>
-      </w:r>
-    </w:p>
-    <w:p>
-      <w:pPr>
-        <w:pStyle w:val="1"/>
-        <w:keepNext w:val="0"/>
-        <w:keepLines w:val="0"/>
-        <w:pageBreakBefore w:val="0"/>
-        <w:widowControl w:val="0"/>
-        <w:kinsoku w:val="0"/>
-        <w:wordWrap/>
-        <w:overflowPunct/>
-        <w:topLinePunct w:val="0"/>
-        <w:autoSpaceDE w:val="0"/>
-        <w:autoSpaceDN w:val="0"/>
-        <w:bidi w:val="0"/>
-        <w:adjustRightInd w:val="0"/>
-        <w:snapToGrid w:val="0"/>
-        <w:textAlignment w:val="baseline"/>
-        <w:rPr>
-          <w:rFonts w:hint="default"/>
-          <w:lang w:val="en-US" w:eastAsia="zh-CN"/>
-        </w:rPr>
-      </w:pPr>
-      <w:bookmarkStart w:id="24" w:name="_Toc18715"/>
-      <w:r>
-        <w:rPr>
-          <w:rFonts w:hint="default"/>
-          <w:lang w:val="en-US" w:eastAsia="zh-CN"/>
-        </w:rPr>
-        <w:t>改进的分类与分级</w:t>
-      </w:r>
-      <w:bookmarkEnd w:id="24"/>
-    </w:p>
-    <w:p>
-      <w:pPr>
-        <w:pStyle w:val="a1"/>
+        <w:pStyle w:val="29"/>
         <w:keepNext w:val="0"/>
         <w:keepLines w:val="0"/>
         <w:pageBreakBefore w:val="0"/>
@@ -6079,7 +6100,7 @@
     </w:p>
     <w:p>
       <w:pPr>
-        <w:pStyle w:val="a1"/>
+        <w:pStyle w:val="29"/>
         <w:keepNext w:val="0"/>
         <w:keepLines w:val="0"/>
         <w:pageBreakBefore w:val="0"/>
@@ -6114,7 +6135,7 @@
     </w:p>
     <w:p>
       <w:pPr>
-        <w:pStyle w:val="a1"/>
+        <w:pStyle w:val="29"/>
         <w:keepNext w:val="0"/>
         <w:keepLines w:val="0"/>
         <w:pageBreakBefore w:val="0"/>
@@ -6149,7 +6170,7 @@
     </w:p>
     <w:p>
       <w:pPr>
-        <w:pStyle w:val="a1"/>
+        <w:pStyle w:val="29"/>
         <w:keepNext w:val="0"/>
         <w:keepLines w:val="0"/>
         <w:pageBreakBefore w:val="0"/>
@@ -6184,7 +6205,7 @@
     </w:p>
     <w:p>
       <w:pPr>
-        <w:pStyle w:val="a1"/>
+        <w:pStyle w:val="29"/>
         <w:keepNext w:val="0"/>
         <w:keepLines w:val="0"/>
         <w:pageBreakBefore w:val="0"/>
@@ -6219,27 +6240,27 @@
     </w:p>
     <w:p>
       <w:pPr>
-        <w:pStyle w:val="1"/>
-        <w:keepNext w:val="0"/>
-        <w:keepLines w:val="0"/>
-        <w:pageBreakBefore w:val="0"/>
-        <w:widowControl w:val="0"/>
-        <w:kinsoku w:val="0"/>
-        <w:wordWrap/>
-        <w:overflowPunct/>
-        <w:topLinePunct w:val="0"/>
-        <w:autoSpaceDE w:val="0"/>
-        <w:autoSpaceDN w:val="0"/>
-        <w:bidi w:val="0"/>
-        <w:adjustRightInd w:val="0"/>
-        <w:snapToGrid w:val="0"/>
-        <w:textAlignment w:val="baseline"/>
-        <w:rPr>
-          <w:rFonts w:hint="default"/>
-          <w:lang w:val="en-US" w:eastAsia="zh-CN"/>
-        </w:rPr>
-      </w:pPr>
-      <w:bookmarkStart w:id="25" w:name="_Toc30015"/>
+        <w:pStyle w:val="28"/>
+        <w:keepNext w:val="0"/>
+        <w:keepLines w:val="0"/>
+        <w:pageBreakBefore w:val="0"/>
+        <w:widowControl w:val="0"/>
+        <w:kinsoku w:val="0"/>
+        <w:wordWrap/>
+        <w:overflowPunct/>
+        <w:topLinePunct w:val="0"/>
+        <w:autoSpaceDE w:val="0"/>
+        <w:autoSpaceDN w:val="0"/>
+        <w:bidi w:val="0"/>
+        <w:adjustRightInd w:val="0"/>
+        <w:snapToGrid w:val="0"/>
+        <w:textAlignment w:val="baseline"/>
+        <w:rPr>
+          <w:rFonts w:hint="default"/>
+          <w:lang w:val="en-US" w:eastAsia="zh-CN"/>
+        </w:rPr>
+      </w:pPr>
+      <w:bookmarkStart w:id="24" w:name="_Toc19909"/>
       <w:r>
         <w:rPr>
           <w:rFonts w:hint="default"/>
@@ -6247,73 +6268,73 @@
         </w:rPr>
         <w:t>持续改进文化</w:t>
       </w:r>
+      <w:bookmarkEnd w:id="24"/>
+    </w:p>
+    <w:p>
+      <w:pPr>
+        <w:pStyle w:val="29"/>
+        <w:keepNext w:val="0"/>
+        <w:keepLines w:val="0"/>
+        <w:pageBreakBefore w:val="0"/>
+        <w:widowControl w:val="0"/>
+        <w:kinsoku w:val="0"/>
+        <w:wordWrap/>
+        <w:overflowPunct/>
+        <w:topLinePunct w:val="0"/>
+        <w:autoSpaceDE w:val="0"/>
+        <w:autoSpaceDN w:val="0"/>
+        <w:bidi w:val="0"/>
+        <w:adjustRightInd w:val="0"/>
+        <w:snapToGrid w:val="0"/>
+        <w:textAlignment w:val="baseline"/>
+        <w:rPr>
+          <w:rFonts w:hint="default"/>
+          <w:lang w:val="en-US" w:eastAsia="zh-CN"/>
+        </w:rPr>
+      </w:pPr>
+      <w:r>
+        <w:rPr>
+          <w:rFonts w:hint="default"/>
+          <w:lang w:val="en-US" w:eastAsia="zh-CN"/>
+        </w:rPr>
+        <w:t>公司倡导和鼓励全员参与改进。对提出有价值改进建议或在改进实施中贡献突出的团队及个人，将依据公司相关规定给予认可或奖励。</w:t>
+      </w:r>
+    </w:p>
+    <w:p>
+      <w:pPr>
+        <w:pStyle w:val="28"/>
+        <w:keepNext w:val="0"/>
+        <w:keepLines w:val="0"/>
+        <w:pageBreakBefore w:val="0"/>
+        <w:widowControl w:val="0"/>
+        <w:kinsoku w:val="0"/>
+        <w:wordWrap/>
+        <w:overflowPunct/>
+        <w:topLinePunct w:val="0"/>
+        <w:autoSpaceDE w:val="0"/>
+        <w:autoSpaceDN w:val="0"/>
+        <w:bidi w:val="0"/>
+        <w:adjustRightInd w:val="0"/>
+        <w:snapToGrid w:val="0"/>
+        <w:textAlignment w:val="baseline"/>
+        <w:rPr>
+          <w:rFonts w:hint="default"/>
+          <w:lang w:val="en-US" w:eastAsia="zh-CN"/>
+        </w:rPr>
+      </w:pPr>
+      <w:bookmarkStart w:id="25" w:name="_Toc32351"/>
+      <w:r>
+        <w:rPr>
+          <w:rFonts w:hint="default"/>
+          <w:lang w:val="en-US" w:eastAsia="zh-CN"/>
+        </w:rPr>
+        <w:t>附则</w:t>
+      </w:r>
       <w:bookmarkEnd w:id="25"/>
     </w:p>
     <w:p>
       <w:pPr>
-        <w:pStyle w:val="a1"/>
-        <w:keepNext w:val="0"/>
-        <w:keepLines w:val="0"/>
-        <w:pageBreakBefore w:val="0"/>
-        <w:widowControl w:val="0"/>
-        <w:kinsoku w:val="0"/>
-        <w:wordWrap/>
-        <w:overflowPunct/>
-        <w:topLinePunct w:val="0"/>
-        <w:autoSpaceDE w:val="0"/>
-        <w:autoSpaceDN w:val="0"/>
-        <w:bidi w:val="0"/>
-        <w:adjustRightInd w:val="0"/>
-        <w:snapToGrid w:val="0"/>
-        <w:textAlignment w:val="baseline"/>
-        <w:rPr>
-          <w:rFonts w:hint="default"/>
-          <w:lang w:val="en-US" w:eastAsia="zh-CN"/>
-        </w:rPr>
-      </w:pPr>
-      <w:r>
-        <w:rPr>
-          <w:rFonts w:hint="default"/>
-          <w:lang w:val="en-US" w:eastAsia="zh-CN"/>
-        </w:rPr>
-        <w:t>公司倡导和鼓励全员参与改进。对提出有价值改进建议或在改进实施中贡献突出的团队及个人，将依据公司相关规定给予认可或奖励。</w:t>
-      </w:r>
-    </w:p>
-    <w:p>
-      <w:pPr>
-        <w:pStyle w:val="1"/>
-        <w:keepNext w:val="0"/>
-        <w:keepLines w:val="0"/>
-        <w:pageBreakBefore w:val="0"/>
-        <w:widowControl w:val="0"/>
-        <w:kinsoku w:val="0"/>
-        <w:wordWrap/>
-        <w:overflowPunct/>
-        <w:topLinePunct w:val="0"/>
-        <w:autoSpaceDE w:val="0"/>
-        <w:autoSpaceDN w:val="0"/>
-        <w:bidi w:val="0"/>
-        <w:adjustRightInd w:val="0"/>
-        <w:snapToGrid w:val="0"/>
-        <w:textAlignment w:val="baseline"/>
-        <w:rPr>
-          <w:rFonts w:hint="default"/>
-          <w:lang w:val="en-US" w:eastAsia="zh-CN"/>
-        </w:rPr>
-      </w:pPr>
-      <w:bookmarkStart w:id="26" w:name="_Toc3372"/>
-      <w:r>
-        <w:rPr>
-          <w:rFonts w:hint="default"/>
-          <w:lang w:val="en-US" w:eastAsia="zh-CN"/>
-        </w:rPr>
-        <w:t>附则</w:t>
-      </w:r>
-      <w:bookmarkEnd w:id="26"/>
-    </w:p>
-    <w:p>
-      <w:pPr>
-        <w:pStyle w:val="a1"/>
+        <w:pStyle w:val="29"/>
         <w:keepNext w:val="0"/>
         <w:keepLines w:val="0"/>
         <w:pageBreakBefore w:val="0"/>
@@ -6348,7 +6369,7 @@
     </w:p>
     <w:p>
       <w:pPr>
-        <w:pStyle w:val="a1"/>
+        <w:pStyle w:val="29"/>
         <w:keepNext w:val="0"/>
         <w:keepLines w:val="0"/>
         <w:pageBreakBefore w:val="0"/>
@@ -6382,23 +6403,73 @@
       </w:r>
     </w:p>
     <w:sectPr>
-      <w:headerReference w:type="default" r:id="rId7"/>
+      <w:headerReference r:id="rId5" w:type="default"/>
       <w:pgSz w:w="11906" w:h="16838"/>
       <w:pgMar w:top="1417" w:right="1800" w:bottom="1440" w:left="1800" w:header="1140" w:footer="992" w:gutter="0"/>
-      <w:cols w:num="1" w:space="425"/>
+      <w:cols w:space="425" w:num="1"/>
       <w:docGrid w:type="lines" w:linePitch="312" w:charSpace="0"/>
     </w:sectPr>
   </w:body>
 </w:document>
 </file>
 
+<file path=word/endnotes.xml><?xml version="1.0" encoding="utf-8"?>
+<w:endnotes xmlns:wpc="http://schemas.microsoft.com/office/word/2010/wordprocessingCanvas" xmlns:mc="http://schemas.openxmlformats.org/markup-compatibility/2006" xmlns:o="urn:schemas-microsoft-com:office:office" xmlns:r="http://schemas.openxmlformats.org/officeDocument/2006/relationships" xmlns:m="http://schemas.openxmlformats.org/officeDocument/2006/math" xmlns:v="urn:schemas-microsoft-com:vml" xmlns:wp14="http://schemas.microsoft.com/office/word/2010/wordprocessingDrawing" xmlns:wp="http://schemas.openxmlformats.org/drawingml/2006/wordprocessingDrawing" xmlns:w="http://schemas.openxmlformats.org/wordprocessingml/2006/main" xmlns:w14="http://schemas.microsoft.com/office/word/2010/wordml" xmlns:w15="http://schemas.microsoft.com/office/word/2012/wordml" xmlns:w10="urn:schemas-microsoft-com:office:word" xmlns:wpg="http://schemas.microsoft.com/office/word/2010/wordprocessingGroup" xmlns:wpi="http://schemas.microsoft.com/office/word/2010/wordprocessingInk" xmlns:wne="http://schemas.microsoft.com/office/word/2006/wordml" xmlns:wps="http://schemas.microsoft.com/office/word/2010/wordprocessingShape" xmlns:wpsCustomData="http://www.wps.cn/officeDocument/2013/wpsCustomData" mc:Ignorable="w14 w15 wp14">
+  <w:endnote w:type="separator" w:id="0">
+    <w:p>
+      <w:pPr>
+        <w:spacing w:line="240" w:lineRule="auto"/>
+      </w:pPr>
+      <w:r>
+        <w:separator/>
+      </w:r>
+    </w:p>
+  </w:endnote>
+  <w:endnote w:type="continuationSeparator" w:id="1">
+    <w:p>
+      <w:pPr>
+        <w:spacing w:line="240" w:lineRule="auto"/>
+      </w:pPr>
+      <w:r>
+        <w:continuationSeparator/>
+      </w:r>
+    </w:p>
+  </w:endnote>
+</w:endnotes>
+</file>
+
+<file path=word/footnotes.xml><?xml version="1.0" encoding="utf-8"?>
+<w:footnotes xmlns:wpc="http://schemas.microsoft.com/office/word/2010/wordprocessingCanvas" xmlns:mc="http://schemas.openxmlformats.org/markup-compatibility/2006" xmlns:o="urn:schemas-microsoft-com:office:office" xmlns:r="http://schemas.openxmlformats.org/officeDocument/2006/relationships" xmlns:m="http://schemas.openxmlformats.org/officeDocument/2006/math" xmlns:v="urn:schemas-microsoft-com:vml" xmlns:wp14="http://schemas.microsoft.com/office/word/2010/wordprocessingDrawing" xmlns:wp="http://schemas.openxmlformats.org/drawingml/2006/wordprocessingDrawing" xmlns:w="http://schemas.openxmlformats.org/wordprocessingml/2006/main" xmlns:w14="http://schemas.microsoft.com/office/word/2010/wordml" xmlns:w15="http://schemas.microsoft.com/office/word/2012/wordml" xmlns:w10="urn:schemas-microsoft-com:office:word" xmlns:wpg="http://schemas.microsoft.com/office/word/2010/wordprocessingGroup" xmlns:wpi="http://schemas.microsoft.com/office/word/2010/wordprocessingInk" xmlns:wne="http://schemas.microsoft.com/office/word/2006/wordml" xmlns:wps="http://schemas.microsoft.com/office/word/2010/wordprocessingShape" xmlns:wpsCustomData="http://www.wps.cn/officeDocument/2013/wpsCustomData" mc:Ignorable="w14 w15 wp14">
+  <w:footnote w:type="separator" w:id="0">
+    <w:p>
+      <w:pPr>
+        <w:spacing w:line="360" w:lineRule="auto"/>
+      </w:pPr>
+      <w:r>
+        <w:separator/>
+      </w:r>
+    </w:p>
+  </w:footnote>
+  <w:footnote w:type="continuationSeparator" w:id="1">
+    <w:p>
+      <w:pPr>
+        <w:spacing w:line="360" w:lineRule="auto"/>
+      </w:pPr>
+      <w:r>
+        <w:continuationSeparator/>
+      </w:r>
+    </w:p>
+  </w:footnote>
+</w:footnotes>
+</file>
+
 <file path=word/header1.xml><?xml version="1.0" encoding="utf-8"?>
-<w:hdr xmlns:wpc="http://schemas.microsoft.com/office/word/2010/wordprocessingCanvas" xmlns:mc="http://schemas.openxmlformats.org/markup-compatibility/2006" xmlns:o="urn:schemas-microsoft-com:office:office" xmlns:r="http://schemas.openxmlformats.org/officeDocument/2006/relationships" xmlns:m="http://schemas.openxmlformats.org/officeDocument/2006/math" xmlns:v="urn:schemas-microsoft-com:vml" xmlns:wp14="http://schemas.microsoft.com/office/word/2010/wordprocessingDrawing" xmlns:wp="http://schemas.openxmlformats.org/drawingml/2006/wordprocessingDrawing" xmlns:w10="urn:schemas-microsoft-com:office:word" xmlns:w="http://schemas.openxmlformats.org/wordprocessingml/2006/main" xmlns:w14="http://schemas.microsoft.com/office/word/2010/wordml" xmlns:w15="http://schemas.microsoft.com/office/word/2012/wordml" xmlns:wne="http://schemas.microsoft.com/office/word/2006/wordml" xmlns:wpg="http://schemas.microsoft.com/office/word/2010/wordprocessingGroup" xmlns:wpi="http://schemas.microsoft.com/office/word/2010/wordprocessingInk" xmlns:wps="http://schemas.microsoft.com/office/word/2010/wordprocessingShape" mc:Ignorable="w14 w15 wp14">
+<w:hdr xmlns:wpc="http://schemas.microsoft.com/office/word/2010/wordprocessingCanvas" xmlns:mc="http://schemas.openxmlformats.org/markup-compatibility/2006" xmlns:o="urn:schemas-microsoft-com:office:office" xmlns:r="http://schemas.openxmlformats.org/officeDocument/2006/relationships" xmlns:m="http://schemas.openxmlformats.org/officeDocument/2006/math" xmlns:v="urn:schemas-microsoft-com:vml" xmlns:wp14="http://schemas.microsoft.com/office/word/2010/wordprocessingDrawing" xmlns:wp="http://schemas.openxmlformats.org/drawingml/2006/wordprocessingDrawing" xmlns:w10="urn:schemas-microsoft-com:office:word" xmlns:w="http://schemas.openxmlformats.org/wordprocessingml/2006/main" xmlns:w14="http://schemas.microsoft.com/office/word/2010/wordml" xmlns:w15="http://schemas.microsoft.com/office/word/2012/wordml" xmlns:wpg="http://schemas.microsoft.com/office/word/2010/wordprocessingGroup" xmlns:wpi="http://schemas.microsoft.com/office/word/2010/wordprocessingInk" xmlns:wne="http://schemas.microsoft.com/office/word/2006/wordml" xmlns:wps="http://schemas.microsoft.com/office/word/2010/wordprocessingShape" xmlns:wpsCustomData="http://www.wps.cn/officeDocument/2013/wpsCustomData" mc:Ignorable="w14 w15 wp14">
   <w:p>
     <w:pPr>
-      <w:pStyle w:val="Header"/>
+      <w:pStyle w:val="15"/>
       <w:pBdr>
-        <w:bottom w:val="single" w:sz="4" w:space="1" w:color="auto"/>
+        <w:bottom w:val="single" w:color="auto" w:sz="4" w:space="1"/>
       </w:pBdr>
       <w:tabs>
         <w:tab w:val="left" w:pos="335"/>
@@ -6406,27 +6477,27 @@
       </w:tabs>
       <w:jc w:val="right"/>
       <w:rPr>
-        <w:rFonts w:eastAsiaTheme="minorEastAsia" w:hint="eastAsia"/>
+        <w:rFonts w:hint="eastAsia" w:eastAsiaTheme="minorEastAsia"/>
         <w:lang w:eastAsia="zh-CN"/>
       </w:rPr>
     </w:pPr>
     <w:r>
       <w:rPr>
-        <w:rFonts w:eastAsiaTheme="minorEastAsia" w:hint="eastAsia"/>
+        <w:rFonts w:hint="eastAsia" w:eastAsiaTheme="minorEastAsia"/>
         <w:lang w:val="en-US" w:eastAsia="zh-CN"/>
       </w:rPr>
       <w:tab/>
     </w:r>
     <w:r>
       <w:rPr>
-        <w:rFonts w:eastAsiaTheme="minorEastAsia" w:hint="eastAsia"/>
+        <w:rFonts w:hint="eastAsia" w:eastAsiaTheme="minorEastAsia"/>
         <w:lang w:val="en-US" w:eastAsia="zh-CN"/>
       </w:rPr>
       <w:tab/>
     </w:r>
     <w:r>
       <w:rPr>
-        <w:rFonts w:eastAsiaTheme="minorEastAsia" w:hint="eastAsia"/>
+        <w:rFonts w:hint="eastAsia" w:eastAsiaTheme="minorEastAsia"/>
         <w:lang w:val="en-US" w:eastAsia="zh-CN"/>
       </w:rPr>
       <w:t>江西通信产业服务有限公司</w:t>
@@ -6436,15 +6507,15 @@
 </file>
 
 <file path=word/numbering.xml><?xml version="1.0" encoding="utf-8"?>
-<w:numbering xmlns:wpc="http://schemas.microsoft.com/office/word/2010/wordprocessingCanvas" xmlns:mc="http://schemas.openxmlformats.org/markup-compatibility/2006" xmlns:o="urn:schemas-microsoft-com:office:office" xmlns:r="http://schemas.openxmlformats.org/officeDocument/2006/relationships" xmlns:m="http://schemas.openxmlformats.org/officeDocument/2006/math" xmlns:v="urn:schemas-microsoft-com:vml" xmlns:wp14="http://schemas.microsoft.com/office/word/2010/wordprocessingDrawing" xmlns:wp="http://schemas.openxmlformats.org/drawingml/2006/wordprocessingDrawing" xmlns:w10="urn:schemas-microsoft-com:office:word" xmlns:w="http://schemas.openxmlformats.org/wordprocessingml/2006/main" xmlns:w14="http://schemas.microsoft.com/office/word/2010/wordml" xmlns:w15="http://schemas.microsoft.com/office/word/2012/wordml" xmlns:wne="http://schemas.microsoft.com/office/word/2006/wordml" xmlns:wpg="http://schemas.microsoft.com/office/word/2010/wordprocessingGroup" xmlns:wpi="http://schemas.microsoft.com/office/word/2010/wordprocessingInk" xmlns:wps="http://schemas.microsoft.com/office/word/2010/wordprocessingShape" mc:Ignorable="w14 w15 wp14">
+<w:numbering xmlns:wpc="http://schemas.microsoft.com/office/word/2010/wordprocessingCanvas" xmlns:mc="http://schemas.openxmlformats.org/markup-compatibility/2006" xmlns:o="urn:schemas-microsoft-com:office:office" xmlns:r="http://schemas.openxmlformats.org/officeDocument/2006/relationships" xmlns:m="http://schemas.openxmlformats.org/officeDocument/2006/math" xmlns:v="urn:schemas-microsoft-com:vml" xmlns:wp14="http://schemas.microsoft.com/office/word/2010/wordprocessingDrawing" xmlns:wp="http://schemas.openxmlformats.org/drawingml/2006/wordprocessingDrawing" xmlns:w10="urn:schemas-microsoft-com:office:word" xmlns:w="http://schemas.openxmlformats.org/wordprocessingml/2006/main" xmlns:w14="http://schemas.microsoft.com/office/word/2010/wordml" xmlns:wpg="http://schemas.microsoft.com/office/word/2010/wordprocessingGroup" xmlns:wpi="http://schemas.microsoft.com/office/word/2010/wordprocessingInk" xmlns:wne="http://schemas.microsoft.com/office/word/2006/wordml" xmlns:wps="http://schemas.microsoft.com/office/word/2010/wordprocessingShape" xmlns:wpsCustomData="http://www.wps.cn/officeDocument/2013/wpsCustomData" mc:Ignorable="w14 wp14">
   <w:abstractNum w:abstractNumId="0">
     <w:nsid w:val="8E964DCE"/>
     <w:multiLevelType w:val="multilevel"/>
     <w:tmpl w:val="8E964DCE"/>
-    <w:lvl w:ilvl="0">
+    <w:lvl w:ilvl="0" w:tentative="0">
       <w:start w:val="1"/>
       <w:numFmt w:val="decimal"/>
-      <w:pStyle w:val="Heading1"/>
+      <w:pStyle w:val="2"/>
       <w:lvlText w:val="%1."/>
       <w:lvlJc w:val="left"/>
       <w:pPr>
@@ -6454,10 +6525,10 @@
         <w:rFonts w:hint="default"/>
       </w:rPr>
     </w:lvl>
-    <w:lvl w:ilvl="1">
+    <w:lvl w:ilvl="1" w:tentative="0">
       <w:start w:val="1"/>
       <w:numFmt w:val="decimal"/>
-      <w:pStyle w:val="Heading2"/>
+      <w:pStyle w:val="3"/>
       <w:lvlText w:val="%1.%2."/>
       <w:lvlJc w:val="left"/>
       <w:pPr>
@@ -6467,10 +6538,10 @@
         <w:rFonts w:hint="default"/>
       </w:rPr>
     </w:lvl>
-    <w:lvl w:ilvl="2">
+    <w:lvl w:ilvl="2" w:tentative="0">
       <w:start w:val="1"/>
       <w:numFmt w:val="decimal"/>
-      <w:pStyle w:val="Heading3"/>
+      <w:pStyle w:val="4"/>
       <w:lvlText w:val="%1.%2.%3."/>
       <w:lvlJc w:val="left"/>
       <w:pPr>
@@ -6480,10 +6551,10 @@
         <w:rFonts w:hint="default"/>
       </w:rPr>
     </w:lvl>
-    <w:lvl w:ilvl="3">
+    <w:lvl w:ilvl="3" w:tentative="0">
       <w:start w:val="1"/>
       <w:numFmt w:val="decimal"/>
-      <w:pStyle w:val="Heading4"/>
+      <w:pStyle w:val="5"/>
       <w:lvlText w:val="%1.%2.%3.%4."/>
       <w:lvlJc w:val="left"/>
       <w:pPr>
@@ -6493,10 +6564,10 @@
         <w:rFonts w:hint="default"/>
       </w:rPr>
     </w:lvl>
-    <w:lvl w:ilvl="4">
+    <w:lvl w:ilvl="4" w:tentative="0">
       <w:start w:val="1"/>
       <w:numFmt w:val="decimal"/>
-      <w:pStyle w:val="Heading5"/>
+      <w:pStyle w:val="6"/>
       <w:lvlText w:val="%1.%2.%3.%4.%5."/>
       <w:lvlJc w:val="left"/>
       <w:pPr>
@@ -6506,10 +6577,10 @@
         <w:rFonts w:hint="default"/>
       </w:rPr>
     </w:lvl>
-    <w:lvl w:ilvl="5">
+    <w:lvl w:ilvl="5" w:tentative="0">
       <w:start w:val="1"/>
       <w:numFmt w:val="decimal"/>
-      <w:pStyle w:val="Heading6"/>
+      <w:pStyle w:val="7"/>
       <w:lvlText w:val="%1.%2.%3.%4.%5.%6."/>
       <w:lvlJc w:val="left"/>
       <w:pPr>
@@ -6519,10 +6590,10 @@
         <w:rFonts w:hint="default"/>
       </w:rPr>
     </w:lvl>
-    <w:lvl w:ilvl="6">
+    <w:lvl w:ilvl="6" w:tentative="0">
       <w:start w:val="1"/>
       <w:numFmt w:val="decimal"/>
-      <w:pStyle w:val="Heading7"/>
+      <w:pStyle w:val="8"/>
       <w:lvlText w:val="%1.%2.%3.%4.%5.%6.%7."/>
       <w:lvlJc w:val="left"/>
       <w:pPr>
@@ -6532,10 +6603,10 @@
         <w:rFonts w:hint="default"/>
       </w:rPr>
     </w:lvl>
-    <w:lvl w:ilvl="7">
+    <w:lvl w:ilvl="7" w:tentative="0">
       <w:start w:val="1"/>
       <w:numFmt w:val="decimal"/>
-      <w:pStyle w:val="Heading8"/>
+      <w:pStyle w:val="9"/>
       <w:lvlText w:val="%1.%2.%3.%4.%5.%6.%7.%8."/>
       <w:lvlJc w:val="left"/>
       <w:pPr>
@@ -6545,10 +6616,10 @@
         <w:rFonts w:hint="default"/>
       </w:rPr>
     </w:lvl>
-    <w:lvl w:ilvl="8">
+    <w:lvl w:ilvl="8" w:tentative="0">
       <w:start w:val="1"/>
       <w:numFmt w:val="decimal"/>
-      <w:pStyle w:val="Heading9"/>
+      <w:pStyle w:val="10"/>
       <w:lvlText w:val="%1.%2.%3.%4.%5.%6.%7.%8.%9."/>
       <w:lvlJc w:val="left"/>
       <w:pPr>
@@ -6563,7 +6634,7 @@
     <w:nsid w:val="43C22752"/>
     <w:multiLevelType w:val="singleLevel"/>
     <w:tmpl w:val="43C22752"/>
-    <w:lvl w:ilvl="0">
+    <w:lvl w:ilvl="0" w:tentative="0">
       <w:start w:val="1"/>
       <w:numFmt w:val="decimal"/>
       <w:lvlText w:val="%1."/>
@@ -6586,267 +6657,269 @@
 </file>
 
 <file path=word/styles.xml><?xml version="1.0" encoding="utf-8"?>
-<w:styles xmlns:mc="http://schemas.openxmlformats.org/markup-compatibility/2006" xmlns:r="http://schemas.openxmlformats.org/officeDocument/2006/relationships" xmlns:w="http://schemas.openxmlformats.org/wordprocessingml/2006/main" xmlns:w14="http://schemas.microsoft.com/office/word/2010/wordml" xmlns:w15="http://schemas.microsoft.com/office/word/2012/wordml" mc:Ignorable="w14 w15">
+<w:styles xmlns:mc="http://schemas.openxmlformats.org/markup-compatibility/2006" xmlns:o="urn:schemas-microsoft-com:office:office" xmlns:r="http://schemas.openxmlformats.org/officeDocument/2006/relationships" xmlns:m="http://schemas.openxmlformats.org/officeDocument/2006/math" xmlns:v="urn:schemas-microsoft-com:vml" xmlns:w="http://schemas.openxmlformats.org/wordprocessingml/2006/main" xmlns:w14="http://schemas.microsoft.com/office/word/2010/wordml" xmlns:w10="urn:schemas-microsoft-com:office:word" xmlns:sl="http://schemas.openxmlformats.org/schemaLibrary/2006/main" xmlns:wpsCustomData="http://www.wps.cn/officeDocument/2013/wpsCustomData" mc:Ignorable="w14">
   <w:docDefaults>
     <w:rPrDefault>
       <w:rPr>
-        <w:rFonts w:ascii="Times New Roman" w:eastAsia="宋体" w:hAnsi="Times New Roman" w:cs="Times New Roman"/>
+        <w:rFonts w:ascii="Times New Roman" w:hAnsi="Times New Roman" w:eastAsia="宋体" w:cs="Times New Roman"/>
       </w:rPr>
     </w:rPrDefault>
     <w:pPrDefault/>
   </w:docDefaults>
-  <w:latentStyles w:defLockedState="0" w:defUIPriority="99" w:defSemiHidden="1" w:defUnhideWhenUsed="1" w:defQFormat="0" w:count="260">
-    <w:lsdException w:name="Normal" w:semiHidden="0" w:uiPriority="0" w:unhideWhenUsed="0" w:qFormat="1"/>
-    <w:lsdException w:name="heading 1" w:semiHidden="0" w:uiPriority="0" w:unhideWhenUsed="0" w:qFormat="1"/>
-    <w:lsdException w:name="heading 2" w:semiHidden="0" w:uiPriority="0" w:qFormat="1"/>
-    <w:lsdException w:name="heading 3" w:uiPriority="0" w:qFormat="1"/>
-    <w:lsdException w:name="heading 4" w:semiHidden="0" w:uiPriority="0" w:qFormat="1"/>
-    <w:lsdException w:name="heading 5" w:uiPriority="0" w:qFormat="1"/>
-    <w:lsdException w:name="heading 6" w:uiPriority="0" w:qFormat="1"/>
-    <w:lsdException w:name="heading 7" w:uiPriority="0" w:qFormat="1"/>
-    <w:lsdException w:name="heading 8" w:uiPriority="0" w:qFormat="1"/>
-    <w:lsdException w:name="heading 9" w:uiPriority="0" w:qFormat="1"/>
-    <w:lsdException w:name="index 1" w:semiHidden="0" w:uiPriority="0" w:unhideWhenUsed="0"/>
-    <w:lsdException w:name="index 2" w:semiHidden="0" w:uiPriority="0" w:unhideWhenUsed="0"/>
-    <w:lsdException w:name="index 3" w:semiHidden="0" w:uiPriority="0" w:unhideWhenUsed="0"/>
-    <w:lsdException w:name="index 4" w:semiHidden="0" w:uiPriority="0" w:unhideWhenUsed="0"/>
-    <w:lsdException w:name="index 5" w:semiHidden="0" w:uiPriority="0" w:unhideWhenUsed="0"/>
-    <w:lsdException w:name="index 6" w:semiHidden="0" w:uiPriority="0" w:unhideWhenUsed="0"/>
-    <w:lsdException w:name="index 7" w:semiHidden="0" w:uiPriority="0" w:unhideWhenUsed="0"/>
-    <w:lsdException w:name="index 8" w:semiHidden="0" w:uiPriority="0" w:unhideWhenUsed="0"/>
-    <w:lsdException w:name="index 9" w:semiHidden="0" w:uiPriority="0" w:unhideWhenUsed="0"/>
-    <w:lsdException w:name="toc 1" w:semiHidden="0" w:uiPriority="0" w:unhideWhenUsed="0" w:qFormat="1"/>
-    <w:lsdException w:name="toc 2" w:semiHidden="0" w:uiPriority="0" w:unhideWhenUsed="0" w:qFormat="1"/>
-    <w:lsdException w:name="toc 3" w:semiHidden="0" w:uiPriority="0" w:unhideWhenUsed="0" w:qFormat="1"/>
-    <w:lsdException w:name="toc 4" w:semiHidden="0" w:uiPriority="0" w:unhideWhenUsed="0"/>
-    <w:lsdException w:name="toc 5" w:semiHidden="0" w:uiPriority="0" w:unhideWhenUsed="0"/>
-    <w:lsdException w:name="toc 6" w:semiHidden="0" w:uiPriority="0" w:unhideWhenUsed="0"/>
-    <w:lsdException w:name="toc 7" w:semiHidden="0" w:uiPriority="0" w:unhideWhenUsed="0"/>
-    <w:lsdException w:name="toc 8" w:semiHidden="0" w:uiPriority="0" w:unhideWhenUsed="0"/>
-    <w:lsdException w:name="toc 9" w:semiHidden="0" w:uiPriority="0" w:unhideWhenUsed="0"/>
-    <w:lsdException w:name="Normal Indent" w:semiHidden="0" w:uiPriority="0" w:unhideWhenUsed="0"/>
-    <w:lsdException w:name="footnote text" w:semiHidden="0" w:uiPriority="0" w:unhideWhenUsed="0"/>
-    <w:lsdException w:name="annotation text" w:semiHidden="0" w:uiPriority="0" w:unhideWhenUsed="0" w:qFormat="1"/>
-    <w:lsdException w:name="header" w:semiHidden="0" w:uiPriority="0" w:unhideWhenUsed="0" w:qFormat="1"/>
-    <w:lsdException w:name="footer" w:semiHidden="0" w:uiPriority="0" w:unhideWhenUsed="0" w:qFormat="1"/>
-    <w:lsdException w:name="index heading" w:semiHidden="0" w:uiPriority="0" w:unhideWhenUsed="0"/>
-    <w:lsdException w:name="caption" w:uiPriority="0" w:qFormat="1"/>
-    <w:lsdException w:name="table of figures" w:semiHidden="0" w:uiPriority="0" w:unhideWhenUsed="0"/>
-    <w:lsdException w:name="envelope address" w:semiHidden="0" w:uiPriority="0" w:unhideWhenUsed="0"/>
-    <w:lsdException w:name="envelope return" w:semiHidden="0" w:uiPriority="0" w:unhideWhenUsed="0"/>
-    <w:lsdException w:name="footnote reference" w:semiHidden="0" w:uiPriority="0" w:unhideWhenUsed="0"/>
-    <w:lsdException w:name="annotation reference" w:semiHidden="0" w:uiPriority="0" w:unhideWhenUsed="0"/>
-    <w:lsdException w:name="line number" w:semiHidden="0" w:uiPriority="0" w:unhideWhenUsed="0"/>
-    <w:lsdException w:name="page number" w:semiHidden="0" w:uiPriority="0" w:unhideWhenUsed="0"/>
-    <w:lsdException w:name="endnote reference" w:semiHidden="0" w:uiPriority="0" w:unhideWhenUsed="0"/>
-    <w:lsdException w:name="endnote text" w:semiHidden="0" w:uiPriority="0" w:unhideWhenUsed="0"/>
-    <w:lsdException w:name="table of authorities" w:semiHidden="0" w:uiPriority="0" w:unhideWhenUsed="0"/>
-    <w:lsdException w:name="macro" w:semiHidden="0" w:uiPriority="0" w:unhideWhenUsed="0"/>
-    <w:lsdException w:name="toa heading" w:semiHidden="0" w:uiPriority="0" w:unhideWhenUsed="0"/>
-    <w:lsdException w:name="List" w:semiHidden="0" w:uiPriority="0" w:unhideWhenUsed="0"/>
-    <w:lsdException w:name="List Bullet" w:semiHidden="0" w:uiPriority="0" w:unhideWhenUsed="0"/>
-    <w:lsdException w:name="List Number" w:semiHidden="0" w:uiPriority="0" w:unhideWhenUsed="0"/>
-    <w:lsdException w:name="List 2" w:semiHidden="0" w:uiPriority="0" w:unhideWhenUsed="0"/>
-    <w:lsdException w:name="List 3" w:semiHidden="0" w:uiPriority="0" w:unhideWhenUsed="0"/>
-    <w:lsdException w:name="List 4" w:semiHidden="0" w:uiPriority="0" w:unhideWhenUsed="0"/>
-    <w:lsdException w:name="List 5" w:semiHidden="0" w:uiPriority="0" w:unhideWhenUsed="0"/>
-    <w:lsdException w:name="List Bullet 2" w:semiHidden="0" w:uiPriority="0" w:unhideWhenUsed="0"/>
-    <w:lsdException w:name="List Bullet 3" w:semiHidden="0" w:uiPriority="0" w:unhideWhenUsed="0"/>
-    <w:lsdException w:name="List Bullet 4" w:semiHidden="0" w:uiPriority="0" w:unhideWhenUsed="0"/>
-    <w:lsdException w:name="List Bullet 5" w:semiHidden="0" w:uiPriority="0" w:unhideWhenUsed="0"/>
-    <w:lsdException w:name="List Number 2" w:semiHidden="0" w:uiPriority="0" w:unhideWhenUsed="0"/>
-    <w:lsdException w:name="List Number 3" w:semiHidden="0" w:uiPriority="0" w:unhideWhenUsed="0"/>
-    <w:lsdException w:name="List Number 4" w:semiHidden="0" w:uiPriority="0" w:unhideWhenUsed="0"/>
-    <w:lsdException w:name="List Number 5" w:semiHidden="0" w:uiPriority="0" w:unhideWhenUsed="0"/>
-    <w:lsdException w:name="Title" w:semiHidden="0" w:uiPriority="0" w:unhideWhenUsed="0" w:qFormat="1"/>
-    <w:lsdException w:name="Closing" w:semiHidden="0" w:uiPriority="0" w:unhideWhenUsed="0"/>
-    <w:lsdException w:name="Signature" w:semiHidden="0" w:uiPriority="0" w:unhideWhenUsed="0"/>
-    <w:lsdException w:name="Default Paragraph Font" w:uiPriority="0" w:unhideWhenUsed="0" w:qFormat="1"/>
-    <w:lsdException w:name="Body Text" w:uiPriority="0" w:unhideWhenUsed="0" w:qFormat="1"/>
-    <w:lsdException w:name="Body Text Indent" w:semiHidden="0" w:uiPriority="0" w:unhideWhenUsed="0"/>
-    <w:lsdException w:name="List Continue" w:semiHidden="0" w:uiPriority="0" w:unhideWhenUsed="0"/>
-    <w:lsdException w:name="List Continue 2" w:semiHidden="0" w:uiPriority="0" w:unhideWhenUsed="0"/>
-    <w:lsdException w:name="List Continue 3" w:semiHidden="0" w:uiPriority="0" w:unhideWhenUsed="0"/>
-    <w:lsdException w:name="List Continue 4" w:semiHidden="0" w:uiPriority="0" w:unhideWhenUsed="0"/>
-    <w:lsdException w:name="List Continue 5" w:semiHidden="0" w:uiPriority="0" w:unhideWhenUsed="0"/>
-    <w:lsdException w:name="Message Header" w:semiHidden="0" w:uiPriority="0" w:unhideWhenUsed="0"/>
-    <w:lsdException w:name="Subtitle" w:semiHidden="0" w:uiPriority="0" w:unhideWhenUsed="0" w:qFormat="1"/>
-    <w:lsdException w:name="Salutation" w:semiHidden="0" w:uiPriority="0" w:unhideWhenUsed="0"/>
-    <w:lsdException w:name="Date" w:semiHidden="0" w:uiPriority="0" w:unhideWhenUsed="0"/>
-    <w:lsdException w:name="Body Text First Indent" w:semiHidden="0" w:uiPriority="0" w:unhideWhenUsed="0"/>
-    <w:lsdException w:name="Body Text First Indent 2" w:semiHidden="0" w:uiPriority="0" w:unhideWhenUsed="0"/>
-    <w:lsdException w:name="Body Text 2" w:semiHidden="0" w:uiPriority="0" w:unhideWhenUsed="0"/>
-    <w:lsdException w:name="Body Text 3" w:semiHidden="0" w:uiPriority="0" w:unhideWhenUsed="0"/>
-    <w:lsdException w:name="Body Text Indent 2" w:semiHidden="0" w:uiPriority="0" w:unhideWhenUsed="0"/>
-    <w:lsdException w:name="Body Text Indent 3" w:semiHidden="0" w:uiPriority="0" w:unhideWhenUsed="0"/>
-    <w:lsdException w:name="Block Text" w:semiHidden="0" w:uiPriority="0" w:unhideWhenUsed="0"/>
-    <w:lsdException w:name="Hyperlink" w:semiHidden="0" w:uiPriority="0" w:unhideWhenUsed="0"/>
-    <w:lsdException w:name="FollowedHyperlink" w:semiHidden="0" w:uiPriority="0" w:unhideWhenUsed="0"/>
-    <w:lsdException w:name="Strong" w:semiHidden="0" w:uiPriority="0" w:unhideWhenUsed="0" w:qFormat="1"/>
-    <w:lsdException w:name="Emphasis" w:semiHidden="0" w:uiPriority="0" w:unhideWhenUsed="0" w:qFormat="1"/>
-    <w:lsdException w:name="Document Map" w:semiHidden="0" w:uiPriority="0" w:unhideWhenUsed="0"/>
-    <w:lsdException w:name="Plain Text" w:semiHidden="0" w:uiPriority="0" w:unhideWhenUsed="0"/>
-    <w:lsdException w:name="E-mail Signature" w:semiHidden="0" w:uiPriority="0" w:unhideWhenUsed="0"/>
-    <w:lsdException w:name="Normal (Web)" w:semiHidden="0" w:uiPriority="0" w:unhideWhenUsed="0" w:qFormat="1"/>
-    <w:lsdException w:name="HTML Acronym" w:semiHidden="0" w:uiPriority="0" w:unhideWhenUsed="0"/>
-    <w:lsdException w:name="HTML Address" w:semiHidden="0" w:uiPriority="0" w:unhideWhenUsed="0"/>
-    <w:lsdException w:name="HTML Cite" w:semiHidden="0" w:uiPriority="0" w:unhideWhenUsed="0"/>
-    <w:lsdException w:name="HTML Code" w:semiHidden="0" w:uiPriority="0" w:unhideWhenUsed="0"/>
-    <w:lsdException w:name="HTML Definition" w:semiHidden="0" w:uiPriority="0" w:unhideWhenUsed="0"/>
-    <w:lsdException w:name="HTML Keyboard" w:semiHidden="0" w:uiPriority="0" w:unhideWhenUsed="0"/>
-    <w:lsdException w:name="HTML Preformatted" w:semiHidden="0" w:uiPriority="0" w:unhideWhenUsed="0"/>
-    <w:lsdException w:name="HTML Sample" w:semiHidden="0" w:uiPriority="0" w:unhideWhenUsed="0"/>
-    <w:lsdException w:name="HTML Typewriter" w:semiHidden="0" w:uiPriority="0" w:unhideWhenUsed="0"/>
-    <w:lsdException w:name="HTML Variable" w:semiHidden="0" w:uiPriority="0" w:unhideWhenUsed="0"/>
-    <w:lsdException w:name="Normal Table" w:uiPriority="0" w:unhideWhenUsed="0" w:qFormat="1"/>
-    <w:lsdException w:name="annotation subject" w:semiHidden="0" w:uiPriority="0" w:unhideWhenUsed="0"/>
-    <w:lsdException w:name="Table Simple 1" w:semiHidden="0" w:uiPriority="0" w:unhideWhenUsed="0"/>
-    <w:lsdException w:name="Table Simple 2" w:semiHidden="0" w:uiPriority="0" w:unhideWhenUsed="0"/>
-    <w:lsdException w:name="Table Simple 3" w:semiHidden="0" w:uiPriority="0" w:unhideWhenUsed="0"/>
-    <w:lsdException w:name="Table Classic 1" w:semiHidden="0" w:uiPriority="0" w:unhideWhenUsed="0"/>
-    <w:lsdException w:name="Table Classic 2" w:semiHidden="0" w:uiPriority="0" w:unhideWhenUsed="0"/>
-    <w:lsdException w:name="Table Classic 3" w:semiHidden="0" w:uiPriority="0" w:unhideWhenUsed="0"/>
-    <w:lsdException w:name="Table Classic 4" w:semiHidden="0" w:uiPriority="0" w:unhideWhenUsed="0"/>
-    <w:lsdException w:name="Table Colorful 1" w:semiHidden="0" w:uiPriority="0" w:unhideWhenUsed="0"/>
-    <w:lsdException w:name="Table Colorful 2" w:semiHidden="0" w:uiPriority="0" w:unhideWhenUsed="0"/>
-    <w:lsdException w:name="Table Colorful 3" w:semiHidden="0" w:uiPriority="0" w:unhideWhenUsed="0"/>
-    <w:lsdException w:name="Table Columns 1" w:semiHidden="0" w:uiPriority="0" w:unhideWhenUsed="0"/>
-    <w:lsdException w:name="Table Columns 2" w:semiHidden="0" w:uiPriority="0" w:unhideWhenUsed="0"/>
-    <w:lsdException w:name="Table Columns 3" w:semiHidden="0" w:uiPriority="0" w:unhideWhenUsed="0"/>
-    <w:lsdException w:name="Table Columns 4" w:semiHidden="0" w:uiPriority="0" w:unhideWhenUsed="0"/>
-    <w:lsdException w:name="Table Columns 5" w:semiHidden="0" w:uiPriority="0" w:unhideWhenUsed="0"/>
-    <w:lsdException w:name="Table Grid 1" w:semiHidden="0" w:uiPriority="0" w:unhideWhenUsed="0"/>
-    <w:lsdException w:name="Table Grid 2" w:semiHidden="0" w:uiPriority="0" w:unhideWhenUsed="0"/>
-    <w:lsdException w:name="Table Grid 3" w:semiHidden="0" w:uiPriority="0" w:unhideWhenUsed="0"/>
-    <w:lsdException w:name="Table Grid 4" w:semiHidden="0" w:uiPriority="0" w:unhideWhenUsed="0"/>
-    <w:lsdException w:name="Table Grid 5" w:semiHidden="0" w:uiPriority="0" w:unhideWhenUsed="0"/>
-    <w:lsdException w:name="Table Grid 6" w:semiHidden="0" w:uiPriority="0" w:unhideWhenUsed="0"/>
-    <w:lsdException w:name="Table Grid 7" w:semiHidden="0" w:uiPriority="0" w:unhideWhenUsed="0"/>
-    <w:lsdException w:name="Table Grid 8" w:semiHidden="0" w:uiPriority="0" w:unhideWhenUsed="0"/>
-    <w:lsdException w:name="Table List 1" w:semiHidden="0" w:uiPriority="0" w:unhideWhenUsed="0"/>
-    <w:lsdException w:name="Table List 2" w:semiHidden="0" w:uiPriority="0" w:unhideWhenUsed="0"/>
-    <w:lsdException w:name="Table List 3" w:semiHidden="0" w:uiPriority="0" w:unhideWhenUsed="0"/>
-    <w:lsdException w:name="Table List 4" w:semiHidden="0" w:uiPriority="0" w:unhideWhenUsed="0"/>
-    <w:lsdException w:name="Table List 5" w:semiHidden="0" w:uiPriority="0" w:unhideWhenUsed="0"/>
-    <w:lsdException w:name="Table List 6" w:semiHidden="0" w:uiPriority="0" w:unhideWhenUsed="0"/>
-    <w:lsdException w:name="Table List 7" w:semiHidden="0" w:uiPriority="0" w:unhideWhenUsed="0"/>
-    <w:lsdException w:name="Table List 8" w:semiHidden="0" w:uiPriority="0" w:unhideWhenUsed="0"/>
-    <w:lsdException w:name="Table 3D effects 1" w:semiHidden="0" w:uiPriority="0" w:unhideWhenUsed="0"/>
-    <w:lsdException w:name="Table 3D effects 2" w:semiHidden="0" w:uiPriority="0" w:unhideWhenUsed="0"/>
-    <w:lsdException w:name="Table 3D effects 3" w:semiHidden="0" w:uiPriority="0" w:unhideWhenUsed="0"/>
-    <w:lsdException w:name="Table Contemporary" w:semiHidden="0" w:uiPriority="0" w:unhideWhenUsed="0"/>
-    <w:lsdException w:name="Table Elegant" w:semiHidden="0" w:uiPriority="0" w:unhideWhenUsed="0"/>
-    <w:lsdException w:name="Table Professional" w:semiHidden="0" w:uiPriority="0" w:unhideWhenUsed="0"/>
-    <w:lsdException w:name="Table Subtle 1" w:semiHidden="0" w:uiPriority="0" w:unhideWhenUsed="0"/>
-    <w:lsdException w:name="Table Subtle 2" w:semiHidden="0" w:uiPriority="0" w:unhideWhenUsed="0"/>
-    <w:lsdException w:name="Table Web 1" w:semiHidden="0" w:uiPriority="0" w:unhideWhenUsed="0"/>
-    <w:lsdException w:name="Table Web 2" w:semiHidden="0" w:uiPriority="0" w:unhideWhenUsed="0"/>
-    <w:lsdException w:name="Table Web 3" w:semiHidden="0" w:uiPriority="0" w:unhideWhenUsed="0"/>
-    <w:lsdException w:name="Balloon Text" w:semiHidden="0" w:uiPriority="0" w:unhideWhenUsed="0"/>
-    <w:lsdException w:name="Table Grid" w:semiHidden="0" w:uiPriority="0" w:unhideWhenUsed="0" w:qFormat="1"/>
-    <w:lsdException w:name="Table Theme" w:semiHidden="0" w:uiPriority="0" w:unhideWhenUsed="0"/>
-    <w:lsdException w:name="Light Shading" w:semiHidden="0" w:uiPriority="60" w:unhideWhenUsed="0"/>
-    <w:lsdException w:name="Light List" w:semiHidden="0" w:uiPriority="61" w:unhideWhenUsed="0"/>
-    <w:lsdException w:name="Light Grid" w:semiHidden="0" w:uiPriority="62" w:unhideWhenUsed="0"/>
-    <w:lsdException w:name="Medium Shading 1" w:semiHidden="0" w:uiPriority="63" w:unhideWhenUsed="0"/>
-    <w:lsdException w:name="Medium Shading 2" w:semiHidden="0" w:uiPriority="64" w:unhideWhenUsed="0"/>
-    <w:lsdException w:name="Medium List 1" w:semiHidden="0" w:uiPriority="65" w:unhideWhenUsed="0"/>
-    <w:lsdException w:name="Medium List 2" w:semiHidden="0" w:uiPriority="66" w:unhideWhenUsed="0"/>
-    <w:lsdException w:name="Medium Grid 1" w:semiHidden="0" w:uiPriority="67" w:unhideWhenUsed="0"/>
-    <w:lsdException w:name="Medium Grid 2" w:semiHidden="0" w:uiPriority="68" w:unhideWhenUsed="0"/>
-    <w:lsdException w:name="Medium Grid 3" w:semiHidden="0" w:uiPriority="69" w:unhideWhenUsed="0"/>
-    <w:lsdException w:name="Dark List" w:semiHidden="0" w:uiPriority="70" w:unhideWhenUsed="0"/>
-    <w:lsdException w:name="Colorful Shading" w:semiHidden="0" w:uiPriority="71" w:unhideWhenUsed="0"/>
-    <w:lsdException w:name="Colorful List" w:semiHidden="0" w:uiPriority="72" w:unhideWhenUsed="0"/>
-    <w:lsdException w:name="Colorful Grid" w:semiHidden="0" w:uiPriority="73" w:unhideWhenUsed="0"/>
-    <w:lsdException w:name="Light Shading Accent 1" w:semiHidden="0" w:uiPriority="60" w:unhideWhenUsed="0"/>
-    <w:lsdException w:name="Light List Accent 1" w:semiHidden="0" w:uiPriority="61" w:unhideWhenUsed="0"/>
-    <w:lsdException w:name="Light Grid Accent 1" w:semiHidden="0" w:uiPriority="62" w:unhideWhenUsed="0"/>
-    <w:lsdException w:name="Medium Shading 1 Accent 1" w:semiHidden="0" w:uiPriority="63" w:unhideWhenUsed="0"/>
-    <w:lsdException w:name="Medium Shading 2 Accent 1" w:semiHidden="0" w:uiPriority="64" w:unhideWhenUsed="0"/>
-    <w:lsdException w:name="Medium List 1 Accent 1" w:semiHidden="0" w:uiPriority="65" w:unhideWhenUsed="0"/>
-    <w:lsdException w:name="Medium List 2 Accent 1" w:semiHidden="0" w:uiPriority="66" w:unhideWhenUsed="0"/>
-    <w:lsdException w:name="Medium Grid 1 Accent 1" w:semiHidden="0" w:uiPriority="67" w:unhideWhenUsed="0"/>
-    <w:lsdException w:name="Medium Grid 2 Accent 1" w:semiHidden="0" w:uiPriority="68" w:unhideWhenUsed="0"/>
-    <w:lsdException w:name="Medium Grid 3 Accent 1" w:semiHidden="0" w:uiPriority="69" w:unhideWhenUsed="0"/>
-    <w:lsdException w:name="Dark List Accent 1" w:semiHidden="0" w:uiPriority="70" w:unhideWhenUsed="0"/>
-    <w:lsdException w:name="Colorful Shading Accent 1" w:semiHidden="0" w:uiPriority="71" w:unhideWhenUsed="0"/>
-    <w:lsdException w:name="Colorful List Accent 1" w:semiHidden="0" w:uiPriority="72" w:unhideWhenUsed="0"/>
-    <w:lsdException w:name="Colorful Grid Accent 1" w:semiHidden="0" w:uiPriority="73" w:unhideWhenUsed="0"/>
-    <w:lsdException w:name="Light Shading Accent 2" w:semiHidden="0" w:uiPriority="60" w:unhideWhenUsed="0"/>
-    <w:lsdException w:name="Light List Accent 2" w:semiHidden="0" w:uiPriority="61" w:unhideWhenUsed="0"/>
-    <w:lsdException w:name="Light Grid Accent 2" w:semiHidden="0" w:uiPriority="62" w:unhideWhenUsed="0"/>
-    <w:lsdException w:name="Medium Shading 1 Accent 2" w:semiHidden="0" w:uiPriority="63" w:unhideWhenUsed="0"/>
-    <w:lsdException w:name="Medium Shading 2 Accent 2" w:semiHidden="0" w:uiPriority="64" w:unhideWhenUsed="0"/>
-    <w:lsdException w:name="Medium List 1 Accent 2" w:semiHidden="0" w:uiPriority="65" w:unhideWhenUsed="0"/>
-    <w:lsdException w:name="Medium List 2 Accent 2" w:semiHidden="0" w:uiPriority="66" w:unhideWhenUsed="0"/>
-    <w:lsdException w:name="Medium Grid 1 Accent 2" w:semiHidden="0" w:uiPriority="67" w:unhideWhenUsed="0"/>
-    <w:lsdException w:name="Medium Grid 2 Accent 2" w:semiHidden="0" w:uiPriority="68" w:unhideWhenUsed="0"/>
-    <w:lsdException w:name="Medium Grid 3 Accent 2" w:semiHidden="0" w:uiPriority="69" w:unhideWhenUsed="0"/>
-    <w:lsdException w:name="Dark List Accent 2" w:semiHidden="0" w:uiPriority="70" w:unhideWhenUsed="0"/>
-    <w:lsdException w:name="Colorful Shading Accent 2" w:semiHidden="0" w:uiPriority="71" w:unhideWhenUsed="0"/>
-    <w:lsdException w:name="Colorful List Accent 2" w:semiHidden="0" w:uiPriority="72" w:unhideWhenUsed="0"/>
-    <w:lsdException w:name="Colorful Grid Accent 2" w:semiHidden="0" w:uiPriority="73" w:unhideWhenUsed="0"/>
-    <w:lsdException w:name="Light Shading Accent 3" w:semiHidden="0" w:uiPriority="60" w:unhideWhenUsed="0"/>
-    <w:lsdException w:name="Light List Accent 3" w:semiHidden="0" w:uiPriority="61" w:unhideWhenUsed="0"/>
-    <w:lsdException w:name="Light Grid Accent 3" w:semiHidden="0" w:uiPriority="62" w:unhideWhenUsed="0"/>
-    <w:lsdException w:name="Medium Shading 1 Accent 3" w:semiHidden="0" w:uiPriority="63" w:unhideWhenUsed="0"/>
-    <w:lsdException w:name="Medium Shading 2 Accent 3" w:semiHidden="0" w:uiPriority="64" w:unhideWhenUsed="0"/>
-    <w:lsdException w:name="Medium List 1 Accent 3" w:semiHidden="0" w:uiPriority="65" w:unhideWhenUsed="0"/>
-    <w:lsdException w:name="Medium List 2 Accent 3" w:semiHidden="0" w:uiPriority="66" w:unhideWhenUsed="0"/>
-    <w:lsdException w:name="Medium Grid 1 Accent 3" w:semiHidden="0" w:uiPriority="67" w:unhideWhenUsed="0"/>
-    <w:lsdException w:name="Medium Grid 2 Accent 3" w:semiHidden="0" w:uiPriority="68" w:unhideWhenUsed="0"/>
-    <w:lsdException w:name="Medium Grid 3 Accent 3" w:semiHidden="0" w:uiPriority="69" w:unhideWhenUsed="0"/>
-    <w:lsdException w:name="Dark List Accent 3" w:semiHidden="0" w:uiPriority="70" w:unhideWhenUsed="0"/>
-    <w:lsdException w:name="Colorful Shading Accent 3" w:semiHidden="0" w:uiPriority="71" w:unhideWhenUsed="0"/>
-    <w:lsdException w:name="Colorful List Accent 3" w:semiHidden="0" w:uiPriority="72" w:unhideWhenUsed="0"/>
-    <w:lsdException w:name="Colorful Grid Accent 3" w:semiHidden="0" w:uiPriority="73" w:unhideWhenUsed="0"/>
-    <w:lsdException w:name="Light Shading Accent 4" w:semiHidden="0" w:uiPriority="60" w:unhideWhenUsed="0"/>
-    <w:lsdException w:name="Light List Accent 4" w:semiHidden="0" w:uiPriority="61" w:unhideWhenUsed="0"/>
-    <w:lsdException w:name="Light Grid Accent 4" w:semiHidden="0" w:uiPriority="62" w:unhideWhenUsed="0"/>
-    <w:lsdException w:name="Medium Shading 1 Accent 4" w:semiHidden="0" w:uiPriority="63" w:unhideWhenUsed="0"/>
-    <w:lsdException w:name="Medium Shading 2 Accent 4" w:semiHidden="0" w:uiPriority="64" w:unhideWhenUsed="0"/>
-    <w:lsdException w:name="Medium List 1 Accent 4" w:semiHidden="0" w:uiPriority="65" w:unhideWhenUsed="0"/>
-    <w:lsdException w:name="Medium List 2 Accent 4" w:semiHidden="0" w:uiPriority="66" w:unhideWhenUsed="0"/>
-    <w:lsdException w:name="Medium Grid 1 Accent 4" w:semiHidden="0" w:uiPriority="67" w:unhideWhenUsed="0"/>
-    <w:lsdException w:name="Medium Grid 2 Accent 4" w:semiHidden="0" w:uiPriority="68" w:unhideWhenUsed="0"/>
-    <w:lsdException w:name="Medium Grid 3 Accent 4" w:semiHidden="0" w:uiPriority="69" w:unhideWhenUsed="0"/>
-    <w:lsdException w:name="Dark List Accent 4" w:semiHidden="0" w:uiPriority="70" w:unhideWhenUsed="0"/>
-    <w:lsdException w:name="Colorful Shading Accent 4" w:semiHidden="0" w:uiPriority="71" w:unhideWhenUsed="0"/>
-    <w:lsdException w:name="Colorful List Accent 4" w:semiHidden="0" w:uiPriority="72" w:unhideWhenUsed="0"/>
-    <w:lsdException w:name="Colorful Grid Accent 4" w:semiHidden="0" w:uiPriority="73" w:unhideWhenUsed="0"/>
-    <w:lsdException w:name="Light Shading Accent 5" w:semiHidden="0" w:uiPriority="60" w:unhideWhenUsed="0"/>
-    <w:lsdException w:name="Light List Accent 5" w:semiHidden="0" w:uiPriority="61" w:unhideWhenUsed="0"/>
-    <w:lsdException w:name="Light Grid Accent 5" w:semiHidden="0" w:uiPriority="62" w:unhideWhenUsed="0"/>
-    <w:lsdException w:name="Medium Shading 1 Accent 5" w:semiHidden="0" w:uiPriority="63" w:unhideWhenUsed="0"/>
-    <w:lsdException w:name="Medium Shading 2 Accent 5" w:semiHidden="0" w:uiPriority="64" w:unhideWhenUsed="0"/>
-    <w:lsdException w:name="Medium List 1 Accent 5" w:semiHidden="0" w:uiPriority="65" w:unhideWhenUsed="0"/>
-    <w:lsdException w:name="Medium List 2 Accent 5" w:semiHidden="0" w:uiPriority="66" w:unhideWhenUsed="0"/>
-    <w:lsdException w:name="Medium Grid 1 Accent 5" w:semiHidden="0" w:uiPriority="67" w:unhideWhenUsed="0"/>
-    <w:lsdException w:name="Medium Grid 2 Accent 5" w:semiHidden="0" w:uiPriority="68" w:unhideWhenUsed="0"/>
-    <w:lsdException w:name="Medium Grid 3 Accent 5" w:semiHidden="0" w:uiPriority="69" w:unhideWhenUsed="0"/>
-    <w:lsdException w:name="Dark List Accent 5" w:semiHidden="0" w:uiPriority="70" w:unhideWhenUsed="0"/>
-    <w:lsdException w:name="Colorful Shading Accent 5" w:semiHidden="0" w:uiPriority="71" w:unhideWhenUsed="0"/>
-    <w:lsdException w:name="Colorful List Accent 5" w:semiHidden="0" w:uiPriority="72" w:unhideWhenUsed="0"/>
-    <w:lsdException w:name="Colorful Grid Accent 5" w:semiHidden="0" w:uiPriority="73" w:unhideWhenUsed="0"/>
-    <w:lsdException w:name="Light Shading Accent 6" w:semiHidden="0" w:uiPriority="60" w:unhideWhenUsed="0"/>
-    <w:lsdException w:name="Light List Accent 6" w:semiHidden="0" w:uiPriority="61" w:unhideWhenUsed="0"/>
-    <w:lsdException w:name="Light Grid Accent 6" w:semiHidden="0" w:uiPriority="62" w:unhideWhenUsed="0"/>
-    <w:lsdException w:name="Medium Shading 1 Accent 6" w:semiHidden="0" w:uiPriority="63" w:unhideWhenUsed="0"/>
-    <w:lsdException w:name="Medium Shading 2 Accent 6" w:semiHidden="0" w:uiPriority="64" w:unhideWhenUsed="0"/>
-    <w:lsdException w:name="Medium List 1 Accent 6" w:semiHidden="0" w:uiPriority="65" w:unhideWhenUsed="0"/>
-    <w:lsdException w:name="Medium List 2 Accent 6" w:semiHidden="0" w:uiPriority="66" w:unhideWhenUsed="0"/>
-    <w:lsdException w:name="Medium Grid 1 Accent 6" w:semiHidden="0" w:uiPriority="67" w:unhideWhenUsed="0"/>
-    <w:lsdException w:name="Medium Grid 2 Accent 6" w:semiHidden="0" w:uiPriority="68" w:unhideWhenUsed="0"/>
-    <w:lsdException w:name="Medium Grid 3 Accent 6" w:semiHidden="0" w:uiPriority="69" w:unhideWhenUsed="0"/>
-    <w:lsdException w:name="Dark List Accent 6" w:semiHidden="0" w:uiPriority="70" w:unhideWhenUsed="0"/>
-    <w:lsdException w:name="Colorful Shading Accent 6" w:semiHidden="0" w:uiPriority="71" w:unhideWhenUsed="0"/>
-    <w:lsdException w:name="Colorful List Accent 6" w:semiHidden="0" w:uiPriority="72" w:unhideWhenUsed="0"/>
-    <w:lsdException w:name="Colorful Grid Accent 6" w:semiHidden="0" w:uiPriority="73" w:unhideWhenUsed="0"/>
+  <w:latentStyles w:count="260" w:defQFormat="0" w:defUnhideWhenUsed="1" w:defSemiHidden="1" w:defUIPriority="99" w:defLockedState="0">
+    <w:lsdException w:qFormat="1" w:unhideWhenUsed="0" w:uiPriority="0" w:semiHidden="0" w:name="Normal"/>
+    <w:lsdException w:qFormat="1" w:unhideWhenUsed="0" w:uiPriority="0" w:semiHidden="0" w:name="heading 1"/>
+    <w:lsdException w:qFormat="1" w:uiPriority="0" w:semiHidden="0" w:name="heading 2"/>
+    <w:lsdException w:qFormat="1" w:uiPriority="0" w:name="heading 3"/>
+    <w:lsdException w:qFormat="1" w:uiPriority="0" w:semiHidden="0" w:name="heading 4"/>
+    <w:lsdException w:qFormat="1" w:uiPriority="0" w:name="heading 5"/>
+    <w:lsdException w:qFormat="1" w:uiPriority="0" w:name="heading 6"/>
+    <w:lsdException w:qFormat="1" w:uiPriority="0" w:name="heading 7"/>
+    <w:lsdException w:qFormat="1" w:uiPriority="0" w:name="heading 8"/>
+    <w:lsdException w:qFormat="1" w:uiPriority="0" w:name="heading 9"/>
+    <w:lsdException w:unhideWhenUsed="0" w:uiPriority="0" w:semiHidden="0" w:name="index 1"/>
+    <w:lsdException w:unhideWhenUsed="0" w:uiPriority="0" w:semiHidden="0" w:name="index 2"/>
+    <w:lsdException w:unhideWhenUsed="0" w:uiPriority="0" w:semiHidden="0" w:name="index 3"/>
+    <w:lsdException w:unhideWhenUsed="0" w:uiPriority="0" w:semiHidden="0" w:name="index 4"/>
+    <w:lsdException w:unhideWhenUsed="0" w:uiPriority="0" w:semiHidden="0" w:name="index 5"/>
+    <w:lsdException w:unhideWhenUsed="0" w:uiPriority="0" w:semiHidden="0" w:name="index 6"/>
+    <w:lsdException w:unhideWhenUsed="0" w:uiPriority="0" w:semiHidden="0" w:name="index 7"/>
+    <w:lsdException w:unhideWhenUsed="0" w:uiPriority="0" w:semiHidden="0" w:name="index 8"/>
+    <w:lsdException w:unhideWhenUsed="0" w:uiPriority="0" w:semiHidden="0" w:name="index 9"/>
+    <w:lsdException w:qFormat="1" w:unhideWhenUsed="0" w:uiPriority="0" w:semiHidden="0" w:name="toc 1"/>
+    <w:lsdException w:qFormat="1" w:unhideWhenUsed="0" w:uiPriority="0" w:semiHidden="0" w:name="toc 2"/>
+    <w:lsdException w:qFormat="1" w:unhideWhenUsed="0" w:uiPriority="0" w:semiHidden="0" w:name="toc 3"/>
+    <w:lsdException w:unhideWhenUsed="0" w:uiPriority="0" w:semiHidden="0" w:name="toc 4"/>
+    <w:lsdException w:unhideWhenUsed="0" w:uiPriority="0" w:semiHidden="0" w:name="toc 5"/>
+    <w:lsdException w:unhideWhenUsed="0" w:uiPriority="0" w:semiHidden="0" w:name="toc 6"/>
+    <w:lsdException w:unhideWhenUsed="0" w:uiPriority="0" w:semiHidden="0" w:name="toc 7"/>
+    <w:lsdException w:unhideWhenUsed="0" w:uiPriority="0" w:semiHidden="0" w:name="toc 8"/>
+    <w:lsdException w:unhideWhenUsed="0" w:uiPriority="0" w:semiHidden="0" w:name="toc 9"/>
+    <w:lsdException w:unhideWhenUsed="0" w:uiPriority="0" w:semiHidden="0" w:name="Normal Indent"/>
+    <w:lsdException w:unhideWhenUsed="0" w:uiPriority="0" w:semiHidden="0" w:name="footnote text"/>
+    <w:lsdException w:qFormat="1" w:unhideWhenUsed="0" w:uiPriority="0" w:semiHidden="0" w:name="annotation text"/>
+    <w:lsdException w:qFormat="1" w:unhideWhenUsed="0" w:uiPriority="0" w:semiHidden="0" w:name="header"/>
+    <w:lsdException w:qFormat="1" w:unhideWhenUsed="0" w:uiPriority="0" w:semiHidden="0" w:name="footer"/>
+    <w:lsdException w:unhideWhenUsed="0" w:uiPriority="0" w:semiHidden="0" w:name="index heading"/>
+    <w:lsdException w:qFormat="1" w:uiPriority="0" w:name="caption"/>
+    <w:lsdException w:unhideWhenUsed="0" w:uiPriority="0" w:semiHidden="0" w:name="table of figures"/>
+    <w:lsdException w:unhideWhenUsed="0" w:uiPriority="0" w:semiHidden="0" w:name="envelope address"/>
+    <w:lsdException w:unhideWhenUsed="0" w:uiPriority="0" w:semiHidden="0" w:name="envelope return"/>
+    <w:lsdException w:unhideWhenUsed="0" w:uiPriority="0" w:semiHidden="0" w:name="footnote reference"/>
+    <w:lsdException w:unhideWhenUsed="0" w:uiPriority="0" w:semiHidden="0" w:name="annotation reference"/>
+    <w:lsdException w:unhideWhenUsed="0" w:uiPriority="0" w:semiHidden="0" w:name="line number"/>
+    <w:lsdException w:unhideWhenUsed="0" w:uiPriority="0" w:semiHidden="0" w:name="page number"/>
+    <w:lsdException w:unhideWhenUsed="0" w:uiPriority="0" w:semiHidden="0" w:name="endnote reference"/>
+    <w:lsdException w:unhideWhenUsed="0" w:uiPriority="0" w:semiHidden="0" w:name="endnote text"/>
+    <w:lsdException w:unhideWhenUsed="0" w:uiPriority="0" w:semiHidden="0" w:name="table of authorities"/>
+    <w:lsdException w:unhideWhenUsed="0" w:uiPriority="0" w:semiHidden="0" w:name="macro"/>
+    <w:lsdException w:unhideWhenUsed="0" w:uiPriority="0" w:semiHidden="0" w:name="toa heading"/>
+    <w:lsdException w:unhideWhenUsed="0" w:uiPriority="0" w:semiHidden="0" w:name="List"/>
+    <w:lsdException w:unhideWhenUsed="0" w:uiPriority="0" w:semiHidden="0" w:name="List Bullet"/>
+    <w:lsdException w:unhideWhenUsed="0" w:uiPriority="0" w:semiHidden="0" w:name="List Number"/>
+    <w:lsdException w:unhideWhenUsed="0" w:uiPriority="0" w:semiHidden="0" w:name="List 2"/>
+    <w:lsdException w:unhideWhenUsed="0" w:uiPriority="0" w:semiHidden="0" w:name="List 3"/>
+    <w:lsdException w:unhideWhenUsed="0" w:uiPriority="0" w:semiHidden="0" w:name="List 4"/>
+    <w:lsdException w:unhideWhenUsed="0" w:uiPriority="0" w:semiHidden="0" w:name="List 5"/>
+    <w:lsdException w:unhideWhenUsed="0" w:uiPriority="0" w:semiHidden="0" w:name="List Bullet 2"/>
+    <w:lsdException w:unhideWhenUsed="0" w:uiPriority="0" w:semiHidden="0" w:name="List Bullet 3"/>
+    <w:lsdException w:unhideWhenUsed="0" w:uiPriority="0" w:semiHidden="0" w:name="List Bullet 4"/>
+    <w:lsdException w:unhideWhenUsed="0" w:uiPriority="0" w:semiHidden="0" w:name="List Bullet 5"/>
+    <w:lsdException w:unhideWhenUsed="0" w:uiPriority="0" w:semiHidden="0" w:name="List Number 2"/>
+    <w:lsdException w:unhideWhenUsed="0" w:uiPriority="0" w:semiHidden="0" w:name="List Number 3"/>
+    <w:lsdException w:unhideWhenUsed="0" w:uiPriority="0" w:semiHidden="0" w:name="List Number 4"/>
+    <w:lsdException w:unhideWhenUsed="0" w:uiPriority="0" w:semiHidden="0" w:name="List Number 5"/>
+    <w:lsdException w:qFormat="1" w:unhideWhenUsed="0" w:uiPriority="0" w:semiHidden="0" w:name="Title"/>
+    <w:lsdException w:unhideWhenUsed="0" w:uiPriority="0" w:semiHidden="0" w:name="Closing"/>
+    <w:lsdException w:unhideWhenUsed="0" w:uiPriority="0" w:semiHidden="0" w:name="Signature"/>
+    <w:lsdException w:qFormat="1" w:unhideWhenUsed="0" w:uiPriority="0" w:name="Default Paragraph Font"/>
+    <w:lsdException w:qFormat="1" w:unhideWhenUsed="0" w:uiPriority="0" w:name="Body Text"/>
+    <w:lsdException w:unhideWhenUsed="0" w:uiPriority="0" w:semiHidden="0" w:name="Body Text Indent"/>
+    <w:lsdException w:unhideWhenUsed="0" w:uiPriority="0" w:semiHidden="0" w:name="List Continue"/>
+    <w:lsdException w:unhideWhenUsed="0" w:uiPriority="0" w:semiHidden="0" w:name="List Continue 2"/>
+    <w:lsdException w:unhideWhenUsed="0" w:uiPriority="0" w:semiHidden="0" w:name="List Continue 3"/>
+    <w:lsdException w:unhideWhenUsed="0" w:uiPriority="0" w:semiHidden="0" w:name="List Continue 4"/>
+    <w:lsdException w:unhideWhenUsed="0" w:uiPriority="0" w:semiHidden="0" w:name="List Continue 5"/>
+    <w:lsdException w:unhideWhenUsed="0" w:uiPriority="0" w:semiHidden="0" w:name="Message Header"/>
+    <w:lsdException w:qFormat="1" w:unhideWhenUsed="0" w:uiPriority="0" w:semiHidden="0" w:name="Subtitle"/>
+    <w:lsdException w:unhideWhenUsed="0" w:uiPriority="0" w:semiHidden="0" w:name="Salutation"/>
+    <w:lsdException w:unhideWhenUsed="0" w:uiPriority="0" w:semiHidden="0" w:name="Date"/>
+    <w:lsdException w:unhideWhenUsed="0" w:uiPriority="0" w:semiHidden="0" w:name="Body Text First Indent"/>
+    <w:lsdException w:unhideWhenUsed="0" w:uiPriority="0" w:semiHidden="0" w:name="Body Text First Indent 2"/>
+    <w:lsdException w:uiPriority="99" w:name="Note Heading"/>
+    <w:lsdException w:unhideWhenUsed="0" w:uiPriority="0" w:semiHidden="0" w:name="Body Text 2"/>
+    <w:lsdException w:unhideWhenUsed="0" w:uiPriority="0" w:semiHidden="0" w:name="Body Text 3"/>
+    <w:lsdException w:unhideWhenUsed="0" w:uiPriority="0" w:semiHidden="0" w:name="Body Text Indent 2"/>
+    <w:lsdException w:unhideWhenUsed="0" w:uiPriority="0" w:semiHidden="0" w:name="Body Text Indent 3"/>
+    <w:lsdException w:unhideWhenUsed="0" w:uiPriority="0" w:semiHidden="0" w:name="Block Text"/>
+    <w:lsdException w:unhideWhenUsed="0" w:uiPriority="0" w:semiHidden="0" w:name="Hyperlink"/>
+    <w:lsdException w:unhideWhenUsed="0" w:uiPriority="0" w:semiHidden="0" w:name="FollowedHyperlink"/>
+    <w:lsdException w:qFormat="1" w:unhideWhenUsed="0" w:uiPriority="0" w:semiHidden="0" w:name="Strong"/>
+    <w:lsdException w:qFormat="1" w:unhideWhenUsed="0" w:uiPriority="0" w:semiHidden="0" w:name="Emphasis"/>
+    <w:lsdException w:unhideWhenUsed="0" w:uiPriority="0" w:semiHidden="0" w:name="Document Map"/>
+    <w:lsdException w:unhideWhenUsed="0" w:uiPriority="0" w:semiHidden="0" w:name="Plain Text"/>
+    <w:lsdException w:unhideWhenUsed="0" w:uiPriority="0" w:semiHidden="0" w:name="E-mail Signature"/>
+    <w:lsdException w:qFormat="1" w:unhideWhenUsed="0" w:uiPriority="0" w:semiHidden="0" w:name="Normal (Web)"/>
+    <w:lsdException w:unhideWhenUsed="0" w:uiPriority="0" w:semiHidden="0" w:name="HTML Acronym"/>
+    <w:lsdException w:unhideWhenUsed="0" w:uiPriority="0" w:semiHidden="0" w:name="HTML Address"/>
+    <w:lsdException w:unhideWhenUsed="0" w:uiPriority="0" w:semiHidden="0" w:name="HTML Cite"/>
+    <w:lsdException w:unhideWhenUsed="0" w:uiPriority="0" w:semiHidden="0" w:name="HTML Code"/>
+    <w:lsdException w:unhideWhenUsed="0" w:uiPriority="0" w:semiHidden="0" w:name="HTML Definition"/>
+    <w:lsdException w:unhideWhenUsed="0" w:uiPriority="0" w:semiHidden="0" w:name="HTML Keyboard"/>
+    <w:lsdException w:unhideWhenUsed="0" w:uiPriority="0" w:semiHidden="0" w:name="HTML Preformatted"/>
+    <w:lsdException w:unhideWhenUsed="0" w:uiPriority="0" w:semiHidden="0" w:name="HTML Sample"/>
+    <w:lsdException w:unhideWhenUsed="0" w:uiPriority="0" w:semiHidden="0" w:name="HTML Typewriter"/>
+    <w:lsdException w:unhideWhenUsed="0" w:uiPriority="0" w:semiHidden="0" w:name="HTML Variable"/>
+    <w:lsdException w:qFormat="1" w:unhideWhenUsed="0" w:uiPriority="0" w:name="Normal Table"/>
+    <w:lsdException w:unhideWhenUsed="0" w:uiPriority="0" w:semiHidden="0" w:name="annotation subject"/>
+    <w:lsdException w:unhideWhenUsed="0" w:uiPriority="0" w:semiHidden="0" w:name="Table Simple 1"/>
+    <w:lsdException w:unhideWhenUsed="0" w:uiPriority="0" w:semiHidden="0" w:name="Table Simple 2"/>
+    <w:lsdException w:unhideWhenUsed="0" w:uiPriority="0" w:semiHidden="0" w:name="Table Simple 3"/>
+    <w:lsdException w:unhideWhenUsed="0" w:uiPriority="0" w:semiHidden="0" w:name="Table Classic 1"/>
+    <w:lsdException w:unhideWhenUsed="0" w:uiPriority="0" w:semiHidden="0" w:name="Table Classic 2"/>
+    <w:lsdException w:unhideWhenUsed="0" w:uiPriority="0" w:semiHidden="0" w:name="Table Classic 3"/>
+    <w:lsdException w:unhideWhenUsed="0" w:uiPriority="0" w:semiHidden="0" w:name="Table Classic 4"/>
+    <w:lsdException w:unhideWhenUsed="0" w:uiPriority="0" w:semiHidden="0" w:name="Table Colorful 1"/>
+    <w:lsdException w:unhideWhenUsed="0" w:uiPriority="0" w:semiHidden="0" w:name="Table Colorful 2"/>
+    <w:lsdException w:unhideWhenUsed="0" w:uiPriority="0" w:semiHidden="0" w:name="Table Colorful 3"/>
+    <w:lsdException w:unhideWhenUsed="0" w:uiPriority="0" w:semiHidden="0" w:name="Table Columns 1"/>
+    <w:lsdException w:unhideWhenUsed="0" w:uiPriority="0" w:semiHidden="0" w:name="Table Columns 2"/>
+    <w:lsdException w:unhideWhenUsed="0" w:uiPriority="0" w:semiHidden="0" w:name="Table Columns 3"/>
+    <w:lsdException w:unhideWhenUsed="0" w:uiPriority="0" w:semiHidden="0" w:name="Table Columns 4"/>
+    <w:lsdException w:unhideWhenUsed="0" w:uiPriority="0" w:semiHidden="0" w:name="Table Columns 5"/>
+    <w:lsdException w:unhideWhenUsed="0" w:uiPriority="0" w:semiHidden="0" w:name="Table Grid 1"/>
+    <w:lsdException w:unhideWhenUsed="0" w:uiPriority="0" w:semiHidden="0" w:name="Table Grid 2"/>
+    <w:lsdException w:unhideWhenUsed="0" w:uiPriority="0" w:semiHidden="0" w:name="Table Grid 3"/>
+    <w:lsdException w:unhideWhenUsed="0" w:uiPriority="0" w:semiHidden="0" w:name="Table Grid 4"/>
+    <w:lsdException w:unhideWhenUsed="0" w:uiPriority="0" w:semiHidden="0" w:name="Table Grid 5"/>
+    <w:lsdException w:unhideWhenUsed="0" w:uiPriority="0" w:semiHidden="0" w:name="Table Grid 6"/>
+    <w:lsdException w:unhideWhenUsed="0" w:uiPriority="0" w:semiHidden="0" w:name="Table Grid 7"/>
+    <w:lsdException w:unhideWhenUsed="0" w:uiPriority="0" w:semiHidden="0" w:name="Table Grid 8"/>
+    <w:lsdException w:unhideWhenUsed="0" w:uiPriority="0" w:semiHidden="0" w:name="Table List 1"/>
+    <w:lsdException w:unhideWhenUsed="0" w:uiPriority="0" w:semiHidden="0" w:name="Table List 2"/>
+    <w:lsdException w:unhideWhenUsed="0" w:uiPriority="0" w:semiHidden="0" w:name="Table List 3"/>
+    <w:lsdException w:unhideWhenUsed="0" w:uiPriority="0" w:semiHidden="0" w:name="Table List 4"/>
+    <w:lsdException w:unhideWhenUsed="0" w:uiPriority="0" w:semiHidden="0" w:name="Table List 5"/>
+    <w:lsdException w:unhideWhenUsed="0" w:uiPriority="0" w:semiHidden="0" w:name="Table List 6"/>
+    <w:lsdException w:unhideWhenUsed="0" w:uiPriority="0" w:semiHidden="0" w:name="Table List 7"/>
+    <w:lsdException w:unhideWhenUsed="0" w:uiPriority="0" w:semiHidden="0" w:name="Table List 8"/>
+    <w:lsdException w:unhideWhenUsed="0" w:uiPriority="0" w:semiHidden="0" w:name="Table 3D effects 1"/>
+    <w:lsdException w:unhideWhenUsed="0" w:uiPriority="0" w:semiHidden="0" w:name="Table 3D effects 2"/>
+    <w:lsdException w:unhideWhenUsed="0" w:uiPriority="0" w:semiHidden="0" w:name="Table 3D effects 3"/>
+    <w:lsdException w:unhideWhenUsed="0" w:uiPriority="0" w:semiHidden="0" w:name="Table Contemporary"/>
+    <w:lsdException w:unhideWhenUsed="0" w:uiPriority="0" w:semiHidden="0" w:name="Table Elegant"/>
+    <w:lsdException w:unhideWhenUsed="0" w:uiPriority="0" w:semiHidden="0" w:name="Table Professional"/>
+    <w:lsdException w:unhideWhenUsed="0" w:uiPriority="0" w:semiHidden="0" w:name="Table Subtle 1"/>
+    <w:lsdException w:unhideWhenUsed="0" w:uiPriority="0" w:semiHidden="0" w:name="Table Subtle 2"/>
+    <w:lsdException w:unhideWhenUsed="0" w:uiPriority="0" w:semiHidden="0" w:name="Table Web 1"/>
+    <w:lsdException w:unhideWhenUsed="0" w:uiPriority="0" w:semiHidden="0" w:name="Table Web 2"/>
+    <w:lsdException w:unhideWhenUsed="0" w:uiPriority="0" w:semiHidden="0" w:name="Table Web 3"/>
+    <w:lsdException w:unhideWhenUsed="0" w:uiPriority="0" w:semiHidden="0" w:name="Balloon Text"/>
+    <w:lsdException w:qFormat="1" w:unhideWhenUsed="0" w:uiPriority="0" w:semiHidden="0" w:name="Table Grid"/>
+    <w:lsdException w:unhideWhenUsed="0" w:uiPriority="0" w:semiHidden="0" w:name="Table Theme"/>
+    <w:lsdException w:unhideWhenUsed="0" w:uiPriority="60" w:semiHidden="0" w:name="Light Shading"/>
+    <w:lsdException w:unhideWhenUsed="0" w:uiPriority="61" w:semiHidden="0" w:name="Light List"/>
+    <w:lsdException w:unhideWhenUsed="0" w:uiPriority="62" w:semiHidden="0" w:name="Light Grid"/>
+    <w:lsdException w:unhideWhenUsed="0" w:uiPriority="63" w:semiHidden="0" w:name="Medium Shading 1"/>
+    <w:lsdException w:unhideWhenUsed="0" w:uiPriority="64" w:semiHidden="0" w:name="Medium Shading 2"/>
+    <w:lsdException w:unhideWhenUsed="0" w:uiPriority="65" w:semiHidden="0" w:name="Medium List 1"/>
+    <w:lsdException w:unhideWhenUsed="0" w:uiPriority="66" w:semiHidden="0" w:name="Medium List 2"/>
+    <w:lsdException w:unhideWhenUsed="0" w:uiPriority="67" w:semiHidden="0" w:name="Medium Grid 1"/>
+    <w:lsdException w:unhideWhenUsed="0" w:uiPriority="68" w:semiHidden="0" w:name="Medium Grid 2"/>
+    <w:lsdException w:unhideWhenUsed="0" w:uiPriority="69" w:semiHidden="0" w:name="Medium Grid 3"/>
+    <w:lsdException w:unhideWhenUsed="0" w:uiPriority="70" w:semiHidden="0" w:name="Dark List"/>
+    <w:lsdException w:unhideWhenUsed="0" w:uiPriority="71" w:semiHidden="0" w:name="Colorful Shading"/>
+    <w:lsdException w:unhideWhenUsed="0" w:uiPriority="72" w:semiHidden="0" w:name="Colorful List"/>
+    <w:lsdException w:unhideWhenUsed="0" w:uiPriority="73" w:semiHidden="0" w:name="Colorful Grid"/>
+    <w:lsdException w:unhideWhenUsed="0" w:uiPriority="60" w:semiHidden="0" w:name="Light Shading Accent 1"/>
+    <w:lsdException w:unhideWhenUsed="0" w:uiPriority="61" w:semiHidden="0" w:name="Light List Accent 1"/>
+    <w:lsdException w:unhideWhenUsed="0" w:uiPriority="62" w:semiHidden="0" w:name="Light Grid Accent 1"/>
+    <w:lsdException w:unhideWhenUsed="0" w:uiPriority="63" w:semiHidden="0" w:name="Medium Shading 1 Accent 1"/>
+    <w:lsdException w:unhideWhenUsed="0" w:uiPriority="64" w:semiHidden="0" w:name="Medium Shading 2 Accent 1"/>
+    <w:lsdException w:unhideWhenUsed="0" w:uiPriority="65" w:semiHidden="0" w:name="Medium List 1 Accent 1"/>
+    <w:lsdException w:unhideWhenUsed="0" w:uiPriority="66" w:semiHidden="0" w:name="Medium List 2 Accent 1"/>
+    <w:lsdException w:unhideWhenUsed="0" w:uiPriority="67" w:semiHidden="0" w:name="Medium Grid 1 Accent 1"/>
+    <w:lsdException w:unhideWhenUsed="0" w:uiPriority="68" w:semiHidden="0" w:name="Medium Grid 2 Accent 1"/>
+    <w:lsdException w:unhideWhenUsed="0" w:uiPriority="69" w:semiHidden="0" w:name="Medium Grid 3 Accent 1"/>
+    <w:lsdException w:unhideWhenUsed="0" w:uiPriority="70" w:semiHidden="0" w:name="Dark List Accent 1"/>
+    <w:lsdException w:unhideWhenUsed="0" w:uiPriority="71" w:semiHidden="0" w:name="Colorful Shading Accent 1"/>
+    <w:lsdException w:unhideWhenUsed="0" w:uiPriority="72" w:semiHidden="0" w:name="Colorful List Accent 1"/>
+    <w:lsdException w:unhideWhenUsed="0" w:uiPriority="73" w:semiHidden="0" w:name="Colorful Grid Accent 1"/>
+    <w:lsdException w:unhideWhenUsed="0" w:uiPriority="60" w:semiHidden="0" w:name="Light Shading Accent 2"/>
+    <w:lsdException w:unhideWhenUsed="0" w:uiPriority="61" w:semiHidden="0" w:name="Light List Accent 2"/>
+    <w:lsdException w:unhideWhenUsed="0" w:uiPriority="62" w:semiHidden="0" w:name="Light Grid Accent 2"/>
+    <w:lsdException w:unhideWhenUsed="0" w:uiPriority="63" w:semiHidden="0" w:name="Medium Shading 1 Accent 2"/>
+    <w:lsdException w:unhideWhenUsed="0" w:uiPriority="64" w:semiHidden="0" w:name="Medium Shading 2 Accent 2"/>
+    <w:lsdException w:unhideWhenUsed="0" w:uiPriority="65" w:semiHidden="0" w:name="Medium List 1 Accent 2"/>
+    <w:lsdException w:unhideWhenUsed="0" w:uiPriority="66" w:semiHidden="0" w:name="Medium List 2 Accent 2"/>
+    <w:lsdException w:unhideWhenUsed="0" w:uiPriority="67" w:semiHidden="0" w:name="Medium Grid 1 Accent 2"/>
+    <w:lsdException w:unhideWhenUsed="0" w:uiPriority="68" w:semiHidden="0" w:name="Medium Grid 2 Accent 2"/>
+    <w:lsdException w:unhideWhenUsed="0" w:uiPriority="69" w:semiHidden="0" w:name="Medium Grid 3 Accent 2"/>
+    <w:lsdException w:unhideWhenUsed="0" w:uiPriority="70" w:semiHidden="0" w:name="Dark List Accent 2"/>
+    <w:lsdException w:unhideWhenUsed="0" w:uiPriority="71" w:semiHidden="0" w:name="Colorful Shading Accent 2"/>
+    <w:lsdException w:unhideWhenUsed="0" w:uiPriority="72" w:semiHidden="0" w:name="Colorful List Accent 2"/>
+    <w:lsdException w:unhideWhenUsed="0" w:uiPriority="73" w:semiHidden="0" w:name="Colorful Grid Accent 2"/>
+    <w:lsdException w:unhideWhenUsed="0" w:uiPriority="60" w:semiHidden="0" w:name="Light Shading Accent 3"/>
+    <w:lsdException w:unhideWhenUsed="0" w:uiPriority="61" w:semiHidden="0" w:name="Light List Accent 3"/>
+    <w:lsdException w:unhideWhenUsed="0" w:uiPriority="62" w:semiHidden="0" w:name="Light Grid Accent 3"/>
+    <w:lsdException w:unhideWhenUsed="0" w:uiPriority="63" w:semiHidden="0" w:name="Medium Shading 1 Accent 3"/>
+    <w:lsdException w:unhideWhenUsed="0" w:uiPriority="64" w:semiHidden="0" w:name="Medium Shading 2 Accent 3"/>
+    <w:lsdException w:unhideWhenUsed="0" w:uiPriority="65" w:semiHidden="0" w:name="Medium List 1 Accent 3"/>
+    <w:lsdException w:unhideWhenUsed="0" w:uiPriority="66" w:semiHidden="0" w:name="Medium List 2 Accent 3"/>
+    <w:lsdException w:unhideWhenUsed="0" w:uiPriority="67" w:semiHidden="0" w:name="Medium Grid 1 Accent 3"/>
+    <w:lsdException w:unhideWhenUsed="0" w:uiPriority="68" w:semiHidden="0" w:name="Medium Grid 2 Accent 3"/>
+    <w:lsdException w:unhideWhenUsed="0" w:uiPriority="69" w:semiHidden="0" w:name="Medium Grid 3 Accent 3"/>
+    <w:lsdException w:unhideWhenUsed="0" w:uiPriority="70" w:semiHidden="0" w:name="Dark List Accent 3"/>
+    <w:lsdException w:unhideWhenUsed="0" w:uiPriority="71" w:semiHidden="0" w:name="Colorful Shading Accent 3"/>
+    <w:lsdException w:unhideWhenUsed="0" w:uiPriority="72" w:semiHidden="0" w:name="Colorful List Accent 3"/>
+    <w:lsdException w:unhideWhenUsed="0" w:uiPriority="73" w:semiHidden="0" w:name="Colorful Grid Accent 3"/>
+    <w:lsdException w:unhideWhenUsed="0" w:uiPriority="60" w:semiHidden="0" w:name="Light Shading Accent 4"/>
+    <w:lsdException w:unhideWhenUsed="0" w:uiPriority="61" w:semiHidden="0" w:name="Light List Accent 4"/>
+    <w:lsdException w:unhideWhenUsed="0" w:uiPriority="62" w:semiHidden="0" w:name="Light Grid Accent 4"/>
+    <w:lsdException w:unhideWhenUsed="0" w:uiPriority="63" w:semiHidden="0" w:name="Medium Shading 1 Accent 4"/>
+    <w:lsdException w:unhideWhenUsed="0" w:uiPriority="64" w:semiHidden="0" w:name="Medium Shading 2 Accent 4"/>
+    <w:lsdException w:unhideWhenUsed="0" w:uiPriority="65" w:semiHidden="0" w:name="Medium List 1 Accent 4"/>
+    <w:lsdException w:unhideWhenUsed="0" w:uiPriority="66" w:semiHidden="0" w:name="Medium List 2 Accent 4"/>
+    <w:lsdException w:unhideWhenUsed="0" w:uiPriority="67" w:semiHidden="0" w:name="Medium Grid 1 Accent 4"/>
+    <w:lsdException w:unhideWhenUsed="0" w:uiPriority="68" w:semiHidden="0" w:name="Medium Grid 2 Accent 4"/>
+    <w:lsdException w:unhideWhenUsed="0" w:uiPriority="69" w:semiHidden="0" w:name="Medium Grid 3 Accent 4"/>
+    <w:lsdException w:unhideWhenUsed="0" w:uiPriority="70" w:semiHidden="0" w:name="Dark List Accent 4"/>
+    <w:lsdException w:unhideWhenUsed="0" w:uiPriority="71" w:semiHidden="0" w:name="Colorful Shading Accent 4"/>
+    <w:lsdException w:unhideWhenUsed="0" w:uiPriority="72" w:semiHidden="0" w:name="Colorful List Accent 4"/>
+    <w:lsdException w:unhideWhenUsed="0" w:uiPriority="73" w:semiHidden="0" w:name="Colorful Grid Accent 4"/>
+    <w:lsdException w:unhideWhenUsed="0" w:uiPriority="60" w:semiHidden="0" w:name="Light Shading Accent 5"/>
+    <w:lsdException w:unhideWhenUsed="0" w:uiPriority="61" w:semiHidden="0" w:name="Light List Accent 5"/>
+    <w:lsdException w:unhideWhenUsed="0" w:uiPriority="62" w:semiHidden="0" w:name="Light Grid Accent 5"/>
+    <w:lsdException w:unhideWhenUsed="0" w:uiPriority="63" w:semiHidden="0" w:name="Medium Shading 1 Accent 5"/>
+    <w:lsdException w:unhideWhenUsed="0" w:uiPriority="64" w:semiHidden="0" w:name="Medium Shading 2 Accent 5"/>
+    <w:lsdException w:unhideWhenUsed="0" w:uiPriority="65" w:semiHidden="0" w:name="Medium List 1 Accent 5"/>
+    <w:lsdException w:unhideWhenUsed="0" w:uiPriority="66" w:semiHidden="0" w:name="Medium List 2 Accent 5"/>
+    <w:lsdException w:unhideWhenUsed="0" w:uiPriority="67" w:semiHidden="0" w:name="Medium Grid 1 Accent 5"/>
+    <w:lsdException w:unhideWhenUsed="0" w:uiPriority="68" w:semiHidden="0" w:name="Medium Grid 2 Accent 5"/>
+    <w:lsdException w:unhideWhenUsed="0" w:uiPriority="69" w:semiHidden="0" w:name="Medium Grid 3 Accent 5"/>
+    <w:lsdException w:unhideWhenUsed="0" w:uiPriority="70" w:semiHidden="0" w:name="Dark List Accent 5"/>
+    <w:lsdException w:unhideWhenUsed="0" w:uiPriority="71" w:semiHidden="0" w:name="Colorful Shading Accent 5"/>
+    <w:lsdException w:unhideWhenUsed="0" w:uiPriority="72" w:semiHidden="0" w:name="Colorful List Accent 5"/>
+    <w:lsdException w:unhideWhenUsed="0" w:uiPriority="73" w:semiHidden="0" w:name="Colorful Grid Accent 5"/>
+    <w:lsdException w:unhideWhenUsed="0" w:uiPriority="60" w:semiHidden="0" w:name="Light Shading Accent 6"/>
+    <w:lsdException w:unhideWhenUsed="0" w:uiPriority="61" w:semiHidden="0" w:name="Light List Accent 6"/>
+    <w:lsdException w:unhideWhenUsed="0" w:uiPriority="62" w:semiHidden="0" w:name="Light Grid Accent 6"/>
+    <w:lsdException w:unhideWhenUsed="0" w:uiPriority="63" w:semiHidden="0" w:name="Medium Shading 1 Accent 6"/>
+    <w:lsdException w:unhideWhenUsed="0" w:uiPriority="64" w:semiHidden="0" w:name="Medium Shading 2 Accent 6"/>
+    <w:lsdException w:unhideWhenUsed="0" w:uiPriority="65" w:semiHidden="0" w:name="Medium List 1 Accent 6"/>
+    <w:lsdException w:unhideWhenUsed="0" w:uiPriority="66" w:semiHidden="0" w:name="Medium List 2 Accent 6"/>
+    <w:lsdException w:unhideWhenUsed="0" w:uiPriority="67" w:semiHidden="0" w:name="Medium Grid 1 Accent 6"/>
+    <w:lsdException w:unhideWhenUsed="0" w:uiPriority="68" w:semiHidden="0" w:name="Medium Grid 2 Accent 6"/>
+    <w:lsdException w:unhideWhenUsed="0" w:uiPriority="69" w:semiHidden="0" w:name="Medium Grid 3 Accent 6"/>
+    <w:lsdException w:unhideWhenUsed="0" w:uiPriority="70" w:semiHidden="0" w:name="Dark List Accent 6"/>
+    <w:lsdException w:unhideWhenUsed="0" w:uiPriority="71" w:semiHidden="0" w:name="Colorful Shading Accent 6"/>
+    <w:lsdException w:unhideWhenUsed="0" w:uiPriority="72" w:semiHidden="0" w:name="Colorful List Accent 6"/>
+    <w:lsdException w:unhideWhenUsed="0" w:uiPriority="73" w:semiHidden="0" w:name="Colorful Grid Accent 6"/>
   </w:latentStyles>
-  <w:style w:type="paragraph" w:default="1" w:styleId="Normal">
+  <w:style w:type="paragraph" w:default="1" w:styleId="1">
     <w:name w:val="Normal"/>
     <w:qFormat/>
+    <w:uiPriority w:val="0"/>
     <w:pPr>
       <w:kinsoku w:val="0"/>
       <w:autoSpaceDE w:val="0"/>
@@ -6858,7 +6931,7 @@
       <w:textAlignment w:val="baseline"/>
     </w:pPr>
     <w:rPr>
-      <w:rFonts w:ascii="Arial" w:eastAsia="宋体" w:hAnsi="Arial" w:cs="Arial"/>
+      <w:rFonts w:ascii="Arial" w:hAnsi="Arial" w:eastAsia="宋体" w:cs="Arial"/>
       <w:snapToGrid w:val="0"/>
       <w:color w:val="000000"/>
       <w:kern w:val="0"/>
@@ -6867,11 +6940,12 @@
       <w:lang w:val="en-US" w:eastAsia="en-US" w:bidi="ar-SA"/>
     </w:rPr>
   </w:style>
-  <w:style w:type="paragraph" w:styleId="Heading1">
+  <w:style w:type="paragraph" w:styleId="2">
     <w:name w:val="heading 1"/>
-    <w:basedOn w:val="Normal"/>
-    <w:next w:val="Normal"/>
+    <w:basedOn w:val="1"/>
+    <w:next w:val="1"/>
     <w:qFormat/>
+    <w:uiPriority w:val="0"/>
     <w:pPr>
       <w:keepNext/>
       <w:keepLines/>
@@ -6889,12 +6963,13 @@
       <w:sz w:val="44"/>
     </w:rPr>
   </w:style>
-  <w:style w:type="paragraph" w:styleId="Heading2">
+  <w:style w:type="paragraph" w:styleId="3">
     <w:name w:val="heading 2"/>
-    <w:basedOn w:val="Normal"/>
-    <w:next w:val="Normal"/>
+    <w:basedOn w:val="1"/>
+    <w:next w:val="1"/>
     <w:unhideWhenUsed/>
     <w:qFormat/>
+    <w:uiPriority w:val="0"/>
     <w:pPr>
       <w:keepNext/>
       <w:keepLines/>
@@ -6907,18 +6982,19 @@
       <w:outlineLvl w:val="1"/>
     </w:pPr>
     <w:rPr>
-      <w:rFonts w:ascii="Arial" w:eastAsia="黑体" w:hAnsi="Arial"/>
+      <w:rFonts w:ascii="Arial" w:hAnsi="Arial" w:eastAsia="黑体"/>
       <w:b/>
       <w:sz w:val="32"/>
     </w:rPr>
   </w:style>
-  <w:style w:type="paragraph" w:styleId="Heading3">
+  <w:style w:type="paragraph" w:styleId="4">
     <w:name w:val="heading 3"/>
-    <w:basedOn w:val="Normal"/>
-    <w:next w:val="Normal"/>
+    <w:basedOn w:val="1"/>
+    <w:next w:val="1"/>
     <w:semiHidden/>
     <w:unhideWhenUsed/>
     <w:qFormat/>
+    <w:uiPriority w:val="0"/>
     <w:pPr>
       <w:keepNext/>
       <w:keepLines/>
@@ -6935,12 +7011,13 @@
       <w:sz w:val="32"/>
     </w:rPr>
   </w:style>
-  <w:style w:type="paragraph" w:styleId="Heading4">
+  <w:style w:type="paragraph" w:styleId="5">
     <w:name w:val="heading 4"/>
-    <w:basedOn w:val="Normal"/>
-    <w:next w:val="Normal"/>
+    <w:basedOn w:val="1"/>
+    <w:next w:val="1"/>
     <w:unhideWhenUsed/>
     <w:qFormat/>
+    <w:uiPriority w:val="0"/>
     <w:pPr>
       <w:keepNext/>
       <w:keepLines/>
@@ -6953,18 +7030,19 @@
       <w:outlineLvl w:val="3"/>
     </w:pPr>
     <w:rPr>
-      <w:rFonts w:ascii="Arial" w:eastAsia="黑体" w:hAnsi="Arial"/>
+      <w:rFonts w:ascii="Arial" w:hAnsi="Arial" w:eastAsia="黑体"/>
       <w:b/>
       <w:sz w:val="28"/>
     </w:rPr>
   </w:style>
-  <w:style w:type="paragraph" w:styleId="Heading5">
+  <w:style w:type="paragraph" w:styleId="6">
     <w:name w:val="heading 5"/>
-    <w:basedOn w:val="Normal"/>
-    <w:next w:val="Normal"/>
+    <w:basedOn w:val="1"/>
+    <w:next w:val="1"/>
     <w:semiHidden/>
     <w:unhideWhenUsed/>
     <w:qFormat/>
+    <w:uiPriority w:val="0"/>
     <w:pPr>
       <w:keepNext/>
       <w:keepLines/>
@@ -6981,13 +7059,14 @@
       <w:sz w:val="28"/>
     </w:rPr>
   </w:style>
-  <w:style w:type="paragraph" w:styleId="Heading6">
+  <w:style w:type="paragraph" w:styleId="7">
     <w:name w:val="heading 6"/>
-    <w:basedOn w:val="Normal"/>
-    <w:next w:val="Normal"/>
+    <w:basedOn w:val="1"/>
+    <w:next w:val="1"/>
     <w:semiHidden/>
     <w:unhideWhenUsed/>
     <w:qFormat/>
+    <w:uiPriority w:val="0"/>
     <w:pPr>
       <w:keepNext/>
       <w:keepLines/>
@@ -7000,18 +7079,19 @@
       <w:outlineLvl w:val="5"/>
     </w:pPr>
     <w:rPr>
-      <w:rFonts w:ascii="Arial" w:eastAsia="黑体" w:hAnsi="Arial"/>
+      <w:rFonts w:ascii="Arial" w:hAnsi="Arial" w:eastAsia="黑体"/>
       <w:b/>
       <w:sz w:val="24"/>
     </w:rPr>
   </w:style>
-  <w:style w:type="paragraph" w:styleId="Heading7">
+  <w:style w:type="paragraph" w:styleId="8">
     <w:name w:val="heading 7"/>
-    <w:basedOn w:val="Normal"/>
-    <w:next w:val="Normal"/>
+    <w:basedOn w:val="1"/>
+    <w:next w:val="1"/>
     <w:semiHidden/>
     <w:unhideWhenUsed/>
     <w:qFormat/>
+    <w:uiPriority w:val="0"/>
     <w:pPr>
       <w:keepNext/>
       <w:keepLines/>
@@ -7028,13 +7108,14 @@
       <w:sz w:val="24"/>
     </w:rPr>
   </w:style>
-  <w:style w:type="paragraph" w:styleId="Heading8">
+  <w:style w:type="paragraph" w:styleId="9">
     <w:name w:val="heading 8"/>
-    <w:basedOn w:val="Normal"/>
-    <w:next w:val="Normal"/>
+    <w:basedOn w:val="1"/>
+    <w:next w:val="1"/>
     <w:semiHidden/>
     <w:unhideWhenUsed/>
     <w:qFormat/>
+    <w:uiPriority w:val="0"/>
     <w:pPr>
       <w:keepNext/>
       <w:keepLines/>
@@ -7047,17 +7128,18 @@
       <w:outlineLvl w:val="7"/>
     </w:pPr>
     <w:rPr>
-      <w:rFonts w:ascii="Arial" w:eastAsia="黑体" w:hAnsi="Arial"/>
+      <w:rFonts w:ascii="Arial" w:hAnsi="Arial" w:eastAsia="黑体"/>
       <w:sz w:val="24"/>
     </w:rPr>
   </w:style>
-  <w:style w:type="paragraph" w:styleId="Heading9">
+  <w:style w:type="paragraph" w:styleId="10">
     <w:name w:val="heading 9"/>
-    <w:basedOn w:val="Normal"/>
-    <w:next w:val="Normal"/>
+    <w:basedOn w:val="1"/>
+    <w:next w:val="1"/>
     <w:semiHidden/>
     <w:unhideWhenUsed/>
     <w:qFormat/>
+    <w:uiPriority w:val="0"/>
     <w:pPr>
       <w:keepNext/>
       <w:keepLines/>
@@ -7070,19 +7152,21 @@
       <w:outlineLvl w:val="8"/>
     </w:pPr>
     <w:rPr>
-      <w:rFonts w:ascii="Arial" w:eastAsia="黑体" w:hAnsi="Arial"/>
+      <w:rFonts w:ascii="Arial" w:hAnsi="Arial" w:eastAsia="黑体"/>
       <w:sz w:val="21"/>
     </w:rPr>
   </w:style>
-  <w:style w:type="character" w:default="1" w:styleId="DefaultParagraphFont">
+  <w:style w:type="character" w:default="1" w:styleId="22">
     <w:name w:val="Default Paragraph Font"/>
     <w:semiHidden/>
     <w:qFormat/>
+    <w:uiPriority w:val="0"/>
   </w:style>
-  <w:style w:type="table" w:default="1" w:styleId="TableNormal">
+  <w:style w:type="table" w:default="1" w:styleId="20">
     <w:name w:val="Normal Table"/>
     <w:semiHidden/>
     <w:qFormat/>
+    <w:uiPriority w:val="0"/>
     <w:tblPr>
       <w:tblCellMar>
         <w:top w:w="0" w:type="dxa"/>
@@ -7092,39 +7176,43 @@
       </w:tblCellMar>
     </w:tblPr>
   </w:style>
-  <w:style w:type="paragraph" w:styleId="CommentText">
+  <w:style w:type="paragraph" w:styleId="11">
     <w:name w:val="annotation text"/>
-    <w:basedOn w:val="Normal"/>
+    <w:basedOn w:val="1"/>
     <w:qFormat/>
+    <w:uiPriority w:val="0"/>
     <w:pPr>
       <w:jc w:val="left"/>
     </w:pPr>
   </w:style>
-  <w:style w:type="paragraph" w:styleId="BodyText">
+  <w:style w:type="paragraph" w:styleId="12">
     <w:name w:val="Body Text"/>
-    <w:basedOn w:val="Normal"/>
+    <w:basedOn w:val="1"/>
     <w:semiHidden/>
     <w:qFormat/>
+    <w:uiPriority w:val="0"/>
     <w:rPr>
-      <w:rFonts w:ascii="Arial" w:eastAsia="Arial" w:hAnsi="Arial" w:cs="Arial"/>
+      <w:rFonts w:ascii="Arial" w:hAnsi="Arial" w:eastAsia="Arial" w:cs="Arial"/>
       <w:sz w:val="21"/>
       <w:szCs w:val="21"/>
       <w:lang w:val="en-US" w:eastAsia="en-US" w:bidi="ar-SA"/>
     </w:rPr>
   </w:style>
-  <w:style w:type="paragraph" w:styleId="TOC3">
+  <w:style w:type="paragraph" w:styleId="13">
     <w:name w:val="toc 3"/>
-    <w:basedOn w:val="Normal"/>
-    <w:next w:val="Normal"/>
+    <w:basedOn w:val="1"/>
+    <w:next w:val="1"/>
     <w:qFormat/>
+    <w:uiPriority w:val="0"/>
     <w:pPr>
       <w:ind w:left="840" w:leftChars="400"/>
     </w:pPr>
   </w:style>
-  <w:style w:type="paragraph" w:styleId="Footer">
+  <w:style w:type="paragraph" w:styleId="14">
     <w:name w:val="footer"/>
-    <w:basedOn w:val="Normal"/>
+    <w:basedOn w:val="1"/>
     <w:qFormat/>
+    <w:uiPriority w:val="0"/>
     <w:pPr>
       <w:tabs>
         <w:tab w:val="center" w:pos="4153"/>
@@ -7137,16 +7225,17 @@
       <w:sz w:val="18"/>
     </w:rPr>
   </w:style>
-  <w:style w:type="paragraph" w:styleId="Header">
+  <w:style w:type="paragraph" w:styleId="15">
     <w:name w:val="header"/>
-    <w:basedOn w:val="Normal"/>
+    <w:basedOn w:val="1"/>
     <w:qFormat/>
+    <w:uiPriority w:val="0"/>
     <w:pPr>
       <w:pBdr>
-        <w:top w:val="nil"/>
-        <w:left w:val="nil"/>
-        <w:bottom w:val="nil"/>
-        <w:right w:val="nil"/>
+        <w:top w:val="none" w:color="auto" w:sz="0" w:space="0"/>
+        <w:left w:val="none" w:color="auto" w:sz="0" w:space="0"/>
+        <w:bottom w:val="none" w:color="auto" w:sz="0" w:space="0"/>
+        <w:right w:val="none" w:color="auto" w:sz="0" w:space="0"/>
       </w:pBdr>
       <w:tabs>
         <w:tab w:val="center" w:pos="4153"/>
@@ -7161,37 +7250,41 @@
       <w:sz w:val="18"/>
     </w:rPr>
   </w:style>
-  <w:style w:type="paragraph" w:styleId="TOC1">
+  <w:style w:type="paragraph" w:styleId="16">
     <w:name w:val="toc 1"/>
-    <w:basedOn w:val="Normal"/>
-    <w:next w:val="Normal"/>
+    <w:basedOn w:val="1"/>
+    <w:next w:val="1"/>
     <w:qFormat/>
+    <w:uiPriority w:val="0"/>
     <w:rPr>
-      <w:rFonts w:ascii="Arial" w:eastAsia="Microsoft JhengHei" w:hAnsi="Arial"/>
+      <w:rFonts w:ascii="Arial" w:hAnsi="Arial" w:eastAsia="Microsoft JhengHei"/>
       <w:sz w:val="24"/>
     </w:rPr>
   </w:style>
-  <w:style w:type="paragraph" w:styleId="TOC2">
+  <w:style w:type="paragraph" w:styleId="17">
     <w:name w:val="toc 2"/>
-    <w:basedOn w:val="Normal"/>
-    <w:next w:val="Normal"/>
+    <w:basedOn w:val="1"/>
+    <w:next w:val="1"/>
     <w:qFormat/>
+    <w:uiPriority w:val="0"/>
     <w:pPr>
       <w:ind w:left="420" w:leftChars="200"/>
     </w:pPr>
   </w:style>
-  <w:style w:type="paragraph" w:styleId="NormalWeb">
+  <w:style w:type="paragraph" w:styleId="18">
     <w:name w:val="Normal (Web)"/>
-    <w:basedOn w:val="Normal"/>
+    <w:basedOn w:val="1"/>
     <w:qFormat/>
+    <w:uiPriority w:val="0"/>
     <w:rPr>
       <w:sz w:val="24"/>
     </w:rPr>
   </w:style>
-  <w:style w:type="paragraph" w:styleId="Title">
+  <w:style w:type="paragraph" w:styleId="19">
     <w:name w:val="Title"/>
-    <w:basedOn w:val="Normal"/>
+    <w:basedOn w:val="1"/>
     <w:qFormat/>
+    <w:uiPriority w:val="0"/>
     <w:pPr>
       <w:spacing w:before="240" w:beforeLines="0" w:beforeAutospacing="0" w:after="60" w:afterLines="0" w:afterAutospacing="0"/>
       <w:jc w:val="center"/>
@@ -7203,68 +7296,73 @@
       <w:sz w:val="32"/>
     </w:rPr>
   </w:style>
-  <w:style w:type="table" w:styleId="TableGrid">
+  <w:style w:type="table" w:styleId="21">
     <w:name w:val="Table Grid"/>
-    <w:basedOn w:val="TableNormal"/>
+    <w:basedOn w:val="20"/>
     <w:qFormat/>
+    <w:uiPriority w:val="0"/>
     <w:pPr>
       <w:widowControl w:val="0"/>
       <w:jc w:val="both"/>
     </w:pPr>
     <w:tblPr>
       <w:tblBorders>
-        <w:top w:val="single" w:sz="4" w:space="0" w:color="auto"/>
-        <w:left w:val="single" w:sz="4" w:space="0" w:color="auto"/>
-        <w:bottom w:val="single" w:sz="4" w:space="0" w:color="auto"/>
-        <w:right w:val="single" w:sz="4" w:space="0" w:color="auto"/>
-        <w:insideH w:val="single" w:sz="4" w:space="0" w:color="auto"/>
-        <w:insideV w:val="single" w:sz="4" w:space="0" w:color="auto"/>
+        <w:top w:val="single" w:color="auto" w:sz="4" w:space="0"/>
+        <w:left w:val="single" w:color="auto" w:sz="4" w:space="0"/>
+        <w:bottom w:val="single" w:color="auto" w:sz="4" w:space="0"/>
+        <w:right w:val="single" w:color="auto" w:sz="4" w:space="0"/>
+        <w:insideH w:val="single" w:color="auto" w:sz="4" w:space="0"/>
+        <w:insideV w:val="single" w:color="auto" w:sz="4" w:space="0"/>
       </w:tblBorders>
     </w:tblPr>
   </w:style>
-  <w:style w:type="character" w:styleId="Strong">
+  <w:style w:type="character" w:styleId="23">
     <w:name w:val="Strong"/>
-    <w:basedOn w:val="DefaultParagraphFont"/>
+    <w:basedOn w:val="22"/>
     <w:qFormat/>
+    <w:uiPriority w:val="0"/>
     <w:rPr>
       <w:b/>
     </w:rPr>
   </w:style>
-  <w:style w:type="paragraph" w:customStyle="1" w:styleId="a">
+  <w:style w:type="paragraph" w:customStyle="1" w:styleId="24">
     <w:name w:val="柴_公司名"/>
-    <w:basedOn w:val="Title"/>
+    <w:basedOn w:val="19"/>
     <w:qFormat/>
+    <w:uiPriority w:val="0"/>
     <w:pPr>
       <w:spacing w:after="600" w:afterLines="600"/>
     </w:pPr>
     <w:rPr>
-      <w:rFonts w:ascii="宋体" w:eastAsia="宋体" w:hAnsi="宋体" w:cs="宋体" w:hint="eastAsia"/>
+      <w:rFonts w:hint="eastAsia" w:ascii="宋体" w:hAnsi="宋体" w:eastAsia="宋体" w:cs="宋体"/>
       <w:bCs/>
       <w:spacing w:val="-6"/>
       <w:sz w:val="52"/>
       <w:szCs w:val="52"/>
     </w:rPr>
   </w:style>
-  <w:style w:type="paragraph" w:customStyle="1" w:styleId="a0">
+  <w:style w:type="paragraph" w:customStyle="1" w:styleId="25">
     <w:name w:val="柴_文档名"/>
-    <w:basedOn w:val="Title"/>
+    <w:basedOn w:val="19"/>
     <w:qFormat/>
+    <w:uiPriority w:val="0"/>
     <w:pPr>
       <w:spacing w:after="900" w:afterLines="900"/>
     </w:pPr>
     <w:rPr>
-      <w:rFonts w:ascii="黑体" w:eastAsia="黑体" w:hAnsi="黑体" w:cs="黑体"/>
+      <w:rFonts w:ascii="黑体" w:hAnsi="黑体" w:eastAsia="黑体" w:cs="黑体"/>
       <w:bCs/>
       <w:spacing w:val="-7"/>
       <w:sz w:val="52"/>
       <w:szCs w:val="52"/>
     </w:rPr>
   </w:style>
-  <w:style w:type="table" w:customStyle="1" w:styleId="TableNormal0">
+  <w:style w:type="table" w:customStyle="1" w:styleId="26">
     <w:name w:val="Table Normal_0"/>
     <w:semiHidden/>
     <w:unhideWhenUsed/>
     <w:qFormat/>
+    <w:uiPriority w:val="0"/>
     <w:tblPr>
       <w:tblCellMar>
         <w:top w:w="0" w:type="dxa"/>
@@ -7274,81 +7372,87 @@
       </w:tblCellMar>
     </w:tblPr>
   </w:style>
-  <w:style w:type="paragraph" w:customStyle="1" w:styleId="TableText">
+  <w:style w:type="paragraph" w:customStyle="1" w:styleId="27">
     <w:name w:val="Table Text"/>
-    <w:basedOn w:val="Normal"/>
+    <w:basedOn w:val="1"/>
     <w:semiHidden/>
     <w:qFormat/>
+    <w:uiPriority w:val="0"/>
     <w:rPr>
-      <w:rFonts w:ascii="宋体" w:eastAsia="宋体" w:hAnsi="宋体" w:cs="宋体"/>
+      <w:rFonts w:ascii="宋体" w:hAnsi="宋体" w:eastAsia="宋体" w:cs="宋体"/>
       <w:sz w:val="21"/>
       <w:szCs w:val="21"/>
       <w:lang w:val="en-US" w:eastAsia="en-US" w:bidi="ar-SA"/>
     </w:rPr>
   </w:style>
-  <w:style w:type="paragraph" w:customStyle="1" w:styleId="1">
+  <w:style w:type="paragraph" w:customStyle="1" w:styleId="28">
     <w:name w:val="柴_标题1"/>
-    <w:basedOn w:val="Heading1"/>
-    <w:next w:val="a1"/>
-    <w:link w:val="1Char"/>
+    <w:basedOn w:val="2"/>
+    <w:next w:val="29"/>
+    <w:link w:val="38"/>
     <w:qFormat/>
+    <w:uiPriority w:val="0"/>
     <w:pPr>
       <w:spacing w:before="100" w:after="90" w:line="360" w:lineRule="auto"/>
     </w:pPr>
     <w:rPr>
-      <w:rFonts w:ascii="Arial" w:eastAsia="宋体" w:hAnsi="Arial"/>
+      <w:rFonts w:ascii="Arial" w:hAnsi="Arial" w:eastAsia="宋体"/>
       <w:sz w:val="32"/>
     </w:rPr>
   </w:style>
-  <w:style w:type="paragraph" w:customStyle="1" w:styleId="a1">
+  <w:style w:type="paragraph" w:customStyle="1" w:styleId="29">
     <w:name w:val="柴_正文"/>
-    <w:basedOn w:val="BodyText"/>
-    <w:link w:val="Char"/>
+    <w:basedOn w:val="12"/>
+    <w:link w:val="42"/>
     <w:qFormat/>
+    <w:uiPriority w:val="0"/>
     <w:pPr>
       <w:spacing w:line="360" w:lineRule="auto"/>
       <w:ind w:firstLine="470" w:firstLineChars="200"/>
     </w:pPr>
     <w:rPr>
-      <w:rFonts w:ascii="Arial" w:eastAsia="宋体" w:hAnsi="Arial"/>
+      <w:rFonts w:ascii="Arial" w:hAnsi="Arial" w:eastAsia="宋体"/>
       <w:sz w:val="24"/>
       <w:lang w:eastAsia="zh-CN"/>
     </w:rPr>
   </w:style>
-  <w:style w:type="paragraph" w:customStyle="1" w:styleId="2">
+  <w:style w:type="paragraph" w:customStyle="1" w:styleId="30">
     <w:name w:val="柴_标题2"/>
-    <w:basedOn w:val="Heading2"/>
-    <w:next w:val="a1"/>
+    <w:basedOn w:val="3"/>
+    <w:next w:val="29"/>
     <w:qFormat/>
+    <w:uiPriority w:val="0"/>
     <w:pPr>
       <w:spacing w:line="360" w:lineRule="auto"/>
     </w:pPr>
     <w:rPr>
-      <w:rFonts w:ascii="Arial" w:eastAsia="宋体" w:hAnsi="Arial"/>
+      <w:rFonts w:ascii="Arial" w:hAnsi="Arial" w:eastAsia="宋体"/>
       <w:sz w:val="28"/>
     </w:rPr>
   </w:style>
-  <w:style w:type="paragraph" w:customStyle="1" w:styleId="3">
+  <w:style w:type="paragraph" w:customStyle="1" w:styleId="31">
     <w:name w:val="柴_标题3"/>
-    <w:basedOn w:val="Heading3"/>
-    <w:next w:val="a1"/>
+    <w:basedOn w:val="4"/>
+    <w:next w:val="29"/>
     <w:qFormat/>
+    <w:uiPriority w:val="0"/>
     <w:pPr>
       <w:spacing w:line="360" w:lineRule="auto"/>
       <w:ind w:left="0" w:firstLine="472" w:firstLineChars="200"/>
     </w:pPr>
     <w:rPr>
-      <w:rFonts w:ascii="宋体" w:eastAsia="宋体" w:hAnsi="宋体" w:cs="宋体"/>
+      <w:rFonts w:ascii="宋体" w:hAnsi="宋体" w:eastAsia="宋体" w:cs="宋体"/>
       <w:spacing w:val="-2"/>
       <w:sz w:val="24"/>
       <w:szCs w:val="24"/>
     </w:rPr>
   </w:style>
-  <w:style w:type="paragraph" w:customStyle="1" w:styleId="a2">
+  <w:style w:type="paragraph" w:customStyle="1" w:styleId="32">
     <w:name w:val="柴_目录"/>
-    <w:basedOn w:val="Normal"/>
-    <w:next w:val="BodyText"/>
+    <w:basedOn w:val="1"/>
+    <w:next w:val="12"/>
     <w:qFormat/>
+    <w:uiPriority w:val="0"/>
     <w:pPr>
       <w:tabs>
         <w:tab w:val="right" w:leader="dot" w:pos="8442"/>
@@ -7356,59 +7460,64 @@
       <w:ind w:left="0" w:leftChars="0"/>
     </w:pPr>
     <w:rPr>
-      <w:rFonts w:ascii="Arial" w:eastAsia="Microsoft JhengHei" w:hAnsi="Arial"/>
+      <w:rFonts w:ascii="Arial" w:hAnsi="Arial" w:eastAsia="Microsoft JhengHei"/>
       <w:sz w:val="24"/>
     </w:rPr>
   </w:style>
-  <w:style w:type="paragraph" w:customStyle="1" w:styleId="WPSOffice1">
+  <w:style w:type="paragraph" w:customStyle="1" w:styleId="33">
     <w:name w:val="WPSOffice手动目录 1"/>
     <w:qFormat/>
+    <w:uiPriority w:val="0"/>
     <w:pPr>
       <w:ind w:leftChars="0"/>
     </w:pPr>
     <w:rPr>
-      <w:rFonts w:ascii="Times New Roman" w:eastAsia="宋体" w:hAnsi="Times New Roman" w:cs="Times New Roman"/>
+      <w:rFonts w:ascii="Times New Roman" w:hAnsi="Times New Roman" w:eastAsia="宋体" w:cs="Times New Roman"/>
       <w:sz w:val="20"/>
       <w:szCs w:val="20"/>
     </w:rPr>
   </w:style>
-  <w:style w:type="paragraph" w:customStyle="1" w:styleId="WPSOffice2">
+  <w:style w:type="paragraph" w:customStyle="1" w:styleId="34">
     <w:name w:val="WPSOffice手动目录 2"/>
     <w:qFormat/>
+    <w:uiPriority w:val="0"/>
     <w:pPr>
       <w:ind w:leftChars="200"/>
     </w:pPr>
     <w:rPr>
-      <w:rFonts w:ascii="Times New Roman" w:eastAsia="宋体" w:hAnsi="Times New Roman" w:cs="Times New Roman"/>
+      <w:rFonts w:ascii="Times New Roman" w:hAnsi="Times New Roman" w:eastAsia="宋体" w:cs="Times New Roman"/>
       <w:sz w:val="20"/>
       <w:szCs w:val="20"/>
     </w:rPr>
   </w:style>
-  <w:style w:type="paragraph" w:customStyle="1" w:styleId="WPSOffice3">
+  <w:style w:type="paragraph" w:customStyle="1" w:styleId="35">
     <w:name w:val="WPSOffice手动目录 3"/>
     <w:qFormat/>
+    <w:uiPriority w:val="0"/>
     <w:pPr>
       <w:ind w:leftChars="400"/>
     </w:pPr>
     <w:rPr>
-      <w:rFonts w:ascii="Times New Roman" w:eastAsia="宋体" w:hAnsi="Times New Roman" w:cs="Times New Roman"/>
+      <w:rFonts w:ascii="Times New Roman" w:hAnsi="Times New Roman" w:eastAsia="宋体" w:cs="Times New Roman"/>
       <w:sz w:val="20"/>
       <w:szCs w:val="20"/>
     </w:rPr>
   </w:style>
-  <w:style w:type="paragraph" w:customStyle="1" w:styleId="Compact">
+  <w:style w:type="paragraph" w:customStyle="1" w:styleId="36">
     <w:name w:val="Compact"/>
-    <w:basedOn w:val="BodyText"/>
+    <w:basedOn w:val="12"/>
     <w:qFormat/>
+    <w:uiPriority w:val="0"/>
     <w:pPr>
       <w:spacing w:before="36" w:after="36"/>
     </w:pPr>
   </w:style>
-  <w:style w:type="table" w:customStyle="1" w:styleId="Table">
+  <w:style w:type="table" w:customStyle="1" w:styleId="37">
     <w:name w:val="Table"/>
     <w:semiHidden/>
     <w:unhideWhenUsed/>
     <w:qFormat/>
+    <w:uiPriority w:val="0"/>
     <w:tblPr>
       <w:tblCellMar>
         <w:top w:w="0" w:type="dxa"/>
@@ -7420,26 +7529,28 @@
     <w:tblStylePr w:type="firstRow">
       <w:tcPr>
         <w:tcBorders>
-          <w:bottom w:val="single" w:sz="0" w:space="0" w:color="auto"/>
+          <w:bottom w:val="single" w:color="auto" w:sz="0" w:space="0"/>
         </w:tcBorders>
         <w:vAlign w:val="bottom"/>
       </w:tcPr>
     </w:tblStylePr>
   </w:style>
-  <w:style w:type="character" w:customStyle="1" w:styleId="1Char">
+  <w:style w:type="character" w:customStyle="1" w:styleId="38">
     <w:name w:val="柴_标题1 Char"/>
-    <w:link w:val="1"/>
+    <w:link w:val="28"/>
     <w:qFormat/>
+    <w:uiPriority w:val="0"/>
     <w:rPr>
-      <w:rFonts w:ascii="Arial" w:eastAsia="宋体" w:hAnsi="Arial"/>
+      <w:rFonts w:ascii="Arial" w:hAnsi="Arial" w:eastAsia="宋体"/>
       <w:sz w:val="32"/>
     </w:rPr>
   </w:style>
-  <w:style w:type="table" w:customStyle="1" w:styleId="TableNormal1">
+  <w:style w:type="table" w:customStyle="1" w:styleId="39">
     <w:name w:val="Table Normal_1"/>
     <w:semiHidden/>
     <w:unhideWhenUsed/>
     <w:qFormat/>
+    <w:uiPriority w:val="0"/>
     <w:tblPr>
       <w:tblCellMar>
         <w:top w:w="0" w:type="dxa"/>
@@ -7449,10 +7560,11 @@
       </w:tblCellMar>
     </w:tblPr>
   </w:style>
-  <w:style w:type="paragraph" w:customStyle="1" w:styleId="a3">
+  <w:style w:type="paragraph" w:customStyle="1" w:styleId="40">
     <w:name w:val="柴_正文_无缩进"/>
-    <w:basedOn w:val="Normal"/>
+    <w:basedOn w:val="1"/>
     <w:qFormat/>
+    <w:uiPriority w:val="0"/>
     <w:pPr>
       <w:ind w:firstLine="0" w:firstLineChars="0"/>
     </w:pPr>
@@ -7462,29 +7574,31 @@
       <w:lang w:eastAsia="zh-CN"/>
     </w:rPr>
   </w:style>
-  <w:style w:type="paragraph" w:customStyle="1" w:styleId="4">
+  <w:style w:type="paragraph" w:customStyle="1" w:styleId="41">
     <w:name w:val="柴_标题4"/>
-    <w:basedOn w:val="Heading4"/>
-    <w:next w:val="Normal"/>
+    <w:basedOn w:val="5"/>
+    <w:next w:val="1"/>
     <w:qFormat/>
+    <w:uiPriority w:val="0"/>
     <w:pPr>
       <w:widowControl w:val="0"/>
       <w:spacing w:before="160" w:line="360" w:lineRule="auto"/>
-      <w:ind w:left="981" w:hanging="862" w:leftChars="300"/>
+      <w:ind w:left="981" w:leftChars="300" w:hanging="862"/>
     </w:pPr>
     <w:rPr>
-      <w:rFonts w:ascii="Calibri" w:eastAsia="宋体" w:hAnsi="Calibri" w:cs="宋体" w:hint="eastAsia"/>
+      <w:rFonts w:hint="eastAsia" w:ascii="Calibri" w:hAnsi="Calibri" w:eastAsia="宋体" w:cs="宋体"/>
       <w:sz w:val="24"/>
       <w:szCs w:val="24"/>
       <w:lang w:eastAsia="zh-CN" w:bidi="zh-CN"/>
     </w:rPr>
   </w:style>
-  <w:style w:type="character" w:customStyle="1" w:styleId="Char">
+  <w:style w:type="character" w:customStyle="1" w:styleId="42">
     <w:name w:val="柴_正文 Char"/>
-    <w:link w:val="a1"/>
+    <w:link w:val="29"/>
     <w:qFormat/>
+    <w:uiPriority w:val="0"/>
     <w:rPr>
-      <w:rFonts w:ascii="Arial" w:eastAsia="宋体" w:hAnsi="Arial"/>
+      <w:rFonts w:ascii="Arial" w:hAnsi="Arial" w:eastAsia="宋体"/>
       <w:sz w:val="24"/>
       <w:lang w:eastAsia="zh-CN"/>
     </w:rPr>
